--- a/revision-adc/manuscrito-review-of-education.docx
+++ b/revision-adc/manuscrito-review-of-education.docx
@@ -21,7 +21,7 @@
     <w:p>
       <w:pPr/>
       <w:r>
-        <w:t xml:space="preserve">Critical digital literacy (CDL) asks learners to read digital technologies as sites of power and not only as tools. This scoping review maps how research on CDL in formal education developed between 2016 and 2026. Following PRISMA-ScR, I searched Scopus for journal articles and reviews in English and Spanish and screened 469 records in two independent passes, one based on titles and one on abstracts and author keywords, resolving disagreements with an explicit decision rule (κ = 0.51). The 135 included studies were charted by language, country, educational level, design, theoretical tradition and object of critique. Output grew by an estimated 21% a year between 2016 and 2025 (95% CI 11–31%), and 52 studies appeared in 2026 alone. The object of critique shifted: artificial intelligence, mostly generative, was absent before 2020 and appears in 43% of the studies published in 2024–2026; work on algorithms, data and platforms rose from 6% to 32%, while attention to social media held steady. Media literacy and multiliteracies, the dominant frames of the early years, lost ground. Research is concentrated in higher education (41%) and teacher education (29%), and early childhood and primary education account for 7%. Qualitative and conceptual designs predominate, and only 26 studies describe an intervention. Studies written in Spanish rose to 21% of the most recent period. The field responds quickly to each new technology but has yet to reach young children, to show what learners gain, or to settle on a conceptual core that outlasts any single platform.</w:t>
+        <w:t xml:space="preserve">Critical digital literacy (CDL) asks learners to read digital technologies as sites of power and not only as tools. This scoping review maps research on CDL in formal education published in English and Spanish between 2016 and 2026. Following PRISMA-ScR, I screened 469 Scopus records in two independent passes, one based on titles and one on abstracts and author keywords, and resolved disagreements with an explicit decision rule (κ = 0.51). A second reviewer read the abstracts of 169 records, including every disagreement, and confirmed all decisions. The 135 included studies were charted on six variables. Output grew by an estimated 21% a year between 2016 and 2025 (95% CI 11–31%), and 52 studies appeared in 2026 alone. The object of critique shifted: artificial intelligence, mostly generative, was absent before 2020 and appears in 43% of the studies published in 2024–2026; work on algorithms, data and platforms rose from 6% to 32%, while attention to social media held steady. Media literacy and multiliteracies, the dominant frames of the early years, lost ground. Research is concentrated in higher education (41%) and teacher education (29%), and early childhood and primary education account for 7%. Qualitative and conceptual designs predominate, and only 26 studies describe an intervention. Studies written in Spanish rose to 21% of the most recent period. The field responds quickly to each new technology but has yet to reach young children, to show what learners gain, or to settle on a conceptual core that outlasts any single platform.</w:t>
       </w:r>
     </w:p>
     <w:p>
@@ -1107,6 +1107,18 @@
       </w:r>
     </w:p>
     <w:p>
+      <w:pPr/>
+      <w:r>
+        <w:rPr>
+          <w:b/>
+        </w:rPr>
+        <w:t xml:space="preserve">Verification by a second reviewer.</w:t>
+      </w:r>
+      <w:r>
+        <w:t xml:space="preserve"> A second reviewer read the abstracts of all 94 disputed records and of a random sample of 75 of the 375 records on which the two passes agreed (20%), 169 records in all, and checked each final decision against the criteria in Table 1. The second reviewer agreed with all 169 decisions, and none was changed.</w:t>
+      </w:r>
+    </w:p>
+    <w:p>
       <w:pPr>
         <w:pStyle w:val="Heading3"/>
       </w:pPr>
@@ -1169,7 +1181,7 @@
       <w:r>
         <w:drawing>
           <wp:inline distT="0" distB="0" distL="0" distR="0">
-            <wp:extent cx="5486400" cy="3951514"/>
+            <wp:extent cx="5486400" cy="4588328"/>
             <wp:docPr id="1" name="image1" descr="Figure 1 · adapted from the PRISMA 2020 flow diagram (Page et al., 2021) · Scopus, 27 October 2026"/>
             <a:graphic xmlns:a="http://schemas.openxmlformats.org/drawingml/2006/main">
               <a:graphicData uri="http://schemas.openxmlformats.org/drawingml/2006/picture">
@@ -1187,7 +1199,7 @@
                   <pic:spPr>
                     <a:xfrm>
                       <a:off x="0" y="0"/>
-                      <a:ext cx="5486400" cy="3951514"/>
+                      <a:ext cx="5486400" cy="4588328"/>
                     </a:xfrm>
                     <a:prstGeom prst="rect">
                       <a:avLst/>
@@ -1237,7 +1249,7 @@
     <w:p>
       <w:pPr/>
       <w:r>
-        <w:t xml:space="preserve">The search returned 469 records and no duplicates. After the two screening passes and adjudication, 135 studies were included (Figure 1). Most exclusions (320) were studies in which </w:t>
+        <w:t xml:space="preserve">The search returned 469 records and no duplicates. After the two screening passes, adjudication and the check by a second reviewer, 135 studies were included (Figure 1). Most exclusions (320) were studies in which </w:t>
       </w:r>
       <w:r>
         <w:rPr>
@@ -5728,7 +5740,7 @@
     <w:p>
       <w:pPr/>
       <w:r>
-        <w:t xml:space="preserve">The two screening passes agreed only moderately. Had the review relied on titles alone, it would have missed 50 of the 135 included studies and kept 44 that the abstract evidence did not support. Many studies in this field name CDL only in their abstract or keywords, and many titles that sound critical describe something else. Reviews of CDL, and probably of other critical literacies, should not screen on titles alone. When abstracts cannot be read, field-level searches inside them, as used here, offer a reproducible second pass.</w:t>
+        <w:t xml:space="preserve">The two screening passes agreed only moderately. Had the review relied on titles alone, it would have missed 50 of the 135 included studies and kept 44 that the abstract evidence did not support. Many studies in this field name CDL only in their abstract or keywords, and many titles that sound critical describe something else. The second reviewer, reading the abstracts, confirmed every decision that the rule had taken on the disputed records. Reviews of CDL, and probably of other critical literacies, should not screen on titles alone. When abstracts cannot be read in full, field-level searches inside them, as used here, offer a reproducible second pass.</w:t>
       </w:r>
     </w:p>
     <w:p>
@@ -5757,10 +5769,10 @@
         <w:rPr>
           <w:b/>
         </w:rPr>
-        <w:t xml:space="preserve">No reading of abstracts or full texts.</w:t>
-      </w:r>
-      <w:r>
-        <w:t xml:space="preserve"> The Scopus access available did not return the text of abstracts. Selection and charting therefore rest on titles and on whether given terms occur in abstracts and keywords. A study can mention a term without treating it, and the presence of a term says nothing about how well a study was done. For the same reason, the synthesis describes what studies set out to do and not what they found.</w:t>
+        <w:t xml:space="preserve">No appraisal of full texts.</w:t>
+      </w:r>
+      <w:r>
+        <w:t xml:space="preserve"> The Scopus access available did not return the text of abstracts, so both screening passes and the charting rest on titles and on term searches in abstracts and keywords. A second reviewer read the abstracts of 169 records, but full texts were not appraised. Codes therefore show that a term appears, not how a study treats it, and the synthesis describes what studies set out to do rather than what they found.</w:t>
       </w:r>
     </w:p>
     <w:p>
@@ -5778,7 +5790,7 @@
         <w:t xml:space="preserve">Screening.</w:t>
       </w:r>
       <w:r>
-        <w:t xml:space="preserve"> Pass 1 was carried out by a single reviewer assisted by a large language model, and pass 2 by a rule. There was no second human screener. The adjudication rule was set after the disagreements had been inspected, though before any was decided, and it was not registered in advance.</w:t>
+        <w:t xml:space="preserve"> Pass 1 was carried out by one reviewer assisted by a large language model and pass 2 by a rule. The adjudication rule was set after the disagreements had been inspected, though before any was decided, and it was not registered in advance. The second reviewer checked every disagreement but only a 20% sample of the agreed records, so errors among the other 300 agreed records cannot be ruled out.</w:t>
       </w:r>
     </w:p>
     <w:p>

--- a/revision-adc/manuscrito-review-of-education.docx
+++ b/revision-adc/manuscrito-review-of-education.docx
@@ -3199,7 +3199,7 @@
     <w:p>
       <w:pPr/>
       <w:r>
-        <w:t xml:space="preserve">Two traditions gained ground without reaching significance. Freirean critical pedagogy rose from one study to 14.6% of the last period. It appears in proposals for a pedagogy of the "digitally oppressed" (Farag et al., 2022), in calls for an emancipatory critical digital pedagogy in universities (Gutiérrez-Ujaque, 2024) and in work on critical digital teaching competence for future primary teachers (Castañeda &amp; [second author], 2023). Race, gender and decolonial perspectives appear across the whole period and cluster in recent work on AI. Examples include the critical race algorithmic literacies that Black students used to resist AI-mediated racism at school (Tanksley, 2024), a survey of U.S. adolescents' critical race digital literacy skills (McGee et al., 2026), language decolonisation among Arab bilingual learners writing with AI (Alhabbash et al., 2026) and the gendered self-surveillance of adolescents on platforms (Regueira et al., 2026).</w:t>
+        <w:t xml:space="preserve">Two traditions gained ground without reaching significance. Freirean critical pedagogy rose from one study to 14.6% of the last period. It appears in proposals for a pedagogy of the "digitally oppressed" (Farag et al., 2022), in calls for an emancipatory critical digital pedagogy in universities (Gutiérrez-Ujaque, 2024) and in work on critical digital teaching competence for future primary teachers (Castañeda &amp; Villar-Onrubia, 2023). Race, gender and decolonial perspectives appear across the whole period and cluster in recent work on AI. Examples include the critical race algorithmic literacies that Black students used to resist AI-mediated racism at school (Tanksley, 2024), a survey of U.S. adolescents' critical race digital literacy skills (McGee et al., 2026), language decolonisation among Arab bilingual learners writing with AI (Alhabbash et al., 2026) and the gendered self-surveillance of adolescents on platforms (Regueira et al., 2026).</w:t>
       </w:r>
     </w:p>
     <w:p>
@@ -3327,7 +3327,7 @@
     <w:p>
       <w:pPr/>
       <w:r>
-        <w:t xml:space="preserve">Studies of social media analyse political memes with middle school students (Elmore &amp; [second author], 2019), use social media as a site for multimodal critical digital literacy in higher education (Talib, 2018), or follow how adolescents negotiate privacy on Instagram (González-Villa &amp; [second author], 2026). Work on platforms and data includes critical data literacy for academic development (Atenas et al., 2023), the experiences of primary school pupils in platformised schools (Moreno-González et al., 2026), algorithm-aware writing pedagogies in English for academic purposes (Wang &amp; [second author], 2026), and CDL as a response to neofascism among young people in the platform era (Herrera Urízar, 2026). Research on AI is the most recent strand, and it includes the most cited study in the corpus, which argues that second language writing mediated by generative AI needs critical digital literacies (Darvin, 2025). Others examine ideological bias in chatbot interactions (Van Poucke, 2024), visual bias in AI-generated images (Weninger &amp; [second author], 2026) and bias in AI-supported lesson planning (Zagami, 2026), or propose frameworks and scales for critical AI literacy (Bozkurt et al., 2026; Stewart &amp; [second author], 2025). More than a third of the studies on AI come from language education and academic writing.</w:t>
+        <w:t xml:space="preserve">Studies of social media analyse political memes with middle school students (Elmore &amp; Coleman, 2019), use social media as a site for multimodal critical digital literacy in higher education (Talib, 2018), or follow how adolescents negotiate privacy on Instagram (González-Villa &amp; Gewerc, 2026). Work on platforms and data includes critical data literacy for academic development (Atenas et al., 2023), the experiences of primary school pupils in platformised schools (Moreno-González et al., 2026), algorithm-aware writing pedagogies in English for academic purposes (Wang &amp; Xu, 2026), and CDL as a response to neofascism among young people in the platform era (Herrera Urízar, 2026). Research on AI is the most recent strand, and it includes the most cited study in the corpus, which argues that second language writing mediated by generative AI needs critical digital literacies (Darvin, 2025). Others examine ideological bias in chatbot interactions (Van Poucke, 2024), visual bias in AI-generated images (Weninger &amp; Xu, 2026) and bias in AI-supported lesson planning (Zagami, 2026), or propose frameworks and scales for critical AI literacy (Bozkurt et al., 2026; Stewart &amp; Rodgers, 2025). More than a third of the studies on AI come from language education and academic writing.</w:t>
       </w:r>
     </w:p>
     <w:p>
@@ -4771,7 +4771,7 @@
           <w:p>
             <w:pPr/>
             <w:r>
-              <w:t xml:space="preserve">Political memes in middle school (Elmore &amp; [second author], 2019); diversity in airline safety videos (Ho &amp; [second author], 2025); ideological bias in chatbot answers (Van Poucke, 2024); visual bias in AI images (Weninger &amp; [second author], 2026)</w:t>
+              <w:t xml:space="preserve">Political memes in middle school (Elmore &amp; Coleman, 2019); diversity in airline safety videos (Ho &amp; Hafner, 2025); ideological bias in chatbot answers (Van Poucke, 2024); visual bias in AI images (Weninger &amp; Xu, 2026)</w:t>
             </w:r>
           </w:p>
         </w:tc>
@@ -4806,7 +4806,7 @@
           <w:p>
             <w:pPr/>
             <w:r>
-              <w:t xml:space="preserve">Video production in elementary teacher education (Watt, 2019); digital storytelling on District Six (Noble &amp; [second author], 2022); bilingual Vine making (de los Ríos, 2018); a poster campaign on cyberbullying (Damaskinidis et al., 2026)</w:t>
+              <w:t xml:space="preserve">Video production in elementary teacher education (Watt, 2019); digital storytelling on District Six (Noble &amp; Gachago, 2022); bilingual Vine making (de los Ríos, 2018); a poster campaign on cyberbullying (Damaskinidis et al., 2026)</w:t>
             </w:r>
           </w:p>
         </w:tc>
@@ -4841,7 +4841,7 @@
           <w:p>
             <w:pPr/>
             <w:r>
-              <w:t xml:space="preserve">Hauck (2019); ELT teacher education (Bilki et al., 2023); multimodal representation (Satar et al., 2023); a COIL project with pre-service teachers (Ketzer-Nöltge &amp; [second author], 2022)</w:t>
+              <w:t xml:space="preserve">Hauck (2019); ELT teacher education (Bilki et al., 2023); multimodal representation (Satar et al., 2023); a COIL project with pre-service teachers (Ketzer-Nöltge &amp; Markovic, 2022)</w:t>
             </w:r>
           </w:p>
         </w:tc>
@@ -4876,7 +4876,7 @@
           <w:p>
             <w:pPr/>
             <w:r>
-              <w:t xml:space="preserve">Co-design around an indie video game (Torras et al., 2026); conspiracy theories in English classes (Gerlach et al., 2025); reflection notebooks on misinformation (Spracklin &amp; [second author], 2025); service learning with preschool teachers (Lo et al., 2024)</w:t>
+              <w:t xml:space="preserve">Co-design around an indie video game (Jiménez Torras et al., 2026); conspiracy theories in English classes (Gerlach et al., 2025); reflection notebooks on misinformation (Spracklin &amp; Espina, 2025); service learning with preschool teachers (Lo et al., 2024)</w:t>
             </w:r>
           </w:p>
         </w:tc>
@@ -4911,7 +4911,7 @@
           <w:p>
             <w:pPr/>
             <w:r>
-              <w:t xml:space="preserve">Civic interrogation in a ninth-grade ethnic studies course (Kwon &amp; [second author], 2019); student activism after the Parkland shooting (Abowitz &amp; [second author], 2020); university digital activism in Peru (Fernández, 2026); Black students resisting AI-mediated racism (Tanksley, 2024)</w:t>
+              <w:t xml:space="preserve">Civic interrogation in a ninth-grade ethnic studies course (Kwon &amp; de los Ríos, 2019); student activism after the Parkland shooting (Abowitz &amp; Mamlok, 2020); university digital activism in Peru (Fernández, 2026); Black students resisting AI-mediated racism (Tanksley, 2024)</w:t>
             </w:r>
           </w:p>
         </w:tc>
@@ -4926,7 +4926,7 @@
     <w:p>
       <w:pPr/>
       <w:r>
-        <w:t xml:space="preserve">Teachers are the focus of 39 studies (28.9%), many of them in initial teacher education. Some ask how teachers understand CDL and how it shows in their practice (Gouseti et al., 2024) or measure the skills and attitudes of future teachers (Castellví et al., 2020; Santisteban et al., 2020). Others study how teacher educators build CDL into their own work, through inquiry groups (Lohnes Watulak, 2016), scalar analyses of teacher education programmes (Stewart et al., 2021) or collaborative autoethnography (Kim et al., 2026). Since 2025 a new strand asks what generative AI means for teacher preparation, from novice teachers planning lessons with ChatGPT (Javahery et al., 2025) to bias in AI-supported differentiation (Zagami, 2026). Several studies question how CDL fits within the use-centred digital competence frameworks that organise teacher education (Castañeda &amp; [second author], 2023; Salazar-Jiménez et al., 2026), and some propose frameworks of their own, for instance for second-language teacher education in the Global South (Mahapatra &amp; [second author], 2025).</w:t>
+        <w:t xml:space="preserve">Teachers are the focus of 39 studies (28.9%), many of them in initial teacher education. Some ask how teachers understand CDL and how it shows in their practice (Gouseti et al., 2024) or measure the skills and attitudes of future teachers (Castellví et al., 2020; Santisteban et al., 2020). Others study how teacher educators build CDL into their own work, through inquiry groups (Lohnes Watulak, 2016), scalar analyses of teacher education programmes (Stewart et al., 2021) or collaborative autoethnography (Kim et al., 2026). Since 2025 a new strand asks what generative AI means for teacher preparation, from novice teachers planning lessons with ChatGPT (Javahery et al., 2025) to bias in AI-supported differentiation (Zagami, 2026). Several studies question how CDL fits within the use-centred digital competence frameworks that organise teacher education (Castañeda &amp; Villar-Onrubia, 2023; Salazar-Jiménez et al., 2026), and some propose frameworks of their own, for instance for second-language teacher education in the Global South (Mahapatra &amp; Koltovskaia, 2025).</w:t>
       </w:r>
     </w:p>
     <w:p>
@@ -4955,11 +4955,11 @@
         <w:tblLook w:val="04A0" w:firstRow="1" w:lastRow="0" w:firstColumn="0" w:lastColumn="0" w:noHBand="0" w:noVBand="1"/>
       </w:tblPr>
       <w:tblGrid>
-        <w:gridCol w:w="1566"/>
-        <w:gridCol w:w="1637"/>
+        <w:gridCol w:w="1539"/>
+        <w:gridCol w:w="1644"/>
         <w:gridCol w:w="1186"/>
         <w:gridCol w:w="1107"/>
-        <w:gridCol w:w="3864"/>
+        <w:gridCol w:w="3884"/>
       </w:tblGrid>
       <w:tr>
         <w:trPr>
@@ -4967,7 +4967,7 @@
         </w:trPr>
         <w:tc>
           <w:tcPr>
-            <w:tcW w:w="1566" w:type="dxa"/>
+            <w:tcW w:w="1539" w:type="dxa"/>
             <w:shd w:val="clear" w:color="auto" w:fill="F2F2F2"/>
           </w:tcPr>
           <w:p>
@@ -4979,7 +4979,7 @@
         </w:tc>
         <w:tc>
           <w:tcPr>
-            <w:tcW w:w="1637" w:type="dxa"/>
+            <w:tcW w:w="1644" w:type="dxa"/>
             <w:shd w:val="clear" w:color="auto" w:fill="F2F2F2"/>
           </w:tcPr>
           <w:p>
@@ -5015,7 +5015,7 @@
         </w:tc>
         <w:tc>
           <w:tcPr>
-            <w:tcW w:w="3864" w:type="dxa"/>
+            <w:tcW w:w="3884" w:type="dxa"/>
             <w:shd w:val="clear" w:color="auto" w:fill="F2F2F2"/>
           </w:tcPr>
           <w:p>
@@ -5029,7 +5029,7 @@
       <w:tr>
         <w:tc>
           <w:tcPr>
-            <w:tcW w:w="1566" w:type="dxa"/>
+            <w:tcW w:w="1539" w:type="dxa"/>
           </w:tcPr>
           <w:p>
             <w:pPr/>
@@ -5040,7 +5040,7 @@
         </w:tc>
         <w:tc>
           <w:tcPr>
-            <w:tcW w:w="1637" w:type="dxa"/>
+            <w:tcW w:w="1644" w:type="dxa"/>
           </w:tcPr>
           <w:p>
             <w:pPr/>
@@ -5076,7 +5076,7 @@
         </w:tc>
         <w:tc>
           <w:tcPr>
-            <w:tcW w:w="3864" w:type="dxa"/>
+            <w:tcW w:w="3884" w:type="dxa"/>
           </w:tcPr>
           <w:p>
             <w:pPr/>
@@ -5089,7 +5089,7 @@
       <w:tr>
         <w:tc>
           <w:tcPr>
-            <w:tcW w:w="1566" w:type="dxa"/>
+            <w:tcW w:w="1539" w:type="dxa"/>
           </w:tcPr>
           <w:p>
             <w:pPr/>
@@ -5100,7 +5100,7 @@
         </w:tc>
         <w:tc>
           <w:tcPr>
-            <w:tcW w:w="1637" w:type="dxa"/>
+            <w:tcW w:w="1644" w:type="dxa"/>
           </w:tcPr>
           <w:p>
             <w:pPr/>
@@ -5136,7 +5136,7 @@
         </w:tc>
         <w:tc>
           <w:tcPr>
-            <w:tcW w:w="3864" w:type="dxa"/>
+            <w:tcW w:w="3884" w:type="dxa"/>
           </w:tcPr>
           <w:p>
             <w:pPr/>
@@ -5149,7 +5149,7 @@
       <w:tr>
         <w:tc>
           <w:tcPr>
-            <w:tcW w:w="1566" w:type="dxa"/>
+            <w:tcW w:w="1539" w:type="dxa"/>
           </w:tcPr>
           <w:p>
             <w:pPr/>
@@ -5160,7 +5160,7 @@
         </w:tc>
         <w:tc>
           <w:tcPr>
-            <w:tcW w:w="1637" w:type="dxa"/>
+            <w:tcW w:w="1644" w:type="dxa"/>
           </w:tcPr>
           <w:p>
             <w:pPr/>
@@ -5196,7 +5196,7 @@
         </w:tc>
         <w:tc>
           <w:tcPr>
-            <w:tcW w:w="3864" w:type="dxa"/>
+            <w:tcW w:w="3884" w:type="dxa"/>
           </w:tcPr>
           <w:p>
             <w:pPr/>
@@ -5209,7 +5209,7 @@
       <w:tr>
         <w:tc>
           <w:tcPr>
-            <w:tcW w:w="1566" w:type="dxa"/>
+            <w:tcW w:w="1539" w:type="dxa"/>
           </w:tcPr>
           <w:p>
             <w:pPr/>
@@ -5220,7 +5220,7 @@
         </w:tc>
         <w:tc>
           <w:tcPr>
-            <w:tcW w:w="1637" w:type="dxa"/>
+            <w:tcW w:w="1644" w:type="dxa"/>
           </w:tcPr>
           <w:p>
             <w:pPr/>
@@ -5256,7 +5256,7 @@
         </w:tc>
         <w:tc>
           <w:tcPr>
-            <w:tcW w:w="3864" w:type="dxa"/>
+            <w:tcW w:w="3884" w:type="dxa"/>
           </w:tcPr>
           <w:p>
             <w:pPr/>
@@ -5269,7 +5269,7 @@
       <w:tr>
         <w:tc>
           <w:tcPr>
-            <w:tcW w:w="1566" w:type="dxa"/>
+            <w:tcW w:w="1539" w:type="dxa"/>
           </w:tcPr>
           <w:p>
             <w:pPr/>
@@ -5280,7 +5280,7 @@
         </w:tc>
         <w:tc>
           <w:tcPr>
-            <w:tcW w:w="1637" w:type="dxa"/>
+            <w:tcW w:w="1644" w:type="dxa"/>
           </w:tcPr>
           <w:p>
             <w:pPr/>
@@ -5316,7 +5316,7 @@
         </w:tc>
         <w:tc>
           <w:tcPr>
-            <w:tcW w:w="3864" w:type="dxa"/>
+            <w:tcW w:w="3884" w:type="dxa"/>
           </w:tcPr>
           <w:p>
             <w:pPr/>
@@ -5329,7 +5329,7 @@
       <w:tr>
         <w:tc>
           <w:tcPr>
-            <w:tcW w:w="1566" w:type="dxa"/>
+            <w:tcW w:w="1539" w:type="dxa"/>
           </w:tcPr>
           <w:p>
             <w:pPr/>
@@ -5340,7 +5340,7 @@
         </w:tc>
         <w:tc>
           <w:tcPr>
-            <w:tcW w:w="1637" w:type="dxa"/>
+            <w:tcW w:w="1644" w:type="dxa"/>
           </w:tcPr>
           <w:p>
             <w:pPr/>
@@ -5376,7 +5376,7 @@
         </w:tc>
         <w:tc>
           <w:tcPr>
-            <w:tcW w:w="3864" w:type="dxa"/>
+            <w:tcW w:w="3884" w:type="dxa"/>
           </w:tcPr>
           <w:p>
             <w:pPr/>
@@ -5389,7 +5389,7 @@
       <w:tr>
         <w:tc>
           <w:tcPr>
-            <w:tcW w:w="1566" w:type="dxa"/>
+            <w:tcW w:w="1539" w:type="dxa"/>
           </w:tcPr>
           <w:p>
             <w:pPr/>
@@ -5400,7 +5400,7 @@
         </w:tc>
         <w:tc>
           <w:tcPr>
-            <w:tcW w:w="1637" w:type="dxa"/>
+            <w:tcW w:w="1644" w:type="dxa"/>
           </w:tcPr>
           <w:p>
             <w:pPr/>
@@ -5436,7 +5436,7 @@
         </w:tc>
         <w:tc>
           <w:tcPr>
-            <w:tcW w:w="3864" w:type="dxa"/>
+            <w:tcW w:w="3884" w:type="dxa"/>
           </w:tcPr>
           <w:p>
             <w:pPr/>
@@ -5449,7 +5449,7 @@
       <w:tr>
         <w:tc>
           <w:tcPr>
-            <w:tcW w:w="1566" w:type="dxa"/>
+            <w:tcW w:w="1539" w:type="dxa"/>
           </w:tcPr>
           <w:p>
             <w:pPr/>
@@ -5460,7 +5460,7 @@
         </w:tc>
         <w:tc>
           <w:tcPr>
-            <w:tcW w:w="1637" w:type="dxa"/>
+            <w:tcW w:w="1644" w:type="dxa"/>
           </w:tcPr>
           <w:p>
             <w:pPr/>
@@ -5496,7 +5496,7 @@
         </w:tc>
         <w:tc>
           <w:tcPr>
-            <w:tcW w:w="3864" w:type="dxa"/>
+            <w:tcW w:w="3884" w:type="dxa"/>
           </w:tcPr>
           <w:p>
             <w:pPr/>
@@ -5509,7 +5509,7 @@
       <w:tr>
         <w:tc>
           <w:tcPr>
-            <w:tcW w:w="1566" w:type="dxa"/>
+            <w:tcW w:w="1539" w:type="dxa"/>
           </w:tcPr>
           <w:p>
             <w:pPr/>
@@ -5520,7 +5520,7 @@
         </w:tc>
         <w:tc>
           <w:tcPr>
-            <w:tcW w:w="1637" w:type="dxa"/>
+            <w:tcW w:w="1644" w:type="dxa"/>
           </w:tcPr>
           <w:p>
             <w:pPr/>
@@ -5556,7 +5556,7 @@
         </w:tc>
         <w:tc>
           <w:tcPr>
-            <w:tcW w:w="3864" w:type="dxa"/>
+            <w:tcW w:w="3884" w:type="dxa"/>
           </w:tcPr>
           <w:p>
             <w:pPr/>
@@ -5569,18 +5569,18 @@
       <w:tr>
         <w:tc>
           <w:tcPr>
-            <w:tcW w:w="1566" w:type="dxa"/>
-          </w:tcPr>
-          <w:p>
-            <w:pPr/>
-            <w:r>
-              <w:t xml:space="preserve">Tagg &amp; [second author] (2021)</w:t>
-            </w:r>
-          </w:p>
-        </w:tc>
-        <w:tc>
-          <w:tcPr>
-            <w:tcW w:w="1637" w:type="dxa"/>
+            <w:tcW w:w="1539" w:type="dxa"/>
+          </w:tcPr>
+          <w:p>
+            <w:pPr/>
+            <w:r>
+              <w:t xml:space="preserve">Tagg &amp; Seargeant (2021)</w:t>
+            </w:r>
+          </w:p>
+        </w:tc>
+        <w:tc>
+          <w:tcPr>
+            <w:tcW w:w="1644" w:type="dxa"/>
           </w:tcPr>
           <w:p>
             <w:pPr/>
@@ -5616,7 +5616,7 @@
         </w:tc>
         <w:tc>
           <w:tcPr>
-            <w:tcW w:w="3864" w:type="dxa"/>
+            <w:tcW w:w="3884" w:type="dxa"/>
           </w:tcPr>
           <w:p>
             <w:pPr/>
@@ -5898,7 +5898,7 @@
     <w:p>
       <w:pPr/>
       <w:r>
-        <w:t xml:space="preserve">Abowitz, K. K., &amp; [co-author]. (2020). #NeverAgainMSD student activism: Lessons for agonist political education in an age of democratic crisis. </w:t>
+        <w:t xml:space="preserve">Abowitz, K. K., &amp; Mamlok, D. (2020). #NeverAgainMSD student activism: Lessons for agonist political education in an age of democratic crisis. </w:t>
       </w:r>
       <w:r>
         <w:rPr>
@@ -5922,7 +5922,7 @@
     <w:p>
       <w:pPr/>
       <w:r>
-        <w:t xml:space="preserve">AlGhannama, B., [+3 co-authors]. (2025). Psychometric evaluation of the Comprehensive Digital Literacy Scale (CDLS): A measurement of critical digital literacy and basic operational digital skills. </w:t>
+        <w:t xml:space="preserve">AlGhannama, B., Alsaber, A., Alkandari, A., &amp; Anbar, A. (2025). Psychometric evaluation of the Comprehensive Digital Literacy Scale (CDLS): A measurement of critical digital literacy and basic operational digital skills. </w:t>
       </w:r>
       <w:r>
         <w:rPr>
@@ -5946,7 +5946,7 @@
     <w:p>
       <w:pPr/>
       <w:r>
-        <w:t xml:space="preserve">Alhabbash, M., [+3 co-authors]. (2026). Writing back with AI: A phenomenological study of language decolonization among Arab bilingual learners. </w:t>
+        <w:t xml:space="preserve">Alhabbash, M., Al Mohammedi, N., Omar, H., &amp; Alothali, S. (2026). Writing back with AI: A phenomenological study of language decolonization among Arab bilingual learners. </w:t>
       </w:r>
       <w:r>
         <w:rPr>
@@ -5994,7 +5994,7 @@
     <w:p>
       <w:pPr/>
       <w:r>
-        <w:t xml:space="preserve">Atenas, J., [+3 co-authors]. (2023). Critical data literacy in praxis: An open education approach for academic development. </w:t>
+        <w:t xml:space="preserve">Atenas, J., Havemann, L., Rodés, V., &amp; Podetti, M. (2023). Critical data literacy in praxis: An open education approach for academic development. </w:t>
       </w:r>
       <w:r>
         <w:rPr>
@@ -6009,7 +6009,7 @@
     <w:p>
       <w:pPr/>
       <w:r>
-        <w:t xml:space="preserve">Bilki, Z., [+2 co-authors]. (2023). Critical digital literacy in virtual exchange for ELT teacher education: An interpretivist methodology. </w:t>
+        <w:t xml:space="preserve">Bilki, Z., Satar, M., &amp; Sak, M. (2023). Critical digital literacy in virtual exchange for ELT teacher education: An interpretivist methodology. </w:t>
       </w:r>
       <w:r>
         <w:rPr>
@@ -6033,7 +6033,7 @@
     <w:p>
       <w:pPr/>
       <w:r>
-        <w:t xml:space="preserve">Bozkurt, A., [+2 co-authors]. (2026). What does it mean to be AI literate? Psychometric validation of the Critical 3wAI Literacy Scale. </w:t>
+        <w:t xml:space="preserve">Bozkurt, A., Ertan, S., &amp; Cömert, Z. (2026). What does it mean to be AI literate? Psychometric validation of the Critical 3wAI Literacy Scale. </w:t>
       </w:r>
       <w:r>
         <w:rPr>
@@ -6057,7 +6057,7 @@
     <w:p>
       <w:pPr/>
       <w:r>
-        <w:t xml:space="preserve">Castañeda, L., &amp; [co-author]. (2023). Beyond functionality: Building critical digital teaching competence among future primary education teachers. </w:t>
+        <w:t xml:space="preserve">Castañeda, L., &amp; Villar-Onrubia, D. (2023). Beyond functionality: Building critical digital teaching competence among future primary education teachers. </w:t>
       </w:r>
       <w:r>
         <w:rPr>
@@ -6081,7 +6081,7 @@
     <w:p>
       <w:pPr/>
       <w:r>
-        <w:t xml:space="preserve">Castellví, J., [+2 co-authors]. (2020). Pre-service teachers' critical digital literacy skills and attitudes to address social problems. </w:t>
+        <w:t xml:space="preserve">Castellví, J., Díez-Bedmar, M.-C., &amp; Santisteban, A. (2020). Pre-service teachers' critical digital literacy skills and attitudes to address social problems. </w:t>
       </w:r>
       <w:r>
         <w:rPr>
@@ -6105,7 +6105,7 @@
     <w:p>
       <w:pPr/>
       <w:r>
-        <w:t xml:space="preserve">Creely, E., [+5 co-authors]. (2026). Critical literacies in upper primary in Australia (2014–2024): A thematic literature review. </w:t>
+        <w:t xml:space="preserve">Creely, E., Parr, G., Richardson, H., Carabott, K., McLeod, A., &amp; Scull, J. (2026). Critical literacies in upper primary in Australia (2014–2024): A thematic literature review. </w:t>
       </w:r>
       <w:r>
         <w:rPr>
@@ -6129,7 +6129,7 @@
     <w:p>
       <w:pPr/>
       <w:r>
-        <w:t xml:space="preserve">Damaskinidis, G., [+2 co-authors]. (2026). Intersemiotic translation as a pedagogy for cyberbullying awareness: The One Shot is Enough poster campaign. </w:t>
+        <w:t xml:space="preserve">Damaskinidis, G., Pliogou, V., &amp; Tromara, S. (2026). Intersemiotic translation as a pedagogy for cyberbullying awareness: The One Shot is Enough poster campaign. </w:t>
       </w:r>
       <w:r>
         <w:rPr>
@@ -6201,7 +6201,7 @@
     <w:p>
       <w:pPr/>
       <w:r>
-        <w:t xml:space="preserve">Elmore, P. G., &amp; [co-author]. (2019). Middle school students' analysis of political memes to support critical media literacy. </w:t>
+        <w:t xml:space="preserve">Elmore, P. G., &amp; Coleman, J. M. (2019). Middle school students' analysis of political memes to support critical media literacy. </w:t>
       </w:r>
       <w:r>
         <w:rPr>
@@ -6225,7 +6225,7 @@
     <w:p>
       <w:pPr/>
       <w:r>
-        <w:t xml:space="preserve">Escribano-Muñoz, C., [+2 co-authors]. (2024). Confluences between critical thinking and social media in the educational world. Mapping experiences and detecting challenges. </w:t>
+        <w:t xml:space="preserve">Escribano-Muñoz, C., Gil-Fernández, R., &amp; Calderón-Garrido, D. (2024). Confluences between critical thinking and social media in the educational world. Mapping experiences and detecting challenges. </w:t>
       </w:r>
       <w:r>
         <w:rPr>
@@ -6249,7 +6249,7 @@
     <w:p>
       <w:pPr/>
       <w:r>
-        <w:t xml:space="preserve">Farag, A., [+2 co-authors]. (2022). Freire 2.0: Pedagogy of the digitally oppressed. </w:t>
+        <w:t xml:space="preserve">Farag, A., Greeley, L., &amp; Swindell, A. (2022). Freire 2.0: Pedagogy of the digitally oppressed. </w:t>
       </w:r>
       <w:r>
         <w:rPr>
@@ -6312,7 +6312,7 @@
     <w:p>
       <w:pPr/>
       <w:r>
-        <w:t xml:space="preserve">Gerlach, D., [+2 co-authors]. (2025). Developing critical minds: An ethnographic study on the implementation of conspiracy theories to foster critical digital literacy in English language classrooms. </w:t>
+        <w:t xml:space="preserve">Gerlach, D., Schildhauer, P., &amp; Weiser-Zurmühlen, K. (2025). Developing critical minds: An ethnographic study on the implementation of conspiracy theories to foster critical digital literacy in English language classrooms. </w:t>
       </w:r>
       <w:r>
         <w:rPr>
@@ -6336,7 +6336,7 @@
     <w:p>
       <w:pPr/>
       <w:r>
-        <w:t xml:space="preserve">González-Villa, Á., &amp; [co-author]. (2026). Adolescent practices of privacy negotiation on Instagram: The need for critical digital literacy in schools. </w:t>
+        <w:t xml:space="preserve">González-Villa, Á., &amp; Gewerc, A. (2026). Adolescent practices of privacy negotiation on Instagram: The need for critical digital literacy in schools. </w:t>
       </w:r>
       <w:r>
         <w:rPr>
@@ -6360,7 +6360,7 @@
     <w:p>
       <w:pPr/>
       <w:r>
-        <w:t xml:space="preserve">Gouseti, A., [+5 co-authors]. (2024). Exploring teachers' perceptions of critical digital literacies and how these are manifested in their teaching practices. </w:t>
+        <w:t xml:space="preserve">Gouseti, A., Lakkala, M., Raffaghelli, J., Ranieri, M., Roffi, A., &amp; Ilomäki, L. (2024). Exploring teachers' perceptions of critical digital literacies and how these are manifested in their teaching practices. </w:t>
       </w:r>
       <w:r>
         <w:rPr>
@@ -6480,7 +6480,7 @@
     <w:p>
       <w:pPr/>
       <w:r>
-        <w:t xml:space="preserve">Ho, W. Y. J., &amp; [co-author]. (2025). Representations of diversity, equity, and inclusion in airline safety videos: Insights for fostering students' critical digital literacies. </w:t>
+        <w:t xml:space="preserve">Ho, W. Y. J., &amp; Hafner, C. A. (2025). Representations of diversity, equity, and inclusion in airline safety videos: Insights for fostering students' critical digital literacies. </w:t>
       </w:r>
       <w:r>
         <w:rPr>
@@ -6504,7 +6504,7 @@
     <w:p>
       <w:pPr/>
       <w:r>
-        <w:t xml:space="preserve">Ilomäki, L., [+6 co-authors]. (2023). Critical digital literacies at school level: A systematic review. </w:t>
+        <w:t xml:space="preserve">Ilomäki, L., Lakkala, M., Kallunki, V., Mundy, D., Romero, M., Romeu, T., &amp; Gouseti, A. (2023). Critical digital literacies at school level: A systematic review. </w:t>
       </w:r>
       <w:r>
         <w:rPr>
@@ -6543,7 +6543,7 @@
     <w:p>
       <w:pPr/>
       <w:r>
-        <w:t xml:space="preserve">Javahery, P., [+2 co-authors]. (2025). Exploring Iranian novice EFL trainees' perceptions of ChatGPT use for lesson planning through a critical digital literacy lens. </w:t>
+        <w:t xml:space="preserve">Javahery, P., Alpat, M. F., &amp; Kamali, J. (2025). Exploring Iranian novice EFL trainees' perceptions of ChatGPT use for lesson planning through a critical digital literacy lens. </w:t>
       </w:r>
       <w:r>
         <w:rPr>
@@ -6567,6 +6567,30 @@
     <w:p>
       <w:pPr/>
       <w:r>
+        <w:t xml:space="preserve">Jiménez Torras, D., Noguera Pigem, E., &amp; Lara Blanco, S. (2026). Critical digital literacy for Catalan high school students: Co-design of an educational module around an indie video game. </w:t>
+      </w:r>
+      <w:r>
+        <w:rPr>
+          <w:i/>
+        </w:rPr>
+        <w:t xml:space="preserve">Knowledge Management &amp; E-Learning</w:t>
+      </w:r>
+      <w:r>
+        <w:t xml:space="preserve">, </w:t>
+      </w:r>
+      <w:r>
+        <w:rPr>
+          <w:i/>
+        </w:rPr>
+        <w:t xml:space="preserve">18</w:t>
+      </w:r>
+      <w:r>
+        <w:t xml:space="preserve">(2), 216–233. https://doi.org/10.34105/j.kmel.2026.18.010</w:t>
+      </w:r>
+    </w:p>
+    <w:p>
+      <w:pPr/>
+      <w:r>
         <w:t xml:space="preserve">Kellner, D., &amp; Share, J. (2007). Critical media literacy is not an option. </w:t>
       </w:r>
       <w:r>
@@ -6591,7 +6615,7 @@
     <w:p>
       <w:pPr/>
       <w:r>
-        <w:t xml:space="preserve">Ketzer-Nöltge, A., &amp; [co-author]. (2022). Fostering pre-service teachers' information and critical digital literacy skills through a COIL project. </w:t>
+        <w:t xml:space="preserve">Ketzer-Nöltge, A., &amp; Markovic, M. (2022). Fostering pre-service teachers' information and critical digital literacy skills through a COIL project. </w:t>
       </w:r>
       <w:r>
         <w:rPr>
@@ -6615,7 +6639,7 @@
     <w:p>
       <w:pPr/>
       <w:r>
-        <w:t xml:space="preserve">Kim, N., [+3 co-authors]. (2026). Centering critical digital literacy in the lives of language teaching professionals: A collaborative autoethnographic exploration. </w:t>
+        <w:t xml:space="preserve">Kim, N., Cheung, M. M., Lee, V. W. Y., &amp; De Costa, P. I. (2026). Centering critical digital literacy in the lives of language teaching professionals: A collaborative autoethnographic exploration. </w:t>
       </w:r>
       <w:r>
         <w:rPr>
@@ -6639,7 +6663,7 @@
     <w:p>
       <w:pPr/>
       <w:r>
-        <w:t xml:space="preserve">Kwon, L., &amp; [co-author]. (2019). "See, click, fix": Civic interrogation and digital tools in a ninth-grade ethnic studies course. </w:t>
+        <w:t xml:space="preserve">Kwon, L., &amp; de los Ríos, C. V. (2019). "See, click, fix": Civic interrogation and digital tools in a ninth-grade ethnic studies course. </w:t>
       </w:r>
       <w:r>
         <w:rPr>
@@ -6663,7 +6687,7 @@
     <w:p>
       <w:pPr/>
       <w:r>
-        <w:t xml:space="preserve">Lewis, C., [+2 co-authors]. (2021). The sociocultural role of imagination in critical digital literacy. </w:t>
+        <w:t xml:space="preserve">Lewis, C., Crampton, A., &amp; Scharber, C. (2021). The sociocultural role of imagination in critical digital literacy. </w:t>
       </w:r>
       <w:r>
         <w:rPr>
@@ -6687,7 +6711,7 @@
     <w:p>
       <w:pPr/>
       <w:r>
-        <w:t xml:space="preserve">Lo, H. C., [+2 co-authors]. (2024). Enhancing critical digital literacy of preservice preschool teachers through service learning: The moderator of online social capital. </w:t>
+        <w:t xml:space="preserve">Lo, H.-C., Wang, T.-H., &amp; Chen, R.-S. (2024). Enhancing critical digital literacy of preservice preschool teachers through service learning: The moderator of online social capital. </w:t>
       </w:r>
       <w:r>
         <w:rPr>
@@ -6759,7 +6783,7 @@
     <w:p>
       <w:pPr/>
       <w:r>
-        <w:t xml:space="preserve">Mahapatra, S., &amp; [co-author]. (2025). A framework for focalising critical digital literacies in second language teacher education in the Global South. </w:t>
+        <w:t xml:space="preserve">Mahapatra, S., &amp; Koltovskaia, S. (2025). A framework for focalising critical digital literacies in second language teacher education in the Global South. </w:t>
       </w:r>
       <w:r>
         <w:rPr>
@@ -6783,7 +6807,7 @@
     <w:p>
       <w:pPr/>
       <w:r>
-        <w:t xml:space="preserve">Maiorana, F., [+7 co-authors]. (2023). Critical digital literacy and active citizenship at school: The experience of the Scientix Ambassadors. </w:t>
+        <w:t xml:space="preserve">Maiorana, F., Altieri, S., Colli, A., Labri, M., Nazzaro, L., Porta, M., Severi, A., &amp; Cristaldi, G. (2023). Critical digital literacy and active citizenship at school: The experience of the Scientix Ambassadors. </w:t>
       </w:r>
       <w:r>
         <w:rPr>
@@ -6831,7 +6855,7 @@
     <w:p>
       <w:pPr/>
       <w:r>
-        <w:t xml:space="preserve">McGee, T., [+6 co-authors]. (2026). U.S. adolescents' critical race digital literacy skills: Demographic variables and learning opportunities as contributing factors. </w:t>
+        <w:t xml:space="preserve">McGee, T., Coopilton, M., English, D., Tynes, B. M., Gibson, S. M., Kahne, J., &amp; Willis, H. A. (2026). U.S. adolescents' critical race digital literacy skills: Demographic variables and learning opportunities as contributing factors. </w:t>
       </w:r>
       <w:r>
         <w:rPr>
@@ -6846,7 +6870,7 @@
     <w:p>
       <w:pPr/>
       <w:r>
-        <w:t xml:space="preserve">Mesquita-Romero, W. A., [+2 co-authors]. (2022). Critical media literacy to improve students' competencies. </w:t>
+        <w:t xml:space="preserve">Mesquita-Romero, W.-A., Fernández-Morante, C., &amp; Cebreiro-López, B. (2022). Critical media literacy to improve students' competencies. </w:t>
       </w:r>
       <w:r>
         <w:rPr>
@@ -6864,7 +6888,7 @@
         <w:t xml:space="preserve">30</w:t>
       </w:r>
       <w:r>
-        <w:t xml:space="preserve">(70), 41–51. https://doi.org/10.3916/C70-2022-04</w:t>
+        <w:t xml:space="preserve">(70), 47–57. https://doi.org/10.3916/C70-2022-04</w:t>
       </w:r>
     </w:p>
     <w:p>
@@ -6894,7 +6918,7 @@
     <w:p>
       <w:pPr/>
       <w:r>
-        <w:t xml:space="preserve">Moorhouse, B. L., [+4 co-authors]. (2025). Generative AI tools and empowerment in L2 academic writing. </w:t>
+        <w:t xml:space="preserve">Moorhouse, B. L., Wan, Y., Wu, C., Wu, M., &amp; Ho, T. Y. (2025). Generative AI tools and empowerment in L2 academic writing. </w:t>
       </w:r>
       <w:r>
         <w:rPr>
@@ -6918,7 +6942,7 @@
     <w:p>
       <w:pPr/>
       <w:r>
-        <w:t xml:space="preserve">Moreno-González, A., [+3 co-authors]. (2026). Between protection and participation: Primary school students' experiences in contexts of educational platformization. </w:t>
+        <w:t xml:space="preserve">Moreno-González, A., Rivera-Vargas, P., Calderón-Garrido, D., &amp; Fardella, C. (2026). Between protection and participation: Primary school students' experiences in contexts of educational platformization. </w:t>
       </w:r>
       <w:r>
         <w:rPr>
@@ -6957,7 +6981,7 @@
     <w:p>
       <w:pPr/>
       <w:r>
-        <w:t xml:space="preserve">Noble, A., &amp; [co-author]. (2022). Developing critical digital literacies through digital storytelling: Student attempts at re-telling the District Six story. </w:t>
+        <w:t xml:space="preserve">Noble, A., &amp; Gachago, D. (2022). Developing critical digital literacies through digital storytelling: Student attempts at re-telling the District Six story. </w:t>
       </w:r>
       <w:r>
         <w:rPr>
@@ -6975,7 +6999,7 @@
         <w:t xml:space="preserve">14</w:t>
       </w:r>
       <w:r>
-        <w:t xml:space="preserve">(3). https://doi.org/10.4018/IJMBL.312184</w:t>
+        <w:t xml:space="preserve">(3), 1–19. https://doi.org/10.4018/IJMBL.312184</w:t>
       </w:r>
     </w:p>
     <w:p>
@@ -7068,7 +7092,7 @@
     <w:p>
       <w:pPr/>
       <w:r>
-        <w:t xml:space="preserve">Regueira, U., [+3 co-authors]. (2026). Looking to be seen: Gendered self-surveillance and the challenges of critical digital literacy in a platformized adolescence. </w:t>
+        <w:t xml:space="preserve">Regueira, U., González-Villa, Á., Rodríguez-González, C., &amp; Gewerc, A. (2026). Looking to be seen: Gendered self-surveillance and the challenges of critical digital literacy in a platformized adolescence. </w:t>
       </w:r>
       <w:r>
         <w:rPr>
@@ -7083,7 +7107,7 @@
     <w:p>
       <w:pPr/>
       <w:r>
-        <w:t xml:space="preserve">Rodas-Coloma, A., [+3 co-authors]. (2026). From virality to pedagogy: A systematic and comprehensive review of TikTok's educational use in South America. </w:t>
+        <w:t xml:space="preserve">Rodas-Coloma, A., Cabezas-González, M., Casillas-Martín, S., &amp; Nevado-Batalla Moreno, P. (2026). From virality to pedagogy: A systematic and comprehensive review of TikTok's educational use in South America. </w:t>
       </w:r>
       <w:r>
         <w:rPr>
@@ -7131,7 +7155,7 @@
     <w:p>
       <w:pPr/>
       <w:r>
-        <w:t xml:space="preserve">Santisteban, A., [+2 co-authors]. (2020). Critical digital literacy of future teachers in the Twitter age. </w:t>
+        <w:t xml:space="preserve">Santisteban, A., Díez-Bedmar, M.-C., &amp; Castellví, J. (2020). Critical digital literacy of future teachers in the Twitter age. </w:t>
       </w:r>
       <w:r>
         <w:rPr>
@@ -7155,7 +7179,7 @@
     <w:p>
       <w:pPr/>
       <w:r>
-        <w:t xml:space="preserve">Satar, M., [+2 co-authors]. (2023). Multimodal representation in virtual exchange: A social semiotic approach to critical digital literacy. </w:t>
+        <w:t xml:space="preserve">Satar, M., Hauck, M., &amp; Bilki, Z. (2023). Multimodal representation in virtual exchange: A social semiotic approach to critical digital literacy. </w:t>
       </w:r>
       <w:r>
         <w:rPr>
@@ -7179,7 +7203,7 @@
     <w:p>
       <w:pPr/>
       <w:r>
-        <w:t xml:space="preserve">Saunders, J. M., [+8 co-authors]. (2017). "We're already somebody": High school students practicing critical media literacy IRL (in real life). </w:t>
+        <w:t xml:space="preserve">Saunders, J. M., Ash, G. E., Salazar, I., Pruitt, R., Wallach, D., Breed, E., Saldana, S., &amp; Szachacz, A. (2017). "We're already somebody": High school students practicing critical media literacy IRL (in real life). </w:t>
       </w:r>
       <w:r>
         <w:rPr>
@@ -7218,7 +7242,7 @@
     <w:p>
       <w:pPr/>
       <w:r>
-        <w:t xml:space="preserve">Spracklin, E., &amp; [co-author]. (2025). SIFTing through misinformation: Reflection notebooks to teach critical digital literacy. </w:t>
+        <w:t xml:space="preserve">Spracklin, E., &amp; Espina, C. R. (2025). SIFTing through misinformation: Reflection notebooks to teach critical digital literacy. </w:t>
       </w:r>
       <w:r>
         <w:rPr>
@@ -7242,7 +7266,7 @@
     <w:p>
       <w:pPr/>
       <w:r>
-        <w:t xml:space="preserve">Stewart, O. G., [+3 co-authors]. (2021). What more can we do? A scalar approach to examining critical digital literacies in teacher education. </w:t>
+        <w:t xml:space="preserve">Stewart, O. G., Hsieh, B., Smith, A., &amp; Pandya, J. Z. (2021). What more can we do? A scalar approach to examining critical digital literacies in teacher education. </w:t>
       </w:r>
       <w:r>
         <w:rPr>
@@ -7266,7 +7290,7 @@
     <w:p>
       <w:pPr/>
       <w:r>
-        <w:t xml:space="preserve">Stewart, O. G., &amp; [co-author]. (2025). A critical AI media literacy framework: Understanding layered bias and empowerment in artificial intelligence. </w:t>
+        <w:t xml:space="preserve">Stewart, O. G., &amp; Rodgers, D. J. (2025). A critical AI media literacy framework: Understanding layered bias and empowerment in artificial intelligence. </w:t>
       </w:r>
       <w:r>
         <w:rPr>
@@ -7281,7 +7305,7 @@
     <w:p>
       <w:pPr/>
       <w:r>
-        <w:t xml:space="preserve">Tagg, C., &amp; [co-author]. (2021). Context design and critical language/media awareness: Implications for a social digital literacies education. </w:t>
+        <w:t xml:space="preserve">Tagg, C., &amp; Seargeant, P. (2021). Context design and critical language/media awareness: Implications for a social digital literacies education. </w:t>
       </w:r>
       <w:r>
         <w:rPr>
@@ -7353,13 +7377,13 @@
     <w:p>
       <w:pPr/>
       <w:r>
-        <w:t xml:space="preserve">Torras, D. J., [+2 co-authors]. (2026). Critical digital literacy for Catalan high school students: Co-design of an educational module around an indie video game. </w:t>
-      </w:r>
-      <w:r>
-        <w:rPr>
-          <w:i/>
-        </w:rPr>
-        <w:t xml:space="preserve">Knowledge Management &amp; E-Learning</w:t>
+        <w:t xml:space="preserve">Tricco, A. C., Lillie, E., Zarin, W., O'Brien, K. K., Colquhoun, H., Levac, D., Moher, D., Peters, M. D. J., Horsley, T., Weeks, L., Hempel, S., Akl, E. A., Chang, C., McGowan, J., Stewart, L., Hartling, L., Aldcroft, A., Wilson, M. G., Garritty, C., … Straus, S. E. (2018). PRISMA extension for scoping reviews (PRISMA-ScR): Checklist and explanation. </w:t>
+      </w:r>
+      <w:r>
+        <w:rPr>
+          <w:i/>
+        </w:rPr>
+        <w:t xml:space="preserve">Annals of Internal Medicine</w:t>
       </w:r>
       <w:r>
         <w:t xml:space="preserve">, </w:t>
@@ -7368,22 +7392,100 @@
         <w:rPr>
           <w:i/>
         </w:rPr>
+        <w:t xml:space="preserve">169</w:t>
+      </w:r>
+      <w:r>
+        <w:t xml:space="preserve">(7), 467–473. https://doi.org/10.7326/M18-0850</w:t>
+      </w:r>
+    </w:p>
+    <w:p>
+      <w:pPr/>
+      <w:r>
+        <w:t xml:space="preserve">van Dijck, J., Poell, T., &amp; de Waal, M. (2018). </w:t>
+      </w:r>
+      <w:r>
+        <w:rPr>
+          <w:i/>
+        </w:rPr>
+        <w:t xml:space="preserve">The platform society: Public values in a connective world</w:t>
+      </w:r>
+      <w:r>
+        <w:t xml:space="preserve">. Oxford University Press.</w:t>
+      </w:r>
+    </w:p>
+    <w:p>
+      <w:pPr/>
+      <w:r>
+        <w:t xml:space="preserve">Van Poucke, M. (2024). ChatGPT, the perfect virtual teaching assistant? Ideological bias in learner-chatbot interactions. </w:t>
+      </w:r>
+      <w:r>
+        <w:rPr>
+          <w:i/>
+        </w:rPr>
+        <w:t xml:space="preserve">Computers and Composition</w:t>
+      </w:r>
+      <w:r>
+        <w:t xml:space="preserve">, </w:t>
+      </w:r>
+      <w:r>
+        <w:rPr>
+          <w:i/>
+        </w:rPr>
+        <w:t xml:space="preserve">73</w:t>
+      </w:r>
+      <w:r>
+        <w:t xml:space="preserve">, 102871. https://doi.org/10.1016/j.compcom.2024.102871</w:t>
+      </w:r>
+    </w:p>
+    <w:p>
+      <w:pPr/>
+      <w:r>
+        <w:t xml:space="preserve">Villar-Onrubia, D., Morini, L., Marín, V. I., &amp; Nascimbeni, F. (2022). Critical digital literacy as a key for (post)digital citizenship: An international review of teacher competence frameworks. </w:t>
+      </w:r>
+      <w:r>
+        <w:rPr>
+          <w:i/>
+        </w:rPr>
+        <w:t xml:space="preserve">Journal of e-Learning and Knowledge Society</w:t>
+      </w:r>
+      <w:r>
+        <w:t xml:space="preserve">, </w:t>
+      </w:r>
+      <w:r>
+        <w:rPr>
+          <w:i/>
+        </w:rPr>
         <w:t xml:space="preserve">18</w:t>
       </w:r>
       <w:r>
-        <w:t xml:space="preserve">(2), 216–233. https://doi.org/10.34105/j.kmel.2026.18.010</w:t>
-      </w:r>
-    </w:p>
-    <w:p>
-      <w:pPr/>
-      <w:r>
-        <w:t xml:space="preserve">Tricco, A. C., Lillie, E., Zarin, W., O'Brien, K. K., Colquhoun, H., Levac, D., Moher, D., Peters, M. D. J., Horsley, T., Weeks, L., Hempel, S., Akl, E. A., Chang, C., McGowan, J., Stewart, L., Hartling, L., Aldcroft, A., Wilson, M. G., Garritty, C., … Straus, S. E. (2018). PRISMA extension for scoping reviews (PRISMA-ScR): Checklist and explanation. </w:t>
-      </w:r>
-      <w:r>
-        <w:rPr>
-          <w:i/>
-        </w:rPr>
-        <w:t xml:space="preserve">Annals of Internal Medicine</w:t>
+        <w:t xml:space="preserve">(3), 128–139. https://doi.org/10.20368/1971-8829/1135697</w:t>
+      </w:r>
+    </w:p>
+    <w:p>
+      <w:pPr/>
+      <w:r>
+        <w:t xml:space="preserve">Vuorikari, R., Kluzer, S., &amp; Punie, Y. (2022). </w:t>
+      </w:r>
+      <w:r>
+        <w:rPr>
+          <w:i/>
+        </w:rPr>
+        <w:t xml:space="preserve">DigComp 2.2: The digital competence framework for citizens</w:t>
+      </w:r>
+      <w:r>
+        <w:t xml:space="preserve">. Publications Office of the European Union. https://doi.org/10.2760/115376</w:t>
+      </w:r>
+    </w:p>
+    <w:p>
+      <w:pPr/>
+      <w:r>
+        <w:t xml:space="preserve">Wang, S., &amp; Xu, F. (2026). From scroll to screen: Cultivating critical digital literacy through algorithm-aware writing pedagogies in EAP. </w:t>
+      </w:r>
+      <w:r>
+        <w:rPr>
+          <w:i/>
+        </w:rPr>
+        <w:t xml:space="preserve">Journal of English for Academic Purposes</w:t>
       </w:r>
       <w:r>
         <w:t xml:space="preserve">, </w:t>
@@ -7392,37 +7494,22 @@
         <w:rPr>
           <w:i/>
         </w:rPr>
-        <w:t xml:space="preserve">169</w:t>
-      </w:r>
-      <w:r>
-        <w:t xml:space="preserve">(7), 467–473. https://doi.org/10.7326/M18-0850</w:t>
-      </w:r>
-    </w:p>
-    <w:p>
-      <w:pPr/>
-      <w:r>
-        <w:t xml:space="preserve">van Dijck, J., Poell, T., &amp; de Waal, M. (2018). </w:t>
-      </w:r>
-      <w:r>
-        <w:rPr>
-          <w:i/>
-        </w:rPr>
-        <w:t xml:space="preserve">The platform society: Public values in a connective world</w:t>
-      </w:r>
-      <w:r>
-        <w:t xml:space="preserve">. Oxford University Press.</w:t>
-      </w:r>
-    </w:p>
-    <w:p>
-      <w:pPr/>
-      <w:r>
-        <w:t xml:space="preserve">Van Poucke, M. (2024). ChatGPT, the perfect virtual teaching assistant? Ideological bias in learner-chatbot interactions. </w:t>
-      </w:r>
-      <w:r>
-        <w:rPr>
-          <w:i/>
-        </w:rPr>
-        <w:t xml:space="preserve">Computers and Composition</w:t>
+        <w:t xml:space="preserve">81</w:t>
+      </w:r>
+      <w:r>
+        <w:t xml:space="preserve">, 101676. https://doi.org/10.1016/j.jeap.2026.101676</w:t>
+      </w:r>
+    </w:p>
+    <w:p>
+      <w:pPr/>
+      <w:r>
+        <w:t xml:space="preserve">Watt, D. (2019). Video production in elementary teacher education as a critical digital literacy practice. </w:t>
+      </w:r>
+      <w:r>
+        <w:rPr>
+          <w:i/>
+        </w:rPr>
+        <w:t xml:space="preserve">Media and Communication</w:t>
       </w:r>
       <w:r>
         <w:t xml:space="preserve">, </w:t>
@@ -7431,93 +7518,6 @@
         <w:rPr>
           <w:i/>
         </w:rPr>
-        <w:t xml:space="preserve">73</w:t>
-      </w:r>
-      <w:r>
-        <w:t xml:space="preserve">, 102871. https://doi.org/10.1016/j.compcom.2024.102871</w:t>
-      </w:r>
-    </w:p>
-    <w:p>
-      <w:pPr/>
-      <w:r>
-        <w:t xml:space="preserve">Villar-Onrubia, D., [+3 co-authors]. (2022). Critical digital literacy as a key for (post)digital citizenship: An international review of teacher competence frameworks. </w:t>
-      </w:r>
-      <w:r>
-        <w:rPr>
-          <w:i/>
-        </w:rPr>
-        <w:t xml:space="preserve">Journal of e-Learning and Knowledge Society</w:t>
-      </w:r>
-      <w:r>
-        <w:t xml:space="preserve">, </w:t>
-      </w:r>
-      <w:r>
-        <w:rPr>
-          <w:i/>
-        </w:rPr>
-        <w:t xml:space="preserve">18</w:t>
-      </w:r>
-      <w:r>
-        <w:t xml:space="preserve">(3), 128–139. https://doi.org/10.20368/1971-8829/1135697</w:t>
-      </w:r>
-    </w:p>
-    <w:p>
-      <w:pPr/>
-      <w:r>
-        <w:t xml:space="preserve">Vuorikari, R., Kluzer, S., &amp; Punie, Y. (2022). </w:t>
-      </w:r>
-      <w:r>
-        <w:rPr>
-          <w:i/>
-        </w:rPr>
-        <w:t xml:space="preserve">DigComp 2.2: The digital competence framework for citizens</w:t>
-      </w:r>
-      <w:r>
-        <w:t xml:space="preserve">. Publications Office of the European Union. https://doi.org/10.2760/115376</w:t>
-      </w:r>
-    </w:p>
-    <w:p>
-      <w:pPr/>
-      <w:r>
-        <w:t xml:space="preserve">Wang, S., &amp; [co-author]. (2026). From scroll to screen: Cultivating critical digital literacy through algorithm-aware writing pedagogies in EAP. </w:t>
-      </w:r>
-      <w:r>
-        <w:rPr>
-          <w:i/>
-        </w:rPr>
-        <w:t xml:space="preserve">Journal of English for Academic Purposes</w:t>
-      </w:r>
-      <w:r>
-        <w:t xml:space="preserve">, </w:t>
-      </w:r>
-      <w:r>
-        <w:rPr>
-          <w:i/>
-        </w:rPr>
-        <w:t xml:space="preserve">81</w:t>
-      </w:r>
-      <w:r>
-        <w:t xml:space="preserve">, 101676. https://doi.org/10.1016/j.jeap.2026.101676</w:t>
-      </w:r>
-    </w:p>
-    <w:p>
-      <w:pPr/>
-      <w:r>
-        <w:t xml:space="preserve">Watt, D. (2019). Video production in elementary teacher education as a critical digital literacy practice. </w:t>
-      </w:r>
-      <w:r>
-        <w:rPr>
-          <w:i/>
-        </w:rPr>
-        <w:t xml:space="preserve">Media and Communication</w:t>
-      </w:r>
-      <w:r>
-        <w:t xml:space="preserve">, </w:t>
-      </w:r>
-      <w:r>
-        <w:rPr>
-          <w:i/>
-        </w:rPr>
         <w:t xml:space="preserve">7</w:t>
       </w:r>
       <w:r>
@@ -7527,7 +7527,7 @@
     <w:p>
       <w:pPr/>
       <w:r>
-        <w:t xml:space="preserve">Weninger, C., &amp; [co-author]. (2026). AI, representation, and critical digital literacy: Navigating visual bias in the digital age. </w:t>
+        <w:t xml:space="preserve">Weninger, C., &amp; Xu, H. (2026). AI, representation, and critical digital literacy: Navigating visual bias in the digital age. </w:t>
       </w:r>
       <w:r>
         <w:rPr>

--- a/revision-adc/manuscrito-review-of-education.docx
+++ b/revision-adc/manuscrito-review-of-education.docx
@@ -6225,7 +6225,7 @@
     <w:p>
       <w:pPr/>
       <w:r>
-        <w:t xml:space="preserve">Escribano-Muñoz, C., Gil-Fernández, R., &amp; Calderón-Garrido, D. (2024). Confluences between critical thinking and social media in the educational world. Mapping experiences and detecting challenges. </w:t>
+        <w:t xml:space="preserve">Escribano-Muñoz, C., Gil-Fernández, R., &amp; Calderón-Garrido, D. (2024). Confluencias entre pensamiento crítico y redes sociales en el ámbito educativo. Mapeo de experiencias y detección de desafíos a través de una revisión sistemática [Confluences between critical thinking and social media in the educational world. Mapping experiences and detecting challenges through a systematic review]. </w:t>
       </w:r>
       <w:r>
         <w:rPr>
@@ -6273,7 +6273,7 @@
     <w:p>
       <w:pPr/>
       <w:r>
-        <w:t xml:space="preserve">Fernández, L. E. (2026). Digital activism and critical literacy: University agency for sociolinguistic justice in Peru. </w:t>
+        <w:t xml:space="preserve">Fernández, L. E. (2026). Activismo digital y alfabetización crítica: Agencia universitaria para la justicia sociolingüística en Perú [Digital activism and critical literacy: University agency for sociolinguistic justice in Peru]. </w:t>
       </w:r>
       <w:r>
         <w:rPr>
@@ -6336,7 +6336,7 @@
     <w:p>
       <w:pPr/>
       <w:r>
-        <w:t xml:space="preserve">González-Villa, Á., &amp; Gewerc, A. (2026). Adolescent practices of privacy negotiation on Instagram: The need for critical digital literacy in schools. </w:t>
+        <w:t xml:space="preserve">González-Villa, Á., &amp; Gewerc, A. (2026). Prácticas adolescentes de negociación de la privacidad en Instagram: La necesidad de alfabetización digital crítica en la escuela [Adolescent practices of privacy negotiation on Instagram: The need for critical digital literacy in schools]. </w:t>
       </w:r>
       <w:r>
         <w:rPr>
@@ -6942,7 +6942,7 @@
     <w:p>
       <w:pPr/>
       <w:r>
-        <w:t xml:space="preserve">Moreno-González, A., Rivera-Vargas, P., Calderón-Garrido, D., &amp; Fardella, C. (2026). Between protection and participation: Primary school students' experiences in contexts of educational platformization. </w:t>
+        <w:t xml:space="preserve">Moreno-González, A., Rivera-Vargas, P., Calderón-Garrido, D., &amp; Fardella, C. (2026). Entre la protección y la participación: Experiencias del alumnado de educación primaria en contextos de plataformización escolar [Between protection and participation: Primary school students' experiences in contexts of educational platformization]. </w:t>
       </w:r>
       <w:r>
         <w:rPr>
@@ -7092,7 +7092,7 @@
     <w:p>
       <w:pPr/>
       <w:r>
-        <w:t xml:space="preserve">Regueira, U., González-Villa, Á., Rodríguez-González, C., &amp; Gewerc, A. (2026). Looking to be seen: Gendered self-surveillance and the challenges of critical digital literacy in a platformized adolescence. </w:t>
+        <w:t xml:space="preserve">Regueira, U., González-Villa, Á., Rodríguez-González, C., &amp; Gewerc, A. (2026). Mirarse para ser vistas: Autovigilancia de género y retos de alfabetización digital crítica para una adolescencia plataformizada [Looking to be seen: Gendered self-surveillance and the challenges of critical digital literacy in a platformized adolescence]. </w:t>
       </w:r>
       <w:r>
         <w:rPr>
@@ -7131,7 +7131,7 @@
     <w:p>
       <w:pPr/>
       <w:r>
-        <w:t xml:space="preserve">Salazar-Jiménez, R., [+2 co-authors]. (2026). Initial teacher education and digital citizenship: Tensions and challenges in social studies education. </w:t>
+        <w:t xml:space="preserve">Salazar-Jiménez, R., Orellana Fonseca, C., &amp; Fuentes Rodríguez, C. (2026). Formación inicial docente y ciudadanía digital: Tensiones y desafíos en la enseñanza de las ciencias sociales [Initial teacher education and digital citizenship: Tensions and challenges in social studies education]. </w:t>
       </w:r>
       <w:r>
         <w:rPr>

--- a/revision-adc/manuscrito-review-of-education.docx
+++ b/revision-adc/manuscrito-review-of-education.docx
@@ -7,7 +7,7 @@
         <w:pStyle w:val="Heading1"/>
       </w:pPr>
       <w:r>
-        <w:t xml:space="preserve">From social media to generative AI: A scoping review of critical digital literacy in formal education, 2016–2026</w:t>
+        <w:t xml:space="preserve">From social media to generative artificial intelligence: A scoping review of critical digital literacy in formal education, 2016–2026</w:t>
       </w:r>
     </w:p>
     <w:p>
@@ -33,7 +33,7 @@
         <w:t xml:space="preserve">Keywords:</w:t>
       </w:r>
       <w:r>
-        <w:t xml:space="preserve"> critical digital literacy; digital competence; generative artificial intelligence; platforms; scoping review; teacher education</w:t>
+        <w:t xml:space="preserve"> critical digital literacy; generative artificial intelligence; scoping review; teacher education</w:t>
       </w:r>
     </w:p>
     <w:p>
@@ -53,7 +53,7 @@
         <w:t xml:space="preserve">Rationale for this study.</w:t>
       </w:r>
       <w:r>
-        <w:t xml:space="preserve"> Schools and universities now teach through platforms and AI systems they neither design nor control. Earlier reviews of critical digital literacy covered a single educational level or country, and most predate generative AI.</w:t>
+        <w:t xml:space="preserve"> Schools and universities teach through platforms and AI systems they do not control. Earlier reviews covered one educational level or country and mostly predate generative AI.</w:t>
       </w:r>
     </w:p>
     <w:p>
@@ -65,7 +65,7 @@
         <w:t xml:space="preserve">Why the new findings matter.</w:t>
       </w:r>
       <w:r>
-        <w:t xml:space="preserve"> The review documents a field that is growing fast and following each new technology, but that is concentrated in universities and teacher education and rarely tests what learners actually gain.</w:t>
+        <w:t xml:space="preserve"> The field is growing fast and follows each new technology, but it concentrates on universities and teacher education and rarely tests what learners gain.</w:t>
       </w:r>
     </w:p>
     <w:p>
@@ -283,7 +283,7 @@
     <w:p>
       <w:pPr/>
       <w:r>
-        <w:t xml:space="preserve">The review follows the framework of Arksey and O'Malley (2005) and is reported according to the PRISMA extension for scoping reviews (PRISMA-ScR; Tricco et al., 2018). The flow of records is reported with the PRISMA 2020 diagram (Page et al., 2021). No protocol was registered in advance. To compensate, every decision in the review was made reproducible: the search string, the 469 records, both screening passes, the adjudication rule, the coding dictionaries and the code that applies them are openly available [link removed for anonymous review].</w:t>
+        <w:t xml:space="preserve">The review follows the framework of Arksey and O'Malley (2005) and is reported according to the PRISMA extension for scoping reviews (PRISMA-ScR; Tricco et al., 2018). The flow of records is reported with the PRISMA 2020 diagram (Page et al., 2021). No protocol was registered in advance. To compensate, every decision in the review was made reproducible: the search string, the 469 records, both screening passes, the adjudication rule, the coding dictionaries and the code that applies them are archived as an open data set (Author, 2026).</w:t>
       </w:r>
     </w:p>
     <w:p>
@@ -375,7 +375,9 @@
             <w:shd w:val="clear" w:color="auto" w:fill="F2F2F2"/>
           </w:tcPr>
           <w:p>
-            <w:pPr/>
+            <w:pPr>
+              <w:spacing w:line="240" w:lineRule="auto" w:after="40"/>
+            </w:pPr>
             <w:r>
               <w:t xml:space="preserve">Criterion</w:t>
             </w:r>
@@ -387,7 +389,9 @@
             <w:shd w:val="clear" w:color="auto" w:fill="F2F2F2"/>
           </w:tcPr>
           <w:p>
-            <w:pPr/>
+            <w:pPr>
+              <w:spacing w:line="240" w:lineRule="auto" w:after="40"/>
+            </w:pPr>
             <w:r>
               <w:t xml:space="preserve">Included</w:t>
             </w:r>
@@ -399,7 +403,9 @@
             <w:shd w:val="clear" w:color="auto" w:fill="F2F2F2"/>
           </w:tcPr>
           <w:p>
-            <w:pPr/>
+            <w:pPr>
+              <w:spacing w:line="240" w:lineRule="auto" w:after="40"/>
+            </w:pPr>
             <w:r>
               <w:t xml:space="preserve">Excluded</w:t>
             </w:r>
@@ -412,7 +418,9 @@
             <w:tcW w:w="2334" w:type="dxa"/>
           </w:tcPr>
           <w:p>
-            <w:pPr/>
+            <w:pPr>
+              <w:spacing w:line="240" w:lineRule="auto" w:after="40"/>
+            </w:pPr>
             <w:r>
               <w:t xml:space="preserve">Concept</w:t>
             </w:r>
@@ -423,7 +431,9 @@
             <w:tcW w:w="3249" w:type="dxa"/>
           </w:tcPr>
           <w:p>
-            <w:pPr/>
+            <w:pPr>
+              <w:spacing w:line="240" w:lineRule="auto" w:after="40"/>
+            </w:pPr>
             <w:r>
               <w:t xml:space="preserve">CDL as defined in this review is a central focus of the study</w:t>
             </w:r>
@@ -434,7 +444,9 @@
             <w:tcW w:w="3777" w:type="dxa"/>
           </w:tcPr>
           <w:p>
-            <w:pPr/>
+            <w:pPr>
+              <w:spacing w:line="240" w:lineRule="auto" w:after="40"/>
+            </w:pPr>
             <w:r>
               <w:t xml:space="preserve">CDL is mentioned in passing; "critical" means only checking sources or generic critical thinking</w:t>
             </w:r>
@@ -447,7 +459,9 @@
             <w:tcW w:w="2334" w:type="dxa"/>
           </w:tcPr>
           <w:p>
-            <w:pPr/>
+            <w:pPr>
+              <w:spacing w:line="240" w:lineRule="auto" w:after="40"/>
+            </w:pPr>
             <w:r>
               <w:t xml:space="preserve">Context</w:t>
             </w:r>
@@ -458,7 +472,9 @@
             <w:tcW w:w="3249" w:type="dxa"/>
           </w:tcPr>
           <w:p>
-            <w:pPr/>
+            <w:pPr>
+              <w:spacing w:line="240" w:lineRule="auto" w:after="40"/>
+            </w:pPr>
             <w:r>
               <w:t xml:space="preserve">Formal education: early childhood, primary, secondary, higher education, initial and in-service teacher education</w:t>
             </w:r>
@@ -469,7 +485,9 @@
             <w:tcW w:w="3777" w:type="dxa"/>
           </w:tcPr>
           <w:p>
-            <w:pPr/>
+            <w:pPr>
+              <w:spacing w:line="240" w:lineRule="auto" w:after="40"/>
+            </w:pPr>
             <w:r>
               <w:t xml:space="preserve">Families, public libraries, communities or organisations with no link to an educational institution; informal learning</w:t>
             </w:r>
@@ -482,7 +500,9 @@
             <w:tcW w:w="2334" w:type="dxa"/>
           </w:tcPr>
           <w:p>
-            <w:pPr/>
+            <w:pPr>
+              <w:spacing w:line="240" w:lineRule="auto" w:after="40"/>
+            </w:pPr>
             <w:r>
               <w:t xml:space="preserve">Source</w:t>
             </w:r>
@@ -493,7 +513,9 @@
             <w:tcW w:w="3249" w:type="dxa"/>
           </w:tcPr>
           <w:p>
-            <w:pPr/>
+            <w:pPr>
+              <w:spacing w:line="240" w:lineRule="auto" w:after="40"/>
+            </w:pPr>
             <w:r>
               <w:t xml:space="preserve">Peer-reviewed journal articles and reviews</w:t>
             </w:r>
@@ -504,7 +526,9 @@
             <w:tcW w:w="3777" w:type="dxa"/>
           </w:tcPr>
           <w:p>
-            <w:pPr/>
+            <w:pPr>
+              <w:spacing w:line="240" w:lineRule="auto" w:after="40"/>
+            </w:pPr>
             <w:r>
               <w:t xml:space="preserve">Book reviews, editorials, conference proceedings</w:t>
             </w:r>
@@ -517,7 +541,9 @@
             <w:tcW w:w="2334" w:type="dxa"/>
           </w:tcPr>
           <w:p>
-            <w:pPr/>
+            <w:pPr>
+              <w:spacing w:line="240" w:lineRule="auto" w:after="40"/>
+            </w:pPr>
             <w:r>
               <w:t xml:space="preserve">Period and language</w:t>
             </w:r>
@@ -528,7 +554,9 @@
             <w:tcW w:w="3249" w:type="dxa"/>
           </w:tcPr>
           <w:p>
-            <w:pPr/>
+            <w:pPr>
+              <w:spacing w:line="240" w:lineRule="auto" w:after="40"/>
+            </w:pPr>
             <w:r>
               <w:t xml:space="preserve">2016–2026; English or Spanish</w:t>
             </w:r>
@@ -539,7 +567,9 @@
             <w:tcW w:w="3777" w:type="dxa"/>
           </w:tcPr>
           <w:p>
-            <w:pPr/>
+            <w:pPr>
+              <w:spacing w:line="240" w:lineRule="auto" w:after="40"/>
+            </w:pPr>
             <w:r>
               <w:t xml:space="preserve">Other periods and languages</w:t>
             </w:r>
@@ -570,7 +600,7 @@
         <w:t xml:space="preserve">Pass 1: titles.</w:t>
       </w:r>
       <w:r>
-        <w:t xml:space="preserve"> A single reviewer, assisted by a large language model, screened the title and journal of each record against Table 1 and recorded a reason for every exclusion.</w:t>
+        <w:t xml:space="preserve"> A single reviewer, assisted by a large language model (Claude, Anthropic; see the AI use declaration), screened the title and journal of each record against Table 1 and recorded a reason for every exclusion.</w:t>
       </w:r>
     </w:p>
     <w:p>
@@ -650,7 +680,9 @@
             <w:shd w:val="clear" w:color="auto" w:fill="F2F2F2"/>
           </w:tcPr>
           <w:p>
-            <w:pPr/>
+            <w:pPr>
+              <w:spacing w:line="240" w:lineRule="auto" w:after="40"/>
+            </w:pPr>
           </w:p>
         </w:tc>
         <w:tc>
@@ -659,7 +691,9 @@
             <w:shd w:val="clear" w:color="auto" w:fill="F2F2F2"/>
           </w:tcPr>
           <w:p>
-            <w:pPr/>
+            <w:pPr>
+              <w:spacing w:line="240" w:lineRule="auto" w:after="40"/>
+            </w:pPr>
             <w:r>
               <w:t xml:space="preserve">Pass 2: include</w:t>
             </w:r>
@@ -671,7 +705,9 @@
             <w:shd w:val="clear" w:color="auto" w:fill="F2F2F2"/>
           </w:tcPr>
           <w:p>
-            <w:pPr/>
+            <w:pPr>
+              <w:spacing w:line="240" w:lineRule="auto" w:after="40"/>
+            </w:pPr>
             <w:r>
               <w:t xml:space="preserve">Pass 2: exclude</w:t>
             </w:r>
@@ -683,7 +719,9 @@
             <w:shd w:val="clear" w:color="auto" w:fill="F2F2F2"/>
           </w:tcPr>
           <w:p>
-            <w:pPr/>
+            <w:pPr>
+              <w:spacing w:line="240" w:lineRule="auto" w:after="40"/>
+            </w:pPr>
             <w:r>
               <w:t xml:space="preserve">Total</w:t>
             </w:r>
@@ -696,7 +734,9 @@
             <w:tcW w:w="2757" w:type="dxa"/>
           </w:tcPr>
           <w:p>
-            <w:pPr/>
+            <w:pPr>
+              <w:spacing w:line="240" w:lineRule="auto" w:after="40"/>
+            </w:pPr>
             <w:r>
               <w:t xml:space="preserve">Pass 1: include</w:t>
             </w:r>
@@ -707,7 +747,9 @@
             <w:tcW w:w="2698" w:type="dxa"/>
           </w:tcPr>
           <w:p>
-            <w:pPr/>
+            <w:pPr>
+              <w:spacing w:line="240" w:lineRule="auto" w:after="40"/>
+            </w:pPr>
             <w:r>
               <w:t xml:space="preserve">85</w:t>
             </w:r>
@@ -718,7 +760,9 @@
             <w:tcW w:w="2757" w:type="dxa"/>
           </w:tcPr>
           <w:p>
-            <w:pPr/>
+            <w:pPr>
+              <w:spacing w:line="240" w:lineRule="auto" w:after="40"/>
+            </w:pPr>
             <w:r>
               <w:t xml:space="preserve">44</w:t>
             </w:r>
@@ -729,7 +773,9 @@
             <w:tcW w:w="1146" w:type="dxa"/>
           </w:tcPr>
           <w:p>
-            <w:pPr/>
+            <w:pPr>
+              <w:spacing w:line="240" w:lineRule="auto" w:after="40"/>
+            </w:pPr>
             <w:r>
               <w:t xml:space="preserve">129</w:t>
             </w:r>
@@ -742,7 +788,9 @@
             <w:tcW w:w="2757" w:type="dxa"/>
           </w:tcPr>
           <w:p>
-            <w:pPr/>
+            <w:pPr>
+              <w:spacing w:line="240" w:lineRule="auto" w:after="40"/>
+            </w:pPr>
             <w:r>
               <w:t xml:space="preserve">Pass 1: exclude</w:t>
             </w:r>
@@ -753,7 +801,9 @@
             <w:tcW w:w="2698" w:type="dxa"/>
           </w:tcPr>
           <w:p>
-            <w:pPr/>
+            <w:pPr>
+              <w:spacing w:line="240" w:lineRule="auto" w:after="40"/>
+            </w:pPr>
             <w:r>
               <w:t xml:space="preserve">50</w:t>
             </w:r>
@@ -764,7 +814,9 @@
             <w:tcW w:w="2757" w:type="dxa"/>
           </w:tcPr>
           <w:p>
-            <w:pPr/>
+            <w:pPr>
+              <w:spacing w:line="240" w:lineRule="auto" w:after="40"/>
+            </w:pPr>
             <w:r>
               <w:t xml:space="preserve">290</w:t>
             </w:r>
@@ -775,7 +827,9 @@
             <w:tcW w:w="1146" w:type="dxa"/>
           </w:tcPr>
           <w:p>
-            <w:pPr/>
+            <w:pPr>
+              <w:spacing w:line="240" w:lineRule="auto" w:after="40"/>
+            </w:pPr>
             <w:r>
               <w:t xml:space="preserve">340</w:t>
             </w:r>
@@ -788,7 +842,9 @@
             <w:tcW w:w="2757" w:type="dxa"/>
           </w:tcPr>
           <w:p>
-            <w:pPr/>
+            <w:pPr>
+              <w:spacing w:line="240" w:lineRule="auto" w:after="40"/>
+            </w:pPr>
             <w:r>
               <w:t xml:space="preserve">Total</w:t>
             </w:r>
@@ -799,7 +855,9 @@
             <w:tcW w:w="2698" w:type="dxa"/>
           </w:tcPr>
           <w:p>
-            <w:pPr/>
+            <w:pPr>
+              <w:spacing w:line="240" w:lineRule="auto" w:after="40"/>
+            </w:pPr>
             <w:r>
               <w:t xml:space="preserve">135</w:t>
             </w:r>
@@ -810,7 +868,9 @@
             <w:tcW w:w="2757" w:type="dxa"/>
           </w:tcPr>
           <w:p>
-            <w:pPr/>
+            <w:pPr>
+              <w:spacing w:line="240" w:lineRule="auto" w:after="40"/>
+            </w:pPr>
             <w:r>
               <w:t xml:space="preserve">334</w:t>
             </w:r>
@@ -821,7 +881,9 @@
             <w:tcW w:w="1146" w:type="dxa"/>
           </w:tcPr>
           <w:p>
-            <w:pPr/>
+            <w:pPr>
+              <w:spacing w:line="240" w:lineRule="auto" w:after="40"/>
+            </w:pPr>
             <w:r>
               <w:t xml:space="preserve">469</w:t>
             </w:r>
@@ -852,7 +914,9 @@
             <w:shd w:val="clear" w:color="auto" w:fill="F2F2F2"/>
           </w:tcPr>
           <w:p>
-            <w:pPr/>
+            <w:pPr>
+              <w:spacing w:line="240" w:lineRule="auto" w:after="40"/>
+            </w:pPr>
             <w:r>
               <w:t xml:space="preserve">Outcome</w:t>
             </w:r>
@@ -864,7 +928,9 @@
             <w:shd w:val="clear" w:color="auto" w:fill="F2F2F2"/>
           </w:tcPr>
           <w:p>
-            <w:pPr/>
+            <w:pPr>
+              <w:spacing w:line="240" w:lineRule="auto" w:after="40"/>
+            </w:pPr>
             <w:r>
               <w:t xml:space="preserve">Records</w:t>
             </w:r>
@@ -876,7 +942,9 @@
             <w:shd w:val="clear" w:color="auto" w:fill="F2F2F2"/>
           </w:tcPr>
           <w:p>
-            <w:pPr/>
+            <w:pPr>
+              <w:spacing w:line="240" w:lineRule="auto" w:after="40"/>
+            </w:pPr>
             <w:r>
               <w:t xml:space="preserve">Final decision</w:t>
             </w:r>
@@ -889,7 +957,9 @@
             <w:tcW w:w="5959" w:type="dxa"/>
           </w:tcPr>
           <w:p>
-            <w:pPr/>
+            <w:pPr>
+              <w:spacing w:line="240" w:lineRule="auto" w:after="40"/>
+            </w:pPr>
             <w:r>
               <w:t xml:space="preserve">Both passes include</w:t>
             </w:r>
@@ -900,7 +970,9 @@
             <w:tcW w:w="1292" w:type="dxa"/>
           </w:tcPr>
           <w:p>
-            <w:pPr/>
+            <w:pPr>
+              <w:spacing w:line="240" w:lineRule="auto" w:after="40"/>
+            </w:pPr>
             <w:r>
               <w:t xml:space="preserve">85</w:t>
             </w:r>
@@ -911,7 +983,9 @@
             <w:tcW w:w="2107" w:type="dxa"/>
           </w:tcPr>
           <w:p>
-            <w:pPr/>
+            <w:pPr>
+              <w:spacing w:line="240" w:lineRule="auto" w:after="40"/>
+            </w:pPr>
             <w:r>
               <w:t xml:space="preserve">Included</w:t>
             </w:r>
@@ -924,7 +998,9 @@
             <w:tcW w:w="5959" w:type="dxa"/>
           </w:tcPr>
           <w:p>
-            <w:pPr/>
+            <w:pPr>
+              <w:spacing w:line="240" w:lineRule="auto" w:after="40"/>
+            </w:pPr>
             <w:r>
               <w:t xml:space="preserve">Both passes exclude</w:t>
             </w:r>
@@ -935,7 +1011,9 @@
             <w:tcW w:w="1292" w:type="dxa"/>
           </w:tcPr>
           <w:p>
-            <w:pPr/>
+            <w:pPr>
+              <w:spacing w:line="240" w:lineRule="auto" w:after="40"/>
+            </w:pPr>
             <w:r>
               <w:t xml:space="preserve">290</w:t>
             </w:r>
@@ -946,7 +1024,9 @@
             <w:tcW w:w="2107" w:type="dxa"/>
           </w:tcPr>
           <w:p>
-            <w:pPr/>
+            <w:pPr>
+              <w:spacing w:line="240" w:lineRule="auto" w:after="40"/>
+            </w:pPr>
             <w:r>
               <w:t xml:space="preserve">Excluded</w:t>
             </w:r>
@@ -959,7 +1039,9 @@
             <w:tcW w:w="5959" w:type="dxa"/>
           </w:tcPr>
           <w:p>
-            <w:pPr/>
+            <w:pPr>
+              <w:spacing w:line="240" w:lineRule="auto" w:after="40"/>
+            </w:pPr>
             <w:r>
               <w:t xml:space="preserve">Disagreement; title names CDL</w:t>
             </w:r>
@@ -970,7 +1052,9 @@
             <w:tcW w:w="1292" w:type="dxa"/>
           </w:tcPr>
           <w:p>
-            <w:pPr/>
+            <w:pPr>
+              <w:spacing w:line="240" w:lineRule="auto" w:after="40"/>
+            </w:pPr>
             <w:r>
               <w:t xml:space="preserve">22</w:t>
             </w:r>
@@ -981,7 +1065,9 @@
             <w:tcW w:w="2107" w:type="dxa"/>
           </w:tcPr>
           <w:p>
-            <w:pPr/>
+            <w:pPr>
+              <w:spacing w:line="240" w:lineRule="auto" w:after="40"/>
+            </w:pPr>
             <w:r>
               <w:t xml:space="preserve">Included</w:t>
             </w:r>
@@ -994,7 +1080,9 @@
             <w:tcW w:w="5959" w:type="dxa"/>
           </w:tcPr>
           <w:p>
-            <w:pPr/>
+            <w:pPr>
+              <w:spacing w:line="240" w:lineRule="auto" w:after="40"/>
+            </w:pPr>
             <w:r>
               <w:t xml:space="preserve">Disagreement; title refers to a digital technology and at least two of K, A, P</w:t>
             </w:r>
@@ -1005,7 +1093,9 @@
             <w:tcW w:w="1292" w:type="dxa"/>
           </w:tcPr>
           <w:p>
-            <w:pPr/>
+            <w:pPr>
+              <w:spacing w:line="240" w:lineRule="auto" w:after="40"/>
+            </w:pPr>
             <w:r>
               <w:t xml:space="preserve">28</w:t>
             </w:r>
@@ -1016,7 +1106,9 @@
             <w:tcW w:w="2107" w:type="dxa"/>
           </w:tcPr>
           <w:p>
-            <w:pPr/>
+            <w:pPr>
+              <w:spacing w:line="240" w:lineRule="auto" w:after="40"/>
+            </w:pPr>
             <w:r>
               <w:t xml:space="preserve">Included</w:t>
             </w:r>
@@ -1029,7 +1121,9 @@
             <w:tcW w:w="5959" w:type="dxa"/>
           </w:tcPr>
           <w:p>
-            <w:pPr/>
+            <w:pPr>
+              <w:spacing w:line="240" w:lineRule="auto" w:after="40"/>
+            </w:pPr>
             <w:r>
               <w:t xml:space="preserve">Disagreement; insufficient evidence</w:t>
             </w:r>
@@ -1040,7 +1134,9 @@
             <w:tcW w:w="1292" w:type="dxa"/>
           </w:tcPr>
           <w:p>
-            <w:pPr/>
+            <w:pPr>
+              <w:spacing w:line="240" w:lineRule="auto" w:after="40"/>
+            </w:pPr>
             <w:r>
               <w:t xml:space="preserve">38</w:t>
             </w:r>
@@ -1051,7 +1147,9 @@
             <w:tcW w:w="2107" w:type="dxa"/>
           </w:tcPr>
           <w:p>
-            <w:pPr/>
+            <w:pPr>
+              <w:spacing w:line="240" w:lineRule="auto" w:after="40"/>
+            </w:pPr>
             <w:r>
               <w:t xml:space="preserve">Excluded</w:t>
             </w:r>
@@ -1064,7 +1162,9 @@
             <w:tcW w:w="5959" w:type="dxa"/>
           </w:tcPr>
           <w:p>
-            <w:pPr/>
+            <w:pPr>
+              <w:spacing w:line="240" w:lineRule="auto" w:after="40"/>
+            </w:pPr>
             <w:r>
               <w:t xml:space="preserve">Disagreement; excluded in pass 1 for context or document type</w:t>
             </w:r>
@@ -1075,7 +1175,9 @@
             <w:tcW w:w="1292" w:type="dxa"/>
           </w:tcPr>
           <w:p>
-            <w:pPr/>
+            <w:pPr>
+              <w:spacing w:line="240" w:lineRule="auto" w:after="40"/>
+            </w:pPr>
             <w:r>
               <w:t xml:space="preserve">6</w:t>
             </w:r>
@@ -1086,7 +1188,9 @@
             <w:tcW w:w="2107" w:type="dxa"/>
           </w:tcPr>
           <w:p>
-            <w:pPr/>
+            <w:pPr>
+              <w:spacing w:line="240" w:lineRule="auto" w:after="40"/>
+            </w:pPr>
             <w:r>
               <w:t xml:space="preserve">Excluded</w:t>
             </w:r>
@@ -1535,7 +1639,9 @@
             <w:shd w:val="clear" w:color="auto" w:fill="F2F2F2"/>
           </w:tcPr>
           <w:p>
-            <w:pPr/>
+            <w:pPr>
+              <w:spacing w:line="240" w:lineRule="auto" w:after="40"/>
+            </w:pPr>
             <w:r>
               <w:t xml:space="preserve">Category</w:t>
             </w:r>
@@ -1547,7 +1653,9 @@
             <w:shd w:val="clear" w:color="auto" w:fill="F2F2F2"/>
           </w:tcPr>
           <w:p>
-            <w:pPr/>
+            <w:pPr>
+              <w:spacing w:line="240" w:lineRule="auto" w:after="40"/>
+            </w:pPr>
             <w:r>
               <w:t xml:space="preserve">2016–2019 (n = 18)</w:t>
             </w:r>
@@ -1559,7 +1667,9 @@
             <w:shd w:val="clear" w:color="auto" w:fill="F2F2F2"/>
           </w:tcPr>
           <w:p>
-            <w:pPr/>
+            <w:pPr>
+              <w:spacing w:line="240" w:lineRule="auto" w:after="40"/>
+            </w:pPr>
             <w:r>
               <w:t xml:space="preserve">2020–2023 (n = 35)</w:t>
             </w:r>
@@ -1571,7 +1681,9 @@
             <w:shd w:val="clear" w:color="auto" w:fill="F2F2F2"/>
           </w:tcPr>
           <w:p>
-            <w:pPr/>
+            <w:pPr>
+              <w:spacing w:line="240" w:lineRule="auto" w:after="40"/>
+            </w:pPr>
             <w:r>
               <w:t xml:space="preserve">2024–2026 (n = 82)</w:t>
             </w:r>
@@ -1583,7 +1695,9 @@
             <w:shd w:val="clear" w:color="auto" w:fill="F2F2F2"/>
           </w:tcPr>
           <w:p>
-            <w:pPr/>
+            <w:pPr>
+              <w:spacing w:line="240" w:lineRule="auto" w:after="40"/>
+            </w:pPr>
             <w:r>
               <w:t xml:space="preserve">Total (n = 135)</w:t>
             </w:r>
@@ -1595,7 +1709,9 @@
             <w:shd w:val="clear" w:color="auto" w:fill="F2F2F2"/>
           </w:tcPr>
           <w:p>
-            <w:pPr/>
+            <w:pPr>
+              <w:spacing w:line="240" w:lineRule="auto" w:after="40"/>
+            </w:pPr>
             <w:r>
               <w:t xml:space="preserve">Trend </w:t>
             </w:r>
@@ -1613,7 +1729,9 @@
             <w:shd w:val="clear" w:color="auto" w:fill="F2F2F2"/>
           </w:tcPr>
           <w:p>
-            <w:pPr/>
+            <w:pPr>
+              <w:spacing w:line="240" w:lineRule="auto" w:after="40"/>
+            </w:pPr>
             <w:r>
               <w:rPr>
                 <w:i/>
@@ -1629,7 +1747,9 @@
             <w:tcW w:w="2580" w:type="dxa"/>
           </w:tcPr>
           <w:p>
-            <w:pPr/>
+            <w:pPr>
+              <w:spacing w:line="240" w:lineRule="auto" w:after="40"/>
+            </w:pPr>
             <w:r>
               <w:rPr>
                 <w:b/>
@@ -1643,7 +1763,9 @@
             <w:tcW w:w="1196" w:type="dxa"/>
           </w:tcPr>
           <w:p>
-            <w:pPr/>
+            <w:pPr>
+              <w:spacing w:line="240" w:lineRule="auto" w:after="40"/>
+            </w:pPr>
           </w:p>
         </w:tc>
         <w:tc>
@@ -1651,7 +1773,9 @@
             <w:tcW w:w="1220" w:type="dxa"/>
           </w:tcPr>
           <w:p>
-            <w:pPr/>
+            <w:pPr>
+              <w:spacing w:line="240" w:lineRule="auto" w:after="40"/>
+            </w:pPr>
           </w:p>
         </w:tc>
         <w:tc>
@@ -1659,7 +1783,9 @@
             <w:tcW w:w="1328" w:type="dxa"/>
           </w:tcPr>
           <w:p>
-            <w:pPr/>
+            <w:pPr>
+              <w:spacing w:line="240" w:lineRule="auto" w:after="40"/>
+            </w:pPr>
           </w:p>
         </w:tc>
         <w:tc>
@@ -1667,7 +1793,9 @@
             <w:tcW w:w="1288" w:type="dxa"/>
           </w:tcPr>
           <w:p>
-            <w:pPr/>
+            <w:pPr>
+              <w:spacing w:line="240" w:lineRule="auto" w:after="40"/>
+            </w:pPr>
           </w:p>
         </w:tc>
         <w:tc>
@@ -1675,7 +1803,9 @@
             <w:tcW w:w="1027" w:type="dxa"/>
           </w:tcPr>
           <w:p>
-            <w:pPr/>
+            <w:pPr>
+              <w:spacing w:line="240" w:lineRule="auto" w:after="40"/>
+            </w:pPr>
           </w:p>
         </w:tc>
         <w:tc>
@@ -1683,7 +1813,9 @@
             <w:tcW w:w="720" w:type="dxa"/>
           </w:tcPr>
           <w:p>
-            <w:pPr/>
+            <w:pPr>
+              <w:spacing w:line="240" w:lineRule="auto" w:after="40"/>
+            </w:pPr>
           </w:p>
         </w:tc>
       </w:tr>
@@ -1693,7 +1825,9 @@
             <w:tcW w:w="2580" w:type="dxa"/>
           </w:tcPr>
           <w:p>
-            <w:pPr/>
+            <w:pPr>
+              <w:spacing w:line="240" w:lineRule="auto" w:after="40"/>
+            </w:pPr>
             <w:r>
               <w:t xml:space="preserve">Early childhood and primary</w:t>
             </w:r>
@@ -1704,7 +1838,9 @@
             <w:tcW w:w="1196" w:type="dxa"/>
           </w:tcPr>
           <w:p>
-            <w:pPr/>
+            <w:pPr>
+              <w:spacing w:line="240" w:lineRule="auto" w:after="40"/>
+            </w:pPr>
             <w:r>
               <w:t xml:space="preserve">2 (11.1)</w:t>
             </w:r>
@@ -1715,7 +1851,9 @@
             <w:tcW w:w="1220" w:type="dxa"/>
           </w:tcPr>
           <w:p>
-            <w:pPr/>
+            <w:pPr>
+              <w:spacing w:line="240" w:lineRule="auto" w:after="40"/>
+            </w:pPr>
             <w:r>
               <w:t xml:space="preserve">3 (8.6)</w:t>
             </w:r>
@@ -1726,7 +1864,9 @@
             <w:tcW w:w="1328" w:type="dxa"/>
           </w:tcPr>
           <w:p>
-            <w:pPr/>
+            <w:pPr>
+              <w:spacing w:line="240" w:lineRule="auto" w:after="40"/>
+            </w:pPr>
             <w:r>
               <w:t xml:space="preserve">5 (6.1)</w:t>
             </w:r>
@@ -1737,7 +1877,9 @@
             <w:tcW w:w="1288" w:type="dxa"/>
           </w:tcPr>
           <w:p>
-            <w:pPr/>
+            <w:pPr>
+              <w:spacing w:line="240" w:lineRule="auto" w:after="40"/>
+            </w:pPr>
             <w:r>
               <w:t xml:space="preserve">10 (7.4)</w:t>
             </w:r>
@@ -1748,7 +1890,9 @@
             <w:tcW w:w="1027" w:type="dxa"/>
           </w:tcPr>
           <w:p>
-            <w:pPr/>
+            <w:pPr>
+              <w:spacing w:line="240" w:lineRule="auto" w:after="40"/>
+            </w:pPr>
             <w:r>
               <w:t xml:space="preserve">−0.80</w:t>
             </w:r>
@@ -1759,7 +1903,9 @@
             <w:tcW w:w="720" w:type="dxa"/>
           </w:tcPr>
           <w:p>
-            <w:pPr/>
+            <w:pPr>
+              <w:spacing w:line="240" w:lineRule="auto" w:after="40"/>
+            </w:pPr>
             <w:r>
               <w:t xml:space="preserve">.426</w:t>
             </w:r>
@@ -1772,7 +1918,9 @@
             <w:tcW w:w="2580" w:type="dxa"/>
           </w:tcPr>
           <w:p>
-            <w:pPr/>
+            <w:pPr>
+              <w:spacing w:line="240" w:lineRule="auto" w:after="40"/>
+            </w:pPr>
             <w:r>
               <w:t xml:space="preserve">Secondary</w:t>
             </w:r>
@@ -1783,7 +1931,9 @@
             <w:tcW w:w="1196" w:type="dxa"/>
           </w:tcPr>
           <w:p>
-            <w:pPr/>
+            <w:pPr>
+              <w:spacing w:line="240" w:lineRule="auto" w:after="40"/>
+            </w:pPr>
             <w:r>
               <w:t xml:space="preserve">8 (44.4)</w:t>
             </w:r>
@@ -1794,7 +1944,9 @@
             <w:tcW w:w="1220" w:type="dxa"/>
           </w:tcPr>
           <w:p>
-            <w:pPr/>
+            <w:pPr>
+              <w:spacing w:line="240" w:lineRule="auto" w:after="40"/>
+            </w:pPr>
             <w:r>
               <w:t xml:space="preserve">7 (20.0)</w:t>
             </w:r>
@@ -1805,7 +1957,9 @@
             <w:tcW w:w="1328" w:type="dxa"/>
           </w:tcPr>
           <w:p>
-            <w:pPr/>
+            <w:pPr>
+              <w:spacing w:line="240" w:lineRule="auto" w:after="40"/>
+            </w:pPr>
             <w:r>
               <w:t xml:space="preserve">14 (17.1)</w:t>
             </w:r>
@@ -1816,7 +1970,9 @@
             <w:tcW w:w="1288" w:type="dxa"/>
           </w:tcPr>
           <w:p>
-            <w:pPr/>
+            <w:pPr>
+              <w:spacing w:line="240" w:lineRule="auto" w:after="40"/>
+            </w:pPr>
             <w:r>
               <w:t xml:space="preserve">29 (21.5)</w:t>
             </w:r>
@@ -1827,7 +1983,9 @@
             <w:tcW w:w="1027" w:type="dxa"/>
           </w:tcPr>
           <w:p>
-            <w:pPr/>
+            <w:pPr>
+              <w:spacing w:line="240" w:lineRule="auto" w:after="40"/>
+            </w:pPr>
             <w:r>
               <w:t xml:space="preserve">−2.26</w:t>
             </w:r>
@@ -1838,7 +1996,9 @@
             <w:tcW w:w="720" w:type="dxa"/>
           </w:tcPr>
           <w:p>
-            <w:pPr/>
+            <w:pPr>
+              <w:spacing w:line="240" w:lineRule="auto" w:after="40"/>
+            </w:pPr>
             <w:r>
               <w:t xml:space="preserve">.024</w:t>
             </w:r>
@@ -1851,7 +2011,9 @@
             <w:tcW w:w="2580" w:type="dxa"/>
           </w:tcPr>
           <w:p>
-            <w:pPr/>
+            <w:pPr>
+              <w:spacing w:line="240" w:lineRule="auto" w:after="40"/>
+            </w:pPr>
             <w:r>
               <w:t xml:space="preserve">Higher education</w:t>
             </w:r>
@@ -1862,7 +2024,9 @@
             <w:tcW w:w="1196" w:type="dxa"/>
           </w:tcPr>
           <w:p>
-            <w:pPr/>
+            <w:pPr>
+              <w:spacing w:line="240" w:lineRule="auto" w:after="40"/>
+            </w:pPr>
             <w:r>
               <w:t xml:space="preserve">6 (33.3)</w:t>
             </w:r>
@@ -1873,7 +2037,9 @@
             <w:tcW w:w="1220" w:type="dxa"/>
           </w:tcPr>
           <w:p>
-            <w:pPr/>
+            <w:pPr>
+              <w:spacing w:line="240" w:lineRule="auto" w:after="40"/>
+            </w:pPr>
             <w:r>
               <w:t xml:space="preserve">11 (31.4)</w:t>
             </w:r>
@@ -1884,7 +2050,9 @@
             <w:tcW w:w="1328" w:type="dxa"/>
           </w:tcPr>
           <w:p>
-            <w:pPr/>
+            <w:pPr>
+              <w:spacing w:line="240" w:lineRule="auto" w:after="40"/>
+            </w:pPr>
             <w:r>
               <w:t xml:space="preserve">38 (46.3)</w:t>
             </w:r>
@@ -1895,7 +2063,9 @@
             <w:tcW w:w="1288" w:type="dxa"/>
           </w:tcPr>
           <w:p>
-            <w:pPr/>
+            <w:pPr>
+              <w:spacing w:line="240" w:lineRule="auto" w:after="40"/>
+            </w:pPr>
             <w:r>
               <w:t xml:space="preserve">55 (40.7)</w:t>
             </w:r>
@@ -1906,7 +2076,9 @@
             <w:tcW w:w="1027" w:type="dxa"/>
           </w:tcPr>
           <w:p>
-            <w:pPr/>
+            <w:pPr>
+              <w:spacing w:line="240" w:lineRule="auto" w:after="40"/>
+            </w:pPr>
             <w:r>
               <w:t xml:space="preserve">1.45</w:t>
             </w:r>
@@ -1917,7 +2089,9 @@
             <w:tcW w:w="720" w:type="dxa"/>
           </w:tcPr>
           <w:p>
-            <w:pPr/>
+            <w:pPr>
+              <w:spacing w:line="240" w:lineRule="auto" w:after="40"/>
+            </w:pPr>
             <w:r>
               <w:t xml:space="preserve">.149</w:t>
             </w:r>
@@ -1930,7 +2104,9 @@
             <w:tcW w:w="2580" w:type="dxa"/>
           </w:tcPr>
           <w:p>
-            <w:pPr/>
+            <w:pPr>
+              <w:spacing w:line="240" w:lineRule="auto" w:after="40"/>
+            </w:pPr>
             <w:r>
               <w:t xml:space="preserve">Teacher education</w:t>
             </w:r>
@@ -1941,7 +2117,9 @@
             <w:tcW w:w="1196" w:type="dxa"/>
           </w:tcPr>
           <w:p>
-            <w:pPr/>
+            <w:pPr>
+              <w:spacing w:line="240" w:lineRule="auto" w:after="40"/>
+            </w:pPr>
             <w:r>
               <w:t xml:space="preserve">5 (27.8)</w:t>
             </w:r>
@@ -1952,7 +2130,9 @@
             <w:tcW w:w="1220" w:type="dxa"/>
           </w:tcPr>
           <w:p>
-            <w:pPr/>
+            <w:pPr>
+              <w:spacing w:line="240" w:lineRule="auto" w:after="40"/>
+            </w:pPr>
             <w:r>
               <w:t xml:space="preserve">14 (40.0)</w:t>
             </w:r>
@@ -1963,7 +2143,9 @@
             <w:tcW w:w="1328" w:type="dxa"/>
           </w:tcPr>
           <w:p>
-            <w:pPr/>
+            <w:pPr>
+              <w:spacing w:line="240" w:lineRule="auto" w:after="40"/>
+            </w:pPr>
             <w:r>
               <w:t xml:space="preserve">20 (24.4)</w:t>
             </w:r>
@@ -1974,7 +2156,9 @@
             <w:tcW w:w="1288" w:type="dxa"/>
           </w:tcPr>
           <w:p>
-            <w:pPr/>
+            <w:pPr>
+              <w:spacing w:line="240" w:lineRule="auto" w:after="40"/>
+            </w:pPr>
             <w:r>
               <w:t xml:space="preserve">39 (28.9)</w:t>
             </w:r>
@@ -1985,7 +2169,9 @@
             <w:tcW w:w="1027" w:type="dxa"/>
           </w:tcPr>
           <w:p>
-            <w:pPr/>
+            <w:pPr>
+              <w:spacing w:line="240" w:lineRule="auto" w:after="40"/>
+            </w:pPr>
             <w:r>
               <w:t xml:space="preserve">−0.92</w:t>
             </w:r>
@@ -1996,7 +2182,9 @@
             <w:tcW w:w="720" w:type="dxa"/>
           </w:tcPr>
           <w:p>
-            <w:pPr/>
+            <w:pPr>
+              <w:spacing w:line="240" w:lineRule="auto" w:after="40"/>
+            </w:pPr>
             <w:r>
               <w:t xml:space="preserve">.356</w:t>
             </w:r>
@@ -2009,7 +2197,9 @@
             <w:tcW w:w="2580" w:type="dxa"/>
           </w:tcPr>
           <w:p>
-            <w:pPr/>
+            <w:pPr>
+              <w:spacing w:line="240" w:lineRule="auto" w:after="40"/>
+            </w:pPr>
             <w:r>
               <w:rPr>
                 <w:b/>
@@ -2023,7 +2213,9 @@
             <w:tcW w:w="1196" w:type="dxa"/>
           </w:tcPr>
           <w:p>
-            <w:pPr/>
+            <w:pPr>
+              <w:spacing w:line="240" w:lineRule="auto" w:after="40"/>
+            </w:pPr>
           </w:p>
         </w:tc>
         <w:tc>
@@ -2031,7 +2223,9 @@
             <w:tcW w:w="1220" w:type="dxa"/>
           </w:tcPr>
           <w:p>
-            <w:pPr/>
+            <w:pPr>
+              <w:spacing w:line="240" w:lineRule="auto" w:after="40"/>
+            </w:pPr>
           </w:p>
         </w:tc>
         <w:tc>
@@ -2039,7 +2233,9 @@
             <w:tcW w:w="1328" w:type="dxa"/>
           </w:tcPr>
           <w:p>
-            <w:pPr/>
+            <w:pPr>
+              <w:spacing w:line="240" w:lineRule="auto" w:after="40"/>
+            </w:pPr>
           </w:p>
         </w:tc>
         <w:tc>
@@ -2047,7 +2243,9 @@
             <w:tcW w:w="1288" w:type="dxa"/>
           </w:tcPr>
           <w:p>
-            <w:pPr/>
+            <w:pPr>
+              <w:spacing w:line="240" w:lineRule="auto" w:after="40"/>
+            </w:pPr>
           </w:p>
         </w:tc>
         <w:tc>
@@ -2055,7 +2253,9 @@
             <w:tcW w:w="1027" w:type="dxa"/>
           </w:tcPr>
           <w:p>
-            <w:pPr/>
+            <w:pPr>
+              <w:spacing w:line="240" w:lineRule="auto" w:after="40"/>
+            </w:pPr>
           </w:p>
         </w:tc>
         <w:tc>
@@ -2063,7 +2263,9 @@
             <w:tcW w:w="720" w:type="dxa"/>
           </w:tcPr>
           <w:p>
-            <w:pPr/>
+            <w:pPr>
+              <w:spacing w:line="240" w:lineRule="auto" w:after="40"/>
+            </w:pPr>
           </w:p>
         </w:tc>
       </w:tr>
@@ -2073,7 +2275,9 @@
             <w:tcW w:w="2580" w:type="dxa"/>
           </w:tcPr>
           <w:p>
-            <w:pPr/>
+            <w:pPr>
+              <w:spacing w:line="240" w:lineRule="auto" w:after="40"/>
+            </w:pPr>
             <w:r>
               <w:t xml:space="preserve">Qualitative</w:t>
             </w:r>
@@ -2084,7 +2288,9 @@
             <w:tcW w:w="1196" w:type="dxa"/>
           </w:tcPr>
           <w:p>
-            <w:pPr/>
+            <w:pPr>
+              <w:spacing w:line="240" w:lineRule="auto" w:after="40"/>
+            </w:pPr>
             <w:r>
               <w:t xml:space="preserve">6 (33.3)</w:t>
             </w:r>
@@ -2095,7 +2301,9 @@
             <w:tcW w:w="1220" w:type="dxa"/>
           </w:tcPr>
           <w:p>
-            <w:pPr/>
+            <w:pPr>
+              <w:spacing w:line="240" w:lineRule="auto" w:after="40"/>
+            </w:pPr>
             <w:r>
               <w:t xml:space="preserve">9 (25.7)</w:t>
             </w:r>
@@ -2106,7 +2314,9 @@
             <w:tcW w:w="1328" w:type="dxa"/>
           </w:tcPr>
           <w:p>
-            <w:pPr/>
+            <w:pPr>
+              <w:spacing w:line="240" w:lineRule="auto" w:after="40"/>
+            </w:pPr>
             <w:r>
               <w:t xml:space="preserve">48 (58.5)</w:t>
             </w:r>
@@ -2117,7 +2327,9 @@
             <w:tcW w:w="1288" w:type="dxa"/>
           </w:tcPr>
           <w:p>
-            <w:pPr/>
+            <w:pPr>
+              <w:spacing w:line="240" w:lineRule="auto" w:after="40"/>
+            </w:pPr>
             <w:r>
               <w:t xml:space="preserve">63 (46.7)</w:t>
             </w:r>
@@ -2128,7 +2340,9 @@
             <w:tcW w:w="1027" w:type="dxa"/>
           </w:tcPr>
           <w:p>
-            <w:pPr/>
+            <w:pPr>
+              <w:spacing w:line="240" w:lineRule="auto" w:after="40"/>
+            </w:pPr>
             <w:r>
               <w:t xml:space="preserve">2.91</w:t>
             </w:r>
@@ -2139,7 +2353,9 @@
             <w:tcW w:w="720" w:type="dxa"/>
           </w:tcPr>
           <w:p>
-            <w:pPr/>
+            <w:pPr>
+              <w:spacing w:line="240" w:lineRule="auto" w:after="40"/>
+            </w:pPr>
             <w:r>
               <w:t xml:space="preserve">.004</w:t>
             </w:r>
@@ -2152,7 +2368,9 @@
             <w:tcW w:w="2580" w:type="dxa"/>
           </w:tcPr>
           <w:p>
-            <w:pPr/>
+            <w:pPr>
+              <w:spacing w:line="240" w:lineRule="auto" w:after="40"/>
+            </w:pPr>
             <w:r>
               <w:t xml:space="preserve">Quantitative</w:t>
             </w:r>
@@ -2163,7 +2381,9 @@
             <w:tcW w:w="1196" w:type="dxa"/>
           </w:tcPr>
           <w:p>
-            <w:pPr/>
+            <w:pPr>
+              <w:spacing w:line="240" w:lineRule="auto" w:after="40"/>
+            </w:pPr>
             <w:r>
               <w:t xml:space="preserve">1 (5.6)</w:t>
             </w:r>
@@ -2174,7 +2394,9 @@
             <w:tcW w:w="1220" w:type="dxa"/>
           </w:tcPr>
           <w:p>
-            <w:pPr/>
+            <w:pPr>
+              <w:spacing w:line="240" w:lineRule="auto" w:after="40"/>
+            </w:pPr>
             <w:r>
               <w:t xml:space="preserve">7 (20.0)</w:t>
             </w:r>
@@ -2185,7 +2407,9 @@
             <w:tcW w:w="1328" w:type="dxa"/>
           </w:tcPr>
           <w:p>
-            <w:pPr/>
+            <w:pPr>
+              <w:spacing w:line="240" w:lineRule="auto" w:after="40"/>
+            </w:pPr>
             <w:r>
               <w:t xml:space="preserve">23 (28.0)</w:t>
             </w:r>
@@ -2196,7 +2420,9 @@
             <w:tcW w:w="1288" w:type="dxa"/>
           </w:tcPr>
           <w:p>
-            <w:pPr/>
+            <w:pPr>
+              <w:spacing w:line="240" w:lineRule="auto" w:after="40"/>
+            </w:pPr>
             <w:r>
               <w:t xml:space="preserve">31 (23.0)</w:t>
             </w:r>
@@ -2207,7 +2433,9 @@
             <w:tcW w:w="1027" w:type="dxa"/>
           </w:tcPr>
           <w:p>
-            <w:pPr/>
+            <w:pPr>
+              <w:spacing w:line="240" w:lineRule="auto" w:after="40"/>
+            </w:pPr>
             <w:r>
               <w:t xml:space="preserve">2.08</w:t>
             </w:r>
@@ -2218,7 +2446,9 @@
             <w:tcW w:w="720" w:type="dxa"/>
           </w:tcPr>
           <w:p>
-            <w:pPr/>
+            <w:pPr>
+              <w:spacing w:line="240" w:lineRule="auto" w:after="40"/>
+            </w:pPr>
             <w:r>
               <w:t xml:space="preserve">.038</w:t>
             </w:r>
@@ -2231,7 +2461,9 @@
             <w:tcW w:w="2580" w:type="dxa"/>
           </w:tcPr>
           <w:p>
-            <w:pPr/>
+            <w:pPr>
+              <w:spacing w:line="240" w:lineRule="auto" w:after="40"/>
+            </w:pPr>
             <w:r>
               <w:t xml:space="preserve">Conceptual or theoretical</w:t>
             </w:r>
@@ -2242,7 +2474,9 @@
             <w:tcW w:w="1196" w:type="dxa"/>
           </w:tcPr>
           <w:p>
-            <w:pPr/>
+            <w:pPr>
+              <w:spacing w:line="240" w:lineRule="auto" w:after="40"/>
+            </w:pPr>
             <w:r>
               <w:t xml:space="preserve">3 (16.7)</w:t>
             </w:r>
@@ -2253,7 +2487,9 @@
             <w:tcW w:w="1220" w:type="dxa"/>
           </w:tcPr>
           <w:p>
-            <w:pPr/>
+            <w:pPr>
+              <w:spacing w:line="240" w:lineRule="auto" w:after="40"/>
+            </w:pPr>
             <w:r>
               <w:t xml:space="preserve">6 (17.1)</w:t>
             </w:r>
@@ -2264,7 +2500,9 @@
             <w:tcW w:w="1328" w:type="dxa"/>
           </w:tcPr>
           <w:p>
-            <w:pPr/>
+            <w:pPr>
+              <w:spacing w:line="240" w:lineRule="auto" w:after="40"/>
+            </w:pPr>
             <w:r>
               <w:t xml:space="preserve">18 (22.0)</w:t>
             </w:r>
@@ -2275,7 +2513,9 @@
             <w:tcW w:w="1288" w:type="dxa"/>
           </w:tcPr>
           <w:p>
-            <w:pPr/>
+            <w:pPr>
+              <w:spacing w:line="240" w:lineRule="auto" w:after="40"/>
+            </w:pPr>
             <w:r>
               <w:t xml:space="preserve">27 (20.0)</w:t>
             </w:r>
@@ -2286,7 +2526,9 @@
             <w:tcW w:w="1027" w:type="dxa"/>
           </w:tcPr>
           <w:p>
-            <w:pPr/>
+            <w:pPr>
+              <w:spacing w:line="240" w:lineRule="auto" w:after="40"/>
+            </w:pPr>
             <w:r>
               <w:t xml:space="preserve">0.66</w:t>
             </w:r>
@@ -2297,7 +2539,9 @@
             <w:tcW w:w="720" w:type="dxa"/>
           </w:tcPr>
           <w:p>
-            <w:pPr/>
+            <w:pPr>
+              <w:spacing w:line="240" w:lineRule="auto" w:after="40"/>
+            </w:pPr>
             <w:r>
               <w:t xml:space="preserve">.510</w:t>
             </w:r>
@@ -2310,7 +2554,9 @@
             <w:tcW w:w="2580" w:type="dxa"/>
           </w:tcPr>
           <w:p>
-            <w:pPr/>
+            <w:pPr>
+              <w:spacing w:line="240" w:lineRule="auto" w:after="40"/>
+            </w:pPr>
             <w:r>
               <w:t xml:space="preserve">Intervention or designed teaching</w:t>
             </w:r>
@@ -2321,7 +2567,9 @@
             <w:tcW w:w="1196" w:type="dxa"/>
           </w:tcPr>
           <w:p>
-            <w:pPr/>
+            <w:pPr>
+              <w:spacing w:line="240" w:lineRule="auto" w:after="40"/>
+            </w:pPr>
             <w:r>
               <w:t xml:space="preserve">4 (22.2)</w:t>
             </w:r>
@@ -2332,7 +2580,9 @@
             <w:tcW w:w="1220" w:type="dxa"/>
           </w:tcPr>
           <w:p>
-            <w:pPr/>
+            <w:pPr>
+              <w:spacing w:line="240" w:lineRule="auto" w:after="40"/>
+            </w:pPr>
             <w:r>
               <w:t xml:space="preserve">9 (25.7)</w:t>
             </w:r>
@@ -2343,7 +2593,9 @@
             <w:tcW w:w="1328" w:type="dxa"/>
           </w:tcPr>
           <w:p>
-            <w:pPr/>
+            <w:pPr>
+              <w:spacing w:line="240" w:lineRule="auto" w:after="40"/>
+            </w:pPr>
             <w:r>
               <w:t xml:space="preserve">13 (15.9)</w:t>
             </w:r>
@@ -2354,7 +2606,9 @@
             <w:tcW w:w="1288" w:type="dxa"/>
           </w:tcPr>
           <w:p>
-            <w:pPr/>
+            <w:pPr>
+              <w:spacing w:line="240" w:lineRule="auto" w:after="40"/>
+            </w:pPr>
             <w:r>
               <w:t xml:space="preserve">26 (19.3)</w:t>
             </w:r>
@@ -2365,7 +2619,9 @@
             <w:tcW w:w="1027" w:type="dxa"/>
           </w:tcPr>
           <w:p>
-            <w:pPr/>
+            <w:pPr>
+              <w:spacing w:line="240" w:lineRule="auto" w:after="40"/>
+            </w:pPr>
             <w:r>
               <w:t xml:space="preserve">−1.01</w:t>
             </w:r>
@@ -2376,7 +2632,9 @@
             <w:tcW w:w="720" w:type="dxa"/>
           </w:tcPr>
           <w:p>
-            <w:pPr/>
+            <w:pPr>
+              <w:spacing w:line="240" w:lineRule="auto" w:after="40"/>
+            </w:pPr>
             <w:r>
               <w:t xml:space="preserve">.312</w:t>
             </w:r>
@@ -2389,7 +2647,9 @@
             <w:tcW w:w="2580" w:type="dxa"/>
           </w:tcPr>
           <w:p>
-            <w:pPr/>
+            <w:pPr>
+              <w:spacing w:line="240" w:lineRule="auto" w:after="40"/>
+            </w:pPr>
             <w:r>
               <w:t xml:space="preserve">Literature review</w:t>
             </w:r>
@@ -2400,7 +2660,9 @@
             <w:tcW w:w="1196" w:type="dxa"/>
           </w:tcPr>
           <w:p>
-            <w:pPr/>
+            <w:pPr>
+              <w:spacing w:line="240" w:lineRule="auto" w:after="40"/>
+            </w:pPr>
             <w:r>
               <w:t xml:space="preserve">0 (0.0)</w:t>
             </w:r>
@@ -2411,7 +2673,9 @@
             <w:tcW w:w="1220" w:type="dxa"/>
           </w:tcPr>
           <w:p>
-            <w:pPr/>
+            <w:pPr>
+              <w:spacing w:line="240" w:lineRule="auto" w:after="40"/>
+            </w:pPr>
             <w:r>
               <w:t xml:space="preserve">1 (2.9)</w:t>
             </w:r>
@@ -2422,7 +2686,9 @@
             <w:tcW w:w="1328" w:type="dxa"/>
           </w:tcPr>
           <w:p>
-            <w:pPr/>
+            <w:pPr>
+              <w:spacing w:line="240" w:lineRule="auto" w:after="40"/>
+            </w:pPr>
             <w:r>
               <w:t xml:space="preserve">11 (13.4)</w:t>
             </w:r>
@@ -2433,7 +2699,9 @@
             <w:tcW w:w="1288" w:type="dxa"/>
           </w:tcPr>
           <w:p>
-            <w:pPr/>
+            <w:pPr>
+              <w:spacing w:line="240" w:lineRule="auto" w:after="40"/>
+            </w:pPr>
             <w:r>
               <w:t xml:space="preserve">12 (8.9)</w:t>
             </w:r>
@@ -2444,7 +2712,9 @@
             <w:tcW w:w="1027" w:type="dxa"/>
           </w:tcPr>
           <w:p>
-            <w:pPr/>
+            <w:pPr>
+              <w:spacing w:line="240" w:lineRule="auto" w:after="40"/>
+            </w:pPr>
             <w:r>
               <w:t xml:space="preserve">2.24</w:t>
             </w:r>
@@ -2455,7 +2725,9 @@
             <w:tcW w:w="720" w:type="dxa"/>
           </w:tcPr>
           <w:p>
-            <w:pPr/>
+            <w:pPr>
+              <w:spacing w:line="240" w:lineRule="auto" w:after="40"/>
+            </w:pPr>
             <w:r>
               <w:t xml:space="preserve">.025</w:t>
             </w:r>
@@ -2468,7 +2740,9 @@
             <w:tcW w:w="2580" w:type="dxa"/>
           </w:tcPr>
           <w:p>
-            <w:pPr/>
+            <w:pPr>
+              <w:spacing w:line="240" w:lineRule="auto" w:after="40"/>
+            </w:pPr>
             <w:r>
               <w:rPr>
                 <w:b/>
@@ -2482,7 +2756,9 @@
             <w:tcW w:w="1196" w:type="dxa"/>
           </w:tcPr>
           <w:p>
-            <w:pPr/>
+            <w:pPr>
+              <w:spacing w:line="240" w:lineRule="auto" w:after="40"/>
+            </w:pPr>
           </w:p>
         </w:tc>
         <w:tc>
@@ -2490,7 +2766,9 @@
             <w:tcW w:w="1220" w:type="dxa"/>
           </w:tcPr>
           <w:p>
-            <w:pPr/>
+            <w:pPr>
+              <w:spacing w:line="240" w:lineRule="auto" w:after="40"/>
+            </w:pPr>
           </w:p>
         </w:tc>
         <w:tc>
@@ -2498,7 +2776,9 @@
             <w:tcW w:w="1328" w:type="dxa"/>
           </w:tcPr>
           <w:p>
-            <w:pPr/>
+            <w:pPr>
+              <w:spacing w:line="240" w:lineRule="auto" w:after="40"/>
+            </w:pPr>
           </w:p>
         </w:tc>
         <w:tc>
@@ -2506,7 +2786,9 @@
             <w:tcW w:w="1288" w:type="dxa"/>
           </w:tcPr>
           <w:p>
-            <w:pPr/>
+            <w:pPr>
+              <w:spacing w:line="240" w:lineRule="auto" w:after="40"/>
+            </w:pPr>
           </w:p>
         </w:tc>
         <w:tc>
@@ -2514,7 +2796,9 @@
             <w:tcW w:w="1027" w:type="dxa"/>
           </w:tcPr>
           <w:p>
-            <w:pPr/>
+            <w:pPr>
+              <w:spacing w:line="240" w:lineRule="auto" w:after="40"/>
+            </w:pPr>
           </w:p>
         </w:tc>
         <w:tc>
@@ -2522,7 +2806,9 @@
             <w:tcW w:w="720" w:type="dxa"/>
           </w:tcPr>
           <w:p>
-            <w:pPr/>
+            <w:pPr>
+              <w:spacing w:line="240" w:lineRule="auto" w:after="40"/>
+            </w:pPr>
           </w:p>
         </w:tc>
       </w:tr>
@@ -2532,7 +2818,9 @@
             <w:tcW w:w="2580" w:type="dxa"/>
           </w:tcPr>
           <w:p>
-            <w:pPr/>
+            <w:pPr>
+              <w:spacing w:line="240" w:lineRule="auto" w:after="40"/>
+            </w:pPr>
             <w:r>
               <w:t xml:space="preserve">Spanish</w:t>
             </w:r>
@@ -2543,7 +2831,9 @@
             <w:tcW w:w="1196" w:type="dxa"/>
           </w:tcPr>
           <w:p>
-            <w:pPr/>
+            <w:pPr>
+              <w:spacing w:line="240" w:lineRule="auto" w:after="40"/>
+            </w:pPr>
             <w:r>
               <w:t xml:space="preserve">0 (0.0)</w:t>
             </w:r>
@@ -2554,7 +2844,9 @@
             <w:tcW w:w="1220" w:type="dxa"/>
           </w:tcPr>
           <w:p>
-            <w:pPr/>
+            <w:pPr>
+              <w:spacing w:line="240" w:lineRule="auto" w:after="40"/>
+            </w:pPr>
             <w:r>
               <w:t xml:space="preserve">2 (5.7)</w:t>
             </w:r>
@@ -2565,7 +2857,9 @@
             <w:tcW w:w="1328" w:type="dxa"/>
           </w:tcPr>
           <w:p>
-            <w:pPr/>
+            <w:pPr>
+              <w:spacing w:line="240" w:lineRule="auto" w:after="40"/>
+            </w:pPr>
             <w:r>
               <w:t xml:space="preserve">17 (20.7)</w:t>
             </w:r>
@@ -2576,7 +2870,9 @@
             <w:tcW w:w="1288" w:type="dxa"/>
           </w:tcPr>
           <w:p>
-            <w:pPr/>
+            <w:pPr>
+              <w:spacing w:line="240" w:lineRule="auto" w:after="40"/>
+            </w:pPr>
             <w:r>
               <w:t xml:space="preserve">19 (14.1)</w:t>
             </w:r>
@@ -2587,7 +2883,9 @@
             <w:tcW w:w="1027" w:type="dxa"/>
           </w:tcPr>
           <w:p>
-            <w:pPr/>
+            <w:pPr>
+              <w:spacing w:line="240" w:lineRule="auto" w:after="40"/>
+            </w:pPr>
             <w:r>
               <w:t xml:space="preserve">2.75</w:t>
             </w:r>
@@ -2598,7 +2896,9 @@
             <w:tcW w:w="720" w:type="dxa"/>
           </w:tcPr>
           <w:p>
-            <w:pPr/>
+            <w:pPr>
+              <w:spacing w:line="240" w:lineRule="auto" w:after="40"/>
+            </w:pPr>
             <w:r>
               <w:t xml:space="preserve">.006</w:t>
             </w:r>
@@ -2685,7 +2985,9 @@
             <w:shd w:val="clear" w:color="auto" w:fill="F2F2F2"/>
           </w:tcPr>
           <w:p>
-            <w:pPr/>
+            <w:pPr>
+              <w:spacing w:line="240" w:lineRule="auto" w:after="40"/>
+            </w:pPr>
             <w:r>
               <w:t xml:space="preserve">Tradition</w:t>
             </w:r>
@@ -2697,7 +2999,9 @@
             <w:shd w:val="clear" w:color="auto" w:fill="F2F2F2"/>
           </w:tcPr>
           <w:p>
-            <w:pPr/>
+            <w:pPr>
+              <w:spacing w:line="240" w:lineRule="auto" w:after="40"/>
+            </w:pPr>
             <w:r>
               <w:t xml:space="preserve">2016–2019 (n = 18)</w:t>
             </w:r>
@@ -2709,7 +3013,9 @@
             <w:shd w:val="clear" w:color="auto" w:fill="F2F2F2"/>
           </w:tcPr>
           <w:p>
-            <w:pPr/>
+            <w:pPr>
+              <w:spacing w:line="240" w:lineRule="auto" w:after="40"/>
+            </w:pPr>
             <w:r>
               <w:t xml:space="preserve">2020–2023 (n = 35)</w:t>
             </w:r>
@@ -2721,7 +3027,9 @@
             <w:shd w:val="clear" w:color="auto" w:fill="F2F2F2"/>
           </w:tcPr>
           <w:p>
-            <w:pPr/>
+            <w:pPr>
+              <w:spacing w:line="240" w:lineRule="auto" w:after="40"/>
+            </w:pPr>
             <w:r>
               <w:t xml:space="preserve">2024–2026 (n = 82)</w:t>
             </w:r>
@@ -2733,7 +3041,9 @@
             <w:shd w:val="clear" w:color="auto" w:fill="F2F2F2"/>
           </w:tcPr>
           <w:p>
-            <w:pPr/>
+            <w:pPr>
+              <w:spacing w:line="240" w:lineRule="auto" w:after="40"/>
+            </w:pPr>
             <w:r>
               <w:t xml:space="preserve">Total (n = 135)</w:t>
             </w:r>
@@ -2745,7 +3055,9 @@
             <w:shd w:val="clear" w:color="auto" w:fill="F2F2F2"/>
           </w:tcPr>
           <w:p>
-            <w:pPr/>
+            <w:pPr>
+              <w:spacing w:line="240" w:lineRule="auto" w:after="40"/>
+            </w:pPr>
             <w:r>
               <w:t xml:space="preserve">Trend </w:t>
             </w:r>
@@ -2763,7 +3075,9 @@
             <w:shd w:val="clear" w:color="auto" w:fill="F2F2F2"/>
           </w:tcPr>
           <w:p>
-            <w:pPr/>
+            <w:pPr>
+              <w:spacing w:line="240" w:lineRule="auto" w:after="40"/>
+            </w:pPr>
             <w:r>
               <w:rPr>
                 <w:i/>
@@ -2779,7 +3093,9 @@
             <w:tcW w:w="3040" w:type="dxa"/>
           </w:tcPr>
           <w:p>
-            <w:pPr/>
+            <w:pPr>
+              <w:spacing w:line="240" w:lineRule="auto" w:after="40"/>
+            </w:pPr>
             <w:r>
               <w:t xml:space="preserve">Media literacy and educommunication</w:t>
             </w:r>
@@ -2790,7 +3106,9 @@
             <w:tcW w:w="1095" w:type="dxa"/>
           </w:tcPr>
           <w:p>
-            <w:pPr/>
+            <w:pPr>
+              <w:spacing w:line="240" w:lineRule="auto" w:after="40"/>
+            </w:pPr>
             <w:r>
               <w:t xml:space="preserve">9 (50.0)</w:t>
             </w:r>
@@ -2801,7 +3119,9 @@
             <w:tcW w:w="1131" w:type="dxa"/>
           </w:tcPr>
           <w:p>
-            <w:pPr/>
+            <w:pPr>
+              <w:spacing w:line="240" w:lineRule="auto" w:after="40"/>
+            </w:pPr>
             <w:r>
               <w:t xml:space="preserve">5 (14.3)</w:t>
             </w:r>
@@ -2812,7 +3132,9 @@
             <w:tcW w:w="1185" w:type="dxa"/>
           </w:tcPr>
           <w:p>
-            <w:pPr/>
+            <w:pPr>
+              <w:spacing w:line="240" w:lineRule="auto" w:after="40"/>
+            </w:pPr>
             <w:r>
               <w:t xml:space="preserve">11 (13.4)</w:t>
             </w:r>
@@ -2823,7 +3145,9 @@
             <w:tcW w:w="1161" w:type="dxa"/>
           </w:tcPr>
           <w:p>
-            <w:pPr/>
+            <w:pPr>
+              <w:spacing w:line="240" w:lineRule="auto" w:after="40"/>
+            </w:pPr>
             <w:r>
               <w:t xml:space="preserve">25 (18.5)</w:t>
             </w:r>
@@ -2834,7 +3158,9 @@
             <w:tcW w:w="1027" w:type="dxa"/>
           </w:tcPr>
           <w:p>
-            <w:pPr/>
+            <w:pPr>
+              <w:spacing w:line="240" w:lineRule="auto" w:after="40"/>
+            </w:pPr>
             <w:r>
               <w:t xml:space="preserve">−3.04</w:t>
             </w:r>
@@ -2845,7 +3171,9 @@
             <w:tcW w:w="720" w:type="dxa"/>
           </w:tcPr>
           <w:p>
-            <w:pPr/>
+            <w:pPr>
+              <w:spacing w:line="240" w:lineRule="auto" w:after="40"/>
+            </w:pPr>
             <w:r>
               <w:t xml:space="preserve">.002</w:t>
             </w:r>
@@ -2858,7 +3186,9 @@
             <w:tcW w:w="3040" w:type="dxa"/>
           </w:tcPr>
           <w:p>
-            <w:pPr/>
+            <w:pPr>
+              <w:spacing w:line="240" w:lineRule="auto" w:after="40"/>
+            </w:pPr>
             <w:r>
               <w:t xml:space="preserve">Multiliteracies and New Literacy Studies</w:t>
             </w:r>
@@ -2869,7 +3199,9 @@
             <w:tcW w:w="1095" w:type="dxa"/>
           </w:tcPr>
           <w:p>
-            <w:pPr/>
+            <w:pPr>
+              <w:spacing w:line="240" w:lineRule="auto" w:after="40"/>
+            </w:pPr>
             <w:r>
               <w:t xml:space="preserve">9 (50.0)</w:t>
             </w:r>
@@ -2880,7 +3212,9 @@
             <w:tcW w:w="1131" w:type="dxa"/>
           </w:tcPr>
           <w:p>
-            <w:pPr/>
+            <w:pPr>
+              <w:spacing w:line="240" w:lineRule="auto" w:after="40"/>
+            </w:pPr>
             <w:r>
               <w:t xml:space="preserve">6 (17.1)</w:t>
             </w:r>
@@ -2891,7 +3225,9 @@
             <w:tcW w:w="1185" w:type="dxa"/>
           </w:tcPr>
           <w:p>
-            <w:pPr/>
+            <w:pPr>
+              <w:spacing w:line="240" w:lineRule="auto" w:after="40"/>
+            </w:pPr>
             <w:r>
               <w:t xml:space="preserve">15 (18.3)</w:t>
             </w:r>
@@ -2902,7 +3238,9 @@
             <w:tcW w:w="1161" w:type="dxa"/>
           </w:tcPr>
           <w:p>
-            <w:pPr/>
+            <w:pPr>
+              <w:spacing w:line="240" w:lineRule="auto" w:after="40"/>
+            </w:pPr>
             <w:r>
               <w:t xml:space="preserve">30 (22.2)</w:t>
             </w:r>
@@ -2913,7 +3251,9 @@
             <w:tcW w:w="1027" w:type="dxa"/>
           </w:tcPr>
           <w:p>
-            <w:pPr/>
+            <w:pPr>
+              <w:spacing w:line="240" w:lineRule="auto" w:after="40"/>
+            </w:pPr>
             <w:r>
               <w:t xml:space="preserve">−2.37</w:t>
             </w:r>
@@ -2924,7 +3264,9 @@
             <w:tcW w:w="720" w:type="dxa"/>
           </w:tcPr>
           <w:p>
-            <w:pPr/>
+            <w:pPr>
+              <w:spacing w:line="240" w:lineRule="auto" w:after="40"/>
+            </w:pPr>
             <w:r>
               <w:t xml:space="preserve">.018</w:t>
             </w:r>
@@ -2937,7 +3279,9 @@
             <w:tcW w:w="3040" w:type="dxa"/>
           </w:tcPr>
           <w:p>
-            <w:pPr/>
+            <w:pPr>
+              <w:spacing w:line="240" w:lineRule="auto" w:after="40"/>
+            </w:pPr>
             <w:r>
               <w:t xml:space="preserve">Digital citizenship</w:t>
             </w:r>
@@ -2948,7 +3292,9 @@
             <w:tcW w:w="1095" w:type="dxa"/>
           </w:tcPr>
           <w:p>
-            <w:pPr/>
+            <w:pPr>
+              <w:spacing w:line="240" w:lineRule="auto" w:after="40"/>
+            </w:pPr>
             <w:r>
               <w:t xml:space="preserve">1 (5.6)</w:t>
             </w:r>
@@ -2959,7 +3305,9 @@
             <w:tcW w:w="1131" w:type="dxa"/>
           </w:tcPr>
           <w:p>
-            <w:pPr/>
+            <w:pPr>
+              <w:spacing w:line="240" w:lineRule="auto" w:after="40"/>
+            </w:pPr>
             <w:r>
               <w:t xml:space="preserve">12 (34.3)</w:t>
             </w:r>
@@ -2970,7 +3318,9 @@
             <w:tcW w:w="1185" w:type="dxa"/>
           </w:tcPr>
           <w:p>
-            <w:pPr/>
+            <w:pPr>
+              <w:spacing w:line="240" w:lineRule="auto" w:after="40"/>
+            </w:pPr>
             <w:r>
               <w:t xml:space="preserve">8 (9.8)</w:t>
             </w:r>
@@ -2981,7 +3331,9 @@
             <w:tcW w:w="1161" w:type="dxa"/>
           </w:tcPr>
           <w:p>
-            <w:pPr/>
+            <w:pPr>
+              <w:spacing w:line="240" w:lineRule="auto" w:after="40"/>
+            </w:pPr>
             <w:r>
               <w:t xml:space="preserve">21 (15.6)</w:t>
             </w:r>
@@ -2992,7 +3344,9 @@
             <w:tcW w:w="1027" w:type="dxa"/>
           </w:tcPr>
           <w:p>
-            <w:pPr/>
+            <w:pPr>
+              <w:spacing w:line="240" w:lineRule="auto" w:after="40"/>
+            </w:pPr>
             <w:r>
               <w:t xml:space="preserve">−0.98</w:t>
             </w:r>
@@ -3003,7 +3357,9 @@
             <w:tcW w:w="720" w:type="dxa"/>
           </w:tcPr>
           <w:p>
-            <w:pPr/>
+            <w:pPr>
+              <w:spacing w:line="240" w:lineRule="auto" w:after="40"/>
+            </w:pPr>
             <w:r>
               <w:t xml:space="preserve">.329</w:t>
             </w:r>
@@ -3016,7 +3372,9 @@
             <w:tcW w:w="3040" w:type="dxa"/>
           </w:tcPr>
           <w:p>
-            <w:pPr/>
+            <w:pPr>
+              <w:spacing w:line="240" w:lineRule="auto" w:after="40"/>
+            </w:pPr>
             <w:r>
               <w:t xml:space="preserve">Race, gender and decolonial perspectives</w:t>
             </w:r>
@@ -3027,7 +3385,9 @@
             <w:tcW w:w="1095" w:type="dxa"/>
           </w:tcPr>
           <w:p>
-            <w:pPr/>
+            <w:pPr>
+              <w:spacing w:line="240" w:lineRule="auto" w:after="40"/>
+            </w:pPr>
             <w:r>
               <w:t xml:space="preserve">2 (11.1)</w:t>
             </w:r>
@@ -3038,7 +3398,9 @@
             <w:tcW w:w="1131" w:type="dxa"/>
           </w:tcPr>
           <w:p>
-            <w:pPr/>
+            <w:pPr>
+              <w:spacing w:line="240" w:lineRule="auto" w:after="40"/>
+            </w:pPr>
             <w:r>
               <w:t xml:space="preserve">4 (11.4)</w:t>
             </w:r>
@@ -3049,7 +3411,9 @@
             <w:tcW w:w="1185" w:type="dxa"/>
           </w:tcPr>
           <w:p>
-            <w:pPr/>
+            <w:pPr>
+              <w:spacing w:line="240" w:lineRule="auto" w:after="40"/>
+            </w:pPr>
             <w:r>
               <w:t xml:space="preserve">14 (17.1)</w:t>
             </w:r>
@@ -3060,7 +3424,9 @@
             <w:tcW w:w="1161" w:type="dxa"/>
           </w:tcPr>
           <w:p>
-            <w:pPr/>
+            <w:pPr>
+              <w:spacing w:line="240" w:lineRule="auto" w:after="40"/>
+            </w:pPr>
             <w:r>
               <w:t xml:space="preserve">20 (14.8)</w:t>
             </w:r>
@@ -3071,7 +3437,9 @@
             <w:tcW w:w="1027" w:type="dxa"/>
           </w:tcPr>
           <w:p>
-            <w:pPr/>
+            <w:pPr>
+              <w:spacing w:line="240" w:lineRule="auto" w:after="40"/>
+            </w:pPr>
             <w:r>
               <w:t xml:space="preserve">0.85</w:t>
             </w:r>
@@ -3082,7 +3450,9 @@
             <w:tcW w:w="720" w:type="dxa"/>
           </w:tcPr>
           <w:p>
-            <w:pPr/>
+            <w:pPr>
+              <w:spacing w:line="240" w:lineRule="auto" w:after="40"/>
+            </w:pPr>
             <w:r>
               <w:t xml:space="preserve">.396</w:t>
             </w:r>
@@ -3095,7 +3465,9 @@
             <w:tcW w:w="3040" w:type="dxa"/>
           </w:tcPr>
           <w:p>
-            <w:pPr/>
+            <w:pPr>
+              <w:spacing w:line="240" w:lineRule="auto" w:after="40"/>
+            </w:pPr>
             <w:r>
               <w:t xml:space="preserve">Critical pedagogy (Freirean)</w:t>
             </w:r>
@@ -3106,7 +3478,9 @@
             <w:tcW w:w="1095" w:type="dxa"/>
           </w:tcPr>
           <w:p>
-            <w:pPr/>
+            <w:pPr>
+              <w:spacing w:line="240" w:lineRule="auto" w:after="40"/>
+            </w:pPr>
             <w:r>
               <w:t xml:space="preserve">1 (5.6)</w:t>
             </w:r>
@@ -3117,7 +3491,9 @@
             <w:tcW w:w="1131" w:type="dxa"/>
           </w:tcPr>
           <w:p>
-            <w:pPr/>
+            <w:pPr>
+              <w:spacing w:line="240" w:lineRule="auto" w:after="40"/>
+            </w:pPr>
             <w:r>
               <w:t xml:space="preserve">3 (8.6)</w:t>
             </w:r>
@@ -3128,7 +3504,9 @@
             <w:tcW w:w="1185" w:type="dxa"/>
           </w:tcPr>
           <w:p>
-            <w:pPr/>
+            <w:pPr>
+              <w:spacing w:line="240" w:lineRule="auto" w:after="40"/>
+            </w:pPr>
             <w:r>
               <w:t xml:space="preserve">12 (14.6)</w:t>
             </w:r>
@@ -3139,7 +3517,9 @@
             <w:tcW w:w="1161" w:type="dxa"/>
           </w:tcPr>
           <w:p>
-            <w:pPr/>
+            <w:pPr>
+              <w:spacing w:line="240" w:lineRule="auto" w:after="40"/>
+            </w:pPr>
             <w:r>
               <w:t xml:space="preserve">16 (11.9)</w:t>
             </w:r>
@@ -3150,7 +3530,9 @@
             <w:tcW w:w="1027" w:type="dxa"/>
           </w:tcPr>
           <w:p>
-            <w:pPr/>
+            <w:pPr>
+              <w:spacing w:line="240" w:lineRule="auto" w:after="40"/>
+            </w:pPr>
             <w:r>
               <w:t xml:space="preserve">1.27</w:t>
             </w:r>
@@ -3161,7 +3543,9 @@
             <w:tcW w:w="720" w:type="dxa"/>
           </w:tcPr>
           <w:p>
-            <w:pPr/>
+            <w:pPr>
+              <w:spacing w:line="240" w:lineRule="auto" w:after="40"/>
+            </w:pPr>
             <w:r>
               <w:t xml:space="preserve">.206</w:t>
             </w:r>
@@ -3422,7 +3806,9 @@
             <w:shd w:val="clear" w:color="auto" w:fill="F2F2F2"/>
           </w:tcPr>
           <w:p>
-            <w:pPr/>
+            <w:pPr>
+              <w:spacing w:line="240" w:lineRule="auto" w:after="40"/>
+            </w:pPr>
             <w:r>
               <w:t xml:space="preserve">Category</w:t>
             </w:r>
@@ -3434,7 +3820,9 @@
             <w:shd w:val="clear" w:color="auto" w:fill="F2F2F2"/>
           </w:tcPr>
           <w:p>
-            <w:pPr/>
+            <w:pPr>
+              <w:spacing w:line="240" w:lineRule="auto" w:after="40"/>
+            </w:pPr>
             <w:r>
               <w:t xml:space="preserve">Dictionary</w:t>
             </w:r>
@@ -3446,7 +3834,9 @@
             <w:shd w:val="clear" w:color="auto" w:fill="F2F2F2"/>
           </w:tcPr>
           <w:p>
-            <w:pPr/>
+            <w:pPr>
+              <w:spacing w:line="240" w:lineRule="auto" w:after="40"/>
+            </w:pPr>
             <w:r>
               <w:t xml:space="preserve">2016–2019 (n = 18)</w:t>
             </w:r>
@@ -3458,7 +3848,9 @@
             <w:shd w:val="clear" w:color="auto" w:fill="F2F2F2"/>
           </w:tcPr>
           <w:p>
-            <w:pPr/>
+            <w:pPr>
+              <w:spacing w:line="240" w:lineRule="auto" w:after="40"/>
+            </w:pPr>
             <w:r>
               <w:t xml:space="preserve">2020–2023 (n = 35)</w:t>
             </w:r>
@@ -3470,7 +3862,9 @@
             <w:shd w:val="clear" w:color="auto" w:fill="F2F2F2"/>
           </w:tcPr>
           <w:p>
-            <w:pPr/>
+            <w:pPr>
+              <w:spacing w:line="240" w:lineRule="auto" w:after="40"/>
+            </w:pPr>
             <w:r>
               <w:t xml:space="preserve">2024–2026 (n = 82)</w:t>
             </w:r>
@@ -3482,7 +3876,9 @@
             <w:shd w:val="clear" w:color="auto" w:fill="F2F2F2"/>
           </w:tcPr>
           <w:p>
-            <w:pPr/>
+            <w:pPr>
+              <w:spacing w:line="240" w:lineRule="auto" w:after="40"/>
+            </w:pPr>
             <w:r>
               <w:t xml:space="preserve">Trend </w:t>
             </w:r>
@@ -3500,7 +3896,9 @@
             <w:shd w:val="clear" w:color="auto" w:fill="F2F2F2"/>
           </w:tcPr>
           <w:p>
-            <w:pPr/>
+            <w:pPr>
+              <w:spacing w:line="240" w:lineRule="auto" w:after="40"/>
+            </w:pPr>
             <w:r>
               <w:rPr>
                 <w:i/>
@@ -3516,7 +3914,9 @@
             <w:tcW w:w="1720" w:type="dxa"/>
           </w:tcPr>
           <w:p>
-            <w:pPr/>
+            <w:pPr>
+              <w:spacing w:line="240" w:lineRule="auto" w:after="40"/>
+            </w:pPr>
             <w:r>
               <w:t xml:space="preserve">Artificial intelligence</w:t>
             </w:r>
@@ -3527,7 +3927,9 @@
             <w:tcW w:w="1305" w:type="dxa"/>
           </w:tcPr>
           <w:p>
-            <w:pPr/>
+            <w:pPr>
+              <w:spacing w:line="240" w:lineRule="auto" w:after="40"/>
+            </w:pPr>
             <w:r>
               <w:t xml:space="preserve">Broad</w:t>
             </w:r>
@@ -3538,7 +3940,9 @@
             <w:tcW w:w="1418" w:type="dxa"/>
           </w:tcPr>
           <w:p>
-            <w:pPr/>
+            <w:pPr>
+              <w:spacing w:line="240" w:lineRule="auto" w:after="40"/>
+            </w:pPr>
             <w:r>
               <w:t xml:space="preserve">0 (0.0)</w:t>
             </w:r>
@@ -3549,7 +3953,9 @@
             <w:tcW w:w="1441" w:type="dxa"/>
           </w:tcPr>
           <w:p>
-            <w:pPr/>
+            <w:pPr>
+              <w:spacing w:line="240" w:lineRule="auto" w:after="40"/>
+            </w:pPr>
             <w:r>
               <w:t xml:space="preserve">2 (5.7)</w:t>
             </w:r>
@@ -3560,7 +3966,9 @@
             <w:tcW w:w="1578" w:type="dxa"/>
           </w:tcPr>
           <w:p>
-            <w:pPr/>
+            <w:pPr>
+              <w:spacing w:line="240" w:lineRule="auto" w:after="40"/>
+            </w:pPr>
             <w:r>
               <w:t xml:space="preserve">35 (42.7)</w:t>
             </w:r>
@@ -3571,7 +3979,9 @@
             <w:tcW w:w="1027" w:type="dxa"/>
           </w:tcPr>
           <w:p>
-            <w:pPr/>
+            <w:pPr>
+              <w:spacing w:line="240" w:lineRule="auto" w:after="40"/>
+            </w:pPr>
             <w:r>
               <w:t xml:space="preserve">4.69</w:t>
             </w:r>
@@ -3582,7 +3992,9 @@
             <w:tcW w:w="870" w:type="dxa"/>
           </w:tcPr>
           <w:p>
-            <w:pPr/>
+            <w:pPr>
+              <w:spacing w:line="240" w:lineRule="auto" w:after="40"/>
+            </w:pPr>
             <w:r>
               <w:t xml:space="preserve">&lt; .001</w:t>
             </w:r>
@@ -3595,7 +4007,9 @@
             <w:tcW w:w="1720" w:type="dxa"/>
           </w:tcPr>
           <w:p>
-            <w:pPr/>
+            <w:pPr>
+              <w:spacing w:line="240" w:lineRule="auto" w:after="40"/>
+            </w:pPr>
           </w:p>
         </w:tc>
         <w:tc>
@@ -3603,7 +4017,9 @@
             <w:tcW w:w="1305" w:type="dxa"/>
           </w:tcPr>
           <w:p>
-            <w:pPr/>
+            <w:pPr>
+              <w:spacing w:line="240" w:lineRule="auto" w:after="40"/>
+            </w:pPr>
             <w:r>
               <w:t xml:space="preserve">Strict</w:t>
             </w:r>
@@ -3614,7 +4030,9 @@
             <w:tcW w:w="1418" w:type="dxa"/>
           </w:tcPr>
           <w:p>
-            <w:pPr/>
+            <w:pPr>
+              <w:spacing w:line="240" w:lineRule="auto" w:after="40"/>
+            </w:pPr>
             <w:r>
               <w:t xml:space="preserve">0 (0.0)</w:t>
             </w:r>
@@ -3625,7 +4043,9 @@
             <w:tcW w:w="1441" w:type="dxa"/>
           </w:tcPr>
           <w:p>
-            <w:pPr/>
+            <w:pPr>
+              <w:spacing w:line="240" w:lineRule="auto" w:after="40"/>
+            </w:pPr>
             <w:r>
               <w:t xml:space="preserve">0 (0.0)</w:t>
             </w:r>
@@ -3636,7 +4056,9 @@
             <w:tcW w:w="1578" w:type="dxa"/>
           </w:tcPr>
           <w:p>
-            <w:pPr/>
+            <w:pPr>
+              <w:spacing w:line="240" w:lineRule="auto" w:after="40"/>
+            </w:pPr>
             <w:r>
               <w:t xml:space="preserve">22 (26.8)</w:t>
             </w:r>
@@ -3647,7 +4069,9 @@
             <w:tcW w:w="1027" w:type="dxa"/>
           </w:tcPr>
           <w:p>
-            <w:pPr/>
+            <w:pPr>
+              <w:spacing w:line="240" w:lineRule="auto" w:after="40"/>
+            </w:pPr>
             <w:r>
               <w:t xml:space="preserve">3.75</w:t>
             </w:r>
@@ -3658,7 +4082,9 @@
             <w:tcW w:w="870" w:type="dxa"/>
           </w:tcPr>
           <w:p>
-            <w:pPr/>
+            <w:pPr>
+              <w:spacing w:line="240" w:lineRule="auto" w:after="40"/>
+            </w:pPr>
             <w:r>
               <w:t xml:space="preserve">&lt; .001</w:t>
             </w:r>
@@ -3671,7 +4097,9 @@
             <w:tcW w:w="1720" w:type="dxa"/>
           </w:tcPr>
           <w:p>
-            <w:pPr/>
+            <w:pPr>
+              <w:spacing w:line="240" w:lineRule="auto" w:after="40"/>
+            </w:pPr>
             <w:r>
               <w:t xml:space="preserve">Algorithms, data and platforms</w:t>
             </w:r>
@@ -3682,7 +4110,9 @@
             <w:tcW w:w="1305" w:type="dxa"/>
           </w:tcPr>
           <w:p>
-            <w:pPr/>
+            <w:pPr>
+              <w:spacing w:line="240" w:lineRule="auto" w:after="40"/>
+            </w:pPr>
             <w:r>
               <w:t xml:space="preserve">Broad</w:t>
             </w:r>
@@ -3693,7 +4123,9 @@
             <w:tcW w:w="1418" w:type="dxa"/>
           </w:tcPr>
           <w:p>
-            <w:pPr/>
+            <w:pPr>
+              <w:spacing w:line="240" w:lineRule="auto" w:after="40"/>
+            </w:pPr>
             <w:r>
               <w:t xml:space="preserve">1 (5.6)</w:t>
             </w:r>
@@ -3704,7 +4136,9 @@
             <w:tcW w:w="1441" w:type="dxa"/>
           </w:tcPr>
           <w:p>
-            <w:pPr/>
+            <w:pPr>
+              <w:spacing w:line="240" w:lineRule="auto" w:after="40"/>
+            </w:pPr>
             <w:r>
               <w:t xml:space="preserve">6 (17.1)</w:t>
             </w:r>
@@ -3715,7 +4149,9 @@
             <w:tcW w:w="1578" w:type="dxa"/>
           </w:tcPr>
           <w:p>
-            <w:pPr/>
+            <w:pPr>
+              <w:spacing w:line="240" w:lineRule="auto" w:after="40"/>
+            </w:pPr>
             <w:r>
               <w:t xml:space="preserve">26 (31.7)</w:t>
             </w:r>
@@ -3726,7 +4162,9 @@
             <w:tcW w:w="1027" w:type="dxa"/>
           </w:tcPr>
           <w:p>
-            <w:pPr/>
+            <w:pPr>
+              <w:spacing w:line="240" w:lineRule="auto" w:after="40"/>
+            </w:pPr>
             <w:r>
               <w:t xml:space="preserve">2.61</w:t>
             </w:r>
@@ -3737,7 +4175,9 @@
             <w:tcW w:w="870" w:type="dxa"/>
           </w:tcPr>
           <w:p>
-            <w:pPr/>
+            <w:pPr>
+              <w:spacing w:line="240" w:lineRule="auto" w:after="40"/>
+            </w:pPr>
             <w:r>
               <w:t xml:space="preserve">.009</w:t>
             </w:r>
@@ -3750,7 +4190,9 @@
             <w:tcW w:w="1720" w:type="dxa"/>
           </w:tcPr>
           <w:p>
-            <w:pPr/>
+            <w:pPr>
+              <w:spacing w:line="240" w:lineRule="auto" w:after="40"/>
+            </w:pPr>
           </w:p>
         </w:tc>
         <w:tc>
@@ -3758,7 +4200,9 @@
             <w:tcW w:w="1305" w:type="dxa"/>
           </w:tcPr>
           <w:p>
-            <w:pPr/>
+            <w:pPr>
+              <w:spacing w:line="240" w:lineRule="auto" w:after="40"/>
+            </w:pPr>
             <w:r>
               <w:t xml:space="preserve">Strict</w:t>
             </w:r>
@@ -3769,7 +4213,9 @@
             <w:tcW w:w="1418" w:type="dxa"/>
           </w:tcPr>
           <w:p>
-            <w:pPr/>
+            <w:pPr>
+              <w:spacing w:line="240" w:lineRule="auto" w:after="40"/>
+            </w:pPr>
             <w:r>
               <w:t xml:space="preserve">1 (5.6)</w:t>
             </w:r>
@@ -3780,7 +4226,9 @@
             <w:tcW w:w="1441" w:type="dxa"/>
           </w:tcPr>
           <w:p>
-            <w:pPr/>
+            <w:pPr>
+              <w:spacing w:line="240" w:lineRule="auto" w:after="40"/>
+            </w:pPr>
             <w:r>
               <w:t xml:space="preserve">3 (8.6)</w:t>
             </w:r>
@@ -3791,7 +4239,9 @@
             <w:tcW w:w="1578" w:type="dxa"/>
           </w:tcPr>
           <w:p>
-            <w:pPr/>
+            <w:pPr>
+              <w:spacing w:line="240" w:lineRule="auto" w:after="40"/>
+            </w:pPr>
             <w:r>
               <w:t xml:space="preserve">26 (31.7)</w:t>
             </w:r>
@@ -3802,7 +4252,9 @@
             <w:tcW w:w="1027" w:type="dxa"/>
           </w:tcPr>
           <w:p>
-            <w:pPr/>
+            <w:pPr>
+              <w:spacing w:line="240" w:lineRule="auto" w:after="40"/>
+            </w:pPr>
             <w:r>
               <w:t xml:space="preserve">3.11</w:t>
             </w:r>
@@ -3813,7 +4265,9 @@
             <w:tcW w:w="870" w:type="dxa"/>
           </w:tcPr>
           <w:p>
-            <w:pPr/>
+            <w:pPr>
+              <w:spacing w:line="240" w:lineRule="auto" w:after="40"/>
+            </w:pPr>
             <w:r>
               <w:t xml:space="preserve">.002</w:t>
             </w:r>
@@ -3826,7 +4280,9 @@
             <w:tcW w:w="1720" w:type="dxa"/>
           </w:tcPr>
           <w:p>
-            <w:pPr/>
+            <w:pPr>
+              <w:spacing w:line="240" w:lineRule="auto" w:after="40"/>
+            </w:pPr>
             <w:r>
               <w:t xml:space="preserve">Social media</w:t>
             </w:r>
@@ -3837,7 +4293,9 @@
             <w:tcW w:w="1305" w:type="dxa"/>
           </w:tcPr>
           <w:p>
-            <w:pPr/>
+            <w:pPr>
+              <w:spacing w:line="240" w:lineRule="auto" w:after="40"/>
+            </w:pPr>
             <w:r>
               <w:t xml:space="preserve">Broad</w:t>
             </w:r>
@@ -3848,7 +4306,9 @@
             <w:tcW w:w="1418" w:type="dxa"/>
           </w:tcPr>
           <w:p>
-            <w:pPr/>
+            <w:pPr>
+              <w:spacing w:line="240" w:lineRule="auto" w:after="40"/>
+            </w:pPr>
             <w:r>
               <w:t xml:space="preserve">4 (22.2)</w:t>
             </w:r>
@@ -3859,7 +4319,9 @@
             <w:tcW w:w="1441" w:type="dxa"/>
           </w:tcPr>
           <w:p>
-            <w:pPr/>
+            <w:pPr>
+              <w:spacing w:line="240" w:lineRule="auto" w:after="40"/>
+            </w:pPr>
             <w:r>
               <w:t xml:space="preserve">6 (17.1)</w:t>
             </w:r>
@@ -3870,7 +4332,9 @@
             <w:tcW w:w="1578" w:type="dxa"/>
           </w:tcPr>
           <w:p>
-            <w:pPr/>
+            <w:pPr>
+              <w:spacing w:line="240" w:lineRule="auto" w:after="40"/>
+            </w:pPr>
             <w:r>
               <w:t xml:space="preserve">17 (20.7)</w:t>
             </w:r>
@@ -3881,7 +4345,9 @@
             <w:tcW w:w="1027" w:type="dxa"/>
           </w:tcPr>
           <w:p>
-            <w:pPr/>
+            <w:pPr>
+              <w:spacing w:line="240" w:lineRule="auto" w:after="40"/>
+            </w:pPr>
             <w:r>
               <w:t xml:space="preserve">0.06</w:t>
             </w:r>
@@ -3892,7 +4358,9 @@
             <w:tcW w:w="870" w:type="dxa"/>
           </w:tcPr>
           <w:p>
-            <w:pPr/>
+            <w:pPr>
+              <w:spacing w:line="240" w:lineRule="auto" w:after="40"/>
+            </w:pPr>
             <w:r>
               <w:t xml:space="preserve">.952</w:t>
             </w:r>
@@ -3905,7 +4373,9 @@
             <w:tcW w:w="1720" w:type="dxa"/>
           </w:tcPr>
           <w:p>
-            <w:pPr/>
+            <w:pPr>
+              <w:spacing w:line="240" w:lineRule="auto" w:after="40"/>
+            </w:pPr>
           </w:p>
         </w:tc>
         <w:tc>
@@ -3913,7 +4383,9 @@
             <w:tcW w:w="1305" w:type="dxa"/>
           </w:tcPr>
           <w:p>
-            <w:pPr/>
+            <w:pPr>
+              <w:spacing w:line="240" w:lineRule="auto" w:after="40"/>
+            </w:pPr>
             <w:r>
               <w:t xml:space="preserve">Strict</w:t>
             </w:r>
@@ -3924,7 +4396,9 @@
             <w:tcW w:w="1418" w:type="dxa"/>
           </w:tcPr>
           <w:p>
-            <w:pPr/>
+            <w:pPr>
+              <w:spacing w:line="240" w:lineRule="auto" w:after="40"/>
+            </w:pPr>
             <w:r>
               <w:t xml:space="preserve">4 (22.2)</w:t>
             </w:r>
@@ -3935,7 +4409,9 @@
             <w:tcW w:w="1441" w:type="dxa"/>
           </w:tcPr>
           <w:p>
-            <w:pPr/>
+            <w:pPr>
+              <w:spacing w:line="240" w:lineRule="auto" w:after="40"/>
+            </w:pPr>
             <w:r>
               <w:t xml:space="preserve">2 (5.7)</w:t>
             </w:r>
@@ -3946,7 +4422,9 @@
             <w:tcW w:w="1578" w:type="dxa"/>
           </w:tcPr>
           <w:p>
-            <w:pPr/>
+            <w:pPr>
+              <w:spacing w:line="240" w:lineRule="auto" w:after="40"/>
+            </w:pPr>
             <w:r>
               <w:t xml:space="preserve">12 (14.6)</w:t>
             </w:r>
@@ -3957,7 +4435,9 @@
             <w:tcW w:w="1027" w:type="dxa"/>
           </w:tcPr>
           <w:p>
-            <w:pPr/>
+            <w:pPr>
+              <w:spacing w:line="240" w:lineRule="auto" w:after="40"/>
+            </w:pPr>
             <w:r>
               <w:t xml:space="preserve">−0.19</w:t>
             </w:r>
@@ -3968,7 +4448,9 @@
             <w:tcW w:w="870" w:type="dxa"/>
           </w:tcPr>
           <w:p>
-            <w:pPr/>
+            <w:pPr>
+              <w:spacing w:line="240" w:lineRule="auto" w:after="40"/>
+            </w:pPr>
             <w:r>
               <w:t xml:space="preserve">.851</w:t>
             </w:r>
@@ -3981,7 +4463,9 @@
             <w:tcW w:w="1720" w:type="dxa"/>
           </w:tcPr>
           <w:p>
-            <w:pPr/>
+            <w:pPr>
+              <w:spacing w:line="240" w:lineRule="auto" w:after="40"/>
+            </w:pPr>
             <w:r>
               <w:t xml:space="preserve">Early childhood and primary</w:t>
             </w:r>
@@ -3992,7 +4476,9 @@
             <w:tcW w:w="1305" w:type="dxa"/>
           </w:tcPr>
           <w:p>
-            <w:pPr/>
+            <w:pPr>
+              <w:spacing w:line="240" w:lineRule="auto" w:after="40"/>
+            </w:pPr>
             <w:r>
               <w:t xml:space="preserve">Broad</w:t>
             </w:r>
@@ -4003,7 +4489,9 @@
             <w:tcW w:w="1418" w:type="dxa"/>
           </w:tcPr>
           <w:p>
-            <w:pPr/>
+            <w:pPr>
+              <w:spacing w:line="240" w:lineRule="auto" w:after="40"/>
+            </w:pPr>
             <w:r>
               <w:t xml:space="preserve">2 (11.1)</w:t>
             </w:r>
@@ -4014,7 +4502,9 @@
             <w:tcW w:w="1441" w:type="dxa"/>
           </w:tcPr>
           <w:p>
-            <w:pPr/>
+            <w:pPr>
+              <w:spacing w:line="240" w:lineRule="auto" w:after="40"/>
+            </w:pPr>
             <w:r>
               <w:t xml:space="preserve">3 (8.6)</w:t>
             </w:r>
@@ -4025,7 +4515,9 @@
             <w:tcW w:w="1578" w:type="dxa"/>
           </w:tcPr>
           <w:p>
-            <w:pPr/>
+            <w:pPr>
+              <w:spacing w:line="240" w:lineRule="auto" w:after="40"/>
+            </w:pPr>
             <w:r>
               <w:t xml:space="preserve">5 (6.1)</w:t>
             </w:r>
@@ -4036,7 +4528,9 @@
             <w:tcW w:w="1027" w:type="dxa"/>
           </w:tcPr>
           <w:p>
-            <w:pPr/>
+            <w:pPr>
+              <w:spacing w:line="240" w:lineRule="auto" w:after="40"/>
+            </w:pPr>
             <w:r>
               <w:t xml:space="preserve">−0.80</w:t>
             </w:r>
@@ -4047,7 +4541,9 @@
             <w:tcW w:w="870" w:type="dxa"/>
           </w:tcPr>
           <w:p>
-            <w:pPr/>
+            <w:pPr>
+              <w:spacing w:line="240" w:lineRule="auto" w:after="40"/>
+            </w:pPr>
             <w:r>
               <w:t xml:space="preserve">.426</w:t>
             </w:r>
@@ -4060,7 +4556,9 @@
             <w:tcW w:w="1720" w:type="dxa"/>
           </w:tcPr>
           <w:p>
-            <w:pPr/>
+            <w:pPr>
+              <w:spacing w:line="240" w:lineRule="auto" w:after="40"/>
+            </w:pPr>
           </w:p>
         </w:tc>
         <w:tc>
@@ -4068,7 +4566,9 @@
             <w:tcW w:w="1305" w:type="dxa"/>
           </w:tcPr>
           <w:p>
-            <w:pPr/>
+            <w:pPr>
+              <w:spacing w:line="240" w:lineRule="auto" w:after="40"/>
+            </w:pPr>
             <w:r>
               <w:t xml:space="preserve">Strict</w:t>
             </w:r>
@@ -4079,7 +4579,9 @@
             <w:tcW w:w="1418" w:type="dxa"/>
           </w:tcPr>
           <w:p>
-            <w:pPr/>
+            <w:pPr>
+              <w:spacing w:line="240" w:lineRule="auto" w:after="40"/>
+            </w:pPr>
             <w:r>
               <w:t xml:space="preserve">1 (5.6)</w:t>
             </w:r>
@@ -4090,7 +4592,9 @@
             <w:tcW w:w="1441" w:type="dxa"/>
           </w:tcPr>
           <w:p>
-            <w:pPr/>
+            <w:pPr>
+              <w:spacing w:line="240" w:lineRule="auto" w:after="40"/>
+            </w:pPr>
             <w:r>
               <w:t xml:space="preserve">3 (8.6)</w:t>
             </w:r>
@@ -4101,7 +4605,9 @@
             <w:tcW w:w="1578" w:type="dxa"/>
           </w:tcPr>
           <w:p>
-            <w:pPr/>
+            <w:pPr>
+              <w:spacing w:line="240" w:lineRule="auto" w:after="40"/>
+            </w:pPr>
             <w:r>
               <w:t xml:space="preserve">3 (3.7)</w:t>
             </w:r>
@@ -4112,7 +4618,9 @@
             <w:tcW w:w="1027" w:type="dxa"/>
           </w:tcPr>
           <w:p>
-            <w:pPr/>
+            <w:pPr>
+              <w:spacing w:line="240" w:lineRule="auto" w:after="40"/>
+            </w:pPr>
             <w:r>
               <w:t xml:space="preserve">−0.71</w:t>
             </w:r>
@@ -4123,7 +4631,9 @@
             <w:tcW w:w="870" w:type="dxa"/>
           </w:tcPr>
           <w:p>
-            <w:pPr/>
+            <w:pPr>
+              <w:spacing w:line="240" w:lineRule="auto" w:after="40"/>
+            </w:pPr>
             <w:r>
               <w:t xml:space="preserve">.476</w:t>
             </w:r>
@@ -4136,7 +4646,9 @@
             <w:tcW w:w="1720" w:type="dxa"/>
           </w:tcPr>
           <w:p>
-            <w:pPr/>
+            <w:pPr>
+              <w:spacing w:line="240" w:lineRule="auto" w:after="40"/>
+            </w:pPr>
             <w:r>
               <w:t xml:space="preserve">Secondary</w:t>
             </w:r>
@@ -4147,7 +4659,9 @@
             <w:tcW w:w="1305" w:type="dxa"/>
           </w:tcPr>
           <w:p>
-            <w:pPr/>
+            <w:pPr>
+              <w:spacing w:line="240" w:lineRule="auto" w:after="40"/>
+            </w:pPr>
             <w:r>
               <w:t xml:space="preserve">Broad</w:t>
             </w:r>
@@ -4158,7 +4672,9 @@
             <w:tcW w:w="1418" w:type="dxa"/>
           </w:tcPr>
           <w:p>
-            <w:pPr/>
+            <w:pPr>
+              <w:spacing w:line="240" w:lineRule="auto" w:after="40"/>
+            </w:pPr>
             <w:r>
               <w:t xml:space="preserve">8 (44.4)</w:t>
             </w:r>
@@ -4169,7 +4685,9 @@
             <w:tcW w:w="1441" w:type="dxa"/>
           </w:tcPr>
           <w:p>
-            <w:pPr/>
+            <w:pPr>
+              <w:spacing w:line="240" w:lineRule="auto" w:after="40"/>
+            </w:pPr>
             <w:r>
               <w:t xml:space="preserve">7 (20.0)</w:t>
             </w:r>
@@ -4180,7 +4698,9 @@
             <w:tcW w:w="1578" w:type="dxa"/>
           </w:tcPr>
           <w:p>
-            <w:pPr/>
+            <w:pPr>
+              <w:spacing w:line="240" w:lineRule="auto" w:after="40"/>
+            </w:pPr>
             <w:r>
               <w:t xml:space="preserve">14 (17.1)</w:t>
             </w:r>
@@ -4191,7 +4711,9 @@
             <w:tcW w:w="1027" w:type="dxa"/>
           </w:tcPr>
           <w:p>
-            <w:pPr/>
+            <w:pPr>
+              <w:spacing w:line="240" w:lineRule="auto" w:after="40"/>
+            </w:pPr>
             <w:r>
               <w:t xml:space="preserve">−2.26</w:t>
             </w:r>
@@ -4202,7 +4724,9 @@
             <w:tcW w:w="870" w:type="dxa"/>
           </w:tcPr>
           <w:p>
-            <w:pPr/>
+            <w:pPr>
+              <w:spacing w:line="240" w:lineRule="auto" w:after="40"/>
+            </w:pPr>
             <w:r>
               <w:t xml:space="preserve">.024</w:t>
             </w:r>
@@ -4215,7 +4739,9 @@
             <w:tcW w:w="1720" w:type="dxa"/>
           </w:tcPr>
           <w:p>
-            <w:pPr/>
+            <w:pPr>
+              <w:spacing w:line="240" w:lineRule="auto" w:after="40"/>
+            </w:pPr>
           </w:p>
         </w:tc>
         <w:tc>
@@ -4223,7 +4749,9 @@
             <w:tcW w:w="1305" w:type="dxa"/>
           </w:tcPr>
           <w:p>
-            <w:pPr/>
+            <w:pPr>
+              <w:spacing w:line="240" w:lineRule="auto" w:after="40"/>
+            </w:pPr>
             <w:r>
               <w:t xml:space="preserve">Strict</w:t>
             </w:r>
@@ -4234,7 +4762,9 @@
             <w:tcW w:w="1418" w:type="dxa"/>
           </w:tcPr>
           <w:p>
-            <w:pPr/>
+            <w:pPr>
+              <w:spacing w:line="240" w:lineRule="auto" w:after="40"/>
+            </w:pPr>
             <w:r>
               <w:t xml:space="preserve">1 (5.6)</w:t>
             </w:r>
@@ -4245,7 +4775,9 @@
             <w:tcW w:w="1441" w:type="dxa"/>
           </w:tcPr>
           <w:p>
-            <w:pPr/>
+            <w:pPr>
+              <w:spacing w:line="240" w:lineRule="auto" w:after="40"/>
+            </w:pPr>
             <w:r>
               <w:t xml:space="preserve">7 (20.0)</w:t>
             </w:r>
@@ -4256,7 +4788,9 @@
             <w:tcW w:w="1578" w:type="dxa"/>
           </w:tcPr>
           <w:p>
-            <w:pPr/>
+            <w:pPr>
+              <w:spacing w:line="240" w:lineRule="auto" w:after="40"/>
+            </w:pPr>
             <w:r>
               <w:t xml:space="preserve">8 (9.8)</w:t>
             </w:r>
@@ -4267,7 +4801,9 @@
             <w:tcW w:w="1027" w:type="dxa"/>
           </w:tcPr>
           <w:p>
-            <w:pPr/>
+            <w:pPr>
+              <w:spacing w:line="240" w:lineRule="auto" w:after="40"/>
+            </w:pPr>
             <w:r>
               <w:t xml:space="preserve">−0.22</w:t>
             </w:r>
@@ -4278,7 +4814,9 @@
             <w:tcW w:w="870" w:type="dxa"/>
           </w:tcPr>
           <w:p>
-            <w:pPr/>
+            <w:pPr>
+              <w:spacing w:line="240" w:lineRule="auto" w:after="40"/>
+            </w:pPr>
             <w:r>
               <w:t xml:space="preserve">.828</w:t>
             </w:r>
@@ -4291,7 +4829,9 @@
             <w:tcW w:w="1720" w:type="dxa"/>
           </w:tcPr>
           <w:p>
-            <w:pPr/>
+            <w:pPr>
+              <w:spacing w:line="240" w:lineRule="auto" w:after="40"/>
+            </w:pPr>
             <w:r>
               <w:t xml:space="preserve">Higher education</w:t>
             </w:r>
@@ -4302,7 +4842,9 @@
             <w:tcW w:w="1305" w:type="dxa"/>
           </w:tcPr>
           <w:p>
-            <w:pPr/>
+            <w:pPr>
+              <w:spacing w:line="240" w:lineRule="auto" w:after="40"/>
+            </w:pPr>
             <w:r>
               <w:t xml:space="preserve">Broad</w:t>
             </w:r>
@@ -4313,7 +4855,9 @@
             <w:tcW w:w="1418" w:type="dxa"/>
           </w:tcPr>
           <w:p>
-            <w:pPr/>
+            <w:pPr>
+              <w:spacing w:line="240" w:lineRule="auto" w:after="40"/>
+            </w:pPr>
             <w:r>
               <w:t xml:space="preserve">6 (33.3)</w:t>
             </w:r>
@@ -4324,7 +4868,9 @@
             <w:tcW w:w="1441" w:type="dxa"/>
           </w:tcPr>
           <w:p>
-            <w:pPr/>
+            <w:pPr>
+              <w:spacing w:line="240" w:lineRule="auto" w:after="40"/>
+            </w:pPr>
             <w:r>
               <w:t xml:space="preserve">11 (31.4)</w:t>
             </w:r>
@@ -4335,7 +4881,9 @@
             <w:tcW w:w="1578" w:type="dxa"/>
           </w:tcPr>
           <w:p>
-            <w:pPr/>
+            <w:pPr>
+              <w:spacing w:line="240" w:lineRule="auto" w:after="40"/>
+            </w:pPr>
             <w:r>
               <w:t xml:space="preserve">38 (46.3)</w:t>
             </w:r>
@@ -4346,7 +4894,9 @@
             <w:tcW w:w="1027" w:type="dxa"/>
           </w:tcPr>
           <w:p>
-            <w:pPr/>
+            <w:pPr>
+              <w:spacing w:line="240" w:lineRule="auto" w:after="40"/>
+            </w:pPr>
             <w:r>
               <w:t xml:space="preserve">1.45</w:t>
             </w:r>
@@ -4357,7 +4907,9 @@
             <w:tcW w:w="870" w:type="dxa"/>
           </w:tcPr>
           <w:p>
-            <w:pPr/>
+            <w:pPr>
+              <w:spacing w:line="240" w:lineRule="auto" w:after="40"/>
+            </w:pPr>
             <w:r>
               <w:t xml:space="preserve">.149</w:t>
             </w:r>
@@ -4370,7 +4922,9 @@
             <w:tcW w:w="1720" w:type="dxa"/>
           </w:tcPr>
           <w:p>
-            <w:pPr/>
+            <w:pPr>
+              <w:spacing w:line="240" w:lineRule="auto" w:after="40"/>
+            </w:pPr>
           </w:p>
         </w:tc>
         <w:tc>
@@ -4378,7 +4932,9 @@
             <w:tcW w:w="1305" w:type="dxa"/>
           </w:tcPr>
           <w:p>
-            <w:pPr/>
+            <w:pPr>
+              <w:spacing w:line="240" w:lineRule="auto" w:after="40"/>
+            </w:pPr>
             <w:r>
               <w:t xml:space="preserve">Strict</w:t>
             </w:r>
@@ -4389,7 +4945,9 @@
             <w:tcW w:w="1418" w:type="dxa"/>
           </w:tcPr>
           <w:p>
-            <w:pPr/>
+            <w:pPr>
+              <w:spacing w:line="240" w:lineRule="auto" w:after="40"/>
+            </w:pPr>
             <w:r>
               <w:t xml:space="preserve">4 (22.2)</w:t>
             </w:r>
@@ -4400,7 +4958,9 @@
             <w:tcW w:w="1441" w:type="dxa"/>
           </w:tcPr>
           <w:p>
-            <w:pPr/>
+            <w:pPr>
+              <w:spacing w:line="240" w:lineRule="auto" w:after="40"/>
+            </w:pPr>
             <w:r>
               <w:t xml:space="preserve">9 (25.7)</w:t>
             </w:r>
@@ -4411,7 +4971,9 @@
             <w:tcW w:w="1578" w:type="dxa"/>
           </w:tcPr>
           <w:p>
-            <w:pPr/>
+            <w:pPr>
+              <w:spacing w:line="240" w:lineRule="auto" w:after="40"/>
+            </w:pPr>
             <w:r>
               <w:t xml:space="preserve">28 (34.1)</w:t>
             </w:r>
@@ -4422,7 +4984,9 @@
             <w:tcW w:w="1027" w:type="dxa"/>
           </w:tcPr>
           <w:p>
-            <w:pPr/>
+            <w:pPr>
+              <w:spacing w:line="240" w:lineRule="auto" w:after="40"/>
+            </w:pPr>
             <w:r>
               <w:t xml:space="preserve">1.19</w:t>
             </w:r>
@@ -4433,7 +4997,9 @@
             <w:tcW w:w="870" w:type="dxa"/>
           </w:tcPr>
           <w:p>
-            <w:pPr/>
+            <w:pPr>
+              <w:spacing w:line="240" w:lineRule="auto" w:after="40"/>
+            </w:pPr>
             <w:r>
               <w:t xml:space="preserve">.235</w:t>
             </w:r>
@@ -4446,7 +5012,9 @@
             <w:tcW w:w="1720" w:type="dxa"/>
           </w:tcPr>
           <w:p>
-            <w:pPr/>
+            <w:pPr>
+              <w:spacing w:line="240" w:lineRule="auto" w:after="40"/>
+            </w:pPr>
             <w:r>
               <w:t xml:space="preserve">Teacher education</w:t>
             </w:r>
@@ -4457,7 +5025,9 @@
             <w:tcW w:w="1305" w:type="dxa"/>
           </w:tcPr>
           <w:p>
-            <w:pPr/>
+            <w:pPr>
+              <w:spacing w:line="240" w:lineRule="auto" w:after="40"/>
+            </w:pPr>
             <w:r>
               <w:t xml:space="preserve">Broad</w:t>
             </w:r>
@@ -4468,7 +5038,9 @@
             <w:tcW w:w="1418" w:type="dxa"/>
           </w:tcPr>
           <w:p>
-            <w:pPr/>
+            <w:pPr>
+              <w:spacing w:line="240" w:lineRule="auto" w:after="40"/>
+            </w:pPr>
             <w:r>
               <w:t xml:space="preserve">5 (27.8)</w:t>
             </w:r>
@@ -4479,7 +5051,9 @@
             <w:tcW w:w="1441" w:type="dxa"/>
           </w:tcPr>
           <w:p>
-            <w:pPr/>
+            <w:pPr>
+              <w:spacing w:line="240" w:lineRule="auto" w:after="40"/>
+            </w:pPr>
             <w:r>
               <w:t xml:space="preserve">14 (40.0)</w:t>
             </w:r>
@@ -4490,7 +5064,9 @@
             <w:tcW w:w="1578" w:type="dxa"/>
           </w:tcPr>
           <w:p>
-            <w:pPr/>
+            <w:pPr>
+              <w:spacing w:line="240" w:lineRule="auto" w:after="40"/>
+            </w:pPr>
             <w:r>
               <w:t xml:space="preserve">20 (24.4)</w:t>
             </w:r>
@@ -4501,7 +5077,9 @@
             <w:tcW w:w="1027" w:type="dxa"/>
           </w:tcPr>
           <w:p>
-            <w:pPr/>
+            <w:pPr>
+              <w:spacing w:line="240" w:lineRule="auto" w:after="40"/>
+            </w:pPr>
             <w:r>
               <w:t xml:space="preserve">−0.92</w:t>
             </w:r>
@@ -4512,7 +5090,9 @@
             <w:tcW w:w="870" w:type="dxa"/>
           </w:tcPr>
           <w:p>
-            <w:pPr/>
+            <w:pPr>
+              <w:spacing w:line="240" w:lineRule="auto" w:after="40"/>
+            </w:pPr>
             <w:r>
               <w:t xml:space="preserve">.356</w:t>
             </w:r>
@@ -4525,7 +5105,9 @@
             <w:tcW w:w="1720" w:type="dxa"/>
           </w:tcPr>
           <w:p>
-            <w:pPr/>
+            <w:pPr>
+              <w:spacing w:line="240" w:lineRule="auto" w:after="40"/>
+            </w:pPr>
           </w:p>
         </w:tc>
         <w:tc>
@@ -4533,7 +5115,9 @@
             <w:tcW w:w="1305" w:type="dxa"/>
           </w:tcPr>
           <w:p>
-            <w:pPr/>
+            <w:pPr>
+              <w:spacing w:line="240" w:lineRule="auto" w:after="40"/>
+            </w:pPr>
             <w:r>
               <w:t xml:space="preserve">Strict</w:t>
             </w:r>
@@ -4544,7 +5128,9 @@
             <w:tcW w:w="1418" w:type="dxa"/>
           </w:tcPr>
           <w:p>
-            <w:pPr/>
+            <w:pPr>
+              <w:spacing w:line="240" w:lineRule="auto" w:after="40"/>
+            </w:pPr>
             <w:r>
               <w:t xml:space="preserve">5 (27.8)</w:t>
             </w:r>
@@ -4555,7 +5141,9 @@
             <w:tcW w:w="1441" w:type="dxa"/>
           </w:tcPr>
           <w:p>
-            <w:pPr/>
+            <w:pPr>
+              <w:spacing w:line="240" w:lineRule="auto" w:after="40"/>
+            </w:pPr>
             <w:r>
               <w:t xml:space="preserve">9 (25.7)</w:t>
             </w:r>
@@ -4566,7 +5154,9 @@
             <w:tcW w:w="1578" w:type="dxa"/>
           </w:tcPr>
           <w:p>
-            <w:pPr/>
+            <w:pPr>
+              <w:spacing w:line="240" w:lineRule="auto" w:after="40"/>
+            </w:pPr>
             <w:r>
               <w:t xml:space="preserve">13 (15.9)</w:t>
             </w:r>
@@ -4577,7 +5167,9 @@
             <w:tcW w:w="1027" w:type="dxa"/>
           </w:tcPr>
           <w:p>
-            <w:pPr/>
+            <w:pPr>
+              <w:spacing w:line="240" w:lineRule="auto" w:after="40"/>
+            </w:pPr>
             <w:r>
               <w:t xml:space="preserve">−1.44</w:t>
             </w:r>
@@ -4588,7 +5180,9 @@
             <w:tcW w:w="870" w:type="dxa"/>
           </w:tcPr>
           <w:p>
-            <w:pPr/>
+            <w:pPr>
+              <w:spacing w:line="240" w:lineRule="auto" w:after="40"/>
+            </w:pPr>
             <w:r>
               <w:t xml:space="preserve">.151</w:t>
             </w:r>
@@ -4710,7 +5304,9 @@
             <w:shd w:val="clear" w:color="auto" w:fill="F2F2F2"/>
           </w:tcPr>
           <w:p>
-            <w:pPr/>
+            <w:pPr>
+              <w:spacing w:line="240" w:lineRule="auto" w:after="40"/>
+            </w:pPr>
             <w:r>
               <w:t xml:space="preserve">Practice</w:t>
             </w:r>
@@ -4722,7 +5318,9 @@
             <w:shd w:val="clear" w:color="auto" w:fill="F2F2F2"/>
           </w:tcPr>
           <w:p>
-            <w:pPr/>
+            <w:pPr>
+              <w:spacing w:line="240" w:lineRule="auto" w:after="40"/>
+            </w:pPr>
             <w:r>
               <w:t xml:space="preserve">What learners do</w:t>
             </w:r>
@@ -4734,7 +5332,9 @@
             <w:shd w:val="clear" w:color="auto" w:fill="F2F2F2"/>
           </w:tcPr>
           <w:p>
-            <w:pPr/>
+            <w:pPr>
+              <w:spacing w:line="240" w:lineRule="auto" w:after="40"/>
+            </w:pPr>
             <w:r>
               <w:t xml:space="preserve">Examples</w:t>
             </w:r>
@@ -4747,7 +5347,9 @@
             <w:tcW w:w="1438" w:type="dxa"/>
           </w:tcPr>
           <w:p>
-            <w:pPr/>
+            <w:pPr>
+              <w:spacing w:line="240" w:lineRule="auto" w:after="40"/>
+            </w:pPr>
             <w:r>
               <w:t xml:space="preserve">Critical analysis of digital texts</w:t>
             </w:r>
@@ -4758,7 +5360,9 @@
             <w:tcW w:w="3002" w:type="dxa"/>
           </w:tcPr>
           <w:p>
-            <w:pPr/>
+            <w:pPr>
+              <w:spacing w:line="240" w:lineRule="auto" w:after="40"/>
+            </w:pPr>
             <w:r>
               <w:t xml:space="preserve">Read memes, videos, teaching materials or AI outputs for representation, bias and ideology</w:t>
             </w:r>
@@ -4769,7 +5373,9 @@
             <w:tcW w:w="4920" w:type="dxa"/>
           </w:tcPr>
           <w:p>
-            <w:pPr/>
+            <w:pPr>
+              <w:spacing w:line="240" w:lineRule="auto" w:after="40"/>
+            </w:pPr>
             <w:r>
               <w:t xml:space="preserve">Political memes in middle school (Elmore &amp; Coleman, 2019); diversity in airline safety videos (Ho &amp; Hafner, 2025); ideological bias in chatbot answers (Van Poucke, 2024); visual bias in AI images (Weninger &amp; Xu, 2026)</w:t>
             </w:r>
@@ -4782,7 +5388,9 @@
             <w:tcW w:w="1438" w:type="dxa"/>
           </w:tcPr>
           <w:p>
-            <w:pPr/>
+            <w:pPr>
+              <w:spacing w:line="240" w:lineRule="auto" w:after="40"/>
+            </w:pPr>
             <w:r>
               <w:t xml:space="preserve">Media production and multimodal composing</w:t>
             </w:r>
@@ -4793,7 +5401,9 @@
             <w:tcW w:w="3002" w:type="dxa"/>
           </w:tcPr>
           <w:p>
-            <w:pPr/>
+            <w:pPr>
+              <w:spacing w:line="240" w:lineRule="auto" w:after="40"/>
+            </w:pPr>
             <w:r>
               <w:t xml:space="preserve">Produce video, stories, posters or multimodal texts that answer dominant narratives</w:t>
             </w:r>
@@ -4804,7 +5414,9 @@
             <w:tcW w:w="4920" w:type="dxa"/>
           </w:tcPr>
           <w:p>
-            <w:pPr/>
+            <w:pPr>
+              <w:spacing w:line="240" w:lineRule="auto" w:after="40"/>
+            </w:pPr>
             <w:r>
               <w:t xml:space="preserve">Video production in elementary teacher education (Watt, 2019); digital storytelling on District Six (Noble &amp; Gachago, 2022); bilingual Vine making (de los Ríos, 2018); a poster campaign on cyberbullying (Damaskinidis et al., 2026)</w:t>
             </w:r>
@@ -4817,7 +5429,9 @@
             <w:tcW w:w="1438" w:type="dxa"/>
           </w:tcPr>
           <w:p>
-            <w:pPr/>
+            <w:pPr>
+              <w:spacing w:line="240" w:lineRule="auto" w:after="40"/>
+            </w:pPr>
             <w:r>
               <w:t xml:space="preserve">Virtual exchange</w:t>
             </w:r>
@@ -4828,7 +5442,9 @@
             <w:tcW w:w="3002" w:type="dxa"/>
           </w:tcPr>
           <w:p>
-            <w:pPr/>
+            <w:pPr>
+              <w:spacing w:line="240" w:lineRule="auto" w:after="40"/>
+            </w:pPr>
             <w:r>
               <w:t xml:space="preserve">Work with peers in other countries and examine how platforms shape the exchange</w:t>
             </w:r>
@@ -4839,7 +5455,9 @@
             <w:tcW w:w="4920" w:type="dxa"/>
           </w:tcPr>
           <w:p>
-            <w:pPr/>
+            <w:pPr>
+              <w:spacing w:line="240" w:lineRule="auto" w:after="40"/>
+            </w:pPr>
             <w:r>
               <w:t xml:space="preserve">Hauck (2019); ELT teacher education (Bilki et al., 2023); multimodal representation (Satar et al., 2023); a COIL project with pre-service teachers (Ketzer-Nöltge &amp; Markovic, 2022)</w:t>
             </w:r>
@@ -4852,7 +5470,9 @@
             <w:tcW w:w="1438" w:type="dxa"/>
           </w:tcPr>
           <w:p>
-            <w:pPr/>
+            <w:pPr>
+              <w:spacing w:line="240" w:lineRule="auto" w:after="40"/>
+            </w:pPr>
             <w:r>
               <w:t xml:space="preserve">Designed modules and inquiry</w:t>
             </w:r>
@@ -4863,7 +5483,9 @@
             <w:tcW w:w="3002" w:type="dxa"/>
           </w:tcPr>
           <w:p>
-            <w:pPr/>
+            <w:pPr>
+              <w:spacing w:line="240" w:lineRule="auto" w:after="40"/>
+            </w:pPr>
             <w:r>
               <w:t xml:space="preserve">Follow a sequence built around a game, a controversy or a writing task</w:t>
             </w:r>
@@ -4874,7 +5496,9 @@
             <w:tcW w:w="4920" w:type="dxa"/>
           </w:tcPr>
           <w:p>
-            <w:pPr/>
+            <w:pPr>
+              <w:spacing w:line="240" w:lineRule="auto" w:after="40"/>
+            </w:pPr>
             <w:r>
               <w:t xml:space="preserve">Co-design around an indie video game (Jiménez Torras et al., 2026); conspiracy theories in English classes (Gerlach et al., 2025); reflection notebooks on misinformation (Spracklin &amp; Espina, 2025); service learning with preschool teachers (Lo et al., 2024)</w:t>
             </w:r>
@@ -4887,7 +5511,9 @@
             <w:tcW w:w="1438" w:type="dxa"/>
           </w:tcPr>
           <w:p>
-            <w:pPr/>
+            <w:pPr>
+              <w:spacing w:line="240" w:lineRule="auto" w:after="40"/>
+            </w:pPr>
             <w:r>
               <w:t xml:space="preserve">Civic action</w:t>
             </w:r>
@@ -4898,7 +5524,9 @@
             <w:tcW w:w="3002" w:type="dxa"/>
           </w:tcPr>
           <w:p>
-            <w:pPr/>
+            <w:pPr>
+              <w:spacing w:line="240" w:lineRule="auto" w:after="40"/>
+            </w:pPr>
             <w:r>
               <w:t xml:space="preserve">Use digital tools to investigate and act on local or political issues</w:t>
             </w:r>
@@ -4909,7 +5537,9 @@
             <w:tcW w:w="4920" w:type="dxa"/>
           </w:tcPr>
           <w:p>
-            <w:pPr/>
+            <w:pPr>
+              <w:spacing w:line="240" w:lineRule="auto" w:after="40"/>
+            </w:pPr>
             <w:r>
               <w:t xml:space="preserve">Civic interrogation in a ninth-grade ethnic studies course (Kwon &amp; de los Ríos, 2019); student activism after the Parkland shooting (Abowitz &amp; Mamlok, 2020); university digital activism in Peru (Fernández, 2026); Black students resisting AI-mediated racism (Tanksley, 2024)</w:t>
             </w:r>
@@ -4971,7 +5601,9 @@
             <w:shd w:val="clear" w:color="auto" w:fill="F2F2F2"/>
           </w:tcPr>
           <w:p>
-            <w:pPr/>
+            <w:pPr>
+              <w:spacing w:line="240" w:lineRule="auto" w:after="40"/>
+            </w:pPr>
             <w:r>
               <w:t xml:space="preserve">Study</w:t>
             </w:r>
@@ -4983,7 +5615,9 @@
             <w:shd w:val="clear" w:color="auto" w:fill="F2F2F2"/>
           </w:tcPr>
           <w:p>
-            <w:pPr/>
+            <w:pPr>
+              <w:spacing w:line="240" w:lineRule="auto" w:after="40"/>
+            </w:pPr>
             <w:r>
               <w:t xml:space="preserve">Journal</w:t>
             </w:r>
@@ -4995,7 +5629,9 @@
             <w:shd w:val="clear" w:color="auto" w:fill="F2F2F2"/>
           </w:tcPr>
           <w:p>
-            <w:pPr/>
+            <w:pPr>
+              <w:spacing w:line="240" w:lineRule="auto" w:after="40"/>
+            </w:pPr>
             <w:r>
               <w:t xml:space="preserve">Citations</w:t>
             </w:r>
@@ -5007,7 +5643,9 @@
             <w:shd w:val="clear" w:color="auto" w:fill="F2F2F2"/>
           </w:tcPr>
           <w:p>
-            <w:pPr/>
+            <w:pPr>
+              <w:spacing w:line="240" w:lineRule="auto" w:after="40"/>
+            </w:pPr>
             <w:r>
               <w:t xml:space="preserve">Per year</w:t>
             </w:r>
@@ -5019,7 +5657,9 @@
             <w:shd w:val="clear" w:color="auto" w:fill="F2F2F2"/>
           </w:tcPr>
           <w:p>
-            <w:pPr/>
+            <w:pPr>
+              <w:spacing w:line="240" w:lineRule="auto" w:after="40"/>
+            </w:pPr>
             <w:r>
               <w:t xml:space="preserve">Focus</w:t>
             </w:r>
@@ -5032,7 +5672,9 @@
             <w:tcW w:w="1539" w:type="dxa"/>
           </w:tcPr>
           <w:p>
-            <w:pPr/>
+            <w:pPr>
+              <w:spacing w:line="240" w:lineRule="auto" w:after="40"/>
+            </w:pPr>
             <w:r>
               <w:t xml:space="preserve">Darvin (2025)</w:t>
             </w:r>
@@ -5043,7 +5685,9 @@
             <w:tcW w:w="1644" w:type="dxa"/>
           </w:tcPr>
           <w:p>
-            <w:pPr/>
+            <w:pPr>
+              <w:spacing w:line="240" w:lineRule="auto" w:after="40"/>
+            </w:pPr>
             <w:r>
               <w:rPr>
                 <w:i/>
@@ -5057,7 +5701,9 @@
             <w:tcW w:w="1186" w:type="dxa"/>
           </w:tcPr>
           <w:p>
-            <w:pPr/>
+            <w:pPr>
+              <w:spacing w:line="240" w:lineRule="auto" w:after="40"/>
+            </w:pPr>
             <w:r>
               <w:t xml:space="preserve">98</w:t>
             </w:r>
@@ -5068,7 +5714,9 @@
             <w:tcW w:w="1107" w:type="dxa"/>
           </w:tcPr>
           <w:p>
-            <w:pPr/>
+            <w:pPr>
+              <w:spacing w:line="240" w:lineRule="auto" w:after="40"/>
+            </w:pPr>
             <w:r>
               <w:t xml:space="preserve">49.0</w:t>
             </w:r>
@@ -5079,7 +5727,9 @@
             <w:tcW w:w="3884" w:type="dxa"/>
           </w:tcPr>
           <w:p>
-            <w:pPr/>
+            <w:pPr>
+              <w:spacing w:line="240" w:lineRule="auto" w:after="40"/>
+            </w:pPr>
             <w:r>
               <w:t xml:space="preserve">CDL for second language writing mediated by generative AI</w:t>
             </w:r>
@@ -5092,7 +5742,9 @@
             <w:tcW w:w="1539" w:type="dxa"/>
           </w:tcPr>
           <w:p>
-            <w:pPr/>
+            <w:pPr>
+              <w:spacing w:line="240" w:lineRule="auto" w:after="40"/>
+            </w:pPr>
             <w:r>
               <w:t xml:space="preserve">Ilomäki et al. (2023)</w:t>
             </w:r>
@@ -5103,7 +5755,9 @@
             <w:tcW w:w="1644" w:type="dxa"/>
           </w:tcPr>
           <w:p>
-            <w:pPr/>
+            <w:pPr>
+              <w:spacing w:line="240" w:lineRule="auto" w:after="40"/>
+            </w:pPr>
             <w:r>
               <w:rPr>
                 <w:i/>
@@ -5117,7 +5771,9 @@
             <w:tcW w:w="1186" w:type="dxa"/>
           </w:tcPr>
           <w:p>
-            <w:pPr/>
+            <w:pPr>
+              <w:spacing w:line="240" w:lineRule="auto" w:after="40"/>
+            </w:pPr>
             <w:r>
               <w:t xml:space="preserve">74</w:t>
             </w:r>
@@ -5128,7 +5784,9 @@
             <w:tcW w:w="1107" w:type="dxa"/>
           </w:tcPr>
           <w:p>
-            <w:pPr/>
+            <w:pPr>
+              <w:spacing w:line="240" w:lineRule="auto" w:after="40"/>
+            </w:pPr>
             <w:r>
               <w:t xml:space="preserve">18.5</w:t>
             </w:r>
@@ -5139,7 +5797,9 @@
             <w:tcW w:w="3884" w:type="dxa"/>
           </w:tcPr>
           <w:p>
-            <w:pPr/>
+            <w:pPr>
+              <w:spacing w:line="240" w:lineRule="auto" w:after="40"/>
+            </w:pPr>
             <w:r>
               <w:t xml:space="preserve">Systematic review of CDL at school level</w:t>
             </w:r>
@@ -5152,7 +5812,9 @@
             <w:tcW w:w="1539" w:type="dxa"/>
           </w:tcPr>
           <w:p>
-            <w:pPr/>
+            <w:pPr>
+              <w:spacing w:line="240" w:lineRule="auto" w:after="40"/>
+            </w:pPr>
             <w:r>
               <w:t xml:space="preserve">Pötzsch (2019)</w:t>
             </w:r>
@@ -5163,7 +5825,9 @@
             <w:tcW w:w="1644" w:type="dxa"/>
           </w:tcPr>
           <w:p>
-            <w:pPr/>
+            <w:pPr>
+              <w:spacing w:line="240" w:lineRule="auto" w:after="40"/>
+            </w:pPr>
             <w:r>
               <w:rPr>
                 <w:i/>
@@ -5177,7 +5841,9 @@
             <w:tcW w:w="1186" w:type="dxa"/>
           </w:tcPr>
           <w:p>
-            <w:pPr/>
+            <w:pPr>
+              <w:spacing w:line="240" w:lineRule="auto" w:after="40"/>
+            </w:pPr>
             <w:r>
               <w:t xml:space="preserve">71</w:t>
             </w:r>
@@ -5188,7 +5854,9 @@
             <w:tcW w:w="1107" w:type="dxa"/>
           </w:tcPr>
           <w:p>
-            <w:pPr/>
+            <w:pPr>
+              <w:spacing w:line="240" w:lineRule="auto" w:after="40"/>
+            </w:pPr>
             <w:r>
               <w:t xml:space="preserve">8.9</w:t>
             </w:r>
@@ -5199,7 +5867,9 @@
             <w:tcW w:w="3884" w:type="dxa"/>
           </w:tcPr>
           <w:p>
-            <w:pPr/>
+            <w:pPr>
+              <w:spacing w:line="240" w:lineRule="auto" w:after="40"/>
+            </w:pPr>
             <w:r>
               <w:t xml:space="preserve">CDL beyond user competence and labour-market qualifications</w:t>
             </w:r>
@@ -5212,7 +5882,9 @@
             <w:tcW w:w="1539" w:type="dxa"/>
           </w:tcPr>
           <w:p>
-            <w:pPr/>
+            <w:pPr>
+              <w:spacing w:line="240" w:lineRule="auto" w:after="40"/>
+            </w:pPr>
             <w:r>
               <w:t xml:space="preserve">Hauck (2019)</w:t>
             </w:r>
@@ -5223,7 +5895,9 @@
             <w:tcW w:w="1644" w:type="dxa"/>
           </w:tcPr>
           <w:p>
-            <w:pPr/>
+            <w:pPr>
+              <w:spacing w:line="240" w:lineRule="auto" w:after="40"/>
+            </w:pPr>
             <w:r>
               <w:rPr>
                 <w:i/>
@@ -5237,7 +5911,9 @@
             <w:tcW w:w="1186" w:type="dxa"/>
           </w:tcPr>
           <w:p>
-            <w:pPr/>
+            <w:pPr>
+              <w:spacing w:line="240" w:lineRule="auto" w:after="40"/>
+            </w:pPr>
             <w:r>
               <w:t xml:space="preserve">68</w:t>
             </w:r>
@@ -5248,7 +5924,9 @@
             <w:tcW w:w="1107" w:type="dxa"/>
           </w:tcPr>
           <w:p>
-            <w:pPr/>
+            <w:pPr>
+              <w:spacing w:line="240" w:lineRule="auto" w:after="40"/>
+            </w:pPr>
             <w:r>
               <w:t xml:space="preserve">8.5</w:t>
             </w:r>
@@ -5259,7 +5937,9 @@
             <w:tcW w:w="3884" w:type="dxa"/>
           </w:tcPr>
           <w:p>
-            <w:pPr/>
+            <w:pPr>
+              <w:spacing w:line="240" w:lineRule="auto" w:after="40"/>
+            </w:pPr>
             <w:r>
               <w:t xml:space="preserve">Virtual exchange for (critical) digital literacy</w:t>
             </w:r>
@@ -5272,7 +5952,9 @@
             <w:tcW w:w="1539" w:type="dxa"/>
           </w:tcPr>
           <w:p>
-            <w:pPr/>
+            <w:pPr>
+              <w:spacing w:line="240" w:lineRule="auto" w:after="40"/>
+            </w:pPr>
             <w:r>
               <w:t xml:space="preserve">Moorhouse et al. (2025)</w:t>
             </w:r>
@@ -5283,7 +5965,9 @@
             <w:tcW w:w="1644" w:type="dxa"/>
           </w:tcPr>
           <w:p>
-            <w:pPr/>
+            <w:pPr>
+              <w:spacing w:line="240" w:lineRule="auto" w:after="40"/>
+            </w:pPr>
             <w:r>
               <w:rPr>
                 <w:i/>
@@ -5297,7 +5981,9 @@
             <w:tcW w:w="1186" w:type="dxa"/>
           </w:tcPr>
           <w:p>
-            <w:pPr/>
+            <w:pPr>
+              <w:spacing w:line="240" w:lineRule="auto" w:after="40"/>
+            </w:pPr>
             <w:r>
               <w:t xml:space="preserve">49</w:t>
             </w:r>
@@ -5308,7 +5994,9 @@
             <w:tcW w:w="1107" w:type="dxa"/>
           </w:tcPr>
           <w:p>
-            <w:pPr/>
+            <w:pPr>
+              <w:spacing w:line="240" w:lineRule="auto" w:after="40"/>
+            </w:pPr>
             <w:r>
               <w:t xml:space="preserve">24.5</w:t>
             </w:r>
@@ -5319,7 +6007,9 @@
             <w:tcW w:w="3884" w:type="dxa"/>
           </w:tcPr>
           <w:p>
-            <w:pPr/>
+            <w:pPr>
+              <w:spacing w:line="240" w:lineRule="auto" w:after="40"/>
+            </w:pPr>
             <w:r>
               <w:t xml:space="preserve">Generative AI tools and empowerment in L2 academic writing</w:t>
             </w:r>
@@ -5332,7 +6022,9 @@
             <w:tcW w:w="1539" w:type="dxa"/>
           </w:tcPr>
           <w:p>
-            <w:pPr/>
+            <w:pPr>
+              <w:spacing w:line="240" w:lineRule="auto" w:after="40"/>
+            </w:pPr>
             <w:r>
               <w:t xml:space="preserve">Castellví et al. (2020)</w:t>
             </w:r>
@@ -5343,7 +6035,9 @@
             <w:tcW w:w="1644" w:type="dxa"/>
           </w:tcPr>
           <w:p>
-            <w:pPr/>
+            <w:pPr>
+              <w:spacing w:line="240" w:lineRule="auto" w:after="40"/>
+            </w:pPr>
             <w:r>
               <w:rPr>
                 <w:i/>
@@ -5357,7 +6051,9 @@
             <w:tcW w:w="1186" w:type="dxa"/>
           </w:tcPr>
           <w:p>
-            <w:pPr/>
+            <w:pPr>
+              <w:spacing w:line="240" w:lineRule="auto" w:after="40"/>
+            </w:pPr>
             <w:r>
               <w:t xml:space="preserve">49</w:t>
             </w:r>
@@ -5368,7 +6064,9 @@
             <w:tcW w:w="1107" w:type="dxa"/>
           </w:tcPr>
           <w:p>
-            <w:pPr/>
+            <w:pPr>
+              <w:spacing w:line="240" w:lineRule="auto" w:after="40"/>
+            </w:pPr>
             <w:r>
               <w:t xml:space="preserve">7.0</w:t>
             </w:r>
@@ -5379,7 +6077,9 @@
             <w:tcW w:w="3884" w:type="dxa"/>
           </w:tcPr>
           <w:p>
-            <w:pPr/>
+            <w:pPr>
+              <w:spacing w:line="240" w:lineRule="auto" w:after="40"/>
+            </w:pPr>
             <w:r>
               <w:t xml:space="preserve">Pre-service teachers' CDL skills and attitudes towards social problems</w:t>
             </w:r>
@@ -5392,7 +6092,9 @@
             <w:tcW w:w="1539" w:type="dxa"/>
           </w:tcPr>
           <w:p>
-            <w:pPr/>
+            <w:pPr>
+              <w:spacing w:line="240" w:lineRule="auto" w:after="40"/>
+            </w:pPr>
             <w:r>
               <w:t xml:space="preserve">Talib (2018)</w:t>
             </w:r>
@@ -5403,7 +6105,9 @@
             <w:tcW w:w="1644" w:type="dxa"/>
           </w:tcPr>
           <w:p>
-            <w:pPr/>
+            <w:pPr>
+              <w:spacing w:line="240" w:lineRule="auto" w:after="40"/>
+            </w:pPr>
             <w:r>
               <w:rPr>
                 <w:i/>
@@ -5417,7 +6121,9 @@
             <w:tcW w:w="1186" w:type="dxa"/>
           </w:tcPr>
           <w:p>
-            <w:pPr/>
+            <w:pPr>
+              <w:spacing w:line="240" w:lineRule="auto" w:after="40"/>
+            </w:pPr>
             <w:r>
               <w:t xml:space="preserve">49</w:t>
             </w:r>
@@ -5428,7 +6134,9 @@
             <w:tcW w:w="1107" w:type="dxa"/>
           </w:tcPr>
           <w:p>
-            <w:pPr/>
+            <w:pPr>
+              <w:spacing w:line="240" w:lineRule="auto" w:after="40"/>
+            </w:pPr>
             <w:r>
               <w:t xml:space="preserve">5.4</w:t>
             </w:r>
@@ -5439,7 +6147,9 @@
             <w:tcW w:w="3884" w:type="dxa"/>
           </w:tcPr>
           <w:p>
-            <w:pPr/>
+            <w:pPr>
+              <w:spacing w:line="240" w:lineRule="auto" w:after="40"/>
+            </w:pPr>
             <w:r>
               <w:t xml:space="preserve">Social media pedagogy for multimodal CDL</w:t>
             </w:r>
@@ -5452,7 +6162,9 @@
             <w:tcW w:w="1539" w:type="dxa"/>
           </w:tcPr>
           <w:p>
-            <w:pPr/>
+            <w:pPr>
+              <w:spacing w:line="240" w:lineRule="auto" w:after="40"/>
+            </w:pPr>
             <w:r>
               <w:t xml:space="preserve">Mesquita-Romero et al. (2022)</w:t>
             </w:r>
@@ -5463,7 +6175,9 @@
             <w:tcW w:w="1644" w:type="dxa"/>
           </w:tcPr>
           <w:p>
-            <w:pPr/>
+            <w:pPr>
+              <w:spacing w:line="240" w:lineRule="auto" w:after="40"/>
+            </w:pPr>
             <w:r>
               <w:rPr>
                 <w:i/>
@@ -5477,7 +6191,9 @@
             <w:tcW w:w="1186" w:type="dxa"/>
           </w:tcPr>
           <w:p>
-            <w:pPr/>
+            <w:pPr>
+              <w:spacing w:line="240" w:lineRule="auto" w:after="40"/>
+            </w:pPr>
             <w:r>
               <w:t xml:space="preserve">46</w:t>
             </w:r>
@@ -5488,7 +6204,9 @@
             <w:tcW w:w="1107" w:type="dxa"/>
           </w:tcPr>
           <w:p>
-            <w:pPr/>
+            <w:pPr>
+              <w:spacing w:line="240" w:lineRule="auto" w:after="40"/>
+            </w:pPr>
             <w:r>
               <w:t xml:space="preserve">9.2</w:t>
             </w:r>
@@ -5499,7 +6217,9 @@
             <w:tcW w:w="3884" w:type="dxa"/>
           </w:tcPr>
           <w:p>
-            <w:pPr/>
+            <w:pPr>
+              <w:spacing w:line="240" w:lineRule="auto" w:after="40"/>
+            </w:pPr>
             <w:r>
               <w:t xml:space="preserve">Critical media literacy and students' competences</w:t>
             </w:r>
@@ -5512,7 +6232,9 @@
             <w:tcW w:w="1539" w:type="dxa"/>
           </w:tcPr>
           <w:p>
-            <w:pPr/>
+            <w:pPr>
+              <w:spacing w:line="240" w:lineRule="auto" w:after="40"/>
+            </w:pPr>
             <w:r>
               <w:t xml:space="preserve">Gouseti et al. (2024)</w:t>
             </w:r>
@@ -5523,7 +6245,9 @@
             <w:tcW w:w="1644" w:type="dxa"/>
           </w:tcPr>
           <w:p>
-            <w:pPr/>
+            <w:pPr>
+              <w:spacing w:line="240" w:lineRule="auto" w:after="40"/>
+            </w:pPr>
             <w:r>
               <w:rPr>
                 <w:i/>
@@ -5537,7 +6261,9 @@
             <w:tcW w:w="1186" w:type="dxa"/>
           </w:tcPr>
           <w:p>
-            <w:pPr/>
+            <w:pPr>
+              <w:spacing w:line="240" w:lineRule="auto" w:after="40"/>
+            </w:pPr>
             <w:r>
               <w:t xml:space="preserve">45</w:t>
             </w:r>
@@ -5548,7 +6274,9 @@
             <w:tcW w:w="1107" w:type="dxa"/>
           </w:tcPr>
           <w:p>
-            <w:pPr/>
+            <w:pPr>
+              <w:spacing w:line="240" w:lineRule="auto" w:after="40"/>
+            </w:pPr>
             <w:r>
               <w:t xml:space="preserve">15.0</w:t>
             </w:r>
@@ -5559,7 +6287,9 @@
             <w:tcW w:w="3884" w:type="dxa"/>
           </w:tcPr>
           <w:p>
-            <w:pPr/>
+            <w:pPr>
+              <w:spacing w:line="240" w:lineRule="auto" w:after="40"/>
+            </w:pPr>
             <w:r>
               <w:t xml:space="preserve">Teachers' perceptions of CDL and their teaching practices</w:t>
             </w:r>
@@ -5572,7 +6302,9 @@
             <w:tcW w:w="1539" w:type="dxa"/>
           </w:tcPr>
           <w:p>
-            <w:pPr/>
+            <w:pPr>
+              <w:spacing w:line="240" w:lineRule="auto" w:after="40"/>
+            </w:pPr>
             <w:r>
               <w:t xml:space="preserve">Tagg &amp; Seargeant (2021)</w:t>
             </w:r>
@@ -5583,7 +6315,9 @@
             <w:tcW w:w="1644" w:type="dxa"/>
           </w:tcPr>
           <w:p>
-            <w:pPr/>
+            <w:pPr>
+              <w:spacing w:line="240" w:lineRule="auto" w:after="40"/>
+            </w:pPr>
             <w:r>
               <w:rPr>
                 <w:i/>
@@ -5597,7 +6331,9 @@
             <w:tcW w:w="1186" w:type="dxa"/>
           </w:tcPr>
           <w:p>
-            <w:pPr/>
+            <w:pPr>
+              <w:spacing w:line="240" w:lineRule="auto" w:after="40"/>
+            </w:pPr>
             <w:r>
               <w:t xml:space="preserve">44</w:t>
             </w:r>
@@ -5608,7 +6344,9 @@
             <w:tcW w:w="1107" w:type="dxa"/>
           </w:tcPr>
           <w:p>
-            <w:pPr/>
+            <w:pPr>
+              <w:spacing w:line="240" w:lineRule="auto" w:after="40"/>
+            </w:pPr>
             <w:r>
               <w:t xml:space="preserve">7.3</w:t>
             </w:r>
@@ -5619,7 +6357,9 @@
             <w:tcW w:w="3884" w:type="dxa"/>
           </w:tcPr>
           <w:p>
-            <w:pPr/>
+            <w:pPr>
+              <w:spacing w:line="240" w:lineRule="auto" w:after="40"/>
+            </w:pPr>
             <w:r>
               <w:t xml:space="preserve">Context design and critical language and media awareness</w:t>
             </w:r>
@@ -5884,7 +6624,7 @@
     <w:p>
       <w:pPr/>
       <w:r>
-        <w:t xml:space="preserve">The search string, the 469 records, the decisions of both screening passes, the adjudication, the coding of the 135 included studies and the code that produces them are openly available at [repository link removed for anonymous review]. Supplementary file S1 lists the included studies with their codes, and supplementary file S2 gives the decisions of both screening passes for all 469 records.</w:t>
+        <w:t xml:space="preserve">The search string, the 469 records, the decisions of both screening passes, the adjudication, the coding of the 135 included studies and the code that produces them are archived as an open data set (Author, 2026) at [repository link removed for anonymous review]. Supplementary file S1 lists the included studies with their codes, and supplementary file S2 gives the decisions of both screening passes for all 469 records.</w:t>
       </w:r>
     </w:p>
     <w:p>
@@ -5892,1699 +6632,13 @@
         <w:pStyle w:val="Heading2"/>
       </w:pPr>
       <w:r>
-        <w:t xml:space="preserve">References</w:t>
-      </w:r>
-    </w:p>
-    <w:p>
-      <w:pPr/>
-      <w:r>
-        <w:t xml:space="preserve">Abowitz, K. K., &amp; Mamlok, D. (2020). #NeverAgainMSD student activism: Lessons for agonist political education in an age of democratic crisis. </w:t>
-      </w:r>
-      <w:r>
-        <w:rPr>
-          <w:i/>
-        </w:rPr>
-        <w:t xml:space="preserve">Educational Theory</w:t>
-      </w:r>
-      <w:r>
-        <w:t xml:space="preserve">, </w:t>
-      </w:r>
-      <w:r>
-        <w:rPr>
-          <w:i/>
-        </w:rPr>
-        <w:t xml:space="preserve">70</w:t>
-      </w:r>
-      <w:r>
-        <w:t xml:space="preserve">(6), 731–748. https://doi.org/10.1111/edth.12451</w:t>
-      </w:r>
-    </w:p>
-    <w:p>
-      <w:pPr/>
-      <w:r>
-        <w:t xml:space="preserve">AlGhannama, B., Alsaber, A., Alkandari, A., &amp; Anbar, A. (2025). Psychometric evaluation of the Comprehensive Digital Literacy Scale (CDLS): A measurement of critical digital literacy and basic operational digital skills. </w:t>
-      </w:r>
-      <w:r>
-        <w:rPr>
-          <w:i/>
-        </w:rPr>
-        <w:t xml:space="preserve">New Review of Information Networking</w:t>
-      </w:r>
-      <w:r>
-        <w:t xml:space="preserve">, </w:t>
-      </w:r>
-      <w:r>
-        <w:rPr>
-          <w:i/>
-        </w:rPr>
-        <w:t xml:space="preserve">30</w:t>
-      </w:r>
-      <w:r>
-        <w:t xml:space="preserve">(2), 353–382. https://doi.org/10.1080/13614576.2025.2588758</w:t>
-      </w:r>
-    </w:p>
-    <w:p>
-      <w:pPr/>
-      <w:r>
-        <w:t xml:space="preserve">Alhabbash, M., Al Mohammedi, N., Omar, H., &amp; Alothali, S. (2026). Writing back with AI: A phenomenological study of language decolonization among Arab bilingual learners. </w:t>
-      </w:r>
-      <w:r>
-        <w:rPr>
-          <w:i/>
-        </w:rPr>
-        <w:t xml:space="preserve">Contemporary Educational Technology</w:t>
-      </w:r>
-      <w:r>
-        <w:t xml:space="preserve">, </w:t>
-      </w:r>
-      <w:r>
-        <w:rPr>
-          <w:i/>
-        </w:rPr>
-        <w:t xml:space="preserve">18</w:t>
-      </w:r>
-      <w:r>
-        <w:t xml:space="preserve">(2), ep651. https://doi.org/10.30935/cedtech/18477</w:t>
-      </w:r>
-    </w:p>
-    <w:p>
-      <w:pPr/>
-      <w:r>
-        <w:t xml:space="preserve">Arksey, H., &amp; O'Malley, L. (2005). Scoping studies: Towards a methodological framework. </w:t>
-      </w:r>
-      <w:r>
-        <w:rPr>
-          <w:i/>
-        </w:rPr>
-        <w:t xml:space="preserve">International Journal of Social Research Methodology</w:t>
-      </w:r>
-      <w:r>
-        <w:t xml:space="preserve">, </w:t>
-      </w:r>
-      <w:r>
-        <w:rPr>
-          <w:i/>
-        </w:rPr>
-        <w:t xml:space="preserve">8</w:t>
-      </w:r>
-      <w:r>
-        <w:t xml:space="preserve">(1), 19–32. https://doi.org/10.1080/1364557032000119616</w:t>
-      </w:r>
-    </w:p>
-    <w:p>
-      <w:pPr/>
-      <w:r>
-        <w:t xml:space="preserve">Atenas, J., Havemann, L., Rodés, V., &amp; Podetti, M. (2023). Critical data literacy in praxis: An open education approach for academic development. </w:t>
-      </w:r>
-      <w:r>
-        <w:rPr>
-          <w:i/>
-        </w:rPr>
-        <w:t xml:space="preserve">Edutec</w:t>
-      </w:r>
-      <w:r>
-        <w:t xml:space="preserve">, (85), 49–67. https://doi.org/10.21556/edutec.2023.85.2851</w:t>
-      </w:r>
-    </w:p>
-    <w:p>
-      <w:pPr/>
-      <w:r>
-        <w:t xml:space="preserve">Bilki, Z., Satar, M., &amp; Sak, M. (2023). Critical digital literacy in virtual exchange for ELT teacher education: An interpretivist methodology. </w:t>
-      </w:r>
-      <w:r>
-        <w:rPr>
-          <w:i/>
-        </w:rPr>
-        <w:t xml:space="preserve">ReCALL</w:t>
-      </w:r>
-      <w:r>
-        <w:t xml:space="preserve">, </w:t>
-      </w:r>
-      <w:r>
-        <w:rPr>
-          <w:i/>
-        </w:rPr>
-        <w:t xml:space="preserve">35</w:t>
-      </w:r>
-      <w:r>
-        <w:t xml:space="preserve">(1), 58–73. https://doi.org/10.1017/S095834402200009X</w:t>
-      </w:r>
-    </w:p>
-    <w:p>
-      <w:pPr/>
-      <w:r>
-        <w:t xml:space="preserve">Bozkurt, A., Ertan, S., &amp; Cömert, Z. (2026). What does it mean to be AI literate? Psychometric validation of the Critical 3wAI Literacy Scale. </w:t>
-      </w:r>
-      <w:r>
-        <w:rPr>
-          <w:i/>
-        </w:rPr>
-        <w:t xml:space="preserve">Open Praxis</w:t>
-      </w:r>
-      <w:r>
-        <w:t xml:space="preserve">, </w:t>
-      </w:r>
-      <w:r>
-        <w:rPr>
-          <w:i/>
-        </w:rPr>
-        <w:t xml:space="preserve">18</w:t>
-      </w:r>
-      <w:r>
-        <w:t xml:space="preserve">(4), 655–669. https://doi.org/10.55982/openpraxis.18.4.1451</w:t>
-      </w:r>
-    </w:p>
-    <w:p>
-      <w:pPr/>
-      <w:r>
-        <w:t xml:space="preserve">Castañeda, L., &amp; Villar-Onrubia, D. (2023). Beyond functionality: Building critical digital teaching competence among future primary education teachers. </w:t>
-      </w:r>
-      <w:r>
-        <w:rPr>
-          <w:i/>
-        </w:rPr>
-        <w:t xml:space="preserve">Contemporary Educational Technology</w:t>
-      </w:r>
-      <w:r>
-        <w:t xml:space="preserve">, </w:t>
-      </w:r>
-      <w:r>
-        <w:rPr>
-          <w:i/>
-        </w:rPr>
-        <w:t xml:space="preserve">15</w:t>
-      </w:r>
-      <w:r>
-        <w:t xml:space="preserve">(1), ep397. https://doi.org/10.30935/cedtech/12599</w:t>
-      </w:r>
-    </w:p>
-    <w:p>
-      <w:pPr/>
-      <w:r>
-        <w:t xml:space="preserve">Castellví, J., Díez-Bedmar, M.-C., &amp; Santisteban, A. (2020). Pre-service teachers' critical digital literacy skills and attitudes to address social problems. </w:t>
-      </w:r>
-      <w:r>
-        <w:rPr>
-          <w:i/>
-        </w:rPr>
-        <w:t xml:space="preserve">Social Sciences</w:t>
-      </w:r>
-      <w:r>
-        <w:t xml:space="preserve">, </w:t>
-      </w:r>
-      <w:r>
-        <w:rPr>
-          <w:i/>
-        </w:rPr>
-        <w:t xml:space="preserve">9</w:t>
-      </w:r>
-      <w:r>
-        <w:t xml:space="preserve">(8), 134. https://doi.org/10.3390/SOCSCI9080134</w:t>
-      </w:r>
-    </w:p>
-    <w:p>
-      <w:pPr/>
-      <w:r>
-        <w:t xml:space="preserve">Creely, E., Parr, G., Richardson, H., Carabott, K., McLeod, A., &amp; Scull, J. (2026). Critical literacies in upper primary in Australia (2014–2024): A thematic literature review. </w:t>
-      </w:r>
-      <w:r>
-        <w:rPr>
-          <w:i/>
-        </w:rPr>
-        <w:t xml:space="preserve">Australian Journal of Language and Literacy</w:t>
-      </w:r>
-      <w:r>
-        <w:t xml:space="preserve">, </w:t>
-      </w:r>
-      <w:r>
-        <w:rPr>
-          <w:i/>
-        </w:rPr>
-        <w:t xml:space="preserve">49</w:t>
-      </w:r>
-      <w:r>
-        <w:t xml:space="preserve">(1), 1–18. https://doi.org/10.1007/s44020-025-00086-w</w:t>
-      </w:r>
-    </w:p>
-    <w:p>
-      <w:pPr/>
-      <w:r>
-        <w:t xml:space="preserve">Damaskinidis, G., Pliogou, V., &amp; Tromara, S. (2026). Intersemiotic translation as a pedagogy for cyberbullying awareness: The One Shot is Enough poster campaign. </w:t>
-      </w:r>
-      <w:r>
-        <w:rPr>
-          <w:i/>
-        </w:rPr>
-        <w:t xml:space="preserve">Public Journal of Semiotics</w:t>
-      </w:r>
-      <w:r>
-        <w:t xml:space="preserve">, </w:t>
-      </w:r>
-      <w:r>
-        <w:rPr>
-          <w:i/>
-        </w:rPr>
-        <w:t xml:space="preserve">12</w:t>
-      </w:r>
-      <w:r>
-        <w:t xml:space="preserve">(2), 38–62. https://doi.org/10.37693/pjos.2026.12.29327</w:t>
-      </w:r>
-    </w:p>
-    <w:p>
-      <w:pPr/>
-      <w:r>
-        <w:t xml:space="preserve">Darvin, R. (2025). The need for critical digital literacies in generative AI-mediated L2 writing. </w:t>
-      </w:r>
-      <w:r>
-        <w:rPr>
-          <w:i/>
-        </w:rPr>
-        <w:t xml:space="preserve">Journal of Second Language Writing</w:t>
-      </w:r>
-      <w:r>
-        <w:t xml:space="preserve">, </w:t>
-      </w:r>
-      <w:r>
-        <w:rPr>
-          <w:i/>
-        </w:rPr>
-        <w:t xml:space="preserve">67</w:t>
-      </w:r>
-      <w:r>
-        <w:t xml:space="preserve">, 101186. https://doi.org/10.1016/j.jslw.2025.101186</w:t>
-      </w:r>
-    </w:p>
-    <w:p>
-      <w:pPr/>
-      <w:r>
-        <w:t xml:space="preserve">de los Ríos, C. V. (2018). Bilingual Vine making: Problematizing oppressive discourses in a secondary Chicanx/Latinx studies course. </w:t>
-      </w:r>
-      <w:r>
-        <w:rPr>
-          <w:i/>
-        </w:rPr>
-        <w:t xml:space="preserve">Learning, Media and Technology</w:t>
-      </w:r>
-      <w:r>
-        <w:t xml:space="preserve">, </w:t>
-      </w:r>
-      <w:r>
-        <w:rPr>
-          <w:i/>
-        </w:rPr>
-        <w:t xml:space="preserve">43</w:t>
-      </w:r>
-      <w:r>
-        <w:t xml:space="preserve">(4), 359–373. https://doi.org/10.1080/17439884.2018.1498350</w:t>
-      </w:r>
-    </w:p>
-    <w:p>
-      <w:pPr/>
-      <w:r>
-        <w:t xml:space="preserve">Elmore, P. G., &amp; Coleman, J. M. (2019). Middle school students' analysis of political memes to support critical media literacy. </w:t>
-      </w:r>
-      <w:r>
-        <w:rPr>
-          <w:i/>
-        </w:rPr>
-        <w:t xml:space="preserve">Journal of Adolescent &amp; Adult Literacy</w:t>
-      </w:r>
-      <w:r>
-        <w:t xml:space="preserve">, </w:t>
-      </w:r>
-      <w:r>
-        <w:rPr>
-          <w:i/>
-        </w:rPr>
-        <w:t xml:space="preserve">63</w:t>
-      </w:r>
-      <w:r>
-        <w:t xml:space="preserve">(1), 29–40. https://doi.org/10.1002/jaal.948</w:t>
-      </w:r>
-    </w:p>
-    <w:p>
-      <w:pPr/>
-      <w:r>
-        <w:t xml:space="preserve">Escribano-Muñoz, C., Gil-Fernández, R., &amp; Calderón-Garrido, D. (2024). Confluencias entre pensamiento crítico y redes sociales en el ámbito educativo. Mapeo de experiencias y detección de desafíos a través de una revisión sistemática [Confluences between critical thinking and social media in the educational world. Mapping experiences and detecting challenges through a systematic review]. </w:t>
-      </w:r>
-      <w:r>
-        <w:rPr>
-          <w:i/>
-        </w:rPr>
-        <w:t xml:space="preserve">Revista Complutense de Educación</w:t>
-      </w:r>
-      <w:r>
-        <w:t xml:space="preserve">, </w:t>
-      </w:r>
-      <w:r>
-        <w:rPr>
-          <w:i/>
-        </w:rPr>
-        <w:t xml:space="preserve">35</w:t>
-      </w:r>
-      <w:r>
-        <w:t xml:space="preserve">(2), 363–379. https://doi.org/10.5209/rced.85615</w:t>
-      </w:r>
-    </w:p>
-    <w:p>
-      <w:pPr/>
-      <w:r>
-        <w:t xml:space="preserve">Farag, A., Greeley, L., &amp; Swindell, A. (2022). Freire 2.0: Pedagogy of the digitally oppressed. </w:t>
-      </w:r>
-      <w:r>
-        <w:rPr>
-          <w:i/>
-        </w:rPr>
-        <w:t xml:space="preserve">Educational Philosophy and Theory</w:t>
-      </w:r>
-      <w:r>
-        <w:t xml:space="preserve">, </w:t>
-      </w:r>
-      <w:r>
-        <w:rPr>
-          <w:i/>
-        </w:rPr>
-        <w:t xml:space="preserve">54</w:t>
-      </w:r>
-      <w:r>
-        <w:t xml:space="preserve">(13), 2214–2227. https://doi.org/10.1080/00131857.2021.2010541</w:t>
-      </w:r>
-    </w:p>
-    <w:p>
-      <w:pPr/>
-      <w:r>
-        <w:t xml:space="preserve">Fernández, L. E. (2026). Activismo digital y alfabetización crítica: Agencia universitaria para la justicia sociolingüística en Perú [Digital activism and critical literacy: University agency for sociolinguistic justice in Peru]. </w:t>
-      </w:r>
-      <w:r>
-        <w:rPr>
-          <w:i/>
-        </w:rPr>
-        <w:t xml:space="preserve">Lengua y Sociedad</w:t>
-      </w:r>
-      <w:r>
-        <w:t xml:space="preserve">, </w:t>
-      </w:r>
-      <w:r>
-        <w:rPr>
-          <w:i/>
-        </w:rPr>
-        <w:t xml:space="preserve">25</w:t>
-      </w:r>
-      <w:r>
-        <w:t xml:space="preserve">(1), e32220. https://doi.org/10.15381/lengsoc.v25i1.32220</w:t>
-      </w:r>
-    </w:p>
-    <w:p>
-      <w:pPr/>
-      <w:r>
-        <w:t xml:space="preserve">Freire, P. (1970). </w:t>
-      </w:r>
-      <w:r>
-        <w:rPr>
-          <w:i/>
-        </w:rPr>
-        <w:t xml:space="preserve">Pedagogy of the oppressed</w:t>
-      </w:r>
-      <w:r>
-        <w:t xml:space="preserve"> (M. B. Ramos, Trans.). Herder and Herder.</w:t>
-      </w:r>
-    </w:p>
-    <w:p>
-      <w:pPr/>
-      <w:r>
-        <w:t xml:space="preserve">Gerlach, D., Schildhauer, P., &amp; Weiser-Zurmühlen, K. (2025). Developing critical minds: An ethnographic study on the implementation of conspiracy theories to foster critical digital literacy in English language classrooms. </w:t>
-      </w:r>
-      <w:r>
-        <w:rPr>
-          <w:i/>
-        </w:rPr>
-        <w:t xml:space="preserve">System</w:t>
-      </w:r>
-      <w:r>
-        <w:t xml:space="preserve">, </w:t>
-      </w:r>
-      <w:r>
-        <w:rPr>
-          <w:i/>
-        </w:rPr>
-        <w:t xml:space="preserve">135</w:t>
-      </w:r>
-      <w:r>
-        <w:t xml:space="preserve">, 103871. https://doi.org/10.1016/j.system.2025.103871</w:t>
-      </w:r>
-    </w:p>
-    <w:p>
-      <w:pPr/>
-      <w:r>
-        <w:t xml:space="preserve">González-Villa, Á., &amp; Gewerc, A. (2026). Prácticas adolescentes de negociación de la privacidad en Instagram: La necesidad de alfabetización digital crítica en la escuela [Adolescent practices of privacy negotiation on Instagram: The need for critical digital literacy in schools]. </w:t>
-      </w:r>
-      <w:r>
-        <w:rPr>
-          <w:i/>
-        </w:rPr>
-        <w:t xml:space="preserve">Educar</w:t>
-      </w:r>
-      <w:r>
-        <w:t xml:space="preserve">, </w:t>
-      </w:r>
-      <w:r>
-        <w:rPr>
-          <w:i/>
-        </w:rPr>
-        <w:t xml:space="preserve">62</w:t>
-      </w:r>
-      <w:r>
-        <w:t xml:space="preserve">(2), 429–445. https://doi.org/10.5565/rev/educar.2510</w:t>
-      </w:r>
-    </w:p>
-    <w:p>
-      <w:pPr/>
-      <w:r>
-        <w:t xml:space="preserve">Gouseti, A., Lakkala, M., Raffaghelli, J., Ranieri, M., Roffi, A., &amp; Ilomäki, L. (2024). Exploring teachers' perceptions of critical digital literacies and how these are manifested in their teaching practices. </w:t>
-      </w:r>
-      <w:r>
-        <w:rPr>
-          <w:i/>
-        </w:rPr>
-        <w:t xml:space="preserve">Educational Review</w:t>
-      </w:r>
-      <w:r>
-        <w:t xml:space="preserve">, </w:t>
-      </w:r>
-      <w:r>
-        <w:rPr>
-          <w:i/>
-        </w:rPr>
-        <w:t xml:space="preserve">76</w:t>
-      </w:r>
-      <w:r>
-        <w:t xml:space="preserve">(7), 1751–1785. https://doi.org/10.1080/00131911.2022.2159933</w:t>
-      </w:r>
-    </w:p>
-    <w:p>
-      <w:pPr/>
-      <w:r>
-        <w:t xml:space="preserve">Gutiérrez-Ujaque, D. (2024). Towards a critical digital literacy and consciousness in higher education: The emancipatory role of critical digital pedagogy. </w:t>
-      </w:r>
-      <w:r>
-        <w:rPr>
-          <w:i/>
-        </w:rPr>
-        <w:t xml:space="preserve">Pedagogies</w:t>
-      </w:r>
-      <w:r>
-        <w:t xml:space="preserve">, </w:t>
-      </w:r>
-      <w:r>
-        <w:rPr>
-          <w:i/>
-        </w:rPr>
-        <w:t xml:space="preserve">19</w:t>
-      </w:r>
-      <w:r>
-        <w:t xml:space="preserve">(3), 337–371. https://doi.org/10.1080/1554480X.2024.2379787</w:t>
-      </w:r>
-    </w:p>
-    <w:p>
-      <w:pPr/>
-      <w:r>
-        <w:t xml:space="preserve">Harrison, C. (2018). Critical internet literacy: What is it, and how should we teach it? </w:t>
-      </w:r>
-      <w:r>
-        <w:rPr>
-          <w:i/>
-        </w:rPr>
-        <w:t xml:space="preserve">Journal of Adolescent &amp; Adult Literacy</w:t>
-      </w:r>
-      <w:r>
-        <w:t xml:space="preserve">, </w:t>
-      </w:r>
-      <w:r>
-        <w:rPr>
-          <w:i/>
-        </w:rPr>
-        <w:t xml:space="preserve">61</w:t>
-      </w:r>
-      <w:r>
-        <w:t xml:space="preserve">(4), 461–464. https://doi.org/10.1002/jaal.713</w:t>
-      </w:r>
-    </w:p>
-    <w:p>
-      <w:pPr/>
-      <w:r>
-        <w:t xml:space="preserve">Hauck, M. (2019). Virtual exchange for (critical) digital literacy skills development. </w:t>
-      </w:r>
-      <w:r>
-        <w:rPr>
-          <w:i/>
-        </w:rPr>
-        <w:t xml:space="preserve">European Journal of Language Policy</w:t>
-      </w:r>
-      <w:r>
-        <w:t xml:space="preserve">, </w:t>
-      </w:r>
-      <w:r>
-        <w:rPr>
-          <w:i/>
-        </w:rPr>
-        <w:t xml:space="preserve">11</w:t>
-      </w:r>
-      <w:r>
-        <w:t xml:space="preserve">(2), 187–210. https://doi.org/10.3828/ejlp.2019.12</w:t>
-      </w:r>
-    </w:p>
-    <w:p>
-      <w:pPr/>
-      <w:r>
-        <w:t xml:space="preserve">Herrera Urízar, G. (2026). Critical digital literacy to confront (neo)fascism among young people in the platform era: A narrative review. </w:t>
-      </w:r>
-      <w:r>
-        <w:rPr>
-          <w:i/>
-        </w:rPr>
-        <w:t xml:space="preserve">Journal for Critical Education Policy Studies</w:t>
-      </w:r>
-      <w:r>
-        <w:t xml:space="preserve">, </w:t>
-      </w:r>
-      <w:r>
-        <w:rPr>
-          <w:i/>
-        </w:rPr>
-        <w:t xml:space="preserve">24</w:t>
-      </w:r>
-      <w:r>
-        <w:t xml:space="preserve">(2), 181–206.</w:t>
-      </w:r>
-    </w:p>
-    <w:p>
-      <w:pPr/>
-      <w:r>
-        <w:t xml:space="preserve">Ho, W. Y. J., &amp; Hafner, C. A. (2025). Representations of diversity, equity, and inclusion in airline safety videos: Insights for fostering students' critical digital literacies. </w:t>
-      </w:r>
-      <w:r>
-        <w:rPr>
-          <w:i/>
-        </w:rPr>
-        <w:t xml:space="preserve">System</w:t>
-      </w:r>
-      <w:r>
-        <w:t xml:space="preserve">, </w:t>
-      </w:r>
-      <w:r>
-        <w:rPr>
-          <w:i/>
-        </w:rPr>
-        <w:t xml:space="preserve">135</w:t>
-      </w:r>
-      <w:r>
-        <w:t xml:space="preserve">, 103867. https://doi.org/10.1016/j.system.2025.103867</w:t>
-      </w:r>
-    </w:p>
-    <w:p>
-      <w:pPr/>
-      <w:r>
-        <w:t xml:space="preserve">Ilomäki, L., Lakkala, M., Kallunki, V., Mundy, D., Romero, M., Romeu, T., &amp; Gouseti, A. (2023). Critical digital literacies at school level: A systematic review. </w:t>
-      </w:r>
-      <w:r>
-        <w:rPr>
-          <w:i/>
-        </w:rPr>
-        <w:t xml:space="preserve">Review of Education</w:t>
-      </w:r>
-      <w:r>
-        <w:t xml:space="preserve">, </w:t>
-      </w:r>
-      <w:r>
-        <w:rPr>
-          <w:i/>
-        </w:rPr>
-        <w:t xml:space="preserve">11</w:t>
-      </w:r>
-      <w:r>
-        <w:t xml:space="preserve">(3), e3425. https://doi.org/10.1002/rev3.3425</w:t>
-      </w:r>
-    </w:p>
-    <w:p>
-      <w:pPr/>
-      <w:r>
-        <w:t xml:space="preserve">Janks, H. (2010). </w:t>
-      </w:r>
-      <w:r>
-        <w:rPr>
-          <w:i/>
-        </w:rPr>
-        <w:t xml:space="preserve">Literacy and power</w:t>
-      </w:r>
-      <w:r>
-        <w:t xml:space="preserve">. Routledge.</w:t>
-      </w:r>
-    </w:p>
-    <w:p>
-      <w:pPr/>
-      <w:r>
-        <w:t xml:space="preserve">Javahery, P., Alpat, M. F., &amp; Kamali, J. (2025). Exploring Iranian novice EFL trainees' perceptions of ChatGPT use for lesson planning through a critical digital literacy lens. </w:t>
-      </w:r>
-      <w:r>
-        <w:rPr>
-          <w:i/>
-        </w:rPr>
-        <w:t xml:space="preserve">Discover Computing</w:t>
-      </w:r>
-      <w:r>
-        <w:t xml:space="preserve">, </w:t>
-      </w:r>
-      <w:r>
-        <w:rPr>
-          <w:i/>
-        </w:rPr>
-        <w:t xml:space="preserve">28</w:t>
-      </w:r>
-      <w:r>
-        <w:t xml:space="preserve">(1), 194. https://doi.org/10.1007/s10791-025-09720-0</w:t>
-      </w:r>
-    </w:p>
-    <w:p>
-      <w:pPr/>
-      <w:r>
-        <w:t xml:space="preserve">Jiménez Torras, D., Noguera Pigem, E., &amp; Lara Blanco, S. (2026). Critical digital literacy for Catalan high school students: Co-design of an educational module around an indie video game. </w:t>
-      </w:r>
-      <w:r>
-        <w:rPr>
-          <w:i/>
-        </w:rPr>
-        <w:t xml:space="preserve">Knowledge Management &amp; E-Learning</w:t>
-      </w:r>
-      <w:r>
-        <w:t xml:space="preserve">, </w:t>
-      </w:r>
-      <w:r>
-        <w:rPr>
-          <w:i/>
-        </w:rPr>
-        <w:t xml:space="preserve">18</w:t>
-      </w:r>
-      <w:r>
-        <w:t xml:space="preserve">(2), 216–233. https://doi.org/10.34105/j.kmel.2026.18.010</w:t>
-      </w:r>
-    </w:p>
-    <w:p>
-      <w:pPr/>
-      <w:r>
-        <w:t xml:space="preserve">Kellner, D., &amp; Share, J. (2007). Critical media literacy is not an option. </w:t>
-      </w:r>
-      <w:r>
-        <w:rPr>
-          <w:i/>
-        </w:rPr>
-        <w:t xml:space="preserve">Learning Inquiry</w:t>
-      </w:r>
-      <w:r>
-        <w:t xml:space="preserve">, </w:t>
-      </w:r>
-      <w:r>
-        <w:rPr>
-          <w:i/>
-        </w:rPr>
-        <w:t xml:space="preserve">1</w:t>
-      </w:r>
-      <w:r>
-        <w:t xml:space="preserve">(1), 59–69. https://doi.org/10.1007/s11519-007-0004-2</w:t>
-      </w:r>
-    </w:p>
-    <w:p>
-      <w:pPr/>
-      <w:r>
-        <w:t xml:space="preserve">Ketzer-Nöltge, A., &amp; Markovic, M. (2022). Fostering pre-service teachers' information and critical digital literacy skills through a COIL project. </w:t>
-      </w:r>
-      <w:r>
-        <w:rPr>
-          <w:i/>
-        </w:rPr>
-        <w:t xml:space="preserve">International Journal of TESOL Studies</w:t>
-      </w:r>
-      <w:r>
-        <w:t xml:space="preserve">, </w:t>
-      </w:r>
-      <w:r>
-        <w:rPr>
-          <w:i/>
-        </w:rPr>
-        <w:t xml:space="preserve">4</w:t>
-      </w:r>
-      <w:r>
-        <w:t xml:space="preserve">(3), 125–142. https://doi.org/10.46451/ijts.2022.03.10</w:t>
-      </w:r>
-    </w:p>
-    <w:p>
-      <w:pPr/>
-      <w:r>
-        <w:t xml:space="preserve">Kim, N., Cheung, M. M., Lee, V. W. Y., &amp; De Costa, P. I. (2026). Centering critical digital literacy in the lives of language teaching professionals: A collaborative autoethnographic exploration. </w:t>
-      </w:r>
-      <w:r>
-        <w:rPr>
-          <w:i/>
-        </w:rPr>
-        <w:t xml:space="preserve">System</w:t>
-      </w:r>
-      <w:r>
-        <w:t xml:space="preserve">, </w:t>
-      </w:r>
-      <w:r>
-        <w:rPr>
-          <w:i/>
-        </w:rPr>
-        <w:t xml:space="preserve">137</w:t>
-      </w:r>
-      <w:r>
-        <w:t xml:space="preserve">, 103930. https://doi.org/10.1016/j.system.2025.103930</w:t>
-      </w:r>
-    </w:p>
-    <w:p>
-      <w:pPr/>
-      <w:r>
-        <w:t xml:space="preserve">Kwon, L., &amp; de los Ríos, C. V. (2019). "See, click, fix": Civic interrogation and digital tools in a ninth-grade ethnic studies course. </w:t>
-      </w:r>
-      <w:r>
-        <w:rPr>
-          <w:i/>
-        </w:rPr>
-        <w:t xml:space="preserve">Equity &amp; Excellence in Education</w:t>
-      </w:r>
-      <w:r>
-        <w:t xml:space="preserve">, </w:t>
-      </w:r>
-      <w:r>
-        <w:rPr>
-          <w:i/>
-        </w:rPr>
-        <w:t xml:space="preserve">52</w:t>
-      </w:r>
-      <w:r>
-        <w:t xml:space="preserve">(2–3), 154–166. https://doi.org/10.1080/10665684.2019.1647809</w:t>
-      </w:r>
-    </w:p>
-    <w:p>
-      <w:pPr/>
-      <w:r>
-        <w:t xml:space="preserve">Lewis, C., Crampton, A., &amp; Scharber, C. (2021). The sociocultural role of imagination in critical digital literacy. </w:t>
-      </w:r>
-      <w:r>
-        <w:rPr>
-          <w:i/>
-        </w:rPr>
-        <w:t xml:space="preserve">Pedagogies</w:t>
-      </w:r>
-      <w:r>
-        <w:t xml:space="preserve">, </w:t>
-      </w:r>
-      <w:r>
-        <w:rPr>
-          <w:i/>
-        </w:rPr>
-        <w:t xml:space="preserve">16</w:t>
-      </w:r>
-      <w:r>
-        <w:t xml:space="preserve">(2), 154–172. https://doi.org/10.1080/1554480X.2021.1914056</w:t>
-      </w:r>
-    </w:p>
-    <w:p>
-      <w:pPr/>
-      <w:r>
-        <w:t xml:space="preserve">Lo, H.-C., Wang, T.-H., &amp; Chen, R.-S. (2024). Enhancing critical digital literacy of preservice preschool teachers through service learning: The moderator of online social capital. </w:t>
-      </w:r>
-      <w:r>
-        <w:rPr>
-          <w:i/>
-        </w:rPr>
-        <w:t xml:space="preserve">Sustainability</w:t>
-      </w:r>
-      <w:r>
-        <w:t xml:space="preserve">, </w:t>
-      </w:r>
-      <w:r>
-        <w:rPr>
-          <w:i/>
-        </w:rPr>
-        <w:t xml:space="preserve">16</w:t>
-      </w:r>
-      <w:r>
-        <w:t xml:space="preserve">(6), 2253. https://doi.org/10.3390/su16062253</w:t>
-      </w:r>
-    </w:p>
-    <w:p>
-      <w:pPr/>
-      <w:r>
-        <w:t xml:space="preserve">Lohnes Watulak, S. (2016). Reflection in action: Using inquiry groups to explore critical digital literacy with pre-service teachers. </w:t>
-      </w:r>
-      <w:r>
-        <w:rPr>
-          <w:i/>
-        </w:rPr>
-        <w:t xml:space="preserve">Educational Action Research</w:t>
-      </w:r>
-      <w:r>
-        <w:t xml:space="preserve">, </w:t>
-      </w:r>
-      <w:r>
-        <w:rPr>
-          <w:i/>
-        </w:rPr>
-        <w:t xml:space="preserve">24</w:t>
-      </w:r>
-      <w:r>
-        <w:t xml:space="preserve">(4), 503–518. https://doi.org/10.1080/09650792.2015.1106957</w:t>
-      </w:r>
-    </w:p>
-    <w:p>
-      <w:pPr/>
-      <w:r>
-        <w:t xml:space="preserve">Luke, A. (2012). Critical literacy: Foundational notes. </w:t>
-      </w:r>
-      <w:r>
-        <w:rPr>
-          <w:i/>
-        </w:rPr>
-        <w:t xml:space="preserve">Theory Into Practice</w:t>
-      </w:r>
-      <w:r>
-        <w:t xml:space="preserve">, </w:t>
-      </w:r>
-      <w:r>
-        <w:rPr>
-          <w:i/>
-        </w:rPr>
-        <w:t xml:space="preserve">51</w:t>
-      </w:r>
-      <w:r>
-        <w:t xml:space="preserve">(1), 4–11. https://doi.org/10.1080/00405841.2012.636324</w:t>
-      </w:r>
-    </w:p>
-    <w:p>
-      <w:pPr/>
-      <w:r>
-        <w:t xml:space="preserve">Mahapatra, S., &amp; Koltovskaia, S. (2025). A framework for focalising critical digital literacies in second language teacher education in the Global South. </w:t>
-      </w:r>
-      <w:r>
-        <w:rPr>
-          <w:i/>
-        </w:rPr>
-        <w:t xml:space="preserve">Asian-Pacific Journal of Second and Foreign Language Education</w:t>
-      </w:r>
-      <w:r>
-        <w:t xml:space="preserve">, </w:t>
-      </w:r>
-      <w:r>
-        <w:rPr>
-          <w:i/>
-        </w:rPr>
-        <w:t xml:space="preserve">10</w:t>
-      </w:r>
-      <w:r>
-        <w:t xml:space="preserve">(1), 44. https://doi.org/10.1186/s40862-025-00350-z</w:t>
-      </w:r>
-    </w:p>
-    <w:p>
-      <w:pPr/>
-      <w:r>
-        <w:t xml:space="preserve">Maiorana, F., Altieri, S., Colli, A., Labri, M., Nazzaro, L., Porta, M., Severi, A., &amp; Cristaldi, G. (2023). Critical digital literacy and active citizenship at school: The experience of the Scientix Ambassadors. </w:t>
-      </w:r>
-      <w:r>
-        <w:rPr>
-          <w:i/>
-        </w:rPr>
-        <w:t xml:space="preserve">Italian Journal of Educational Technology</w:t>
-      </w:r>
-      <w:r>
-        <w:t xml:space="preserve">, </w:t>
-      </w:r>
-      <w:r>
-        <w:rPr>
-          <w:i/>
-        </w:rPr>
-        <w:t xml:space="preserve">31</w:t>
-      </w:r>
-      <w:r>
-        <w:t xml:space="preserve">(3), 71–79. https://doi.org/10.17471/2499-4324/1301</w:t>
-      </w:r>
-    </w:p>
-    <w:p>
-      <w:pPr/>
-      <w:r>
-        <w:t xml:space="preserve">McArthur, S. A. (2019). Centering student identities in critical media literacy instruction. </w:t>
-      </w:r>
-      <w:r>
-        <w:rPr>
-          <w:i/>
-        </w:rPr>
-        <w:t xml:space="preserve">Journal of Adolescent &amp; Adult Literacy</w:t>
-      </w:r>
-      <w:r>
-        <w:t xml:space="preserve">, </w:t>
-      </w:r>
-      <w:r>
-        <w:rPr>
-          <w:i/>
-        </w:rPr>
-        <w:t xml:space="preserve">62</w:t>
-      </w:r>
-      <w:r>
-        <w:t xml:space="preserve">(6), 686–689. https://doi.org/10.1002/jaal.951</w:t>
-      </w:r>
-    </w:p>
-    <w:p>
-      <w:pPr/>
-      <w:r>
-        <w:t xml:space="preserve">McGee, T., Coopilton, M., English, D., Tynes, B. M., Gibson, S. M., Kahne, J., &amp; Willis, H. A. (2026). U.S. adolescents' critical race digital literacy skills: Demographic variables and learning opportunities as contributing factors. </w:t>
-      </w:r>
-      <w:r>
-        <w:rPr>
-          <w:i/>
-        </w:rPr>
-        <w:t xml:space="preserve">Journal of Children and Media</w:t>
-      </w:r>
-      <w:r>
-        <w:t xml:space="preserve">. Advance online publication. https://doi.org/10.1080/17482798.2026.2705213</w:t>
-      </w:r>
-    </w:p>
-    <w:p>
-      <w:pPr/>
-      <w:r>
-        <w:t xml:space="preserve">Mesquita-Romero, W.-A., Fernández-Morante, C., &amp; Cebreiro-López, B. (2022). Critical media literacy to improve students' competencies. </w:t>
-      </w:r>
-      <w:r>
-        <w:rPr>
-          <w:i/>
-        </w:rPr>
-        <w:t xml:space="preserve">Comunicar</w:t>
-      </w:r>
-      <w:r>
-        <w:t xml:space="preserve">, </w:t>
-      </w:r>
-      <w:r>
-        <w:rPr>
-          <w:i/>
-        </w:rPr>
-        <w:t xml:space="preserve">30</w:t>
-      </w:r>
-      <w:r>
-        <w:t xml:space="preserve">(70), 47–57. https://doi.org/10.3916/C70-2022-04</w:t>
-      </w:r>
-    </w:p>
-    <w:p>
-      <w:pPr/>
-      <w:r>
-        <w:t xml:space="preserve">Mongeon, P., &amp; Paul-Hus, A. (2016). The journal coverage of Web of Science and Scopus: A comparative analysis. </w:t>
-      </w:r>
-      <w:r>
-        <w:rPr>
-          <w:i/>
-        </w:rPr>
-        <w:t xml:space="preserve">Scientometrics</w:t>
-      </w:r>
-      <w:r>
-        <w:t xml:space="preserve">, </w:t>
-      </w:r>
-      <w:r>
-        <w:rPr>
-          <w:i/>
-        </w:rPr>
-        <w:t xml:space="preserve">106</w:t>
-      </w:r>
-      <w:r>
-        <w:t xml:space="preserve">(1), 213–228. https://doi.org/10.1007/s11192-015-1765-5</w:t>
-      </w:r>
-    </w:p>
-    <w:p>
-      <w:pPr/>
-      <w:r>
-        <w:t xml:space="preserve">Moorhouse, B. L., Wan, Y., Wu, C., Wu, M., &amp; Ho, T. Y. (2025). Generative AI tools and empowerment in L2 academic writing. </w:t>
-      </w:r>
-      <w:r>
-        <w:rPr>
-          <w:i/>
-        </w:rPr>
-        <w:t xml:space="preserve">System</w:t>
-      </w:r>
-      <w:r>
-        <w:t xml:space="preserve">, </w:t>
-      </w:r>
-      <w:r>
-        <w:rPr>
-          <w:i/>
-        </w:rPr>
-        <w:t xml:space="preserve">133</w:t>
-      </w:r>
-      <w:r>
-        <w:t xml:space="preserve">, 103779. https://doi.org/10.1016/j.system.2025.103779</w:t>
-      </w:r>
-    </w:p>
-    <w:p>
-      <w:pPr/>
-      <w:r>
-        <w:t xml:space="preserve">Moreno-González, A., Rivera-Vargas, P., Calderón-Garrido, D., &amp; Fardella, C. (2026). Entre la protección y la participación: Experiencias del alumnado de educación primaria en contextos de plataformización escolar [Between protection and participation: Primary school students' experiences in contexts of educational platformization]. </w:t>
-      </w:r>
-      <w:r>
-        <w:rPr>
-          <w:i/>
-        </w:rPr>
-        <w:t xml:space="preserve">Digital Education Review</w:t>
-      </w:r>
-      <w:r>
-        <w:t xml:space="preserve">, (48), 69–83. https://doi.org/10.1344/der.2026.48.69-83</w:t>
-      </w:r>
-    </w:p>
-    <w:p>
-      <w:pPr/>
-      <w:r>
-        <w:t xml:space="preserve">The New London Group. (1996). A pedagogy of multiliteracies: Designing social futures. </w:t>
-      </w:r>
-      <w:r>
-        <w:rPr>
-          <w:i/>
-        </w:rPr>
-        <w:t xml:space="preserve">Harvard Educational Review</w:t>
-      </w:r>
-      <w:r>
-        <w:t xml:space="preserve">, </w:t>
-      </w:r>
-      <w:r>
-        <w:rPr>
-          <w:i/>
-        </w:rPr>
-        <w:t xml:space="preserve">66</w:t>
-      </w:r>
-      <w:r>
-        <w:t xml:space="preserve">(1), 60–92. https://doi.org/10.17763/haer.66.1.17370n67v22j160u</w:t>
-      </w:r>
-    </w:p>
-    <w:p>
-      <w:pPr/>
-      <w:r>
-        <w:t xml:space="preserve">Noble, A., &amp; Gachago, D. (2022). Developing critical digital literacies through digital storytelling: Student attempts at re-telling the District Six story. </w:t>
-      </w:r>
-      <w:r>
-        <w:rPr>
-          <w:i/>
-        </w:rPr>
-        <w:t xml:space="preserve">International Journal of Mobile and Blended Learning</w:t>
-      </w:r>
-      <w:r>
-        <w:t xml:space="preserve">, </w:t>
-      </w:r>
-      <w:r>
-        <w:rPr>
-          <w:i/>
-        </w:rPr>
-        <w:t xml:space="preserve">14</w:t>
-      </w:r>
-      <w:r>
-        <w:t xml:space="preserve">(3), 1–19. https://doi.org/10.4018/IJMBL.312184</w:t>
-      </w:r>
-    </w:p>
-    <w:p>
-      <w:pPr/>
-      <w:r>
-        <w:t xml:space="preserve">Page, M. J., McKenzie, J. E., Bossuyt, P. M., Boutron, I., Hoffmann, T. C., Mulrow, C. D., Shamseer, L., Tetzlaff, J. M., Akl, E. A., Brennan, S. E., Chou, R., Glanville, J., Grimshaw, J. M., Hróbjartsson, A., Lalu, M. M., Li, T., Loder, E. W., Mayo-Wilson, E., McDonald, S., … Moher, D. (2021). The PRISMA 2020 statement: An updated guideline for reporting systematic reviews. </w:t>
-      </w:r>
-      <w:r>
-        <w:rPr>
-          <w:i/>
-        </w:rPr>
-        <w:t xml:space="preserve">BMJ</w:t>
-      </w:r>
-      <w:r>
-        <w:t xml:space="preserve">, </w:t>
-      </w:r>
-      <w:r>
-        <w:rPr>
-          <w:i/>
-        </w:rPr>
-        <w:t xml:space="preserve">372</w:t>
-      </w:r>
-      <w:r>
-        <w:t xml:space="preserve">, n71. https://doi.org/10.1136/bmj.n71</w:t>
-      </w:r>
-    </w:p>
-    <w:p>
-      <w:pPr/>
-      <w:r>
-        <w:t xml:space="preserve">Pangrazio, L. (2016). Reconceptualising critical digital literacy. </w:t>
-      </w:r>
-      <w:r>
-        <w:rPr>
-          <w:i/>
-        </w:rPr>
-        <w:t xml:space="preserve">Discourse: Studies in the Cultural Politics of Education</w:t>
-      </w:r>
-      <w:r>
-        <w:t xml:space="preserve">, </w:t>
-      </w:r>
-      <w:r>
-        <w:rPr>
-          <w:i/>
-        </w:rPr>
-        <w:t xml:space="preserve">37</w:t>
-      </w:r>
-      <w:r>
-        <w:t xml:space="preserve">(2), 163–174. https://doi.org/10.1080/01596306.2014.942836</w:t>
-      </w:r>
-    </w:p>
-    <w:p>
-      <w:pPr/>
-      <w:r>
-        <w:t xml:space="preserve">Pötzsch, H. (2019). Critical digital literacy: Technology in education beyond issues of user competence and labour-market qualifications. </w:t>
-      </w:r>
-      <w:r>
-        <w:rPr>
-          <w:i/>
-        </w:rPr>
-        <w:t xml:space="preserve">tripleC: Communication, Capitalism &amp; Critique</w:t>
-      </w:r>
-      <w:r>
-        <w:t xml:space="preserve">, </w:t>
-      </w:r>
-      <w:r>
-        <w:rPr>
-          <w:i/>
-        </w:rPr>
-        <w:t xml:space="preserve">17</w:t>
-      </w:r>
-      <w:r>
-        <w:t xml:space="preserve">(2), 221–240. https://doi.org/10.31269/triplec.v17i2.1093</w:t>
-      </w:r>
-    </w:p>
-    <w:p>
-      <w:pPr/>
-      <w:r>
-        <w:t xml:space="preserve">Redecker, C. (2017). </w:t>
-      </w:r>
-      <w:r>
-        <w:rPr>
-          <w:i/>
-        </w:rPr>
-        <w:t xml:space="preserve">European framework for the digital competence of educators: DigCompEdu</w:t>
-      </w:r>
-      <w:r>
-        <w:t xml:space="preserve"> (Y. Punie, Ed.). Publications Office of the European Union. https://doi.org/10.2760/159770</w:t>
-      </w:r>
-    </w:p>
-    <w:p>
-      <w:pPr/>
-      <w:r>
-        <w:t xml:space="preserve">Regueira, U., González-Villa, Á., Rodríguez-González, C., &amp; Gewerc, A. (2026). Mirarse para ser vistas: Autovigilancia de género y retos de alfabetización digital crítica para una adolescencia plataformizada [Looking to be seen: Gendered self-surveillance and the challenges of critical digital literacy in a platformized adolescence]. </w:t>
-      </w:r>
-      <w:r>
-        <w:rPr>
-          <w:i/>
-        </w:rPr>
-        <w:t xml:space="preserve">Digital Education Review</w:t>
-      </w:r>
-      <w:r>
-        <w:t xml:space="preserve">, (48), 84–93. https://doi.org/10.1344/der.2026.48.84-93</w:t>
-      </w:r>
-    </w:p>
-    <w:p>
-      <w:pPr/>
-      <w:r>
-        <w:t xml:space="preserve">Rodas-Coloma, A., Cabezas-González, M., Casillas-Martín, S., &amp; Nevado-Batalla Moreno, P. (2026). From virality to pedagogy: A systematic and comprehensive review of TikTok's educational use in South America. </w:t>
-      </w:r>
-      <w:r>
-        <w:rPr>
-          <w:i/>
-        </w:rPr>
-        <w:t xml:space="preserve">Frontiers in Education</w:t>
-      </w:r>
-      <w:r>
-        <w:t xml:space="preserve">, </w:t>
-      </w:r>
-      <w:r>
-        <w:rPr>
-          <w:i/>
-        </w:rPr>
-        <w:t xml:space="preserve">11</w:t>
-      </w:r>
-      <w:r>
-        <w:t xml:space="preserve">, 1716735. https://doi.org/10.3389/feduc.2026.1716735</w:t>
-      </w:r>
-    </w:p>
-    <w:p>
-      <w:pPr/>
-      <w:r>
-        <w:t xml:space="preserve">Salazar-Jiménez, R., Orellana Fonseca, C., &amp; Fuentes Rodríguez, C. (2026). Formación inicial docente y ciudadanía digital: Tensiones y desafíos en la enseñanza de las ciencias sociales [Initial teacher education and digital citizenship: Tensions and challenges in social studies education]. </w:t>
-      </w:r>
-      <w:r>
-        <w:rPr>
-          <w:i/>
-        </w:rPr>
-        <w:t xml:space="preserve">Interciencia</w:t>
-      </w:r>
-      <w:r>
-        <w:t xml:space="preserve">, </w:t>
-      </w:r>
-      <w:r>
-        <w:rPr>
-          <w:i/>
-        </w:rPr>
-        <w:t xml:space="preserve">51</w:t>
-      </w:r>
-      <w:r>
-        <w:t xml:space="preserve">(6), 313–321.</w:t>
-      </w:r>
-    </w:p>
-    <w:p>
-      <w:pPr/>
-      <w:r>
-        <w:t xml:space="preserve">Santisteban, A., Díez-Bedmar, M.-C., &amp; Castellví, J. (2020). Critical digital literacy of future teachers in the Twitter age. </w:t>
-      </w:r>
-      <w:r>
-        <w:rPr>
-          <w:i/>
-        </w:rPr>
-        <w:t xml:space="preserve">Cultura y Educación</w:t>
-      </w:r>
-      <w:r>
-        <w:t xml:space="preserve">, </w:t>
-      </w:r>
-      <w:r>
-        <w:rPr>
-          <w:i/>
-        </w:rPr>
-        <w:t xml:space="preserve">32</w:t>
-      </w:r>
-      <w:r>
-        <w:t xml:space="preserve">(2), 185–212. https://doi.org/10.1080/11356405.2020.1741875</w:t>
-      </w:r>
-    </w:p>
-    <w:p>
-      <w:pPr/>
-      <w:r>
-        <w:t xml:space="preserve">Satar, M., Hauck, M., &amp; Bilki, Z. (2023). Multimodal representation in virtual exchange: A social semiotic approach to critical digital literacy. </w:t>
-      </w:r>
-      <w:r>
-        <w:rPr>
-          <w:i/>
-        </w:rPr>
-        <w:t xml:space="preserve">Language Learning &amp; Technology</w:t>
-      </w:r>
-      <w:r>
-        <w:t xml:space="preserve">, </w:t>
-      </w:r>
-      <w:r>
-        <w:rPr>
-          <w:i/>
-        </w:rPr>
-        <w:t xml:space="preserve">27</w:t>
-      </w:r>
-      <w:r>
-        <w:t xml:space="preserve">(2), 72–96.</w:t>
-      </w:r>
-    </w:p>
-    <w:p>
-      <w:pPr/>
-      <w:r>
-        <w:t xml:space="preserve">Saunders, J. M., Ash, G. E., Salazar, I., Pruitt, R., Wallach, D., Breed, E., Saldana, S., &amp; Szachacz, A. (2017). "We're already somebody": High school students practicing critical media literacy IRL (in real life). </w:t>
-      </w:r>
-      <w:r>
-        <w:rPr>
-          <w:i/>
-        </w:rPr>
-        <w:t xml:space="preserve">Journal of Adolescent &amp; Adult Literacy</w:t>
-      </w:r>
-      <w:r>
-        <w:t xml:space="preserve">, </w:t>
-      </w:r>
-      <w:r>
-        <w:rPr>
-          <w:i/>
-        </w:rPr>
-        <w:t xml:space="preserve">60</w:t>
-      </w:r>
-      <w:r>
-        <w:t xml:space="preserve">(5), 515–526. https://doi.org/10.1002/jaal.617</w:t>
-      </w:r>
-    </w:p>
-    <w:p>
-      <w:pPr/>
-      <w:r>
-        <w:t xml:space="preserve">Selwyn, N. (2016). </w:t>
-      </w:r>
-      <w:r>
-        <w:rPr>
-          <w:i/>
-        </w:rPr>
-        <w:t xml:space="preserve">Is technology good for education?</w:t>
-      </w:r>
-      <w:r>
-        <w:t xml:space="preserve"> Polity Press.</w:t>
-      </w:r>
-    </w:p>
-    <w:p>
-      <w:pPr/>
-      <w:r>
-        <w:t xml:space="preserve">Spracklin, E., &amp; Espina, C. R. (2025). SIFTing through misinformation: Reflection notebooks to teach critical digital literacy. </w:t>
-      </w:r>
-      <w:r>
-        <w:rPr>
-          <w:i/>
-        </w:rPr>
-        <w:t xml:space="preserve">Nurse Educator</w:t>
-      </w:r>
-      <w:r>
-        <w:t xml:space="preserve">, </w:t>
-      </w:r>
-      <w:r>
-        <w:rPr>
-          <w:i/>
-        </w:rPr>
-        <w:t xml:space="preserve">50</w:t>
-      </w:r>
-      <w:r>
-        <w:t xml:space="preserve">(2), 106–110. https://doi.org/10.1097/NNE.0000000000001760</w:t>
-      </w:r>
-    </w:p>
-    <w:p>
-      <w:pPr/>
-      <w:r>
-        <w:t xml:space="preserve">Stewart, O. G., Hsieh, B., Smith, A., &amp; Pandya, J. Z. (2021). What more can we do? A scalar approach to examining critical digital literacies in teacher education. </w:t>
-      </w:r>
-      <w:r>
-        <w:rPr>
-          <w:i/>
-        </w:rPr>
-        <w:t xml:space="preserve">Pedagogies</w:t>
-      </w:r>
-      <w:r>
-        <w:t xml:space="preserve">, </w:t>
-      </w:r>
-      <w:r>
-        <w:rPr>
-          <w:i/>
-        </w:rPr>
-        <w:t xml:space="preserve">16</w:t>
-      </w:r>
-      <w:r>
-        <w:t xml:space="preserve">(2), 125–137. https://doi.org/10.1080/1554480X.2021.1914054</w:t>
-      </w:r>
-    </w:p>
-    <w:p>
-      <w:pPr/>
-      <w:r>
-        <w:t xml:space="preserve">Stewart, O. G., &amp; Rodgers, D. J. (2025). A critical AI media literacy framework: Understanding layered bias and empowerment in artificial intelligence. </w:t>
-      </w:r>
-      <w:r>
-        <w:rPr>
-          <w:i/>
-        </w:rPr>
-        <w:t xml:space="preserve">Learning, Media and Technology</w:t>
-      </w:r>
-      <w:r>
-        <w:t xml:space="preserve">. Advance online publication. https://doi.org/10.1080/17439884.2025.2527179</w:t>
-      </w:r>
-    </w:p>
-    <w:p>
-      <w:pPr/>
-      <w:r>
-        <w:t xml:space="preserve">Tagg, C., &amp; Seargeant, P. (2021). Context design and critical language/media awareness: Implications for a social digital literacies education. </w:t>
-      </w:r>
-      <w:r>
-        <w:rPr>
-          <w:i/>
-        </w:rPr>
-        <w:t xml:space="preserve">Linguistics and Education</w:t>
-      </w:r>
-      <w:r>
-        <w:t xml:space="preserve">, </w:t>
-      </w:r>
-      <w:r>
-        <w:rPr>
-          <w:i/>
-        </w:rPr>
-        <w:t xml:space="preserve">62</w:t>
-      </w:r>
-      <w:r>
-        <w:t xml:space="preserve">, 100776. https://doi.org/10.1016/j.linged.2019.100776</w:t>
-      </w:r>
-    </w:p>
-    <w:p>
-      <w:pPr/>
-      <w:r>
-        <w:t xml:space="preserve">Talib, S. (2018). Social media pedagogy: Applying an interdisciplinary approach to teach multimodal critical digital literacy. </w:t>
-      </w:r>
-      <w:r>
-        <w:rPr>
-          <w:i/>
-        </w:rPr>
-        <w:t xml:space="preserve">E-Learning and Digital Media</w:t>
-      </w:r>
-      <w:r>
-        <w:t xml:space="preserve">, </w:t>
-      </w:r>
-      <w:r>
-        <w:rPr>
-          <w:i/>
-        </w:rPr>
-        <w:t xml:space="preserve">15</w:t>
-      </w:r>
-      <w:r>
-        <w:t xml:space="preserve">(2), 55–66. https://doi.org/10.1177/2042753018756904</w:t>
-      </w:r>
-    </w:p>
-    <w:p>
-      <w:pPr/>
-      <w:r>
-        <w:t xml:space="preserve">Tanksley, T. C. (2024). "We're changing the system with this one": Black students using critical race algorithmic literacies to subvert and survive AI-mediated racism in school. </w:t>
-      </w:r>
-      <w:r>
-        <w:rPr>
-          <w:i/>
-        </w:rPr>
-        <w:t xml:space="preserve">English Teaching: Practice &amp; Critique</w:t>
-      </w:r>
-      <w:r>
-        <w:t xml:space="preserve">, </w:t>
-      </w:r>
-      <w:r>
-        <w:rPr>
-          <w:i/>
-        </w:rPr>
-        <w:t xml:space="preserve">23</w:t>
-      </w:r>
-      <w:r>
-        <w:t xml:space="preserve">(1), 36–56. https://doi.org/10.1108/ETPC-08-2023-0102</w:t>
-      </w:r>
-    </w:p>
-    <w:p>
-      <w:pPr/>
-      <w:r>
-        <w:t xml:space="preserve">Tricco, A. C., Lillie, E., Zarin, W., O'Brien, K. K., Colquhoun, H., Levac, D., Moher, D., Peters, M. D. J., Horsley, T., Weeks, L., Hempel, S., Akl, E. A., Chang, C., McGowan, J., Stewart, L., Hartling, L., Aldcroft, A., Wilson, M. G., Garritty, C., … Straus, S. E. (2018). PRISMA extension for scoping reviews (PRISMA-ScR): Checklist and explanation. </w:t>
-      </w:r>
-      <w:r>
-        <w:rPr>
-          <w:i/>
-        </w:rPr>
-        <w:t xml:space="preserve">Annals of Internal Medicine</w:t>
-      </w:r>
-      <w:r>
-        <w:t xml:space="preserve">, </w:t>
-      </w:r>
-      <w:r>
-        <w:rPr>
-          <w:i/>
-        </w:rPr>
-        <w:t xml:space="preserve">169</w:t>
-      </w:r>
-      <w:r>
-        <w:t xml:space="preserve">(7), 467–473. https://doi.org/10.7326/M18-0850</w:t>
-      </w:r>
-    </w:p>
-    <w:p>
-      <w:pPr/>
-      <w:r>
-        <w:t xml:space="preserve">van Dijck, J., Poell, T., &amp; de Waal, M. (2018). </w:t>
-      </w:r>
-      <w:r>
-        <w:rPr>
-          <w:i/>
-        </w:rPr>
-        <w:t xml:space="preserve">The platform society: Public values in a connective world</w:t>
-      </w:r>
-      <w:r>
-        <w:t xml:space="preserve">. Oxford University Press.</w:t>
-      </w:r>
-    </w:p>
-    <w:p>
-      <w:pPr/>
-      <w:r>
-        <w:t xml:space="preserve">Van Poucke, M. (2024). ChatGPT, the perfect virtual teaching assistant? Ideological bias in learner-chatbot interactions. </w:t>
-      </w:r>
-      <w:r>
-        <w:rPr>
-          <w:i/>
-        </w:rPr>
-        <w:t xml:space="preserve">Computers and Composition</w:t>
-      </w:r>
-      <w:r>
-        <w:t xml:space="preserve">, </w:t>
-      </w:r>
-      <w:r>
-        <w:rPr>
-          <w:i/>
-        </w:rPr>
-        <w:t xml:space="preserve">73</w:t>
-      </w:r>
-      <w:r>
-        <w:t xml:space="preserve">, 102871. https://doi.org/10.1016/j.compcom.2024.102871</w:t>
-      </w:r>
-    </w:p>
-    <w:p>
-      <w:pPr/>
-      <w:r>
-        <w:t xml:space="preserve">Villar-Onrubia, D., Morini, L., Marín, V. I., &amp; Nascimbeni, F. (2022). Critical digital literacy as a key for (post)digital citizenship: An international review of teacher competence frameworks. </w:t>
-      </w:r>
-      <w:r>
-        <w:rPr>
-          <w:i/>
-        </w:rPr>
-        <w:t xml:space="preserve">Journal of e-Learning and Knowledge Society</w:t>
-      </w:r>
-      <w:r>
-        <w:t xml:space="preserve">, </w:t>
-      </w:r>
-      <w:r>
-        <w:rPr>
-          <w:i/>
-        </w:rPr>
-        <w:t xml:space="preserve">18</w:t>
-      </w:r>
-      <w:r>
-        <w:t xml:space="preserve">(3), 128–139. https://doi.org/10.20368/1971-8829/1135697</w:t>
-      </w:r>
-    </w:p>
-    <w:p>
-      <w:pPr/>
-      <w:r>
-        <w:t xml:space="preserve">Vuorikari, R., Kluzer, S., &amp; Punie, Y. (2022). </w:t>
-      </w:r>
-      <w:r>
-        <w:rPr>
-          <w:i/>
-        </w:rPr>
-        <w:t xml:space="preserve">DigComp 2.2: The digital competence framework for citizens</w:t>
-      </w:r>
-      <w:r>
-        <w:t xml:space="preserve">. Publications Office of the European Union. https://doi.org/10.2760/115376</w:t>
-      </w:r>
-    </w:p>
-    <w:p>
-      <w:pPr/>
-      <w:r>
-        <w:t xml:space="preserve">Wang, S., &amp; Xu, F. (2026). From scroll to screen: Cultivating critical digital literacy through algorithm-aware writing pedagogies in EAP. </w:t>
-      </w:r>
-      <w:r>
-        <w:rPr>
-          <w:i/>
-        </w:rPr>
-        <w:t xml:space="preserve">Journal of English for Academic Purposes</w:t>
-      </w:r>
-      <w:r>
-        <w:t xml:space="preserve">, </w:t>
-      </w:r>
-      <w:r>
-        <w:rPr>
-          <w:i/>
-        </w:rPr>
-        <w:t xml:space="preserve">81</w:t>
-      </w:r>
-      <w:r>
-        <w:t xml:space="preserve">, 101676. https://doi.org/10.1016/j.jeap.2026.101676</w:t>
-      </w:r>
-    </w:p>
-    <w:p>
-      <w:pPr/>
-      <w:r>
-        <w:t xml:space="preserve">Watt, D. (2019). Video production in elementary teacher education as a critical digital literacy practice. </w:t>
-      </w:r>
-      <w:r>
-        <w:rPr>
-          <w:i/>
-        </w:rPr>
-        <w:t xml:space="preserve">Media and Communication</w:t>
-      </w:r>
-      <w:r>
-        <w:t xml:space="preserve">, </w:t>
-      </w:r>
-      <w:r>
-        <w:rPr>
-          <w:i/>
-        </w:rPr>
-        <w:t xml:space="preserve">7</w:t>
-      </w:r>
-      <w:r>
-        <w:t xml:space="preserve">(2), 82–99. https://doi.org/10.17645/mac.v7i2.1967</w:t>
-      </w:r>
-    </w:p>
-    <w:p>
-      <w:pPr/>
-      <w:r>
-        <w:t xml:space="preserve">Weninger, C., &amp; Xu, H. (2026). AI, representation, and critical digital literacy: Navigating visual bias in the digital age. </w:t>
-      </w:r>
-      <w:r>
-        <w:rPr>
-          <w:i/>
-        </w:rPr>
-        <w:t xml:space="preserve">System</w:t>
-      </w:r>
-      <w:r>
-        <w:t xml:space="preserve">, </w:t>
-      </w:r>
-      <w:r>
-        <w:rPr>
-          <w:i/>
-        </w:rPr>
-        <w:t xml:space="preserve">136</w:t>
-      </w:r>
-      <w:r>
-        <w:t xml:space="preserve">, 103896. https://doi.org/10.1016/j.system.2025.103896</w:t>
-      </w:r>
-    </w:p>
-    <w:p>
-      <w:pPr/>
-      <w:r>
-        <w:t xml:space="preserve">Williamson, B. (2017). </w:t>
-      </w:r>
-      <w:r>
-        <w:rPr>
-          <w:i/>
-        </w:rPr>
-        <w:t xml:space="preserve">Big data in education: The digital future of learning, policy and practice</w:t>
-      </w:r>
-      <w:r>
-        <w:t xml:space="preserve">. SAGE.</w:t>
-      </w:r>
-    </w:p>
-    <w:p>
-      <w:pPr/>
-      <w:r>
-        <w:t xml:space="preserve">Zagami, J. (2026). Addressing the dark side of differentiation: Bias and micro-streaming in artificial intelligence facilitated lesson planning. </w:t>
-      </w:r>
-      <w:r>
-        <w:rPr>
-          <w:i/>
-        </w:rPr>
-        <w:t xml:space="preserve">Information</w:t>
-      </w:r>
-      <w:r>
-        <w:t xml:space="preserve">, </w:t>
-      </w:r>
-      <w:r>
-        <w:rPr>
-          <w:i/>
-        </w:rPr>
-        <w:t xml:space="preserve">17</w:t>
-      </w:r>
-      <w:r>
-        <w:t xml:space="preserve">(1), 12. https://doi.org/10.3390/info17010012</w:t>
+        <w:t xml:space="preserve">Conflict of interest</w:t>
+      </w:r>
+    </w:p>
+    <w:p>
+      <w:pPr/>
+      <w:r>
+        <w:t xml:space="preserve">The conflict of interest statement is given on the title page, which is withheld from reviewers to keep the review anonymous.</w:t>
       </w:r>
     </w:p>
     <w:p>
@@ -7592,6 +6646,1735 @@
         <w:pStyle w:val="Heading2"/>
       </w:pPr>
       <w:r>
+        <w:t xml:space="preserve">AI use declaration</w:t>
+      </w:r>
+    </w:p>
+    <w:p>
+      <w:pPr/>
+      <w:r>
+        <w:t xml:space="preserve">A large language model (Claude, Anthropic) was used for study design (drafting the search string and the screening and coding procedures), data collection (running the Scopus queries through the Scopus APIs), literature review (proposing the title-screening decisions of pass 1 and drafting the dictionaries for pass 2 and for coding), data analysis (writing the Python code for screening, coding and the statistical tests), figure creation (drawing Figures 1–5 and building the tables) and writing assistance (drafting and revising the manuscript). It was also used to check the references against Crossref, OpenAlex and ORCID records. A second, human reviewer read the abstracts of 169 records to verify the screening (see Method). The author checked the decisions, the analyses, the references and the text, and takes full responsibility for the content.</w:t>
+      </w:r>
+    </w:p>
+    <w:p>
+      <w:pPr>
+        <w:pStyle w:val="Heading2"/>
+      </w:pPr>
+      <w:r>
+        <w:t xml:space="preserve">References</w:t>
+      </w:r>
+    </w:p>
+    <w:p>
+      <w:pPr/>
+      <w:r>
+        <w:t xml:space="preserve">Abowitz, K. K., &amp; Mamlok, D. (2020). #NeverAgainMSD student activism: Lessons for agonist political education in an age of democratic crisis. </w:t>
+      </w:r>
+      <w:r>
+        <w:rPr>
+          <w:i/>
+        </w:rPr>
+        <w:t xml:space="preserve">Educational Theory</w:t>
+      </w:r>
+      <w:r>
+        <w:t xml:space="preserve">, </w:t>
+      </w:r>
+      <w:r>
+        <w:rPr>
+          <w:i/>
+        </w:rPr>
+        <w:t xml:space="preserve">70</w:t>
+      </w:r>
+      <w:r>
+        <w:t xml:space="preserve">(6), 731–748. https://doi.org/10.1111/edth.12451</w:t>
+      </w:r>
+    </w:p>
+    <w:p>
+      <w:pPr/>
+      <w:r>
+        <w:t xml:space="preserve">AlGhannama, B., Alsaber, A., Alkandari, A., &amp; Anbar, A. (2025). Psychometric evaluation of the Comprehensive Digital Literacy Scale (CDLS): A measurement of critical digital literacy and basic operational digital skills. </w:t>
+      </w:r>
+      <w:r>
+        <w:rPr>
+          <w:i/>
+        </w:rPr>
+        <w:t xml:space="preserve">New Review of Information Networking</w:t>
+      </w:r>
+      <w:r>
+        <w:t xml:space="preserve">, </w:t>
+      </w:r>
+      <w:r>
+        <w:rPr>
+          <w:i/>
+        </w:rPr>
+        <w:t xml:space="preserve">30</w:t>
+      </w:r>
+      <w:r>
+        <w:t xml:space="preserve">(2), 353–382. https://doi.org/10.1080/13614576.2025.2588758</w:t>
+      </w:r>
+    </w:p>
+    <w:p>
+      <w:pPr/>
+      <w:r>
+        <w:t xml:space="preserve">Alhabbash, M., Al Mohammedi, N., Omar, H., &amp; Alothali, S. (2026). Writing back with AI: A phenomenological study of language decolonization among Arab bilingual learners. </w:t>
+      </w:r>
+      <w:r>
+        <w:rPr>
+          <w:i/>
+        </w:rPr>
+        <w:t xml:space="preserve">Contemporary Educational Technology</w:t>
+      </w:r>
+      <w:r>
+        <w:t xml:space="preserve">, </w:t>
+      </w:r>
+      <w:r>
+        <w:rPr>
+          <w:i/>
+        </w:rPr>
+        <w:t xml:space="preserve">18</w:t>
+      </w:r>
+      <w:r>
+        <w:t xml:space="preserve">(2), ep651. https://doi.org/10.30935/cedtech/18477</w:t>
+      </w:r>
+    </w:p>
+    <w:p>
+      <w:pPr/>
+      <w:r>
+        <w:t xml:space="preserve">Arksey, H., &amp; O'Malley, L. (2005). Scoping studies: Towards a methodological framework. </w:t>
+      </w:r>
+      <w:r>
+        <w:rPr>
+          <w:i/>
+        </w:rPr>
+        <w:t xml:space="preserve">International Journal of Social Research Methodology</w:t>
+      </w:r>
+      <w:r>
+        <w:t xml:space="preserve">, </w:t>
+      </w:r>
+      <w:r>
+        <w:rPr>
+          <w:i/>
+        </w:rPr>
+        <w:t xml:space="preserve">8</w:t>
+      </w:r>
+      <w:r>
+        <w:t xml:space="preserve">(1), 19–32. https://doi.org/10.1080/1364557032000119616</w:t>
+      </w:r>
+    </w:p>
+    <w:p>
+      <w:pPr/>
+      <w:r>
+        <w:t xml:space="preserve">Atenas, J., Havemann, L., Rodés, V., &amp; Podetti, M. (2023). Critical data literacy in praxis: An open education approach for academic development. </w:t>
+      </w:r>
+      <w:r>
+        <w:rPr>
+          <w:i/>
+        </w:rPr>
+        <w:t xml:space="preserve">Edutec</w:t>
+      </w:r>
+      <w:r>
+        <w:t xml:space="preserve">, (85), 49–67. https://doi.org/10.21556/edutec.2023.85.2851</w:t>
+      </w:r>
+    </w:p>
+    <w:p>
+      <w:pPr/>
+      <w:r>
+        <w:t xml:space="preserve">Author. (2026). </w:t>
+      </w:r>
+      <w:r>
+        <w:rPr>
+          <w:i/>
+        </w:rPr>
+        <w:t xml:space="preserve">Data and code for a scoping review of critical digital literacy in formal education, 2016–2026</w:t>
+      </w:r>
+      <w:r>
+        <w:t xml:space="preserve"> [Data set]. Details omitted for masked review.</w:t>
+      </w:r>
+    </w:p>
+    <w:p>
+      <w:pPr/>
+      <w:r>
+        <w:t xml:space="preserve">Bilki, Z., Satar, M., &amp; Sak, M. (2023). Critical digital literacy in virtual exchange for ELT teacher education: An interpretivist methodology. </w:t>
+      </w:r>
+      <w:r>
+        <w:rPr>
+          <w:i/>
+        </w:rPr>
+        <w:t xml:space="preserve">ReCALL</w:t>
+      </w:r>
+      <w:r>
+        <w:t xml:space="preserve">, </w:t>
+      </w:r>
+      <w:r>
+        <w:rPr>
+          <w:i/>
+        </w:rPr>
+        <w:t xml:space="preserve">35</w:t>
+      </w:r>
+      <w:r>
+        <w:t xml:space="preserve">(1), 58–73. https://doi.org/10.1017/S095834402200009X</w:t>
+      </w:r>
+    </w:p>
+    <w:p>
+      <w:pPr/>
+      <w:r>
+        <w:t xml:space="preserve">Bozkurt, A., Ertan, S., &amp; Cömert, Z. (2026). What does it mean to be AI literate? Psychometric validation of the Critical 3wAI Literacy Scale. </w:t>
+      </w:r>
+      <w:r>
+        <w:rPr>
+          <w:i/>
+        </w:rPr>
+        <w:t xml:space="preserve">Open Praxis</w:t>
+      </w:r>
+      <w:r>
+        <w:t xml:space="preserve">, </w:t>
+      </w:r>
+      <w:r>
+        <w:rPr>
+          <w:i/>
+        </w:rPr>
+        <w:t xml:space="preserve">18</w:t>
+      </w:r>
+      <w:r>
+        <w:t xml:space="preserve">(4), 655–669. https://doi.org/10.55982/openpraxis.18.4.1451</w:t>
+      </w:r>
+    </w:p>
+    <w:p>
+      <w:pPr/>
+      <w:r>
+        <w:t xml:space="preserve">Castañeda, L., &amp; Villar-Onrubia, D. (2023). Beyond functionality: Building critical digital teaching competence among future primary education teachers. </w:t>
+      </w:r>
+      <w:r>
+        <w:rPr>
+          <w:i/>
+        </w:rPr>
+        <w:t xml:space="preserve">Contemporary Educational Technology</w:t>
+      </w:r>
+      <w:r>
+        <w:t xml:space="preserve">, </w:t>
+      </w:r>
+      <w:r>
+        <w:rPr>
+          <w:i/>
+        </w:rPr>
+        <w:t xml:space="preserve">15</w:t>
+      </w:r>
+      <w:r>
+        <w:t xml:space="preserve">(1), ep397. https://doi.org/10.30935/cedtech/12599</w:t>
+      </w:r>
+    </w:p>
+    <w:p>
+      <w:pPr/>
+      <w:r>
+        <w:t xml:space="preserve">Castellví, J., Díez-Bedmar, M.-C., &amp; Santisteban, A. (2020). Pre-service teachers' critical digital literacy skills and attitudes to address social problems. </w:t>
+      </w:r>
+      <w:r>
+        <w:rPr>
+          <w:i/>
+        </w:rPr>
+        <w:t xml:space="preserve">Social Sciences</w:t>
+      </w:r>
+      <w:r>
+        <w:t xml:space="preserve">, </w:t>
+      </w:r>
+      <w:r>
+        <w:rPr>
+          <w:i/>
+        </w:rPr>
+        <w:t xml:space="preserve">9</w:t>
+      </w:r>
+      <w:r>
+        <w:t xml:space="preserve">(8), 134. https://doi.org/10.3390/SOCSCI9080134</w:t>
+      </w:r>
+    </w:p>
+    <w:p>
+      <w:pPr/>
+      <w:r>
+        <w:t xml:space="preserve">Creely, E., Parr, G., Richardson, H., Carabott, K., McLeod, A., &amp; Scull, J. (2026). Critical literacies in upper primary in Australia (2014–2024): A thematic literature review. </w:t>
+      </w:r>
+      <w:r>
+        <w:rPr>
+          <w:i/>
+        </w:rPr>
+        <w:t xml:space="preserve">Australian Journal of Language and Literacy</w:t>
+      </w:r>
+      <w:r>
+        <w:t xml:space="preserve">, </w:t>
+      </w:r>
+      <w:r>
+        <w:rPr>
+          <w:i/>
+        </w:rPr>
+        <w:t xml:space="preserve">49</w:t>
+      </w:r>
+      <w:r>
+        <w:t xml:space="preserve">(1), 1–18. https://doi.org/10.1007/s44020-025-00086-w</w:t>
+      </w:r>
+    </w:p>
+    <w:p>
+      <w:pPr/>
+      <w:r>
+        <w:t xml:space="preserve">Damaskinidis, G., Pliogou, V., &amp; Tromara, S. (2026). Intersemiotic translation as a pedagogy for cyberbullying awareness: The One Shot is Enough poster campaign. </w:t>
+      </w:r>
+      <w:r>
+        <w:rPr>
+          <w:i/>
+        </w:rPr>
+        <w:t xml:space="preserve">Public Journal of Semiotics</w:t>
+      </w:r>
+      <w:r>
+        <w:t xml:space="preserve">, </w:t>
+      </w:r>
+      <w:r>
+        <w:rPr>
+          <w:i/>
+        </w:rPr>
+        <w:t xml:space="preserve">12</w:t>
+      </w:r>
+      <w:r>
+        <w:t xml:space="preserve">(2), 38–62. https://doi.org/10.37693/pjos.2026.12.29327</w:t>
+      </w:r>
+    </w:p>
+    <w:p>
+      <w:pPr/>
+      <w:r>
+        <w:t xml:space="preserve">Darvin, R. (2025). The need for critical digital literacies in generative AI-mediated L2 writing. </w:t>
+      </w:r>
+      <w:r>
+        <w:rPr>
+          <w:i/>
+        </w:rPr>
+        <w:t xml:space="preserve">Journal of Second Language Writing</w:t>
+      </w:r>
+      <w:r>
+        <w:t xml:space="preserve">, </w:t>
+      </w:r>
+      <w:r>
+        <w:rPr>
+          <w:i/>
+        </w:rPr>
+        <w:t xml:space="preserve">67</w:t>
+      </w:r>
+      <w:r>
+        <w:t xml:space="preserve">, 101186. https://doi.org/10.1016/j.jslw.2025.101186</w:t>
+      </w:r>
+    </w:p>
+    <w:p>
+      <w:pPr/>
+      <w:r>
+        <w:t xml:space="preserve">de los Ríos, C. V. (2018). Bilingual Vine making: Problematizing oppressive discourses in a secondary Chicanx/Latinx studies course. </w:t>
+      </w:r>
+      <w:r>
+        <w:rPr>
+          <w:i/>
+        </w:rPr>
+        <w:t xml:space="preserve">Learning, Media and Technology</w:t>
+      </w:r>
+      <w:r>
+        <w:t xml:space="preserve">, </w:t>
+      </w:r>
+      <w:r>
+        <w:rPr>
+          <w:i/>
+        </w:rPr>
+        <w:t xml:space="preserve">43</w:t>
+      </w:r>
+      <w:r>
+        <w:t xml:space="preserve">(4), 359–373. https://doi.org/10.1080/17439884.2018.1498350</w:t>
+      </w:r>
+    </w:p>
+    <w:p>
+      <w:pPr/>
+      <w:r>
+        <w:t xml:space="preserve">Elmore, P. G., &amp; Coleman, J. M. (2019). Middle school students' analysis of political memes to support critical media literacy. </w:t>
+      </w:r>
+      <w:r>
+        <w:rPr>
+          <w:i/>
+        </w:rPr>
+        <w:t xml:space="preserve">Journal of Adolescent &amp; Adult Literacy</w:t>
+      </w:r>
+      <w:r>
+        <w:t xml:space="preserve">, </w:t>
+      </w:r>
+      <w:r>
+        <w:rPr>
+          <w:i/>
+        </w:rPr>
+        <w:t xml:space="preserve">63</w:t>
+      </w:r>
+      <w:r>
+        <w:t xml:space="preserve">(1), 29–40. https://doi.org/10.1002/jaal.948</w:t>
+      </w:r>
+    </w:p>
+    <w:p>
+      <w:pPr/>
+      <w:r>
+        <w:t xml:space="preserve">Escribano-Muñoz, C., Gil-Fernández, R., &amp; Calderón-Garrido, D. (2024). Confluencias entre pensamiento crítico y redes sociales en el ámbito educativo. Mapeo de experiencias y detección de desafíos a través de una revisión sistemática [Confluences between critical thinking and social media in the educational world. Mapping experiences and detecting challenges through a systematic review]. </w:t>
+      </w:r>
+      <w:r>
+        <w:rPr>
+          <w:i/>
+        </w:rPr>
+        <w:t xml:space="preserve">Revista Complutense de Educación</w:t>
+      </w:r>
+      <w:r>
+        <w:t xml:space="preserve">, </w:t>
+      </w:r>
+      <w:r>
+        <w:rPr>
+          <w:i/>
+        </w:rPr>
+        <w:t xml:space="preserve">35</w:t>
+      </w:r>
+      <w:r>
+        <w:t xml:space="preserve">(2), 363–379. https://doi.org/10.5209/rced.85615</w:t>
+      </w:r>
+    </w:p>
+    <w:p>
+      <w:pPr/>
+      <w:r>
+        <w:t xml:space="preserve">Farag, A., Greeley, L., &amp; Swindell, A. (2022). Freire 2.0: Pedagogy of the digitally oppressed. </w:t>
+      </w:r>
+      <w:r>
+        <w:rPr>
+          <w:i/>
+        </w:rPr>
+        <w:t xml:space="preserve">Educational Philosophy and Theory</w:t>
+      </w:r>
+      <w:r>
+        <w:t xml:space="preserve">, </w:t>
+      </w:r>
+      <w:r>
+        <w:rPr>
+          <w:i/>
+        </w:rPr>
+        <w:t xml:space="preserve">54</w:t>
+      </w:r>
+      <w:r>
+        <w:t xml:space="preserve">(13), 2214–2227. https://doi.org/10.1080/00131857.2021.2010541</w:t>
+      </w:r>
+    </w:p>
+    <w:p>
+      <w:pPr/>
+      <w:r>
+        <w:t xml:space="preserve">Fernández, L. E. (2026). Activismo digital y alfabetización crítica: Agencia universitaria para la justicia sociolingüística en Perú [Digital activism and critical literacy: University agency for sociolinguistic justice in Peru]. </w:t>
+      </w:r>
+      <w:r>
+        <w:rPr>
+          <w:i/>
+        </w:rPr>
+        <w:t xml:space="preserve">Lengua y Sociedad</w:t>
+      </w:r>
+      <w:r>
+        <w:t xml:space="preserve">, </w:t>
+      </w:r>
+      <w:r>
+        <w:rPr>
+          <w:i/>
+        </w:rPr>
+        <w:t xml:space="preserve">25</w:t>
+      </w:r>
+      <w:r>
+        <w:t xml:space="preserve">(1), e32220. https://doi.org/10.15381/lengsoc.v25i1.32220</w:t>
+      </w:r>
+    </w:p>
+    <w:p>
+      <w:pPr/>
+      <w:r>
+        <w:t xml:space="preserve">Freire, P. (1970). </w:t>
+      </w:r>
+      <w:r>
+        <w:rPr>
+          <w:i/>
+        </w:rPr>
+        <w:t xml:space="preserve">Pedagogy of the oppressed</w:t>
+      </w:r>
+      <w:r>
+        <w:t xml:space="preserve"> (M. B. Ramos, Trans.). Herder and Herder.</w:t>
+      </w:r>
+    </w:p>
+    <w:p>
+      <w:pPr/>
+      <w:r>
+        <w:t xml:space="preserve">Gerlach, D., Schildhauer, P., &amp; Weiser-Zurmühlen, K. (2025). Developing critical minds: An ethnographic study on the implementation of conspiracy theories to foster critical digital literacy in English language classrooms. </w:t>
+      </w:r>
+      <w:r>
+        <w:rPr>
+          <w:i/>
+        </w:rPr>
+        <w:t xml:space="preserve">System</w:t>
+      </w:r>
+      <w:r>
+        <w:t xml:space="preserve">, </w:t>
+      </w:r>
+      <w:r>
+        <w:rPr>
+          <w:i/>
+        </w:rPr>
+        <w:t xml:space="preserve">135</w:t>
+      </w:r>
+      <w:r>
+        <w:t xml:space="preserve">, 103871. https://doi.org/10.1016/j.system.2025.103871</w:t>
+      </w:r>
+    </w:p>
+    <w:p>
+      <w:pPr/>
+      <w:r>
+        <w:t xml:space="preserve">González-Villa, Á., &amp; Gewerc, A. (2026). Prácticas adolescentes de negociación de la privacidad en Instagram: La necesidad de alfabetización digital crítica en la escuela [Adolescent practices of privacy negotiation on Instagram: The need for critical digital literacy in schools]. </w:t>
+      </w:r>
+      <w:r>
+        <w:rPr>
+          <w:i/>
+        </w:rPr>
+        <w:t xml:space="preserve">Educar</w:t>
+      </w:r>
+      <w:r>
+        <w:t xml:space="preserve">, </w:t>
+      </w:r>
+      <w:r>
+        <w:rPr>
+          <w:i/>
+        </w:rPr>
+        <w:t xml:space="preserve">62</w:t>
+      </w:r>
+      <w:r>
+        <w:t xml:space="preserve">(2), 429–445. https://doi.org/10.5565/rev/educar.2510</w:t>
+      </w:r>
+    </w:p>
+    <w:p>
+      <w:pPr/>
+      <w:r>
+        <w:t xml:space="preserve">Gouseti, A., Lakkala, M., Raffaghelli, J., Ranieri, M., Roffi, A., &amp; Ilomäki, L. (2024). Exploring teachers' perceptions of critical digital literacies and how these are manifested in their teaching practices. </w:t>
+      </w:r>
+      <w:r>
+        <w:rPr>
+          <w:i/>
+        </w:rPr>
+        <w:t xml:space="preserve">Educational Review</w:t>
+      </w:r>
+      <w:r>
+        <w:t xml:space="preserve">, </w:t>
+      </w:r>
+      <w:r>
+        <w:rPr>
+          <w:i/>
+        </w:rPr>
+        <w:t xml:space="preserve">76</w:t>
+      </w:r>
+      <w:r>
+        <w:t xml:space="preserve">(7), 1751–1785. https://doi.org/10.1080/00131911.2022.2159933</w:t>
+      </w:r>
+    </w:p>
+    <w:p>
+      <w:pPr/>
+      <w:r>
+        <w:t xml:space="preserve">Gutiérrez-Ujaque, D. (2024). Towards a critical digital literacy and consciousness in higher education: The emancipatory role of critical digital pedagogy. </w:t>
+      </w:r>
+      <w:r>
+        <w:rPr>
+          <w:i/>
+        </w:rPr>
+        <w:t xml:space="preserve">Pedagogies</w:t>
+      </w:r>
+      <w:r>
+        <w:t xml:space="preserve">, </w:t>
+      </w:r>
+      <w:r>
+        <w:rPr>
+          <w:i/>
+        </w:rPr>
+        <w:t xml:space="preserve">19</w:t>
+      </w:r>
+      <w:r>
+        <w:t xml:space="preserve">(3), 337–371. https://doi.org/10.1080/1554480X.2024.2379787</w:t>
+      </w:r>
+    </w:p>
+    <w:p>
+      <w:pPr/>
+      <w:r>
+        <w:t xml:space="preserve">Harrison, C. (2018). Critical internet literacy: What is it, and how should we teach it? </w:t>
+      </w:r>
+      <w:r>
+        <w:rPr>
+          <w:i/>
+        </w:rPr>
+        <w:t xml:space="preserve">Journal of Adolescent &amp; Adult Literacy</w:t>
+      </w:r>
+      <w:r>
+        <w:t xml:space="preserve">, </w:t>
+      </w:r>
+      <w:r>
+        <w:rPr>
+          <w:i/>
+        </w:rPr>
+        <w:t xml:space="preserve">61</w:t>
+      </w:r>
+      <w:r>
+        <w:t xml:space="preserve">(4), 461–464. https://doi.org/10.1002/jaal.713</w:t>
+      </w:r>
+    </w:p>
+    <w:p>
+      <w:pPr/>
+      <w:r>
+        <w:t xml:space="preserve">Hauck, M. (2019). Virtual exchange for (critical) digital literacy skills development. </w:t>
+      </w:r>
+      <w:r>
+        <w:rPr>
+          <w:i/>
+        </w:rPr>
+        <w:t xml:space="preserve">European Journal of Language Policy</w:t>
+      </w:r>
+      <w:r>
+        <w:t xml:space="preserve">, </w:t>
+      </w:r>
+      <w:r>
+        <w:rPr>
+          <w:i/>
+        </w:rPr>
+        <w:t xml:space="preserve">11</w:t>
+      </w:r>
+      <w:r>
+        <w:t xml:space="preserve">(2), 187–210. https://doi.org/10.3828/ejlp.2019.12</w:t>
+      </w:r>
+    </w:p>
+    <w:p>
+      <w:pPr/>
+      <w:r>
+        <w:t xml:space="preserve">Herrera Urízar, G. (2026). Critical digital literacy to confront (neo)fascism among young people in the platform era: A narrative review. </w:t>
+      </w:r>
+      <w:r>
+        <w:rPr>
+          <w:i/>
+        </w:rPr>
+        <w:t xml:space="preserve">Journal for Critical Education Policy Studies</w:t>
+      </w:r>
+      <w:r>
+        <w:t xml:space="preserve">, </w:t>
+      </w:r>
+      <w:r>
+        <w:rPr>
+          <w:i/>
+        </w:rPr>
+        <w:t xml:space="preserve">24</w:t>
+      </w:r>
+      <w:r>
+        <w:t xml:space="preserve">(2), 181–206.</w:t>
+      </w:r>
+    </w:p>
+    <w:p>
+      <w:pPr/>
+      <w:r>
+        <w:t xml:space="preserve">Ho, W. Y. J., &amp; Hafner, C. A. (2025). Representations of diversity, equity, and inclusion in airline safety videos: Insights for fostering students' critical digital literacies. </w:t>
+      </w:r>
+      <w:r>
+        <w:rPr>
+          <w:i/>
+        </w:rPr>
+        <w:t xml:space="preserve">System</w:t>
+      </w:r>
+      <w:r>
+        <w:t xml:space="preserve">, </w:t>
+      </w:r>
+      <w:r>
+        <w:rPr>
+          <w:i/>
+        </w:rPr>
+        <w:t xml:space="preserve">135</w:t>
+      </w:r>
+      <w:r>
+        <w:t xml:space="preserve">, 103867. https://doi.org/10.1016/j.system.2025.103867</w:t>
+      </w:r>
+    </w:p>
+    <w:p>
+      <w:pPr/>
+      <w:r>
+        <w:t xml:space="preserve">Ilomäki, L., Lakkala, M., Kallunki, V., Mundy, D., Romero, M., Romeu, T., &amp; Gouseti, A. (2023). Critical digital literacies at school level: A systematic review. </w:t>
+      </w:r>
+      <w:r>
+        <w:rPr>
+          <w:i/>
+        </w:rPr>
+        <w:t xml:space="preserve">Review of Education</w:t>
+      </w:r>
+      <w:r>
+        <w:t xml:space="preserve">, </w:t>
+      </w:r>
+      <w:r>
+        <w:rPr>
+          <w:i/>
+        </w:rPr>
+        <w:t xml:space="preserve">11</w:t>
+      </w:r>
+      <w:r>
+        <w:t xml:space="preserve">(3), e3425. https://doi.org/10.1002/rev3.3425</w:t>
+      </w:r>
+    </w:p>
+    <w:p>
+      <w:pPr/>
+      <w:r>
+        <w:t xml:space="preserve">Janks, H. (2010). </w:t>
+      </w:r>
+      <w:r>
+        <w:rPr>
+          <w:i/>
+        </w:rPr>
+        <w:t xml:space="preserve">Literacy and power</w:t>
+      </w:r>
+      <w:r>
+        <w:t xml:space="preserve">. Routledge. https://doi.org/10.4324/9780203869956</w:t>
+      </w:r>
+    </w:p>
+    <w:p>
+      <w:pPr/>
+      <w:r>
+        <w:t xml:space="preserve">Javahery, P., Alpat, M. F., &amp; Kamali, J. (2025). Exploring Iranian novice EFL trainees' perceptions of ChatGPT use for lesson planning through a critical digital literacy lens. </w:t>
+      </w:r>
+      <w:r>
+        <w:rPr>
+          <w:i/>
+        </w:rPr>
+        <w:t xml:space="preserve">Discover Computing</w:t>
+      </w:r>
+      <w:r>
+        <w:t xml:space="preserve">, </w:t>
+      </w:r>
+      <w:r>
+        <w:rPr>
+          <w:i/>
+        </w:rPr>
+        <w:t xml:space="preserve">28</w:t>
+      </w:r>
+      <w:r>
+        <w:t xml:space="preserve">(1), 194. https://doi.org/10.1007/s10791-025-09720-0</w:t>
+      </w:r>
+    </w:p>
+    <w:p>
+      <w:pPr/>
+      <w:r>
+        <w:t xml:space="preserve">Jiménez Torras, D., Noguera Pigem, E., &amp; Lara Blanco, S. (2026). Critical digital literacy for Catalan high school students: Co-design of an educational module around an indie video game. </w:t>
+      </w:r>
+      <w:r>
+        <w:rPr>
+          <w:i/>
+        </w:rPr>
+        <w:t xml:space="preserve">Knowledge Management &amp; E-Learning</w:t>
+      </w:r>
+      <w:r>
+        <w:t xml:space="preserve">, </w:t>
+      </w:r>
+      <w:r>
+        <w:rPr>
+          <w:i/>
+        </w:rPr>
+        <w:t xml:space="preserve">18</w:t>
+      </w:r>
+      <w:r>
+        <w:t xml:space="preserve">(2), 216–233. https://doi.org/10.34105/j.kmel.2026.18.010</w:t>
+      </w:r>
+    </w:p>
+    <w:p>
+      <w:pPr/>
+      <w:r>
+        <w:t xml:space="preserve">Kellner, D., &amp; Share, J. (2007). Critical media literacy is not an option. </w:t>
+      </w:r>
+      <w:r>
+        <w:rPr>
+          <w:i/>
+        </w:rPr>
+        <w:t xml:space="preserve">Learning Inquiry</w:t>
+      </w:r>
+      <w:r>
+        <w:t xml:space="preserve">, </w:t>
+      </w:r>
+      <w:r>
+        <w:rPr>
+          <w:i/>
+        </w:rPr>
+        <w:t xml:space="preserve">1</w:t>
+      </w:r>
+      <w:r>
+        <w:t xml:space="preserve">(1), 59–69. https://doi.org/10.1007/s11519-007-0004-2</w:t>
+      </w:r>
+    </w:p>
+    <w:p>
+      <w:pPr/>
+      <w:r>
+        <w:t xml:space="preserve">Ketzer-Nöltge, A., &amp; Markovic, M. (2022). Fostering pre-service teachers' information and critical digital literacy skills through a COIL project. </w:t>
+      </w:r>
+      <w:r>
+        <w:rPr>
+          <w:i/>
+        </w:rPr>
+        <w:t xml:space="preserve">International Journal of TESOL Studies</w:t>
+      </w:r>
+      <w:r>
+        <w:t xml:space="preserve">, </w:t>
+      </w:r>
+      <w:r>
+        <w:rPr>
+          <w:i/>
+        </w:rPr>
+        <w:t xml:space="preserve">4</w:t>
+      </w:r>
+      <w:r>
+        <w:t xml:space="preserve">(3), 125–142. https://doi.org/10.46451/ijts.2022.03.10</w:t>
+      </w:r>
+    </w:p>
+    <w:p>
+      <w:pPr/>
+      <w:r>
+        <w:t xml:space="preserve">Kim, N., Cheung, M. M., Lee, V. W. Y., &amp; De Costa, P. I. (2026). Centering critical digital literacy in the lives of language teaching professionals: A collaborative autoethnographic exploration. </w:t>
+      </w:r>
+      <w:r>
+        <w:rPr>
+          <w:i/>
+        </w:rPr>
+        <w:t xml:space="preserve">System</w:t>
+      </w:r>
+      <w:r>
+        <w:t xml:space="preserve">, </w:t>
+      </w:r>
+      <w:r>
+        <w:rPr>
+          <w:i/>
+        </w:rPr>
+        <w:t xml:space="preserve">137</w:t>
+      </w:r>
+      <w:r>
+        <w:t xml:space="preserve">, 103930. https://doi.org/10.1016/j.system.2025.103930</w:t>
+      </w:r>
+    </w:p>
+    <w:p>
+      <w:pPr/>
+      <w:r>
+        <w:t xml:space="preserve">Kwon, L., &amp; de los Ríos, C. V. (2019). "See, click, fix": Civic interrogation and digital tools in a ninth-grade ethnic studies course. </w:t>
+      </w:r>
+      <w:r>
+        <w:rPr>
+          <w:i/>
+        </w:rPr>
+        <w:t xml:space="preserve">Equity &amp; Excellence in Education</w:t>
+      </w:r>
+      <w:r>
+        <w:t xml:space="preserve">, </w:t>
+      </w:r>
+      <w:r>
+        <w:rPr>
+          <w:i/>
+        </w:rPr>
+        <w:t xml:space="preserve">52</w:t>
+      </w:r>
+      <w:r>
+        <w:t xml:space="preserve">(2–3), 154–166. https://doi.org/10.1080/10665684.2019.1647809</w:t>
+      </w:r>
+    </w:p>
+    <w:p>
+      <w:pPr/>
+      <w:r>
+        <w:t xml:space="preserve">Lewis, C., Crampton, A., &amp; Scharber, C. (2021). The sociocultural role of imagination in critical digital literacy. </w:t>
+      </w:r>
+      <w:r>
+        <w:rPr>
+          <w:i/>
+        </w:rPr>
+        <w:t xml:space="preserve">Pedagogies</w:t>
+      </w:r>
+      <w:r>
+        <w:t xml:space="preserve">, </w:t>
+      </w:r>
+      <w:r>
+        <w:rPr>
+          <w:i/>
+        </w:rPr>
+        <w:t xml:space="preserve">16</w:t>
+      </w:r>
+      <w:r>
+        <w:t xml:space="preserve">(2), 154–172. https://doi.org/10.1080/1554480X.2021.1914056</w:t>
+      </w:r>
+    </w:p>
+    <w:p>
+      <w:pPr/>
+      <w:r>
+        <w:t xml:space="preserve">Lo, H.-C., Wang, T.-H., &amp; Chen, R.-S. (2024). Enhancing critical digital literacy of preservice preschool teachers through service learning: The moderator of online social capital. </w:t>
+      </w:r>
+      <w:r>
+        <w:rPr>
+          <w:i/>
+        </w:rPr>
+        <w:t xml:space="preserve">Sustainability</w:t>
+      </w:r>
+      <w:r>
+        <w:t xml:space="preserve">, </w:t>
+      </w:r>
+      <w:r>
+        <w:rPr>
+          <w:i/>
+        </w:rPr>
+        <w:t xml:space="preserve">16</w:t>
+      </w:r>
+      <w:r>
+        <w:t xml:space="preserve">(6), 2253. https://doi.org/10.3390/su16062253</w:t>
+      </w:r>
+    </w:p>
+    <w:p>
+      <w:pPr/>
+      <w:r>
+        <w:t xml:space="preserve">Lohnes Watulak, S. (2016). Reflection in action: Using inquiry groups to explore critical digital literacy with pre-service teachers. </w:t>
+      </w:r>
+      <w:r>
+        <w:rPr>
+          <w:i/>
+        </w:rPr>
+        <w:t xml:space="preserve">Educational Action Research</w:t>
+      </w:r>
+      <w:r>
+        <w:t xml:space="preserve">, </w:t>
+      </w:r>
+      <w:r>
+        <w:rPr>
+          <w:i/>
+        </w:rPr>
+        <w:t xml:space="preserve">24</w:t>
+      </w:r>
+      <w:r>
+        <w:t xml:space="preserve">(4), 503–518. https://doi.org/10.1080/09650792.2015.1106957</w:t>
+      </w:r>
+    </w:p>
+    <w:p>
+      <w:pPr/>
+      <w:r>
+        <w:t xml:space="preserve">Luke, A. (2012). Critical literacy: Foundational notes. </w:t>
+      </w:r>
+      <w:r>
+        <w:rPr>
+          <w:i/>
+        </w:rPr>
+        <w:t xml:space="preserve">Theory Into Practice</w:t>
+      </w:r>
+      <w:r>
+        <w:t xml:space="preserve">, </w:t>
+      </w:r>
+      <w:r>
+        <w:rPr>
+          <w:i/>
+        </w:rPr>
+        <w:t xml:space="preserve">51</w:t>
+      </w:r>
+      <w:r>
+        <w:t xml:space="preserve">(1), 4–11. https://doi.org/10.1080/00405841.2012.636324</w:t>
+      </w:r>
+    </w:p>
+    <w:p>
+      <w:pPr/>
+      <w:r>
+        <w:t xml:space="preserve">Mahapatra, S., &amp; Koltovskaia, S. (2025). A framework for focalising critical digital literacies in second language teacher education in the Global South. </w:t>
+      </w:r>
+      <w:r>
+        <w:rPr>
+          <w:i/>
+        </w:rPr>
+        <w:t xml:space="preserve">Asian-Pacific Journal of Second and Foreign Language Education</w:t>
+      </w:r>
+      <w:r>
+        <w:t xml:space="preserve">, </w:t>
+      </w:r>
+      <w:r>
+        <w:rPr>
+          <w:i/>
+        </w:rPr>
+        <w:t xml:space="preserve">10</w:t>
+      </w:r>
+      <w:r>
+        <w:t xml:space="preserve">(1), 44. https://doi.org/10.1186/s40862-025-00350-z</w:t>
+      </w:r>
+    </w:p>
+    <w:p>
+      <w:pPr/>
+      <w:r>
+        <w:t xml:space="preserve">Maiorana, F., Altieri, S., Colli, A., Labri, M., Nazzaro, L., Porta, M., Severi, A., &amp; Cristaldi, G. (2023). Critical digital literacy and active citizenship at school: The experience of the Scientix Ambassadors. </w:t>
+      </w:r>
+      <w:r>
+        <w:rPr>
+          <w:i/>
+        </w:rPr>
+        <w:t xml:space="preserve">Italian Journal of Educational Technology</w:t>
+      </w:r>
+      <w:r>
+        <w:t xml:space="preserve">, </w:t>
+      </w:r>
+      <w:r>
+        <w:rPr>
+          <w:i/>
+        </w:rPr>
+        <w:t xml:space="preserve">31</w:t>
+      </w:r>
+      <w:r>
+        <w:t xml:space="preserve">(3), 71–79. https://doi.org/10.17471/2499-4324/1301</w:t>
+      </w:r>
+    </w:p>
+    <w:p>
+      <w:pPr/>
+      <w:r>
+        <w:t xml:space="preserve">McArthur, S. A. (2019). Centering student identities in critical media literacy instruction. </w:t>
+      </w:r>
+      <w:r>
+        <w:rPr>
+          <w:i/>
+        </w:rPr>
+        <w:t xml:space="preserve">Journal of Adolescent &amp; Adult Literacy</w:t>
+      </w:r>
+      <w:r>
+        <w:t xml:space="preserve">, </w:t>
+      </w:r>
+      <w:r>
+        <w:rPr>
+          <w:i/>
+        </w:rPr>
+        <w:t xml:space="preserve">62</w:t>
+      </w:r>
+      <w:r>
+        <w:t xml:space="preserve">(6), 686–689. https://doi.org/10.1002/jaal.951</w:t>
+      </w:r>
+    </w:p>
+    <w:p>
+      <w:pPr/>
+      <w:r>
+        <w:t xml:space="preserve">McGee, T., Coopilton, M., English, D., Tynes, B. M., Gibson, S. M., Kahne, J., &amp; Willis, H. A. (2026). U.S. adolescents' critical race digital literacy skills: Demographic variables and learning opportunities as contributing factors. </w:t>
+      </w:r>
+      <w:r>
+        <w:rPr>
+          <w:i/>
+        </w:rPr>
+        <w:t xml:space="preserve">Journal of Children and Media</w:t>
+      </w:r>
+      <w:r>
+        <w:t xml:space="preserve">. Advance online publication. https://doi.org/10.1080/17482798.2026.2705213</w:t>
+      </w:r>
+    </w:p>
+    <w:p>
+      <w:pPr/>
+      <w:r>
+        <w:t xml:space="preserve">Mesquita-Romero, W.-A., Fernández-Morante, C., &amp; Cebreiro-López, B. (2022). Critical media literacy to improve students' competencies. </w:t>
+      </w:r>
+      <w:r>
+        <w:rPr>
+          <w:i/>
+        </w:rPr>
+        <w:t xml:space="preserve">Comunicar</w:t>
+      </w:r>
+      <w:r>
+        <w:t xml:space="preserve">, </w:t>
+      </w:r>
+      <w:r>
+        <w:rPr>
+          <w:i/>
+        </w:rPr>
+        <w:t xml:space="preserve">30</w:t>
+      </w:r>
+      <w:r>
+        <w:t xml:space="preserve">(70), 47–57. https://doi.org/10.3916/C70-2022-04</w:t>
+      </w:r>
+    </w:p>
+    <w:p>
+      <w:pPr/>
+      <w:r>
+        <w:t xml:space="preserve">Mongeon, P., &amp; Paul-Hus, A. (2016). The journal coverage of Web of Science and Scopus: A comparative analysis. </w:t>
+      </w:r>
+      <w:r>
+        <w:rPr>
+          <w:i/>
+        </w:rPr>
+        <w:t xml:space="preserve">Scientometrics</w:t>
+      </w:r>
+      <w:r>
+        <w:t xml:space="preserve">, </w:t>
+      </w:r>
+      <w:r>
+        <w:rPr>
+          <w:i/>
+        </w:rPr>
+        <w:t xml:space="preserve">106</w:t>
+      </w:r>
+      <w:r>
+        <w:t xml:space="preserve">(1), 213–228. https://doi.org/10.1007/s11192-015-1765-5</w:t>
+      </w:r>
+    </w:p>
+    <w:p>
+      <w:pPr/>
+      <w:r>
+        <w:t xml:space="preserve">Moorhouse, B. L., Wan, Y., Wu, C., Wu, M., &amp; Ho, T. Y. (2025). Generative AI tools and empowerment in L2 academic writing. </w:t>
+      </w:r>
+      <w:r>
+        <w:rPr>
+          <w:i/>
+        </w:rPr>
+        <w:t xml:space="preserve">System</w:t>
+      </w:r>
+      <w:r>
+        <w:t xml:space="preserve">, </w:t>
+      </w:r>
+      <w:r>
+        <w:rPr>
+          <w:i/>
+        </w:rPr>
+        <w:t xml:space="preserve">133</w:t>
+      </w:r>
+      <w:r>
+        <w:t xml:space="preserve">, 103779. https://doi.org/10.1016/j.system.2025.103779</w:t>
+      </w:r>
+    </w:p>
+    <w:p>
+      <w:pPr/>
+      <w:r>
+        <w:t xml:space="preserve">Moreno-González, A., Rivera-Vargas, P., Calderón-Garrido, D., &amp; Fardella, C. (2026). Entre la protección y la participación: Experiencias del alumnado de educación primaria en contextos de plataformización escolar [Between protection and participation: Primary school students' experiences in contexts of educational platformization]. </w:t>
+      </w:r>
+      <w:r>
+        <w:rPr>
+          <w:i/>
+        </w:rPr>
+        <w:t xml:space="preserve">Digital Education Review</w:t>
+      </w:r>
+      <w:r>
+        <w:t xml:space="preserve">, (48), 69–83. https://doi.org/10.1344/der.2026.48.69-83</w:t>
+      </w:r>
+    </w:p>
+    <w:p>
+      <w:pPr/>
+      <w:r>
+        <w:t xml:space="preserve">The New London Group. (1996). A pedagogy of multiliteracies: Designing social futures. </w:t>
+      </w:r>
+      <w:r>
+        <w:rPr>
+          <w:i/>
+        </w:rPr>
+        <w:t xml:space="preserve">Harvard Educational Review</w:t>
+      </w:r>
+      <w:r>
+        <w:t xml:space="preserve">, </w:t>
+      </w:r>
+      <w:r>
+        <w:rPr>
+          <w:i/>
+        </w:rPr>
+        <w:t xml:space="preserve">66</w:t>
+      </w:r>
+      <w:r>
+        <w:t xml:space="preserve">(1), 60–92. https://doi.org/10.17763/haer.66.1.17370n67v22j160u</w:t>
+      </w:r>
+    </w:p>
+    <w:p>
+      <w:pPr/>
+      <w:r>
+        <w:t xml:space="preserve">Noble, A., &amp; Gachago, D. (2022). Developing critical digital literacies through digital storytelling: Student attempts at re-telling the District Six story. </w:t>
+      </w:r>
+      <w:r>
+        <w:rPr>
+          <w:i/>
+        </w:rPr>
+        <w:t xml:space="preserve">International Journal of Mobile and Blended Learning</w:t>
+      </w:r>
+      <w:r>
+        <w:t xml:space="preserve">, </w:t>
+      </w:r>
+      <w:r>
+        <w:rPr>
+          <w:i/>
+        </w:rPr>
+        <w:t xml:space="preserve">14</w:t>
+      </w:r>
+      <w:r>
+        <w:t xml:space="preserve">(3), 1–19. https://doi.org/10.4018/IJMBL.312184</w:t>
+      </w:r>
+    </w:p>
+    <w:p>
+      <w:pPr/>
+      <w:r>
+        <w:t xml:space="preserve">Page, M. J., McKenzie, J. E., Bossuyt, P. M., Boutron, I., Hoffmann, T. C., Mulrow, C. D., Shamseer, L., Tetzlaff, J. M., Akl, E. A., Brennan, S. E., Chou, R., Glanville, J., Grimshaw, J. M., Hróbjartsson, A., Lalu, M. M., Li, T., Loder, E. W., Mayo-Wilson, E., McDonald, S., … Moher, D. (2021). The PRISMA 2020 statement: An updated guideline for reporting systematic reviews. </w:t>
+      </w:r>
+      <w:r>
+        <w:rPr>
+          <w:i/>
+        </w:rPr>
+        <w:t xml:space="preserve">BMJ</w:t>
+      </w:r>
+      <w:r>
+        <w:t xml:space="preserve">, </w:t>
+      </w:r>
+      <w:r>
+        <w:rPr>
+          <w:i/>
+        </w:rPr>
+        <w:t xml:space="preserve">372</w:t>
+      </w:r>
+      <w:r>
+        <w:t xml:space="preserve">, n71. https://doi.org/10.1136/bmj.n71</w:t>
+      </w:r>
+    </w:p>
+    <w:p>
+      <w:pPr/>
+      <w:r>
+        <w:t xml:space="preserve">Pangrazio, L. (2016). Reconceptualising critical digital literacy. </w:t>
+      </w:r>
+      <w:r>
+        <w:rPr>
+          <w:i/>
+        </w:rPr>
+        <w:t xml:space="preserve">Discourse: Studies in the Cultural Politics of Education</w:t>
+      </w:r>
+      <w:r>
+        <w:t xml:space="preserve">, </w:t>
+      </w:r>
+      <w:r>
+        <w:rPr>
+          <w:i/>
+        </w:rPr>
+        <w:t xml:space="preserve">37</w:t>
+      </w:r>
+      <w:r>
+        <w:t xml:space="preserve">(2), 163–174. https://doi.org/10.1080/01596306.2014.942836</w:t>
+      </w:r>
+    </w:p>
+    <w:p>
+      <w:pPr/>
+      <w:r>
+        <w:t xml:space="preserve">Pötzsch, H. (2019). Critical digital literacy: Technology in education beyond issues of user competence and labour-market qualifications. </w:t>
+      </w:r>
+      <w:r>
+        <w:rPr>
+          <w:i/>
+        </w:rPr>
+        <w:t xml:space="preserve">tripleC: Communication, Capitalism &amp; Critique</w:t>
+      </w:r>
+      <w:r>
+        <w:t xml:space="preserve">, </w:t>
+      </w:r>
+      <w:r>
+        <w:rPr>
+          <w:i/>
+        </w:rPr>
+        <w:t xml:space="preserve">17</w:t>
+      </w:r>
+      <w:r>
+        <w:t xml:space="preserve">(2), 221–240. https://doi.org/10.31269/triplec.v17i2.1093</w:t>
+      </w:r>
+    </w:p>
+    <w:p>
+      <w:pPr/>
+      <w:r>
+        <w:t xml:space="preserve">Redecker, C. (2017). </w:t>
+      </w:r>
+      <w:r>
+        <w:rPr>
+          <w:i/>
+        </w:rPr>
+        <w:t xml:space="preserve">European framework for the digital competence of educators: DigCompEdu</w:t>
+      </w:r>
+      <w:r>
+        <w:t xml:space="preserve"> (Y. Punie, Ed.). Publications Office of the European Union. https://doi.org/10.2760/159770</w:t>
+      </w:r>
+    </w:p>
+    <w:p>
+      <w:pPr/>
+      <w:r>
+        <w:t xml:space="preserve">Regueira, U., González-Villa, Á., Rodríguez-González, C., &amp; Gewerc, A. (2026). Mirarse para ser vistas: Autovigilancia de género y retos de alfabetización digital crítica para una adolescencia plataformizada [Looking to be seen: Gendered self-surveillance and the challenges of critical digital literacy in a platformized adolescence]. </w:t>
+      </w:r>
+      <w:r>
+        <w:rPr>
+          <w:i/>
+        </w:rPr>
+        <w:t xml:space="preserve">Digital Education Review</w:t>
+      </w:r>
+      <w:r>
+        <w:t xml:space="preserve">, (48), 84–93. https://doi.org/10.1344/der.2026.48.84-93</w:t>
+      </w:r>
+    </w:p>
+    <w:p>
+      <w:pPr/>
+      <w:r>
+        <w:t xml:space="preserve">Rodas-Coloma, A., Cabezas-González, M., Casillas-Martín, S., &amp; Nevado-Batalla Moreno, P. (2026). From virality to pedagogy: A systematic and comprehensive review of TikTok's educational use in South America. </w:t>
+      </w:r>
+      <w:r>
+        <w:rPr>
+          <w:i/>
+        </w:rPr>
+        <w:t xml:space="preserve">Frontiers in Education</w:t>
+      </w:r>
+      <w:r>
+        <w:t xml:space="preserve">, </w:t>
+      </w:r>
+      <w:r>
+        <w:rPr>
+          <w:i/>
+        </w:rPr>
+        <w:t xml:space="preserve">11</w:t>
+      </w:r>
+      <w:r>
+        <w:t xml:space="preserve">, 1716735. https://doi.org/10.3389/feduc.2026.1716735</w:t>
+      </w:r>
+    </w:p>
+    <w:p>
+      <w:pPr/>
+      <w:r>
+        <w:t xml:space="preserve">Salazar-Jiménez, R., Orellana Fonseca, C., &amp; Fuentes Rodríguez, C. (2026). Formación inicial docente y ciudadanía digital: Tensiones y desafíos en la enseñanza de las ciencias sociales [Initial teacher education and digital citizenship: Tensions and challenges in social studies education]. </w:t>
+      </w:r>
+      <w:r>
+        <w:rPr>
+          <w:i/>
+        </w:rPr>
+        <w:t xml:space="preserve">Interciencia</w:t>
+      </w:r>
+      <w:r>
+        <w:t xml:space="preserve">, </w:t>
+      </w:r>
+      <w:r>
+        <w:rPr>
+          <w:i/>
+        </w:rPr>
+        <w:t xml:space="preserve">51</w:t>
+      </w:r>
+      <w:r>
+        <w:t xml:space="preserve">(6), 313–321.</w:t>
+      </w:r>
+    </w:p>
+    <w:p>
+      <w:pPr/>
+      <w:r>
+        <w:t xml:space="preserve">Santisteban, A., Díez-Bedmar, M.-C., &amp; Castellví, J. (2020). Critical digital literacy of future teachers in the Twitter age. </w:t>
+      </w:r>
+      <w:r>
+        <w:rPr>
+          <w:i/>
+        </w:rPr>
+        <w:t xml:space="preserve">Cultura y Educación</w:t>
+      </w:r>
+      <w:r>
+        <w:t xml:space="preserve">, </w:t>
+      </w:r>
+      <w:r>
+        <w:rPr>
+          <w:i/>
+        </w:rPr>
+        <w:t xml:space="preserve">32</w:t>
+      </w:r>
+      <w:r>
+        <w:t xml:space="preserve">(2), 185–212. https://doi.org/10.1080/11356405.2020.1741875</w:t>
+      </w:r>
+    </w:p>
+    <w:p>
+      <w:pPr/>
+      <w:r>
+        <w:t xml:space="preserve">Satar, M., Hauck, M., &amp; Bilki, Z. (2023). Multimodal representation in virtual exchange: A social semiotic approach to critical digital literacy. </w:t>
+      </w:r>
+      <w:r>
+        <w:rPr>
+          <w:i/>
+        </w:rPr>
+        <w:t xml:space="preserve">Language Learning &amp; Technology</w:t>
+      </w:r>
+      <w:r>
+        <w:t xml:space="preserve">, </w:t>
+      </w:r>
+      <w:r>
+        <w:rPr>
+          <w:i/>
+        </w:rPr>
+        <w:t xml:space="preserve">27</w:t>
+      </w:r>
+      <w:r>
+        <w:t xml:space="preserve">(2), 72–96.</w:t>
+      </w:r>
+    </w:p>
+    <w:p>
+      <w:pPr/>
+      <w:r>
+        <w:t xml:space="preserve">Saunders, J. M., Ash, G. E., Salazar, I., Pruitt, R., Wallach, D., Breed, E., Saldana, S., &amp; Szachacz, A. (2017). "We're already somebody": High school students practicing critical media literacy IRL (in real life). </w:t>
+      </w:r>
+      <w:r>
+        <w:rPr>
+          <w:i/>
+        </w:rPr>
+        <w:t xml:space="preserve">Journal of Adolescent &amp; Adult Literacy</w:t>
+      </w:r>
+      <w:r>
+        <w:t xml:space="preserve">, </w:t>
+      </w:r>
+      <w:r>
+        <w:rPr>
+          <w:i/>
+        </w:rPr>
+        <w:t xml:space="preserve">60</w:t>
+      </w:r>
+      <w:r>
+        <w:t xml:space="preserve">(5), 515–526. https://doi.org/10.1002/jaal.617</w:t>
+      </w:r>
+    </w:p>
+    <w:p>
+      <w:pPr/>
+      <w:r>
+        <w:t xml:space="preserve">Selwyn, N. (2016). </w:t>
+      </w:r>
+      <w:r>
+        <w:rPr>
+          <w:i/>
+        </w:rPr>
+        <w:t xml:space="preserve">Is technology good for education?</w:t>
+      </w:r>
+      <w:r>
+        <w:t xml:space="preserve"> Polity Press.</w:t>
+      </w:r>
+    </w:p>
+    <w:p>
+      <w:pPr/>
+      <w:r>
+        <w:t xml:space="preserve">Spracklin, E., &amp; Espina, C. R. (2025). SIFTing through misinformation: Reflection notebooks to teach critical digital literacy. </w:t>
+      </w:r>
+      <w:r>
+        <w:rPr>
+          <w:i/>
+        </w:rPr>
+        <w:t xml:space="preserve">Nurse Educator</w:t>
+      </w:r>
+      <w:r>
+        <w:t xml:space="preserve">, </w:t>
+      </w:r>
+      <w:r>
+        <w:rPr>
+          <w:i/>
+        </w:rPr>
+        <w:t xml:space="preserve">50</w:t>
+      </w:r>
+      <w:r>
+        <w:t xml:space="preserve">(2), 106–110. https://doi.org/10.1097/NNE.0000000000001760</w:t>
+      </w:r>
+    </w:p>
+    <w:p>
+      <w:pPr/>
+      <w:r>
+        <w:t xml:space="preserve">Stewart, O. G., Hsieh, B., Smith, A., &amp; Pandya, J. Z. (2021). What more can we do? A scalar approach to examining critical digital literacies in teacher education. </w:t>
+      </w:r>
+      <w:r>
+        <w:rPr>
+          <w:i/>
+        </w:rPr>
+        <w:t xml:space="preserve">Pedagogies</w:t>
+      </w:r>
+      <w:r>
+        <w:t xml:space="preserve">, </w:t>
+      </w:r>
+      <w:r>
+        <w:rPr>
+          <w:i/>
+        </w:rPr>
+        <w:t xml:space="preserve">16</w:t>
+      </w:r>
+      <w:r>
+        <w:t xml:space="preserve">(2), 125–137. https://doi.org/10.1080/1554480X.2021.1914054</w:t>
+      </w:r>
+    </w:p>
+    <w:p>
+      <w:pPr/>
+      <w:r>
+        <w:t xml:space="preserve">Stewart, O. G., &amp; Rodgers, D. J. (2025). A critical AI media literacy framework: Understanding layered bias and empowerment in artificial intelligence. </w:t>
+      </w:r>
+      <w:r>
+        <w:rPr>
+          <w:i/>
+        </w:rPr>
+        <w:t xml:space="preserve">Learning, Media and Technology</w:t>
+      </w:r>
+      <w:r>
+        <w:t xml:space="preserve">. Advance online publication. https://doi.org/10.1080/17439884.2025.2527179</w:t>
+      </w:r>
+    </w:p>
+    <w:p>
+      <w:pPr/>
+      <w:r>
+        <w:t xml:space="preserve">Tagg, C., &amp; Seargeant, P. (2021). Context design and critical language/media awareness: Implications for a social digital literacies education. </w:t>
+      </w:r>
+      <w:r>
+        <w:rPr>
+          <w:i/>
+        </w:rPr>
+        <w:t xml:space="preserve">Linguistics and Education</w:t>
+      </w:r>
+      <w:r>
+        <w:t xml:space="preserve">, </w:t>
+      </w:r>
+      <w:r>
+        <w:rPr>
+          <w:i/>
+        </w:rPr>
+        <w:t xml:space="preserve">62</w:t>
+      </w:r>
+      <w:r>
+        <w:t xml:space="preserve">, 100776. https://doi.org/10.1016/j.linged.2019.100776</w:t>
+      </w:r>
+    </w:p>
+    <w:p>
+      <w:pPr/>
+      <w:r>
+        <w:t xml:space="preserve">Talib, S. (2018). Social media pedagogy: Applying an interdisciplinary approach to teach multimodal critical digital literacy. </w:t>
+      </w:r>
+      <w:r>
+        <w:rPr>
+          <w:i/>
+        </w:rPr>
+        <w:t xml:space="preserve">E-Learning and Digital Media</w:t>
+      </w:r>
+      <w:r>
+        <w:t xml:space="preserve">, </w:t>
+      </w:r>
+      <w:r>
+        <w:rPr>
+          <w:i/>
+        </w:rPr>
+        <w:t xml:space="preserve">15</w:t>
+      </w:r>
+      <w:r>
+        <w:t xml:space="preserve">(2), 55–66. https://doi.org/10.1177/2042753018756904</w:t>
+      </w:r>
+    </w:p>
+    <w:p>
+      <w:pPr/>
+      <w:r>
+        <w:t xml:space="preserve">Tanksley, T. C. (2024). "We're changing the system with this one": Black students using critical race algorithmic literacies to subvert and survive AI-mediated racism in school. </w:t>
+      </w:r>
+      <w:r>
+        <w:rPr>
+          <w:i/>
+        </w:rPr>
+        <w:t xml:space="preserve">English Teaching: Practice &amp; Critique</w:t>
+      </w:r>
+      <w:r>
+        <w:t xml:space="preserve">, </w:t>
+      </w:r>
+      <w:r>
+        <w:rPr>
+          <w:i/>
+        </w:rPr>
+        <w:t xml:space="preserve">23</w:t>
+      </w:r>
+      <w:r>
+        <w:t xml:space="preserve">(1), 36–56. https://doi.org/10.1108/ETPC-08-2023-0102</w:t>
+      </w:r>
+    </w:p>
+    <w:p>
+      <w:pPr/>
+      <w:r>
+        <w:t xml:space="preserve">Tricco, A. C., Lillie, E., Zarin, W., O'Brien, K. K., Colquhoun, H., Levac, D., Moher, D., Peters, M. D. J., Horsley, T., Weeks, L., Hempel, S., Akl, E. A., Chang, C., McGowan, J., Stewart, L., Hartling, L., Aldcroft, A., Wilson, M. G., Garritty, C., … Straus, S. E. (2018). PRISMA extension for scoping reviews (PRISMA-ScR): Checklist and explanation. </w:t>
+      </w:r>
+      <w:r>
+        <w:rPr>
+          <w:i/>
+        </w:rPr>
+        <w:t xml:space="preserve">Annals of Internal Medicine</w:t>
+      </w:r>
+      <w:r>
+        <w:t xml:space="preserve">, </w:t>
+      </w:r>
+      <w:r>
+        <w:rPr>
+          <w:i/>
+        </w:rPr>
+        <w:t xml:space="preserve">169</w:t>
+      </w:r>
+      <w:r>
+        <w:t xml:space="preserve">(7), 467–473. https://doi.org/10.7326/M18-0850</w:t>
+      </w:r>
+    </w:p>
+    <w:p>
+      <w:pPr/>
+      <w:r>
+        <w:t xml:space="preserve">van Dijck, J., Poell, T., &amp; de Waal, M. (2018). </w:t>
+      </w:r>
+      <w:r>
+        <w:rPr>
+          <w:i/>
+        </w:rPr>
+        <w:t xml:space="preserve">The platform society: Public values in a connective world</w:t>
+      </w:r>
+      <w:r>
+        <w:t xml:space="preserve">. Oxford University Press. https://doi.org/10.1093/oso/9780190889760.001.0001</w:t>
+      </w:r>
+    </w:p>
+    <w:p>
+      <w:pPr/>
+      <w:r>
+        <w:t xml:space="preserve">Van Poucke, M. (2024). ChatGPT, the perfect virtual teaching assistant? Ideological bias in learner-chatbot interactions. </w:t>
+      </w:r>
+      <w:r>
+        <w:rPr>
+          <w:i/>
+        </w:rPr>
+        <w:t xml:space="preserve">Computers and Composition</w:t>
+      </w:r>
+      <w:r>
+        <w:t xml:space="preserve">, </w:t>
+      </w:r>
+      <w:r>
+        <w:rPr>
+          <w:i/>
+        </w:rPr>
+        <w:t xml:space="preserve">73</w:t>
+      </w:r>
+      <w:r>
+        <w:t xml:space="preserve">, 102871. https://doi.org/10.1016/j.compcom.2024.102871</w:t>
+      </w:r>
+    </w:p>
+    <w:p>
+      <w:pPr/>
+      <w:r>
+        <w:t xml:space="preserve">Villar-Onrubia, D., Morini, L., Marín, V. I., &amp; Nascimbeni, F. (2022). Critical digital literacy as a key for (post)digital citizenship: An international review of teacher competence frameworks. </w:t>
+      </w:r>
+      <w:r>
+        <w:rPr>
+          <w:i/>
+        </w:rPr>
+        <w:t xml:space="preserve">Journal of e-Learning and Knowledge Society</w:t>
+      </w:r>
+      <w:r>
+        <w:t xml:space="preserve">, </w:t>
+      </w:r>
+      <w:r>
+        <w:rPr>
+          <w:i/>
+        </w:rPr>
+        <w:t xml:space="preserve">18</w:t>
+      </w:r>
+      <w:r>
+        <w:t xml:space="preserve">(3), 128–139. https://doi.org/10.20368/1971-8829/1135697</w:t>
+      </w:r>
+    </w:p>
+    <w:p>
+      <w:pPr/>
+      <w:r>
+        <w:t xml:space="preserve">Vuorikari, R., Kluzer, S., &amp; Punie, Y. (2022). </w:t>
+      </w:r>
+      <w:r>
+        <w:rPr>
+          <w:i/>
+        </w:rPr>
+        <w:t xml:space="preserve">DigComp 2.2: The digital competence framework for citizens. With new examples of knowledge, skills and attitudes</w:t>
+      </w:r>
+      <w:r>
+        <w:t xml:space="preserve">. Publications Office of the European Union. https://doi.org/10.2760/115376</w:t>
+      </w:r>
+    </w:p>
+    <w:p>
+      <w:pPr/>
+      <w:r>
+        <w:t xml:space="preserve">Wang, S., &amp; Xu, F. (2026). From scroll to screen: Cultivating critical digital literacy through algorithm-aware writing pedagogies in EAP. </w:t>
+      </w:r>
+      <w:r>
+        <w:rPr>
+          <w:i/>
+        </w:rPr>
+        <w:t xml:space="preserve">Journal of English for Academic Purposes</w:t>
+      </w:r>
+      <w:r>
+        <w:t xml:space="preserve">, </w:t>
+      </w:r>
+      <w:r>
+        <w:rPr>
+          <w:i/>
+        </w:rPr>
+        <w:t xml:space="preserve">81</w:t>
+      </w:r>
+      <w:r>
+        <w:t xml:space="preserve">, 101676. https://doi.org/10.1016/j.jeap.2026.101676</w:t>
+      </w:r>
+    </w:p>
+    <w:p>
+      <w:pPr/>
+      <w:r>
+        <w:t xml:space="preserve">Watt, D. (2019). Video production in elementary teacher education as a critical digital literacy practice. </w:t>
+      </w:r>
+      <w:r>
+        <w:rPr>
+          <w:i/>
+        </w:rPr>
+        <w:t xml:space="preserve">Media and Communication</w:t>
+      </w:r>
+      <w:r>
+        <w:t xml:space="preserve">, </w:t>
+      </w:r>
+      <w:r>
+        <w:rPr>
+          <w:i/>
+        </w:rPr>
+        <w:t xml:space="preserve">7</w:t>
+      </w:r>
+      <w:r>
+        <w:t xml:space="preserve">(2), 82–99. https://doi.org/10.17645/mac.v7i2.1967</w:t>
+      </w:r>
+    </w:p>
+    <w:p>
+      <w:pPr/>
+      <w:r>
+        <w:t xml:space="preserve">Weninger, C., &amp; Xu, H. (2026). AI, representation, and critical digital literacy: Navigating visual bias in the digital age. </w:t>
+      </w:r>
+      <w:r>
+        <w:rPr>
+          <w:i/>
+        </w:rPr>
+        <w:t xml:space="preserve">System</w:t>
+      </w:r>
+      <w:r>
+        <w:t xml:space="preserve">, </w:t>
+      </w:r>
+      <w:r>
+        <w:rPr>
+          <w:i/>
+        </w:rPr>
+        <w:t xml:space="preserve">136</w:t>
+      </w:r>
+      <w:r>
+        <w:t xml:space="preserve">, 103896. https://doi.org/10.1016/j.system.2025.103896</w:t>
+      </w:r>
+    </w:p>
+    <w:p>
+      <w:pPr/>
+      <w:r>
+        <w:t xml:space="preserve">Williamson, B. (2017). </w:t>
+      </w:r>
+      <w:r>
+        <w:rPr>
+          <w:i/>
+        </w:rPr>
+        <w:t xml:space="preserve">Big data in education: The digital future of learning, policy and practice</w:t>
+      </w:r>
+      <w:r>
+        <w:t xml:space="preserve">. SAGE. https://doi.org/10.4135/9781529714920</w:t>
+      </w:r>
+    </w:p>
+    <w:p>
+      <w:pPr/>
+      <w:r>
+        <w:t xml:space="preserve">Zagami, J. (2026). Addressing the dark side of differentiation: Bias and micro-streaming in artificial intelligence facilitated lesson planning. </w:t>
+      </w:r>
+      <w:r>
+        <w:rPr>
+          <w:i/>
+        </w:rPr>
+        <w:t xml:space="preserve">Information</w:t>
+      </w:r>
+      <w:r>
+        <w:t xml:space="preserve">, </w:t>
+      </w:r>
+      <w:r>
+        <w:rPr>
+          <w:i/>
+        </w:rPr>
+        <w:t xml:space="preserve">17</w:t>
+      </w:r>
+      <w:r>
+        <w:t xml:space="preserve">(1), 12. https://doi.org/10.3390/info17010012</w:t>
+      </w:r>
+    </w:p>
+    <w:p>
+      <w:pPr>
+        <w:pStyle w:val="Heading2"/>
+      </w:pPr>
+      <w:r>
         <w:t xml:space="preserve">Appendix A. Search string, screening indicators and coding dictionaries</w:t>
       </w:r>
     </w:p>
@@ -7606,6 +8389,7 @@
     <w:p>
       <w:pPr>
         <w:pStyle w:val="Code"/>
+        <w:spacing w:line="240" w:lineRule="auto"/>
       </w:pPr>
       <w:bookmarkStart w:id="1" w:name="bongo_lang_text_1"/>
       <w:bookmarkEnd w:id="1"/>
@@ -7663,7 +8447,9 @@
             <w:shd w:val="clear" w:color="auto" w:fill="F2F2F2"/>
           </w:tcPr>
           <w:p>
-            <w:pPr/>
+            <w:pPr>
+              <w:spacing w:line="240" w:lineRule="auto" w:after="40"/>
+            </w:pPr>
             <w:r>
               <w:t xml:space="preserve">Indicator</w:t>
             </w:r>
@@ -7675,7 +8461,9 @@
             <w:shd w:val="clear" w:color="auto" w:fill="F2F2F2"/>
           </w:tcPr>
           <w:p>
-            <w:pPr/>
+            <w:pPr>
+              <w:spacing w:line="240" w:lineRule="auto" w:after="40"/>
+            </w:pPr>
             <w:r>
               <w:t xml:space="preserve">Where it is searched</w:t>
             </w:r>
@@ -7687,7 +8475,9 @@
             <w:shd w:val="clear" w:color="auto" w:fill="F2F2F2"/>
           </w:tcPr>
           <w:p>
-            <w:pPr/>
+            <w:pPr>
+              <w:spacing w:line="240" w:lineRule="auto" w:after="40"/>
+            </w:pPr>
             <w:r>
               <w:t xml:space="preserve">Terms</w:t>
             </w:r>
@@ -7700,7 +8490,9 @@
             <w:tcW w:w="2125" w:type="dxa"/>
           </w:tcPr>
           <w:p>
-            <w:pPr/>
+            <w:pPr>
+              <w:spacing w:line="240" w:lineRule="auto" w:after="40"/>
+            </w:pPr>
             <w:r>
               <w:t xml:space="preserve">K: keywords name CDL</w:t>
             </w:r>
@@ -7711,7 +8503,9 @@
             <w:tcW w:w="2315" w:type="dxa"/>
           </w:tcPr>
           <w:p>
-            <w:pPr/>
+            <w:pPr>
+              <w:spacing w:line="240" w:lineRule="auto" w:after="40"/>
+            </w:pPr>
             <w:r>
               <w:t xml:space="preserve">Author keywords (</w:t>
             </w:r>
@@ -7731,7 +8525,9 @@
             <w:tcW w:w="4920" w:type="dxa"/>
           </w:tcPr>
           <w:p>
-            <w:pPr/>
+            <w:pPr>
+              <w:spacing w:line="240" w:lineRule="auto" w:after="40"/>
+            </w:pPr>
             <w:r>
               <w:rPr>
                 <w:rStyle w:val="CodeChar"/>
@@ -7747,7 +8543,9 @@
             <w:tcW w:w="2125" w:type="dxa"/>
           </w:tcPr>
           <w:p>
-            <w:pPr/>
+            <w:pPr>
+              <w:spacing w:line="240" w:lineRule="auto" w:after="40"/>
+            </w:pPr>
             <w:r>
               <w:t xml:space="preserve">A: abstract names CDL</w:t>
             </w:r>
@@ -7758,7 +8556,9 @@
             <w:tcW w:w="2315" w:type="dxa"/>
           </w:tcPr>
           <w:p>
-            <w:pPr/>
+            <w:pPr>
+              <w:spacing w:line="240" w:lineRule="auto" w:after="40"/>
+            </w:pPr>
             <w:r>
               <w:t xml:space="preserve">Abstract (</w:t>
             </w:r>
@@ -7778,7 +8578,9 @@
             <w:tcW w:w="4920" w:type="dxa"/>
           </w:tcPr>
           <w:p>
-            <w:pPr/>
+            <w:pPr>
+              <w:spacing w:line="240" w:lineRule="auto" w:after="40"/>
+            </w:pPr>
             <w:r>
               <w:t xml:space="preserve">The same terms as K</w:t>
             </w:r>
@@ -7791,7 +8593,9 @@
             <w:tcW w:w="2125" w:type="dxa"/>
           </w:tcPr>
           <w:p>
-            <w:pPr/>
+            <w:pPr>
+              <w:spacing w:line="240" w:lineRule="auto" w:after="40"/>
+            </w:pPr>
             <w:r>
               <w:t xml:space="preserve">P: sociopolitical dimension</w:t>
             </w:r>
@@ -7802,7 +8606,9 @@
             <w:tcW w:w="2315" w:type="dxa"/>
           </w:tcPr>
           <w:p>
-            <w:pPr/>
+            <w:pPr>
+              <w:spacing w:line="240" w:lineRule="auto" w:after="40"/>
+            </w:pPr>
             <w:r>
               <w:t xml:space="preserve">Abstract or author keywords</w:t>
             </w:r>
@@ -7813,7 +8619,9 @@
             <w:tcW w:w="4920" w:type="dxa"/>
           </w:tcPr>
           <w:p>
-            <w:pPr/>
+            <w:pPr>
+              <w:spacing w:line="240" w:lineRule="auto" w:after="40"/>
+            </w:pPr>
             <w:r>
               <w:rPr>
                 <w:rStyle w:val="CodeChar"/>
@@ -7829,7 +8637,9 @@
             <w:tcW w:w="2125" w:type="dxa"/>
           </w:tcPr>
           <w:p>
-            <w:pPr/>
+            <w:pPr>
+              <w:spacing w:line="240" w:lineRule="auto" w:after="40"/>
+            </w:pPr>
             <w:r>
               <w:t xml:space="preserve">Title names CDL</w:t>
             </w:r>
@@ -7840,7 +8650,9 @@
             <w:tcW w:w="2315" w:type="dxa"/>
           </w:tcPr>
           <w:p>
-            <w:pPr/>
+            <w:pPr>
+              <w:spacing w:line="240" w:lineRule="auto" w:after="40"/>
+            </w:pPr>
             <w:r>
               <w:t xml:space="preserve">Title (used only in adjudication)</w:t>
             </w:r>
@@ -7851,7 +8663,9 @@
             <w:tcW w:w="4920" w:type="dxa"/>
           </w:tcPr>
           <w:p>
-            <w:pPr/>
+            <w:pPr>
+              <w:spacing w:line="240" w:lineRule="auto" w:after="40"/>
+            </w:pPr>
             <w:r>
               <w:rPr>
                 <w:i/>
@@ -7969,7 +8783,9 @@
             <w:tcW w:w="2125" w:type="dxa"/>
           </w:tcPr>
           <w:p>
-            <w:pPr/>
+            <w:pPr>
+              <w:spacing w:line="240" w:lineRule="auto" w:after="40"/>
+            </w:pPr>
             <w:r>
               <w:t xml:space="preserve">Title refers to a digital technology</w:t>
             </w:r>
@@ -7980,7 +8796,9 @@
             <w:tcW w:w="2315" w:type="dxa"/>
           </w:tcPr>
           <w:p>
-            <w:pPr/>
+            <w:pPr>
+              <w:spacing w:line="240" w:lineRule="auto" w:after="40"/>
+            </w:pPr>
             <w:r>
               <w:t xml:space="preserve">Title (used only in adjudication)</w:t>
             </w:r>
@@ -7991,7 +8809,9 @@
             <w:tcW w:w="4920" w:type="dxa"/>
           </w:tcPr>
           <w:p>
-            <w:pPr/>
+            <w:pPr>
+              <w:spacing w:line="240" w:lineRule="auto" w:after="40"/>
+            </w:pPr>
             <w:r>
               <w:rPr>
                 <w:i/>
@@ -8246,7 +9066,9 @@
             <w:shd w:val="clear" w:color="auto" w:fill="F2F2F2"/>
           </w:tcPr>
           <w:p>
-            <w:pPr/>
+            <w:pPr>
+              <w:spacing w:line="240" w:lineRule="auto" w:after="40"/>
+            </w:pPr>
             <w:r>
               <w:t xml:space="preserve">Variable</w:t>
             </w:r>
@@ -8258,7 +9080,9 @@
             <w:shd w:val="clear" w:color="auto" w:fill="F2F2F2"/>
           </w:tcPr>
           <w:p>
-            <w:pPr/>
+            <w:pPr>
+              <w:spacing w:line="240" w:lineRule="auto" w:after="40"/>
+            </w:pPr>
             <w:r>
               <w:t xml:space="preserve">Category</w:t>
             </w:r>
@@ -8270,7 +9094,9 @@
             <w:shd w:val="clear" w:color="auto" w:fill="F2F2F2"/>
           </w:tcPr>
           <w:p>
-            <w:pPr/>
+            <w:pPr>
+              <w:spacing w:line="240" w:lineRule="auto" w:after="40"/>
+            </w:pPr>
             <w:r>
               <w:t xml:space="preserve">Broad dictionary</w:t>
             </w:r>
@@ -8282,7 +9108,9 @@
             <w:shd w:val="clear" w:color="auto" w:fill="F2F2F2"/>
           </w:tcPr>
           <w:p>
-            <w:pPr/>
+            <w:pPr>
+              <w:spacing w:line="240" w:lineRule="auto" w:after="40"/>
+            </w:pPr>
             <w:r>
               <w:t xml:space="preserve">Strict dictionary</w:t>
             </w:r>
@@ -8295,7 +9123,9 @@
             <w:tcW w:w="1186" w:type="dxa"/>
           </w:tcPr>
           <w:p>
-            <w:pPr/>
+            <w:pPr>
+              <w:spacing w:line="240" w:lineRule="auto" w:after="40"/>
+            </w:pPr>
             <w:r>
               <w:t xml:space="preserve">Level</w:t>
             </w:r>
@@ -8306,7 +9136,9 @@
             <w:tcW w:w="2190" w:type="dxa"/>
           </w:tcPr>
           <w:p>
-            <w:pPr/>
+            <w:pPr>
+              <w:spacing w:line="240" w:lineRule="auto" w:after="40"/>
+            </w:pPr>
             <w:r>
               <w:t xml:space="preserve">Early childhood and primary</w:t>
             </w:r>
@@ -8317,7 +9149,9 @@
             <w:tcW w:w="4068" w:type="dxa"/>
           </w:tcPr>
           <w:p>
-            <w:pPr/>
+            <w:pPr>
+              <w:spacing w:line="240" w:lineRule="auto" w:after="40"/>
+            </w:pPr>
             <w:r>
               <w:rPr>
                 <w:rStyle w:val="CodeChar"/>
@@ -8331,7 +9165,9 @@
             <w:tcW w:w="1916" w:type="dxa"/>
           </w:tcPr>
           <w:p>
-            <w:pPr/>
+            <w:pPr>
+              <w:spacing w:line="240" w:lineRule="auto" w:after="40"/>
+            </w:pPr>
             <w:r>
               <w:rPr>
                 <w:rStyle w:val="CodeChar"/>
@@ -8347,7 +9183,9 @@
             <w:tcW w:w="1186" w:type="dxa"/>
           </w:tcPr>
           <w:p>
-            <w:pPr/>
+            <w:pPr>
+              <w:spacing w:line="240" w:lineRule="auto" w:after="40"/>
+            </w:pPr>
             <w:r>
               <w:t xml:space="preserve">Level</w:t>
             </w:r>
@@ -8358,7 +9196,9 @@
             <w:tcW w:w="2190" w:type="dxa"/>
           </w:tcPr>
           <w:p>
-            <w:pPr/>
+            <w:pPr>
+              <w:spacing w:line="240" w:lineRule="auto" w:after="40"/>
+            </w:pPr>
             <w:r>
               <w:t xml:space="preserve">Secondary</w:t>
             </w:r>
@@ -8369,7 +9209,9 @@
             <w:tcW w:w="4068" w:type="dxa"/>
           </w:tcPr>
           <w:p>
-            <w:pPr/>
+            <w:pPr>
+              <w:spacing w:line="240" w:lineRule="auto" w:after="40"/>
+            </w:pPr>
             <w:r>
               <w:rPr>
                 <w:rStyle w:val="CodeChar"/>
@@ -8383,7 +9225,9 @@
             <w:tcW w:w="1916" w:type="dxa"/>
           </w:tcPr>
           <w:p>
-            <w:pPr/>
+            <w:pPr>
+              <w:spacing w:line="240" w:lineRule="auto" w:after="40"/>
+            </w:pPr>
             <w:r>
               <w:rPr>
                 <w:rStyle w:val="CodeChar"/>
@@ -8399,7 +9243,9 @@
             <w:tcW w:w="1186" w:type="dxa"/>
           </w:tcPr>
           <w:p>
-            <w:pPr/>
+            <w:pPr>
+              <w:spacing w:line="240" w:lineRule="auto" w:after="40"/>
+            </w:pPr>
             <w:r>
               <w:t xml:space="preserve">Level</w:t>
             </w:r>
@@ -8410,7 +9256,9 @@
             <w:tcW w:w="2190" w:type="dxa"/>
           </w:tcPr>
           <w:p>
-            <w:pPr/>
+            <w:pPr>
+              <w:spacing w:line="240" w:lineRule="auto" w:after="40"/>
+            </w:pPr>
             <w:r>
               <w:t xml:space="preserve">Higher education</w:t>
             </w:r>
@@ -8421,7 +9269,9 @@
             <w:tcW w:w="4068" w:type="dxa"/>
           </w:tcPr>
           <w:p>
-            <w:pPr/>
+            <w:pPr>
+              <w:spacing w:line="240" w:lineRule="auto" w:after="40"/>
+            </w:pPr>
             <w:r>
               <w:rPr>
                 <w:rStyle w:val="CodeChar"/>
@@ -8435,7 +9285,9 @@
             <w:tcW w:w="1916" w:type="dxa"/>
           </w:tcPr>
           <w:p>
-            <w:pPr/>
+            <w:pPr>
+              <w:spacing w:line="240" w:lineRule="auto" w:after="40"/>
+            </w:pPr>
             <w:r>
               <w:rPr>
                 <w:rStyle w:val="CodeChar"/>
@@ -8451,7 +9303,9 @@
             <w:tcW w:w="1186" w:type="dxa"/>
           </w:tcPr>
           <w:p>
-            <w:pPr/>
+            <w:pPr>
+              <w:spacing w:line="240" w:lineRule="auto" w:after="40"/>
+            </w:pPr>
             <w:r>
               <w:t xml:space="preserve">Level</w:t>
             </w:r>
@@ -8462,7 +9316,9 @@
             <w:tcW w:w="2190" w:type="dxa"/>
           </w:tcPr>
           <w:p>
-            <w:pPr/>
+            <w:pPr>
+              <w:spacing w:line="240" w:lineRule="auto" w:after="40"/>
+            </w:pPr>
             <w:r>
               <w:t xml:space="preserve">Teacher education</w:t>
             </w:r>
@@ -8473,7 +9329,9 @@
             <w:tcW w:w="4068" w:type="dxa"/>
           </w:tcPr>
           <w:p>
-            <w:pPr/>
+            <w:pPr>
+              <w:spacing w:line="240" w:lineRule="auto" w:after="40"/>
+            </w:pPr>
             <w:r>
               <w:rPr>
                 <w:rStyle w:val="CodeChar"/>
@@ -8487,7 +9345,9 @@
             <w:tcW w:w="1916" w:type="dxa"/>
           </w:tcPr>
           <w:p>
-            <w:pPr/>
+            <w:pPr>
+              <w:spacing w:line="240" w:lineRule="auto" w:after="40"/>
+            </w:pPr>
             <w:r>
               <w:rPr>
                 <w:rStyle w:val="CodeChar"/>
@@ -8503,7 +9363,9 @@
             <w:tcW w:w="1186" w:type="dxa"/>
           </w:tcPr>
           <w:p>
-            <w:pPr/>
+            <w:pPr>
+              <w:spacing w:line="240" w:lineRule="auto" w:after="40"/>
+            </w:pPr>
             <w:r>
               <w:t xml:space="preserve">Design</w:t>
             </w:r>
@@ -8514,7 +9376,9 @@
             <w:tcW w:w="2190" w:type="dxa"/>
           </w:tcPr>
           <w:p>
-            <w:pPr/>
+            <w:pPr>
+              <w:spacing w:line="240" w:lineRule="auto" w:after="40"/>
+            </w:pPr>
             <w:r>
               <w:t xml:space="preserve">Literature review</w:t>
             </w:r>
@@ -8525,7 +9389,9 @@
             <w:tcW w:w="4068" w:type="dxa"/>
           </w:tcPr>
           <w:p>
-            <w:pPr/>
+            <w:pPr>
+              <w:spacing w:line="240" w:lineRule="auto" w:after="40"/>
+            </w:pPr>
             <w:r>
               <w:rPr>
                 <w:rStyle w:val="CodeChar"/>
@@ -8539,7 +9405,9 @@
             <w:tcW w:w="1916" w:type="dxa"/>
           </w:tcPr>
           <w:p>
-            <w:pPr/>
+            <w:pPr>
+              <w:spacing w:line="240" w:lineRule="auto" w:after="40"/>
+            </w:pPr>
           </w:p>
         </w:tc>
       </w:tr>
@@ -8549,7 +9417,9 @@
             <w:tcW w:w="1186" w:type="dxa"/>
           </w:tcPr>
           <w:p>
-            <w:pPr/>
+            <w:pPr>
+              <w:spacing w:line="240" w:lineRule="auto" w:after="40"/>
+            </w:pPr>
             <w:r>
               <w:t xml:space="preserve">Design</w:t>
             </w:r>
@@ -8560,7 +9430,9 @@
             <w:tcW w:w="2190" w:type="dxa"/>
           </w:tcPr>
           <w:p>
-            <w:pPr/>
+            <w:pPr>
+              <w:spacing w:line="240" w:lineRule="auto" w:after="40"/>
+            </w:pPr>
             <w:r>
               <w:t xml:space="preserve">Conceptual or theoretical</w:t>
             </w:r>
@@ -8571,7 +9443,9 @@
             <w:tcW w:w="4068" w:type="dxa"/>
           </w:tcPr>
           <w:p>
-            <w:pPr/>
+            <w:pPr>
+              <w:spacing w:line="240" w:lineRule="auto" w:after="40"/>
+            </w:pPr>
             <w:r>
               <w:rPr>
                 <w:rStyle w:val="CodeChar"/>
@@ -8585,7 +9459,9 @@
             <w:tcW w:w="1916" w:type="dxa"/>
           </w:tcPr>
           <w:p>
-            <w:pPr/>
+            <w:pPr>
+              <w:spacing w:line="240" w:lineRule="auto" w:after="40"/>
+            </w:pPr>
           </w:p>
         </w:tc>
       </w:tr>
@@ -8595,7 +9471,9 @@
             <w:tcW w:w="1186" w:type="dxa"/>
           </w:tcPr>
           <w:p>
-            <w:pPr/>
+            <w:pPr>
+              <w:spacing w:line="240" w:lineRule="auto" w:after="40"/>
+            </w:pPr>
             <w:r>
               <w:t xml:space="preserve">Design</w:t>
             </w:r>
@@ -8606,7 +9484,9 @@
             <w:tcW w:w="2190" w:type="dxa"/>
           </w:tcPr>
           <w:p>
-            <w:pPr/>
+            <w:pPr>
+              <w:spacing w:line="240" w:lineRule="auto" w:after="40"/>
+            </w:pPr>
             <w:r>
               <w:t xml:space="preserve">Qualitative</w:t>
             </w:r>
@@ -8617,7 +9497,9 @@
             <w:tcW w:w="4068" w:type="dxa"/>
           </w:tcPr>
           <w:p>
-            <w:pPr/>
+            <w:pPr>
+              <w:spacing w:line="240" w:lineRule="auto" w:after="40"/>
+            </w:pPr>
             <w:r>
               <w:rPr>
                 <w:rStyle w:val="CodeChar"/>
@@ -8631,7 +9513,9 @@
             <w:tcW w:w="1916" w:type="dxa"/>
           </w:tcPr>
           <w:p>
-            <w:pPr/>
+            <w:pPr>
+              <w:spacing w:line="240" w:lineRule="auto" w:after="40"/>
+            </w:pPr>
           </w:p>
         </w:tc>
       </w:tr>
@@ -8641,7 +9525,9 @@
             <w:tcW w:w="1186" w:type="dxa"/>
           </w:tcPr>
           <w:p>
-            <w:pPr/>
+            <w:pPr>
+              <w:spacing w:line="240" w:lineRule="auto" w:after="40"/>
+            </w:pPr>
             <w:r>
               <w:t xml:space="preserve">Design</w:t>
             </w:r>
@@ -8652,7 +9538,9 @@
             <w:tcW w:w="2190" w:type="dxa"/>
           </w:tcPr>
           <w:p>
-            <w:pPr/>
+            <w:pPr>
+              <w:spacing w:line="240" w:lineRule="auto" w:after="40"/>
+            </w:pPr>
             <w:r>
               <w:t xml:space="preserve">Quantitative</w:t>
             </w:r>
@@ -8663,7 +9551,9 @@
             <w:tcW w:w="4068" w:type="dxa"/>
           </w:tcPr>
           <w:p>
-            <w:pPr/>
+            <w:pPr>
+              <w:spacing w:line="240" w:lineRule="auto" w:after="40"/>
+            </w:pPr>
             <w:r>
               <w:rPr>
                 <w:rStyle w:val="CodeChar"/>
@@ -8677,7 +9567,9 @@
             <w:tcW w:w="1916" w:type="dxa"/>
           </w:tcPr>
           <w:p>
-            <w:pPr/>
+            <w:pPr>
+              <w:spacing w:line="240" w:lineRule="auto" w:after="40"/>
+            </w:pPr>
           </w:p>
         </w:tc>
       </w:tr>
@@ -8687,7 +9579,9 @@
             <w:tcW w:w="1186" w:type="dxa"/>
           </w:tcPr>
           <w:p>
-            <w:pPr/>
+            <w:pPr>
+              <w:spacing w:line="240" w:lineRule="auto" w:after="40"/>
+            </w:pPr>
             <w:r>
               <w:t xml:space="preserve">Design</w:t>
             </w:r>
@@ -8698,7 +9592,9 @@
             <w:tcW w:w="2190" w:type="dxa"/>
           </w:tcPr>
           <w:p>
-            <w:pPr/>
+            <w:pPr>
+              <w:spacing w:line="240" w:lineRule="auto" w:after="40"/>
+            </w:pPr>
             <w:r>
               <w:t xml:space="preserve">Intervention or designed teaching</w:t>
             </w:r>
@@ -8709,7 +9605,9 @@
             <w:tcW w:w="4068" w:type="dxa"/>
           </w:tcPr>
           <w:p>
-            <w:pPr/>
+            <w:pPr>
+              <w:spacing w:line="240" w:lineRule="auto" w:after="40"/>
+            </w:pPr>
             <w:r>
               <w:rPr>
                 <w:rStyle w:val="CodeChar"/>
@@ -8723,7 +9621,9 @@
             <w:tcW w:w="1916" w:type="dxa"/>
           </w:tcPr>
           <w:p>
-            <w:pPr/>
+            <w:pPr>
+              <w:spacing w:line="240" w:lineRule="auto" w:after="40"/>
+            </w:pPr>
           </w:p>
         </w:tc>
       </w:tr>
@@ -8733,7 +9633,9 @@
             <w:tcW w:w="1186" w:type="dxa"/>
           </w:tcPr>
           <w:p>
-            <w:pPr/>
+            <w:pPr>
+              <w:spacing w:line="240" w:lineRule="auto" w:after="40"/>
+            </w:pPr>
             <w:r>
               <w:t xml:space="preserve">Tradition</w:t>
             </w:r>
@@ -8744,7 +9646,9 @@
             <w:tcW w:w="2190" w:type="dxa"/>
           </w:tcPr>
           <w:p>
-            <w:pPr/>
+            <w:pPr>
+              <w:spacing w:line="240" w:lineRule="auto" w:after="40"/>
+            </w:pPr>
             <w:r>
               <w:t xml:space="preserve">Critical pedagogy (Freirean)</w:t>
             </w:r>
@@ -8755,7 +9659,9 @@
             <w:tcW w:w="4068" w:type="dxa"/>
           </w:tcPr>
           <w:p>
-            <w:pPr/>
+            <w:pPr>
+              <w:spacing w:line="240" w:lineRule="auto" w:after="40"/>
+            </w:pPr>
             <w:r>
               <w:rPr>
                 <w:rStyle w:val="CodeChar"/>
@@ -8769,7 +9675,9 @@
             <w:tcW w:w="1916" w:type="dxa"/>
           </w:tcPr>
           <w:p>
-            <w:pPr/>
+            <w:pPr>
+              <w:spacing w:line="240" w:lineRule="auto" w:after="40"/>
+            </w:pPr>
           </w:p>
         </w:tc>
       </w:tr>
@@ -8779,7 +9687,9 @@
             <w:tcW w:w="1186" w:type="dxa"/>
           </w:tcPr>
           <w:p>
-            <w:pPr/>
+            <w:pPr>
+              <w:spacing w:line="240" w:lineRule="auto" w:after="40"/>
+            </w:pPr>
             <w:r>
               <w:t xml:space="preserve">Tradition</w:t>
             </w:r>
@@ -8790,7 +9700,9 @@
             <w:tcW w:w="2190" w:type="dxa"/>
           </w:tcPr>
           <w:p>
-            <w:pPr/>
+            <w:pPr>
+              <w:spacing w:line="240" w:lineRule="auto" w:after="40"/>
+            </w:pPr>
             <w:r>
               <w:t xml:space="preserve">Multiliteracies and New Literacy Studies</w:t>
             </w:r>
@@ -8801,7 +9713,9 @@
             <w:tcW w:w="4068" w:type="dxa"/>
           </w:tcPr>
           <w:p>
-            <w:pPr/>
+            <w:pPr>
+              <w:spacing w:line="240" w:lineRule="auto" w:after="40"/>
+            </w:pPr>
             <w:r>
               <w:rPr>
                 <w:rStyle w:val="CodeChar"/>
@@ -8815,7 +9729,9 @@
             <w:tcW w:w="1916" w:type="dxa"/>
           </w:tcPr>
           <w:p>
-            <w:pPr/>
+            <w:pPr>
+              <w:spacing w:line="240" w:lineRule="auto" w:after="40"/>
+            </w:pPr>
           </w:p>
         </w:tc>
       </w:tr>
@@ -8825,7 +9741,9 @@
             <w:tcW w:w="1186" w:type="dxa"/>
           </w:tcPr>
           <w:p>
-            <w:pPr/>
+            <w:pPr>
+              <w:spacing w:line="240" w:lineRule="auto" w:after="40"/>
+            </w:pPr>
             <w:r>
               <w:t xml:space="preserve">Tradition</w:t>
             </w:r>
@@ -8836,7 +9754,9 @@
             <w:tcW w:w="2190" w:type="dxa"/>
           </w:tcPr>
           <w:p>
-            <w:pPr/>
+            <w:pPr>
+              <w:spacing w:line="240" w:lineRule="auto" w:after="40"/>
+            </w:pPr>
             <w:r>
               <w:t xml:space="preserve">Media literacy and educommunication</w:t>
             </w:r>
@@ -8847,7 +9767,9 @@
             <w:tcW w:w="4068" w:type="dxa"/>
           </w:tcPr>
           <w:p>
-            <w:pPr/>
+            <w:pPr>
+              <w:spacing w:line="240" w:lineRule="auto" w:after="40"/>
+            </w:pPr>
             <w:r>
               <w:rPr>
                 <w:rStyle w:val="CodeChar"/>
@@ -8861,7 +9783,9 @@
             <w:tcW w:w="1916" w:type="dxa"/>
           </w:tcPr>
           <w:p>
-            <w:pPr/>
+            <w:pPr>
+              <w:spacing w:line="240" w:lineRule="auto" w:after="40"/>
+            </w:pPr>
           </w:p>
         </w:tc>
       </w:tr>
@@ -8871,7 +9795,9 @@
             <w:tcW w:w="1186" w:type="dxa"/>
           </w:tcPr>
           <w:p>
-            <w:pPr/>
+            <w:pPr>
+              <w:spacing w:line="240" w:lineRule="auto" w:after="40"/>
+            </w:pPr>
             <w:r>
               <w:t xml:space="preserve">Tradition</w:t>
             </w:r>
@@ -8882,7 +9808,9 @@
             <w:tcW w:w="2190" w:type="dxa"/>
           </w:tcPr>
           <w:p>
-            <w:pPr/>
+            <w:pPr>
+              <w:spacing w:line="240" w:lineRule="auto" w:after="40"/>
+            </w:pPr>
             <w:r>
               <w:t xml:space="preserve">Digital citizenship</w:t>
             </w:r>
@@ -8893,7 +9821,9 @@
             <w:tcW w:w="4068" w:type="dxa"/>
           </w:tcPr>
           <w:p>
-            <w:pPr/>
+            <w:pPr>
+              <w:spacing w:line="240" w:lineRule="auto" w:after="40"/>
+            </w:pPr>
             <w:r>
               <w:rPr>
                 <w:rStyle w:val="CodeChar"/>
@@ -8907,7 +9837,9 @@
             <w:tcW w:w="1916" w:type="dxa"/>
           </w:tcPr>
           <w:p>
-            <w:pPr/>
+            <w:pPr>
+              <w:spacing w:line="240" w:lineRule="auto" w:after="40"/>
+            </w:pPr>
           </w:p>
         </w:tc>
       </w:tr>
@@ -8917,7 +9849,9 @@
             <w:tcW w:w="1186" w:type="dxa"/>
           </w:tcPr>
           <w:p>
-            <w:pPr/>
+            <w:pPr>
+              <w:spacing w:line="240" w:lineRule="auto" w:after="40"/>
+            </w:pPr>
             <w:r>
               <w:t xml:space="preserve">Tradition</w:t>
             </w:r>
@@ -8928,7 +9862,9 @@
             <w:tcW w:w="2190" w:type="dxa"/>
           </w:tcPr>
           <w:p>
-            <w:pPr/>
+            <w:pPr>
+              <w:spacing w:line="240" w:lineRule="auto" w:after="40"/>
+            </w:pPr>
             <w:r>
               <w:t xml:space="preserve">Race, gender and decolonial perspectives</w:t>
             </w:r>
@@ -8939,7 +9875,9 @@
             <w:tcW w:w="4068" w:type="dxa"/>
           </w:tcPr>
           <w:p>
-            <w:pPr/>
+            <w:pPr>
+              <w:spacing w:line="240" w:lineRule="auto" w:after="40"/>
+            </w:pPr>
             <w:r>
               <w:rPr>
                 <w:rStyle w:val="CodeChar"/>
@@ -8953,7 +9891,9 @@
             <w:tcW w:w="1916" w:type="dxa"/>
           </w:tcPr>
           <w:p>
-            <w:pPr/>
+            <w:pPr>
+              <w:spacing w:line="240" w:lineRule="auto" w:after="40"/>
+            </w:pPr>
           </w:p>
         </w:tc>
       </w:tr>
@@ -8963,7 +9903,9 @@
             <w:tcW w:w="1186" w:type="dxa"/>
           </w:tcPr>
           <w:p>
-            <w:pPr/>
+            <w:pPr>
+              <w:spacing w:line="240" w:lineRule="auto" w:after="40"/>
+            </w:pPr>
             <w:r>
               <w:t xml:space="preserve">Object</w:t>
             </w:r>
@@ -8974,7 +9916,9 @@
             <w:tcW w:w="2190" w:type="dxa"/>
           </w:tcPr>
           <w:p>
-            <w:pPr/>
+            <w:pPr>
+              <w:spacing w:line="240" w:lineRule="auto" w:after="40"/>
+            </w:pPr>
             <w:r>
               <w:t xml:space="preserve">Artificial intelligence</w:t>
             </w:r>
@@ -8985,7 +9929,9 @@
             <w:tcW w:w="4068" w:type="dxa"/>
           </w:tcPr>
           <w:p>
-            <w:pPr/>
+            <w:pPr>
+              <w:spacing w:line="240" w:lineRule="auto" w:after="40"/>
+            </w:pPr>
             <w:r>
               <w:rPr>
                 <w:rStyle w:val="CodeChar"/>
@@ -8999,7 +9945,9 @@
             <w:tcW w:w="1916" w:type="dxa"/>
           </w:tcPr>
           <w:p>
-            <w:pPr/>
+            <w:pPr>
+              <w:spacing w:line="240" w:lineRule="auto" w:after="40"/>
+            </w:pPr>
             <w:r>
               <w:rPr>
                 <w:rStyle w:val="CodeChar"/>
@@ -9015,7 +9963,9 @@
             <w:tcW w:w="1186" w:type="dxa"/>
           </w:tcPr>
           <w:p>
-            <w:pPr/>
+            <w:pPr>
+              <w:spacing w:line="240" w:lineRule="auto" w:after="40"/>
+            </w:pPr>
             <w:r>
               <w:t xml:space="preserve">Object</w:t>
             </w:r>
@@ -9026,7 +9976,9 @@
             <w:tcW w:w="2190" w:type="dxa"/>
           </w:tcPr>
           <w:p>
-            <w:pPr/>
+            <w:pPr>
+              <w:spacing w:line="240" w:lineRule="auto" w:after="40"/>
+            </w:pPr>
             <w:r>
               <w:t xml:space="preserve">Algorithms, data and platforms</w:t>
             </w:r>
@@ -9037,7 +9989,9 @@
             <w:tcW w:w="4068" w:type="dxa"/>
           </w:tcPr>
           <w:p>
-            <w:pPr/>
+            <w:pPr>
+              <w:spacing w:line="240" w:lineRule="auto" w:after="40"/>
+            </w:pPr>
             <w:r>
               <w:rPr>
                 <w:rStyle w:val="CodeChar"/>
@@ -9051,7 +10005,9 @@
             <w:tcW w:w="1916" w:type="dxa"/>
           </w:tcPr>
           <w:p>
-            <w:pPr/>
+            <w:pPr>
+              <w:spacing w:line="240" w:lineRule="auto" w:after="40"/>
+            </w:pPr>
             <w:r>
               <w:rPr>
                 <w:rStyle w:val="CodeChar"/>
@@ -9067,7 +10023,9 @@
             <w:tcW w:w="1186" w:type="dxa"/>
           </w:tcPr>
           <w:p>
-            <w:pPr/>
+            <w:pPr>
+              <w:spacing w:line="240" w:lineRule="auto" w:after="40"/>
+            </w:pPr>
             <w:r>
               <w:t xml:space="preserve">Object</w:t>
             </w:r>
@@ -9078,7 +10036,9 @@
             <w:tcW w:w="2190" w:type="dxa"/>
           </w:tcPr>
           <w:p>
-            <w:pPr/>
+            <w:pPr>
+              <w:spacing w:line="240" w:lineRule="auto" w:after="40"/>
+            </w:pPr>
             <w:r>
               <w:t xml:space="preserve">Social media</w:t>
             </w:r>
@@ -9089,7 +10049,9 @@
             <w:tcW w:w="4068" w:type="dxa"/>
           </w:tcPr>
           <w:p>
-            <w:pPr/>
+            <w:pPr>
+              <w:spacing w:line="240" w:lineRule="auto" w:after="40"/>
+            </w:pPr>
             <w:r>
               <w:rPr>
                 <w:rStyle w:val="CodeChar"/>
@@ -9103,7 +10065,9 @@
             <w:tcW w:w="1916" w:type="dxa"/>
           </w:tcPr>
           <w:p>
-            <w:pPr/>
+            <w:pPr>
+              <w:spacing w:line="240" w:lineRule="auto" w:after="40"/>
+            </w:pPr>
             <w:r>
               <w:rPr>
                 <w:rStyle w:val="CodeChar"/>
@@ -9119,7 +10083,9 @@
             <w:tcW w:w="1186" w:type="dxa"/>
           </w:tcPr>
           <w:p>
-            <w:pPr/>
+            <w:pPr>
+              <w:spacing w:line="240" w:lineRule="auto" w:after="40"/>
+            </w:pPr>
             <w:r>
               <w:t xml:space="preserve">Object</w:t>
             </w:r>
@@ -9130,7 +10096,9 @@
             <w:tcW w:w="2190" w:type="dxa"/>
           </w:tcPr>
           <w:p>
-            <w:pPr/>
+            <w:pPr>
+              <w:spacing w:line="240" w:lineRule="auto" w:after="40"/>
+            </w:pPr>
             <w:r>
               <w:t xml:space="preserve">Disinformation and post-truth</w:t>
             </w:r>
@@ -9141,7 +10109,9 @@
             <w:tcW w:w="4068" w:type="dxa"/>
           </w:tcPr>
           <w:p>
-            <w:pPr/>
+            <w:pPr>
+              <w:spacing w:line="240" w:lineRule="auto" w:after="40"/>
+            </w:pPr>
             <w:r>
               <w:rPr>
                 <w:rStyle w:val="CodeChar"/>
@@ -9155,7 +10125,9 @@
             <w:tcW w:w="1916" w:type="dxa"/>
           </w:tcPr>
           <w:p>
-            <w:pPr/>
+            <w:pPr>
+              <w:spacing w:line="240" w:lineRule="auto" w:after="40"/>
+            </w:pPr>
           </w:p>
         </w:tc>
       </w:tr>
@@ -9165,7 +10137,9 @@
             <w:tcW w:w="1186" w:type="dxa"/>
           </w:tcPr>
           <w:p>
-            <w:pPr/>
+            <w:pPr>
+              <w:spacing w:line="240" w:lineRule="auto" w:after="40"/>
+            </w:pPr>
             <w:r>
               <w:t xml:space="preserve">Object</w:t>
             </w:r>
@@ -9176,7 +10150,9 @@
             <w:tcW w:w="2190" w:type="dxa"/>
           </w:tcPr>
           <w:p>
-            <w:pPr/>
+            <w:pPr>
+              <w:spacing w:line="240" w:lineRule="auto" w:after="40"/>
+            </w:pPr>
             <w:r>
               <w:t xml:space="preserve">Privacy and surveillance</w:t>
             </w:r>
@@ -9187,7 +10163,9 @@
             <w:tcW w:w="4068" w:type="dxa"/>
           </w:tcPr>
           <w:p>
-            <w:pPr/>
+            <w:pPr>
+              <w:spacing w:line="240" w:lineRule="auto" w:after="40"/>
+            </w:pPr>
             <w:r>
               <w:rPr>
                 <w:rStyle w:val="CodeChar"/>
@@ -9201,7 +10179,9 @@
             <w:tcW w:w="1916" w:type="dxa"/>
           </w:tcPr>
           <w:p>
-            <w:pPr/>
+            <w:pPr>
+              <w:spacing w:line="240" w:lineRule="auto" w:after="40"/>
+            </w:pPr>
           </w:p>
         </w:tc>
       </w:tr>
@@ -9211,7 +10191,9 @@
             <w:tcW w:w="1186" w:type="dxa"/>
           </w:tcPr>
           <w:p>
-            <w:pPr/>
+            <w:pPr>
+              <w:spacing w:line="240" w:lineRule="auto" w:after="40"/>
+            </w:pPr>
             <w:r>
               <w:t xml:space="preserve">Object</w:t>
             </w:r>
@@ -9222,7 +10204,9 @@
             <w:tcW w:w="2190" w:type="dxa"/>
           </w:tcPr>
           <w:p>
-            <w:pPr/>
+            <w:pPr>
+              <w:spacing w:line="240" w:lineRule="auto" w:after="40"/>
+            </w:pPr>
             <w:r>
               <w:t xml:space="preserve">Hate speech and radicalisation</w:t>
             </w:r>
@@ -9233,7 +10217,9 @@
             <w:tcW w:w="4068" w:type="dxa"/>
           </w:tcPr>
           <w:p>
-            <w:pPr/>
+            <w:pPr>
+              <w:spacing w:line="240" w:lineRule="auto" w:after="40"/>
+            </w:pPr>
             <w:r>
               <w:rPr>
                 <w:rStyle w:val="CodeChar"/>
@@ -9247,7 +10233,9 @@
             <w:tcW w:w="1916" w:type="dxa"/>
           </w:tcPr>
           <w:p>
-            <w:pPr/>
+            <w:pPr>
+              <w:spacing w:line="240" w:lineRule="auto" w:after="40"/>
+            </w:pPr>
           </w:p>
         </w:tc>
       </w:tr>
@@ -9257,7 +10245,9 @@
             <w:tcW w:w="1186" w:type="dxa"/>
           </w:tcPr>
           <w:p>
-            <w:pPr/>
+            <w:pPr>
+              <w:spacing w:line="240" w:lineRule="auto" w:after="40"/>
+            </w:pPr>
             <w:r>
               <w:t xml:space="preserve">Context</w:t>
             </w:r>
@@ -9268,7 +10258,9 @@
             <w:tcW w:w="2190" w:type="dxa"/>
           </w:tcPr>
           <w:p>
-            <w:pPr/>
+            <w:pPr>
+              <w:spacing w:line="240" w:lineRule="auto" w:after="40"/>
+            </w:pPr>
             <w:r>
               <w:t xml:space="preserve">Second or foreign language education</w:t>
             </w:r>
@@ -9279,7 +10271,9 @@
             <w:tcW w:w="4068" w:type="dxa"/>
           </w:tcPr>
           <w:p>
-            <w:pPr/>
+            <w:pPr>
+              <w:spacing w:line="240" w:lineRule="auto" w:after="40"/>
+            </w:pPr>
             <w:r>
               <w:rPr>
                 <w:rStyle w:val="CodeChar"/>
@@ -9293,7 +10287,9 @@
             <w:tcW w:w="1916" w:type="dxa"/>
           </w:tcPr>
           <w:p>
-            <w:pPr/>
+            <w:pPr>
+              <w:spacing w:line="240" w:lineRule="auto" w:after="40"/>
+            </w:pPr>
           </w:p>
         </w:tc>
       </w:tr>
@@ -9303,7 +10299,9 @@
             <w:tcW w:w="1186" w:type="dxa"/>
           </w:tcPr>
           <w:p>
-            <w:pPr/>
+            <w:pPr>
+              <w:spacing w:line="240" w:lineRule="auto" w:after="40"/>
+            </w:pPr>
             <w:r>
               <w:t xml:space="preserve">Practice</w:t>
             </w:r>
@@ -9314,7 +10312,9 @@
             <w:tcW w:w="2190" w:type="dxa"/>
           </w:tcPr>
           <w:p>
-            <w:pPr/>
+            <w:pPr>
+              <w:spacing w:line="240" w:lineRule="auto" w:after="40"/>
+            </w:pPr>
             <w:r>
               <w:t xml:space="preserve">Student media production</w:t>
             </w:r>
@@ -9325,7 +10325,9 @@
             <w:tcW w:w="4068" w:type="dxa"/>
           </w:tcPr>
           <w:p>
-            <w:pPr/>
+            <w:pPr>
+              <w:spacing w:line="240" w:lineRule="auto" w:after="40"/>
+            </w:pPr>
             <w:r>
               <w:rPr>
                 <w:rStyle w:val="CodeChar"/>
@@ -9339,18 +10341,37 @@
             <w:tcW w:w="1916" w:type="dxa"/>
           </w:tcPr>
           <w:p>
-            <w:pPr/>
+            <w:pPr>
+              <w:spacing w:line="240" w:lineRule="auto" w:after="40"/>
+            </w:pPr>
           </w:p>
         </w:tc>
       </w:tr>
     </w:tbl>
     <w:p/>
     <w:sectPr>
-      <w:pgSz w:w="12240" w:h="15840"/>
+      <w:footerReference w:type="default" r:id="rId8"/>
+      <w:pgSz w:w="11906" w:h="16838"/>
       <w:pgMar w:top="1440" w:right="1440" w:bottom="1440" w:left="1440" w:header="720" w:footer="720" w:gutter="0"/>
     </w:sectPr>
   </w:body>
 </w:document>
+</file>
+
+<file path=word/footer1.xml><?xml version="1.0" encoding="utf-8"?>
+<w:ftr xmlns:m="http://schemas.openxmlformats.org/officeDocument/2006/math" xmlns:mc="http://schemas.openxmlformats.org/markup-compatibility/2006" xmlns:mo="http://schemas.microsoft.com/office/mac/office/2008/main" xmlns:mv="urn:schemas-microsoft-com:mac:vml" xmlns:o="urn:schemas-microsoft-com:office:office" xmlns:r="http://schemas.openxmlformats.org/officeDocument/2006/relationships" xmlns:v="urn:schemas-microsoft-com:vml" xmlns:w10="urn:schemas-microsoft-com:office:word" xmlns:w14="http://schemas.microsoft.com/office/word/2010/wordml" xmlns:w="http://schemas.openxmlformats.org/wordprocessingml/2006/main" xmlns:wne="http://schemas.microsoft.com/office/word/2006/wordml" xmlns:wp14="http://schemas.microsoft.com/office/word/2010/wordprocessingDrawing" xmlns:wp="http://schemas.openxmlformats.org/drawingml/2006/wordprocessingDrawing" xmlns:wpc="http://schemas.microsoft.com/office/word/2010/wordprocessingCanvas" xmlns:wpg="http://schemas.microsoft.com/office/word/2010/wordprocessingGroup" xmlns:wpi="http://schemas.microsoft.com/office/word/2010/wordprocessingInk" xmlns:wps="http://schemas.microsoft.com/office/word/2010/wordprocessingShape" mc:Ignorable="w14 wp14">
+  <w:p>
+    <w:pPr>
+      <w:pStyle w:val="Footer"/>
+      <w:jc w:val="center"/>
+    </w:pPr>
+    <w:r>
+      <w:fldChar w:fldCharType="begin"/>
+      <w:instrText xml:space="preserve">PAGE</w:instrText>
+      <w:fldChar w:fldCharType="end"/>
+    </w:r>
+  </w:p>
+</w:ftr>
 </file>
 
 <file path=word/numbering.xml><?xml version="1.0" encoding="utf-8"?>
@@ -9561,6 +10582,9 @@
   <w:style w:type="paragraph" w:default="1" w:styleId="Normal">
     <w:name w:val="Normal"/>
     <w:qFormat/>
+    <w:pPr>
+      <w:spacing w:line="480" w:lineRule="auto" w:after="120"/>
+    </w:pPr>
   </w:style>
   <w:style w:type="paragraph" w:styleId="Heading1">
     <w:name w:val="heading 1"/>
@@ -9569,7 +10593,7 @@
     <w:qFormat/>
     <w:pPr>
       <w:keepNext/>
-      <w:spacing w:before="360" w:after="120"/>
+      <w:spacing w:before="360" w:after="120" w:line="480" w:lineRule="auto"/>
       <w:outlineLvl w:val="0"/>
     </w:pPr>
     <w:rPr>
@@ -9584,7 +10608,7 @@
     <w:qFormat/>
     <w:pPr>
       <w:keepNext/>
-      <w:spacing w:before="280" w:after="100"/>
+      <w:spacing w:before="280" w:after="120" w:line="480" w:lineRule="auto"/>
       <w:outlineLvl w:val="1"/>
     </w:pPr>
     <w:rPr>
@@ -9599,7 +10623,7 @@
     <w:qFormat/>
     <w:pPr>
       <w:keepNext/>
-      <w:spacing w:before="240" w:after="80"/>
+      <w:spacing w:before="240" w:after="120" w:line="480" w:lineRule="auto"/>
       <w:outlineLvl w:val="2"/>
     </w:pPr>
     <w:rPr>
@@ -9705,6 +10729,7 @@
     <w:basedOn w:val="Normal"/>
     <w:qFormat/>
     <w:pPr>
+      <w:spacing w:line="480" w:lineRule="auto" w:after="120"/>
       <w:ind w:left="720"/>
       <w:contextualSpacing/>
     </w:pPr>

--- a/revision-adc/manuscrito-review-of-education.docx
+++ b/revision-adc/manuscrito-review-of-education.docx
@@ -7,7 +7,7 @@
         <w:pStyle w:val="Heading1"/>
       </w:pPr>
       <w:r>
-        <w:t xml:space="preserve">From social media to generative artificial intelligence: A scoping review of critical digital literacy in formal education, 2016–2026</w:t>
+        <w:t xml:space="preserve">Critical digital literacy in formal education, 2016–2026: A scoping review of research growth, objects of critique and the rise of generative artificial intelligence</w:t>
       </w:r>
     </w:p>
     <w:p>
@@ -21,7 +21,7 @@
     <w:p>
       <w:pPr/>
       <w:r>
-        <w:t xml:space="preserve">Critical digital literacy (CDL) asks learners to read digital technologies as sites of power and not only as tools. This scoping review maps research on CDL in formal education published in English and Spanish between 2016 and 2026. Following PRISMA-ScR, I screened 469 Scopus records in two independent passes, one based on titles and one on abstracts and author keywords, and resolved disagreements with an explicit decision rule (κ = 0.51). A second reviewer read the abstracts of 169 records, including every disagreement, and confirmed all decisions. The 135 included studies were charted on six variables. Output grew by an estimated 21% a year between 2016 and 2025 (95% CI 11–31%), and 52 studies appeared in 2026 alone. The object of critique shifted: artificial intelligence, mostly generative, was absent before 2020 and appears in 43% of the studies published in 2024–2026; work on algorithms, data and platforms rose from 6% to 32%, while attention to social media held steady. Media literacy and multiliteracies, the dominant frames of the early years, lost ground. Research is concentrated in higher education (41%) and teacher education (29%), and early childhood and primary education account for 7%. Qualitative and conceptual designs predominate, and only 26 studies describe an intervention. Studies written in Spanish rose to 21% of the most recent period. The field responds quickly to each new technology but has yet to reach young children, to show what learners gain, or to settle on a conceptual core that outlasts any single platform.</w:t>
+        <w:t xml:space="preserve">Critical digital literacy (CDL) asks learners to read digital technologies as sites of power and not only as tools. This scoping review maps research on CDL in formal education published in English and Spanish between 2016 and 2026. Reported according to PRISMA-ScR, it screened 469 Scopus records in two independent passes, one on titles and one on abstracts and author keywords, and resolved disagreements with an explicit decision rule (κ = 0.51); a second reviewer verified 169 decisions. The 135 included studies were charted on six variables, four of them with term dictionaries applied to titles, abstracts and keywords. Output grew by an estimated 21% a year between 2016 and 2025 (95% CI 11–31%), and 52 studies appeared in 2026 alone. The objects of critique widened: artificial intelligence, mostly generative, was absent before 2020 and appears in 43% of the studies published in 2024–2026; work on algorithms, data and platforms rose from 6% to 32%, while attention to social media held steady. The vocabulary of media literacy and multiliteracies, dominant in the early years, became less frequent. Research concentrates on higher education (41%) and teacher education (29%), and early childhood and primary education account for 7%. Qualitative and conceptual designs predominate, and only 26 studies describe an intervention. Spanish-language studies rose to 21% of the most recent period. The field responds quickly to each new technology but has yet to reach young children, to show what learners gain, or to settle on a conceptual core that outlasts any single platform.</w:t>
       </w:r>
     </w:p>
     <w:p>
@@ -77,7 +77,7 @@
         <w:t xml:space="preserve">Implications for researchers, practitioners and policy makers.</w:t>
       </w:r>
       <w:r>
-        <w:t xml:space="preserve"> Researchers need intervention studies in primary schools and shared, validated instruments. Teacher educators can build on practices that recur across the corpus, such as virtual exchange and student media production. Digital competence frameworks such as DigComp and DigCompEdu would benefit from an explicit dimension on who owns educational platforms, what data they collect and whose interests they serve.</w:t>
+        <w:t xml:space="preserve"> Researchers need intervention studies in primary schools and shared, validated instruments. Teacher educators can build on practices that recur across the corpus, such as virtual exchange and student media production. Digital competence frameworks such as DigComp and DigCompEdu could move questions of platform ownership, data and interests from illustrative examples into the competences themselves.</w:t>
       </w:r>
     </w:p>
     <w:p>
@@ -103,7 +103,7 @@
     <w:p>
       <w:pPr/>
       <w:r>
-        <w:t xml:space="preserve">Policy has answered mostly with competence frameworks. DigComp 2.2 sets out what citizens should be able to do with digital technologies (Vuorikari et al., 2022), and DigCompEdu does the same for educators (Redecker, 2017). Both are valuable, and both include a critical element, but "critical" there mostly means judging whether a source is reliable. The weight of the frameworks falls on operational skill, safety and employability. A growing body of work argues that this leaves out the political question of who designs digital technologies, in whose interest and with what effects on inequality and democracy (Pangrazio, 2016; Pötzsch, 2019). Critical digital literacy (CDL) is the name that research has given to the attempt to bring that question into classrooms.</w:t>
+        <w:t xml:space="preserve">Policy has answered mostly with competence frameworks. DigComp 2.2 sets out what citizens should be able to do with digital technologies (Vuorikari et al., 2022), and DigCompEdu does the same for educators (Redecker, 2017). Both include critical elements: the critical evaluation of information and sources, citizenship through digital technologies and the protection of personal data. DigComp 2.2 also added examples on datafication and on citizens' interaction with AI systems, including the controversy over who owns the data those systems collect. These elements appear mostly as illustrative examples of knowledge and attitudes, however, while the competences and their proficiency levels remain framed around what an individual can do. A growing body of work argues that this keeps at the margins the political question of who designs digital technologies, in whose interest and with what effects on inequality and democracy (Pangrazio, 2016; Pötzsch, 2019). Critical digital literacy (CDL) is the name that research has given to the attempt to bring that question into classrooms.</w:t>
       </w:r>
     </w:p>
     <w:p>
@@ -235,7 +235,7 @@
     <w:p>
       <w:pPr/>
       <w:r>
-        <w:t xml:space="preserve">Digital competence frameworks include a critical component, but they define it narrowly. In DigComp 2.2, being critical means evaluating the credibility and reliability of information and sources (Vuorikari et al., 2022). Checking a source matters, yet it treats the information environment as given. CDL goes a step further and asks how that environment is built and governed.</w:t>
+        <w:t xml:space="preserve">Digital competence frameworks cover more of this ground than is often acknowledged, but they place it differently. In DigComp 2.2 the competence that names critique, evaluating data, information and digital content, concerns the credibility and reliability of sources (Vuorikari et al., 2022). Ownership, business models and collective action do appear, as examples in the annex on citizens interacting with AI systems: citizens should be aware that the ownership of personal data in AI systems is contested and that the business models of many AI companies depend on collating that data (example AI 54), and willing to join citizen-led collective action to change AI services and their business models (example AI 69). DigCompEdu, the framework for educators, does not take up these questions (Redecker, 2017). CDL differs less in the topics it names than in where it puts them. It treats the way the information environment is built and governed as the core of the literacy, not as an example attached to individual competences.</w:t>
       </w:r>
     </w:p>
     <w:p>
@@ -283,7 +283,7 @@
     <w:p>
       <w:pPr/>
       <w:r>
-        <w:t xml:space="preserve">The review follows the framework of Arksey and O'Malley (2005) and is reported according to the PRISMA extension for scoping reviews (PRISMA-ScR; Tricco et al., 2018). The flow of records is reported with the PRISMA 2020 diagram (Page et al., 2021). No protocol was registered in advance. To compensate, every decision in the review was made reproducible: the search string, the 469 records, both screening passes, the adjudication rule, the coding dictionaries and the code that applies them are archived as an open data set (Author, 2026).</w:t>
+        <w:t xml:space="preserve">The review follows the framework of Arksey and O'Malley (2005) and is reported according to the PRISMA extension for scoping reviews (PRISMA-ScR; Tricco et al., 2018). The flow of records is reported with the PRISMA 2020 diagram (Page et al., 2021). The review departs from JBI guidance in one respect. JBI recommends assessing the full texts of potentially eligible studies (Peters et al., 2024), but the access available returned neither the text of abstracts nor the full texts of subscription articles. Eligibility was therefore assessed on titles and on searches inside abstracts and keywords, verified by a second reviewer, and both eligibility and coding were checked against the full texts of a random sample of 40 open-access studies. No protocol was registered in advance. To compensate, every decision in the review was made reproducible: the search string, the 469 records, both screening passes, the adjudication rule, the coding dictionaries and the code that applies them are archived as an open data set (Author, 2026).</w:t>
       </w:r>
     </w:p>
     <w:p>
@@ -1207,7 +1207,7 @@
         <w:t xml:space="preserve">Note.</w:t>
       </w:r>
       <w:r>
-        <w:t xml:space="preserve"> K: author keywords name a critical literacy of the digital. A: the abstract names one. P: the abstract or keywords use terms of the sociopolitical dimension. κ = 0.51; observed agreement 80.0%. That the passes include the same number of records (135) is a coincidence of the marginal totals, not of the records themselves.</w:t>
+        <w:t xml:space="preserve"> K: author keywords name a critical literacy of the digital. A: the abstract names one. P: the abstract or keywords use terms of the sociopolitical dimension. κ = 0.51; observed agreement 80.0%. Pass 2 and the final selection both contain 135 records, but not the same ones: adjudication excluded 22 records that pass 2 had included and included 22 that it had excluded.</w:t>
       </w:r>
     </w:p>
     <w:p>
@@ -1258,6 +1258,32 @@
       <w:pPr/>
       <w:r>
         <w:t xml:space="preserve">Because term-based coding depends on the terms chosen, the main trends were re-estimated with strict dictionaries that keep only the least ambiguous terms of each category. The comparison is reported in the results.</w:t>
+      </w:r>
+    </w:p>
+    <w:p>
+      <w:pPr>
+        <w:pStyle w:val="Heading3"/>
+      </w:pPr>
+      <w:r>
+        <w:t xml:space="preserve">Validation on full texts</w:t>
+      </w:r>
+    </w:p>
+    <w:p>
+      <w:pPr/>
+      <w:r>
+        <w:t xml:space="preserve">[Draft: the validation is in progress. Revise this section once the coding is done.]</w:t>
+      </w:r>
+    </w:p>
+    <w:p>
+      <w:pPr/>
+      <w:r>
+        <w:t xml:space="preserve">To check whether the dictionaries identify what they claim to identify, two reviewers read the full texts of a random sample of 40 included studies and coded them independently with a codebook (Supplementary file S4). Because the review had no institutional access to subscription journals, the sample was drawn from the 77 open-access studies. It was stratified by period in proportion to the whole corpus rather than to the open-access subset, which is weighted towards 2024–2026: all 4 open-access studies from 2016–2019, 10 of 14 from 2020–2023 and 26 of 59 from 2024–2026, taken in a random order with a fixed seed. The remaining open-access studies of each period served as replacements.</w:t>
+      </w:r>
+    </w:p>
+    <w:p>
+      <w:pPr/>
+      <w:r>
+        <w:t xml:space="preserve">For each study the reviewers recorded whether it met the eligibility criteria; its level, design, theoretical tradition and objects of critique, coded by what the study does rather than by the words it uses (a tradition, for example, only when the study adopts it as its framework); whether and how it evaluates outcomes, distinguishing qualitative evidence of learning, quantitative measures without a comparison and comparative designs; and whether it addresses each of the three dimensions of the working definition, with a supporting quotation. Agreement between the reviewers is reported as Cohen's κ for each variable. Disagreements were resolved by discussion, and the consensus codes were compared with the dictionary codes to estimate the precision and sensitivity of each dictionary.</w:t>
       </w:r>
     </w:p>
     <w:p>
@@ -1379,6 +1405,20 @@
         <w:pStyle w:val="Heading3"/>
       </w:pPr>
       <w:r>
+        <w:t xml:space="preserve">Validation on full texts</w:t>
+      </w:r>
+    </w:p>
+    <w:p>
+      <w:pPr/>
+      <w:r>
+        <w:t xml:space="preserve">[Pending. Report: texts read and replacements used; eligibility confirmed on full text (n of 40); agreement between the reviewers (κ by variable, Supplementary file S5); precision and sensitivity of each dictionary, in a new table; the three dimensions, their combinations and their distribution by period; and the outcome evaluation categories. Then qualify the results below wherever a dictionary proves imprecise.]</w:t>
+      </w:r>
+    </w:p>
+    <w:p>
+      <w:pPr>
+        <w:pStyle w:val="Heading3"/>
+      </w:pPr>
+      <w:r>
         <w:t xml:space="preserve">Growth and characteristics of the field (RQ1)</w:t>
       </w:r>
     </w:p>
@@ -2935,7 +2975,7 @@
     <w:p>
       <w:pPr/>
       <w:r>
-        <w:t xml:space="preserve">The theoretical base of the field changed as the field grew (Table 4). In 2016–2019, nine of the 18 studies drew on media literacy and nine on multiliteracies or the New Literacy Studies, often in combination. That weight owes much to a single journal: 7 of the 18 studies from the period, including 7 of the 9 framed by media literacy, appeared in the </w:t>
+        <w:t xml:space="preserve">The vocabulary of the theoretical traditions changed as the field grew (Table 4). The codes record whether a study uses the terms of a tradition in its title, abstract or keywords, not whether it adopts that tradition: a study that mentions multimodality is not thereby a multiliteracies study, and one that mentions gender or race is not thereby feminist or decolonial. With 54 studies (40.0%) using none of the terms, the trends below are trends in visible vocabulary, which may also reflect changes in how authors describe their work. In 2016–2019, nine of the 18 studies used the vocabulary of media literacy and nine that of multiliteracies or the New Literacy Studies, often in combination. That weight owes much to a single journal: 7 of the 18 studies from the period, including 7 of the 9 coded for media literacy, appeared in the </w:t>
       </w:r>
       <w:r>
         <w:rPr>
@@ -5550,7 +5590,7 @@
     <w:p>
       <w:pPr/>
       <w:r>
-        <w:t xml:space="preserve">Evaluation of these practices is thin. Only 26 studies describe an intervention or a designed teaching sequence, and just 8 of them also use quantitative measures, which is the closest the field comes to testing what learners gain. Quantitative work is concentrated in higher education (18 of the 31 quantitative studies), and much of the recent effort goes into building instruments rather than evaluating teaching. Examples are the Comprehensive Digital Literacy Scale (AlGhannama et al., 2025), the Critical 3wAI Literacy Scale (Bozkurt et al., 2026) and a survey of adolescents' critical race digital literacy skills (McGee et al., 2026). In early childhood and primary education, three studies describe an intervention.</w:t>
+        <w:t xml:space="preserve">Studies that describe an intervention or a designed teaching sequence are a minority: 26 of the 135, and 8 of them also mention quantitative measures. Outcome evaluation, quantitative measurement and causal inference should not be confused. Qualitative studies of an intervention can document learning, changes in practice or agency, and a quantitative measure does not by itself show that a practice caused a change. The coding used here shows which studies describe an intervention and which mention quantitative measures, but not which evaluate outcomes, a question that needs the full texts. Quantitative work is concentrated in higher education (18 of the 31 quantitative studies), and much of the recent effort goes into building instruments rather than evaluating teaching. Examples are the Comprehensive Digital Literacy Scale (AlGhannama et al., 2025), the Critical 3wAI Literacy Scale (Bozkurt et al., 2026) and a survey of adolescents' critical race digital literacy skills (McGee et al., 2026). In early childhood and primary education, three studies describe an intervention.</w:t>
       </w:r>
     </w:p>
     <w:p>
@@ -6404,7 +6444,7 @@
     <w:p>
       <w:pPr/>
       <w:r>
-        <w:t xml:space="preserve">The shift from social media to platforms and then to generative AI shows a field able to respond quickly. Within three years of the release of ChatGPT, AI had become the most frequent object of critique in the corpus. That speed has a cost. Each new technology tends to bring its own literacy, and the corpus already contains data literacy, algorithmic literacy, prompt literacy and critical AI literacy alongside CDL. If every technology gets its own framework, the field will struggle to accumulate knowledge, and teachers will face a new vocabulary every few years.</w:t>
+        <w:t xml:space="preserve">The widening of attention from social media to platforms and then to generative AI shows a field able to respond quickly. Attention to social media did not fall, so the pattern is one of accumulation rather than replacement. Within three years of the release of ChatGPT, AI had become the most frequent object of critique in the corpus. That speed has a cost. Each new technology tends to bring its own literacy, and the corpus already contains data literacy, algorithmic literacy, prompt literacy and critical AI literacy alongside CDL. If every technology gets its own framework, the field will struggle to accumulate knowledge, and teachers will face a new vocabulary every few years.</w:t>
       </w:r>
     </w:p>
     <w:p>
@@ -6438,7 +6478,7 @@
     <w:p>
       <w:pPr/>
       <w:r>
-        <w:t xml:space="preserve">Qualitative and conceptual studies dominate, and the share of studies that describe an intervention has not grown. Only 8 studies combine an intervention with quantitative measures. The new instruments for CDL and critical AI literacy (AlGhannama et al., 2025; Bozkurt et al., 2026) could support comparative designs, but they also bring a risk the field should name. A literacy whose aim is to question how systems sort and score people can be reduced, in turn, to a score. Evaluation designs that combine measures with analyses of what learners produce and say would be more consistent with what CDL sets out to do.</w:t>
+        <w:t xml:space="preserve">Qualitative and conceptual designs are the most frequent codes, and the share of studies that describe an intervention has not grown. Evidence of what learners gain can come from qualitative as well as quantitative designs, but few studies of either kind appear to set out to evaluate outcomes. The new instruments for CDL and critical AI literacy (AlGhannama et al., 2025; Bozkurt et al., 2026) could support comparative designs, but they also bring a risk the field should name. A literacy whose aim is to question how systems sort and score people can be reduced, in turn, to a score. Evaluation designs that combine measures with analyses of what learners produce and say would be more consistent with what CDL sets out to do.</w:t>
       </w:r>
     </w:p>
     <w:p>
@@ -6466,7 +6506,7 @@
     <w:p>
       <w:pPr/>
       <w:r>
-        <w:t xml:space="preserve">Several studies in the corpus question how CDL fits within use-centred competence frameworks. The findings support adding an infrastructural dimension to frameworks such as DigComp and DigCompEdu: knowledge of who owns educational platforms, what data they collect and how their business models work. Without it, digital competence for teachers risks meaning the efficient adoption of tools whose logic is never discussed.</w:t>
+        <w:t xml:space="preserve">Several studies in the corpus question how CDL fits within competence frameworks centred on use. DigComp 2.2 already mentions data ownership, business models and collective action, but only as examples in its annex on AI systems, and DigCompEdu does not develop them for educators. The findings support moving these questions from the examples into the competences themselves, as an infrastructural dimension: knowledge of who owns educational platforms, what data they collect and how their business models work. Without it, digital competence for teachers risks meaning the efficient adoption of tools whose logic is never discussed.</w:t>
       </w:r>
     </w:p>
     <w:p>
@@ -6480,7 +6520,7 @@
     <w:p>
       <w:pPr/>
       <w:r>
-        <w:t xml:space="preserve">The two screening passes agreed only moderately. Had the review relied on titles alone, it would have missed 50 of the 135 included studies and kept 44 that the abstract evidence did not support. Many studies in this field name CDL only in their abstract or keywords, and many titles that sound critical describe something else. The second reviewer, reading the abstracts, confirmed every decision that the rule had taken on the disputed records. Reviews of CDL, and probably of other critical literacies, should not screen on titles alone. When abstracts cannot be read in full, field-level searches inside them, as used here, offer a reproducible second pass.</w:t>
+        <w:t xml:space="preserve">The two screening passes agreed only moderately. Neither pass alone reproduced the final selection. Compared with it, the title pass would have missed 28 of the 135 included studies (20.7%) and kept 22 that were finally excluded; the abstract-and-keyword pass would have missed 22 and kept 22. Because the final selection was built from both passes, these figures show how far each pass departs from it, not independent error rates. Some studies name CDL only in their abstract or keywords, and some titles that sound critical describe something else. The second reviewer, reading the abstracts, confirmed every decision that the rule had taken on the disputed records. Reviews of CDL, and probably of other critical literacies, should not rely on titles alone. Field-level searches inside abstracts offer a reproducible second pass, but reproducibility is not validity: they locate candidate studies and do not replace reading them.</w:t>
       </w:r>
     </w:p>
     <w:p>
@@ -6509,10 +6549,10 @@
         <w:rPr>
           <w:b/>
         </w:rPr>
-        <w:t xml:space="preserve">No appraisal of full texts.</w:t>
-      </w:r>
-      <w:r>
-        <w:t xml:space="preserve"> The Scopus access available did not return the text of abstracts, so both screening passes and the charting rest on titles and on term searches in abstracts and keywords. A second reviewer read the abstracts of 169 records, but full texts were not appraised. Codes therefore show that a term appears, not how a study treats it, and the synthesis describes what studies set out to do rather than what they found.</w:t>
+        <w:t xml:space="preserve">Full texts read only for a sample.</w:t>
+      </w:r>
+      <w:r>
+        <w:t xml:space="preserve"> The Scopus access available did not return the text of abstracts, so both screening passes and the charting rest on titles and on term searches in abstracts and keywords. A second reviewer read the abstracts of 169 records, and full texts were read for a random sample of 40 studies. For the other 95 studies, codes show that a term appears, not how a study treats it, and the synthesis describes what studies set out to do rather than what they found. Because the sample was drawn from open-access studies only, it over-represents open-access journals, which in this corpus publish 16 of the 19 Spanish-language studies and most of the recent ones; its estimates of dictionary accuracy may not transfer exactly to subscription journals.</w:t>
       </w:r>
     </w:p>
     <w:p>
@@ -6548,7 +6588,7 @@
         <w:t xml:space="preserve">Term-based coding.</w:t>
       </w:r>
       <w:r>
-        <w:t xml:space="preserve"> Codes depend on the dictionaries. The strict dictionaries show that the main trends are robust, but codes for level and design are less reliable, and 30 studies received no level code, 34 no design code and 54 no tradition code.</w:t>
+        <w:t xml:space="preserve"> Codes depend on the dictionaries, and reproducible coding is not the same as valid coding: the dictionaries locate vocabulary, and the categories they assign were not checked against the full texts. The strict dictionaries show that the main trends do not depend on the broader terms, but codes for level and design are less reliable, and 30 studies received no level code, 34 no design code and 54 no tradition code.</w:t>
       </w:r>
     </w:p>
     <w:p>
@@ -6598,7 +6638,7 @@
     <w:p>
       <w:pPr/>
       <w:r>
-        <w:t xml:space="preserve">Between 2016 and 2026, research on critical digital literacy in formal education moved from a small niche, with two studies in 2016, to a fast-growing field, with 52 studies in 2026 alone. It has shifted its attention from social media to platforms, data and artificial intelligence, and the media literacy that framed its early years now shares the ground with critical pedagogy and with race, gender and decolonial perspectives. Research written in Spanish, almost absent before 2020, now makes up a fifth of the newest studies.</w:t>
+        <w:t xml:space="preserve">Between 2016 and 2026, research on critical digital literacy in formal education moved from a small niche, with two studies in 2016, to a fast-growing field, with 52 studies in 2026 alone. It has widened its attention from social media to platforms, data and artificial intelligence without leaving social media behind, and the vocabulary of media literacy that marked its early years now appears alongside that of critical pedagogy and of race, gender and decolonial perspectives. Research written in Spanish, almost absent before 2020, now makes up a fifth of the newest studies.</w:t>
       </w:r>
     </w:p>
     <w:p>
@@ -6610,7 +6650,7 @@
     <w:p>
       <w:pPr/>
       <w:r>
-        <w:t xml:space="preserve">For policy, the main message is that the digital competence promoted by current frameworks is necessary but not enough. Preparing people to live with platforms they do not control means teaching them to ask who designs those platforms, what data they collect and whom they serve.</w:t>
+        <w:t xml:space="preserve">For policy, the main message is that current frameworks already name some of these questions but treat them as examples rather than as competences. Preparing people to live with platforms they do not control means putting at the centre the questions of who designs those platforms, what data they collect and whom they serve.</w:t>
       </w:r>
     </w:p>
     <w:p>
@@ -7831,6 +7871,21 @@
       </w:r>
       <w:r>
         <w:t xml:space="preserve">(2), 163–174. https://doi.org/10.1080/01596306.2014.942836</w:t>
+      </w:r>
+    </w:p>
+    <w:p>
+      <w:pPr/>
+      <w:r>
+        <w:t xml:space="preserve">Peters, M. D. J., Godfrey, C., McInerney, P., Munn, Z., Tricco, A. C., &amp; Khalil, H. (2024). Scoping reviews. In E. Aromataris, C. Lockwood, K. Porritt, B. Pilla, &amp; Z. Jordan (Eds.), </w:t>
+      </w:r>
+      <w:r>
+        <w:rPr>
+          <w:i/>
+        </w:rPr>
+        <w:t xml:space="preserve">JBI manual for evidence synthesis</w:t>
+      </w:r>
+      <w:r>
+        <w:t xml:space="preserve">. JBI. https://doi.org/10.46658/JBIMES-24-09</w:t>
       </w:r>
     </w:p>
     <w:p>

--- a/revision-adc/manuscrito-review-of-education.docx
+++ b/revision-adc/manuscrito-review-of-education.docx
@@ -21,7 +21,7 @@
     <w:p>
       <w:pPr/>
       <w:r>
-        <w:t xml:space="preserve">Critical digital literacy (CDL) asks learners to read digital technologies as sites of power and not only as tools. This scoping review maps research on CDL in formal education published in English and Spanish between 2016 and 2026. Reported according to PRISMA-ScR, it screened 469 Scopus records in two independent passes, one on titles and one on abstracts and author keywords, and resolved disagreements with an explicit decision rule (κ = 0.51); a second reviewer verified 169 decisions. The 135 included studies were charted on six variables, four of them with term dictionaries applied to titles, abstracts and keywords. Output grew by an estimated 21% a year between 2016 and 2025 (95% CI 11–31%), and 52 studies appeared in 2026 alone. The objects of critique widened: artificial intelligence, mostly generative, was absent before 2020 and appears in 43% of the studies published in 2024–2026; work on algorithms, data and platforms rose from 6% to 32%, while attention to social media held steady. The vocabulary of media literacy and multiliteracies, dominant in the early years, became less frequent. Research concentrates on higher education (41%) and teacher education (29%), and early childhood and primary education account for 7%. Qualitative and conceptual designs predominate, and only 26 studies describe an intervention. Spanish-language studies rose to 21% of the most recent period. The field responds quickly to each new technology but has yet to reach young children, to show what learners gain, or to settle on a conceptual core that outlasts any single platform.</w:t>
+        <w:t xml:space="preserve">Critical digital literacy (CDL) asks learners to read digital technologies as sites of power and not only as tools. This scoping review maps research on CDL in formal education published in English and Spanish between 2016 and 2026. Reported according to PRISMA-ScR, it screened 469 Scopus records in two independent passes, on titles and on abstracts and keywords, and resolved disagreements with an explicit rule; a second reviewer verified 169 decisions. The 135 included studies were charted with term dictionaries, which were then checked against the full texts of 38 open-access studies. Output grew by an estimated 21% a year between 2016 and 2025, and 52 studies appeared in 2026 alone. Artificial intelligence, absent before 2020, appears in 43% of the studies of 2024–2026, and algorithms, data and platforms rose from 6% to 32%. Research concentrates on higher education and teacher education; early childhood and primary education account for 7%. The full texts qualify this picture. Only 25 of the 38 studies made CDL a central concern, including 5 of the 11 coded for AI, and the dictionaries were accurate for AI but missed most work on disinformation and privacy. Of the 25, 16 did not evaluate outcomes, none used a comparison group, and 14 examined the infrastructures behind digital texts. The field responds quickly to each new technology, but part of its growth is nominal, and it has yet to reach young children or show what learners gain.</w:t>
       </w:r>
     </w:p>
     <w:p>
@@ -53,7 +53,7 @@
         <w:t xml:space="preserve">Rationale for this study.</w:t>
       </w:r>
       <w:r>
-        <w:t xml:space="preserve"> Schools and universities teach through platforms and AI systems they do not control. Earlier reviews covered one educational level or country and mostly predate generative AI.</w:t>
+        <w:t xml:space="preserve"> Schools teach through platforms and AI systems they do not control. Earlier reviews covered one level or country and mostly predate generative AI.</w:t>
       </w:r>
     </w:p>
     <w:p>
@@ -65,7 +65,7 @@
         <w:t xml:space="preserve">Why the new findings matter.</w:t>
       </w:r>
       <w:r>
-        <w:t xml:space="preserve"> The field is growing fast and follows each new technology, but it concentrates on universities and teacher education and rarely tests what learners gain.</w:t>
+        <w:t xml:space="preserve"> The field grows fast and follows each new technology, but a third of the studies sampled treat CDL only in passing, and few test what learners gain.</w:t>
       </w:r>
     </w:p>
     <w:p>
@@ -77,7 +77,7 @@
         <w:t xml:space="preserve">Implications for researchers, practitioners and policy makers.</w:t>
       </w:r>
       <w:r>
-        <w:t xml:space="preserve"> Researchers need intervention studies in primary schools and shared, validated instruments. Teacher educators can build on practices that recur across the corpus, such as virtual exchange and student media production. Digital competence frameworks such as DigComp and DigCompEdu could move questions of platform ownership, data and interests from illustrative examples into the competences themselves.</w:t>
+        <w:t xml:space="preserve"> Researchers need intervention studies in primary schools, shared instruments and screening on full texts, because titles and abstracts overstate the field. Teacher educators can build on practices that recur across the corpus, such as virtual exchange and student media production. Digital competence frameworks such as DigComp and DigCompEdu could move questions of platform ownership, data and interests from illustrative examples into the competences themselves.</w:t>
       </w:r>
     </w:p>
     <w:p>
@@ -283,7 +283,7 @@
     <w:p>
       <w:pPr/>
       <w:r>
-        <w:t xml:space="preserve">The review follows the framework of Arksey and O'Malley (2005) and is reported according to the PRISMA extension for scoping reviews (PRISMA-ScR; Tricco et al., 2018). The flow of records is reported with the PRISMA 2020 diagram (Page et al., 2021). The review departs from JBI guidance in one respect. JBI recommends assessing the full texts of potentially eligible studies (Peters et al., 2024), but the access available returned neither the text of abstracts nor the full texts of subscription articles. Eligibility was therefore assessed on titles and on searches inside abstracts and keywords, verified by a second reviewer, and both eligibility and coding were checked against the full texts of a random sample of 40 open-access studies. No protocol was registered in advance. To compensate, every decision in the review was made reproducible: the search string, the 469 records, both screening passes, the adjudication rule, the coding dictionaries and the code that applies them are archived as an open data set (Author, 2026).</w:t>
+        <w:t xml:space="preserve">The review follows the framework of Arksey and O'Malley (2005) and is reported according to the PRISMA extension for scoping reviews (PRISMA-ScR; Tricco et al., 2018). The flow of records is reported with the PRISMA 2020 diagram (Page et al., 2021). The review departs from JBI guidance in one respect. JBI recommends assessing the full texts of potentially eligible studies (Peters et al., 2024), but the access available returned neither the text of abstracts nor the full texts of subscription articles. Eligibility was therefore assessed on titles and on searches inside abstracts and keywords, verified by a second reviewer, and both eligibility and coding were checked against the full texts of a random sample of open-access studies, 38 of which could be read. No protocol was registered in advance. To compensate, every decision in the review was made reproducible: the search string, the 469 records, both screening passes, the adjudication rule, the coding dictionaries and the code that applies them are archived as an open data set (Author, 2026).</w:t>
       </w:r>
     </w:p>
     <w:p>
@@ -1271,19 +1271,25 @@
     <w:p>
       <w:pPr/>
       <w:r>
-        <w:t xml:space="preserve">[Draft: the validation is in progress. Revise this section once the coding is done.]</w:t>
-      </w:r>
-    </w:p>
-    <w:p>
-      <w:pPr/>
-      <w:r>
-        <w:t xml:space="preserve">To check whether the dictionaries identify what they claim to identify, two reviewers read the full texts of a random sample of 40 included studies and coded them independently with a codebook (Supplementary file S4). Because the review had no institutional access to subscription journals, the sample was drawn from the 77 open-access studies. It was stratified by period in proportion to the whole corpus rather than to the open-access subset, which is weighted towards 2024–2026: all 4 open-access studies from 2016–2019, 10 of 14 from 2020–2023 and 26 of 59 from 2024–2026, taken in a random order with a fixed seed. The remaining open-access studies of each period served as replacements.</w:t>
-      </w:r>
-    </w:p>
-    <w:p>
-      <w:pPr/>
-      <w:r>
-        <w:t xml:space="preserve">For each study the reviewers recorded whether it met the eligibility criteria; its level, design, theoretical tradition and objects of critique, coded by what the study does rather than by the words it uses (a tradition, for example, only when the study adopts it as its framework); whether and how it evaluates outcomes, distinguishing qualitative evidence of learning, quantitative measures without a comparison and comparative designs; and whether it addresses each of the three dimensions of the working definition, with a supporting quotation. Agreement between the reviewers is reported as Cohen's κ for each variable. Disagreements were resolved by discussion, and the consensus codes were compared with the dictionary codes to estimate the precision and sensitivity of each dictionary.</w:t>
+        <w:t xml:space="preserve">To check whether the selection and the dictionaries identify what they claim to identify, the full texts of a random sample of included studies were read and coded with a codebook (Supplementary file S4). Because the review had no institutional access to subscription journals, the sample was drawn from the 77 open-access studies. It was stratified by period in proportion to the whole corpus rather than to the open-access subset, which is weighted towards 2024–2026: all 4 open-access studies from 2016–2019, 10 of 14 from 2020–2023 and 26 of 59 from 2024–2026, taken in a random order with a fixed seed. The remaining open-access studies of each period were listed in random order as replacements.</w:t>
+      </w:r>
+    </w:p>
+    <w:p>
+      <w:pPr/>
+      <w:r>
+        <w:t xml:space="preserve">An open-access flag in the bibliographic record did not always lead to a text. Full texts were sought at the open-access locations recorded by OpenAlex and Semantic Scholar and on the publishers' own pages, without bypassing any access control, and were obtained for 22 of the 40 sampled studies. The 16 missing studies from 2020–2023 and 2024–2026 were replaced by the next replacements of the same period with a retrievable text. The 2 missing studies from 2016–2019 could not be replaced, because the sample already contained every open-access study of that period. In all, 38 full texts were read: 2 from 2016–2019, 10 from 2020–2023 and 26 from 2024–2026. For one study a repository served a different article under the right record, and the journal's own text was used instead.</w:t>
+      </w:r>
+    </w:p>
+    <w:p>
+      <w:pPr/>
+      <w:r>
+        <w:t xml:space="preserve">For each study the coder recorded whether it met the eligibility criteria; its level, design, theoretical tradition and objects of critique, coded by what the study does rather than by the words it uses (a tradition, for example, only when the study adopts it as its framework); whether and how it evaluates outcomes, distinguishing qualitative evidence of learning, quantitative measures without a comparison and comparative designs; and whether it addresses each of the three dimensions of the working definition. Each dimension coded as present was recorded with a supporting quotation and its page, and borderline decisions were explained in a note (Supplementary file S5).</w:t>
+      </w:r>
+    </w:p>
+    <w:p>
+      <w:pPr/>
+      <w:r>
+        <w:t xml:space="preserve">The full texts were coded by one coder, a large language model (Claude, Anthropic) applying the codebook, so no agreement between coders can be reported; the quotations allow each code to be checked against its source. For the eligible studies, the full-text codes were compared with the dictionary codes. Precision is the share of a dictionary's codes that the full text confirms, sensitivity is the share of full-text codes that the dictionary finds, and Cohen's κ summarises agreement. Proportions are given with Wilson 95% confidence intervals.</w:t>
       </w:r>
     </w:p>
     <w:p>
@@ -1397,7 +1403,7 @@
         <w:t xml:space="preserve">digital literacy</w:t>
       </w:r>
       <w:r>
-        <w:t xml:space="preserve"> appeared close together without a CDL approach: work on generic critical thinking, technology acceptance or the digital skills of health science students. A further 12 records were set outside formal education and 2 were book reviews.</w:t>
+        <w:t xml:space="preserve"> appeared close together without a CDL approach: work on generic critical thinking, technology acceptance or the digital skills of health science students. A further 12 records were set outside formal education and 2 were book reviews. A reading of full texts for a sample of these studies, reported at the end of this section, suggests that about two thirds of them make CDL a central concern; the figures that follow describe the 135 studies as selected.</w:t>
       </w:r>
     </w:p>
     <w:p>
@@ -1405,20 +1411,6 @@
         <w:pStyle w:val="Heading3"/>
       </w:pPr>
       <w:r>
-        <w:t xml:space="preserve">Validation on full texts</w:t>
-      </w:r>
-    </w:p>
-    <w:p>
-      <w:pPr/>
-      <w:r>
-        <w:t xml:space="preserve">[Pending. Report: texts read and replacements used; eligibility confirmed on full text (n of 40); agreement between the reviewers (κ by variable, Supplementary file S5); precision and sensitivity of each dictionary, in a new table; the three dimensions, their combinations and their distribution by period; and the outcome evaluation categories. Then qualify the results below wherever a dictionary proves imprecise.]</w:t>
-      </w:r>
-    </w:p>
-    <w:p>
-      <w:pPr>
-        <w:pStyle w:val="Heading3"/>
-      </w:pPr>
-      <w:r>
         <w:t xml:space="preserve">Growth and characteristics of the field (RQ1)</w:t>
       </w:r>
     </w:p>
@@ -1434,7 +1426,7 @@
         <w:t xml:space="preserve">p</w:t>
       </w:r>
       <w:r>
-        <w:t xml:space="preserve"> &lt; .001). Most of the field is very recent: 82 of the 135 studies (60.7%) appeared in 2024–2026.</w:t>
+        <w:t xml:space="preserve"> &lt; .001). Most of the field is very recent: 82 of the 135 studies (60.7%) appeared in 2024–2026. Growth here means growth in studies indexed under CDL. In the full-text sample, the share that made CDL a central concern was lowest in 2024–2026, so the recent rise of the field is probably overstated.</w:t>
       </w:r>
     </w:p>
     <w:p>
@@ -1629,7 +1621,7 @@
     <w:p>
       <w:pPr/>
       <w:r>
-        <w:t xml:space="preserve">Table 3 shows how the corpus is distributed by educational level and design. Higher education is the most studied level (40.7%), followed by teacher education (28.9%) and secondary education (21.5%). Early childhood and primary education account for only 10 studies (7.4%), and their share did not grow. The apparent fall of secondary education, from 44.4% to 17.1%, should be read with caution: it rests on broad terms such as </w:t>
+        <w:t xml:space="preserve">Table 3 shows how the corpus is distributed by educational level and design. Higher education is the most studied level (40.7%), followed by teacher education (28.9%) and secondary education (21.5%). Early childhood and primary education account for only 10 studies (7.4%), and their share did not grow. If anything, the code overstates them: four of the five sampled studies coded for this level were set at another. The apparent fall of secondary education, from 44.4% to 17.1%, should be read with caution: it rests on broad terms such as </w:t>
       </w:r>
       <w:r>
         <w:rPr>
@@ -1638,7 +1630,7 @@
         <w:t xml:space="preserve">adolescents</w:t>
       </w:r>
       <w:r>
-        <w:t xml:space="preserve">, and it disappears with the strict dictionary (Table 5). Qualitative designs became more frequent, rising from a third of the studies in the first period to 58.5% in the last, and so did quantitative designs and literature reviews. The share of studies that describe an intervention or a designed sequence of teaching did not increase.</w:t>
+        <w:t xml:space="preserve">, and it disappears with the strict dictionary (Table 5). Qualitative designs became more frequent, rising from a third of the studies in the first period to 58.5% in the last, and so did quantitative designs and literature reviews. The share of studies coded as describing an intervention or a designed sequence of teaching did not increase, although this code found only half of the interventions in the full-text sample.</w:t>
       </w:r>
     </w:p>
     <w:p>
@@ -2984,7 +2976,7 @@
         <w:t xml:space="preserve">Journal of Adolescent &amp; Adult Literacy</w:t>
       </w:r>
       <w:r>
-        <w:t xml:space="preserve">, a journal written largely for literacy teachers (Harrison, 2018; McArthur, 2019; Saunders et al., 2017). Both traditions fell to under a fifth of the studies in later periods, and both declines are significant.</w:t>
+        <w:t xml:space="preserve">, a journal written largely for literacy teachers (Harrison, 2018; McArthur, 2019; Saunders et al., 2017). Both traditions fell to under a fifth of the studies in later periods, and both declines are significant. The full-text check supports this caution. In the sample, the dictionaries found 2 of the 6 studies that adopt Freirean critical pedagogy as their framework, and they agreed only in part with the full texts on media literacy and multiliteracies (κ = .46 and .62).</w:t>
       </w:r>
     </w:p>
     <w:p>
@@ -3691,7 +3683,7 @@
         <w:t xml:space="preserve">p</w:t>
       </w:r>
       <w:r>
-        <w:t xml:space="preserve"> &lt; .001). Disinformation and post-truth (8 studies), privacy and surveillance (8) and hate speech and radicalisation (3) are smaller and stable lines of work.</w:t>
+        <w:t xml:space="preserve"> &lt; .001). Disinformation and post-truth (8 studies), privacy and surveillance (8) and hate speech and radicalisation (3) are smaller and stable lines of work. These counts are probably too low: in the full-text sample, the dictionaries found 1 of the 6 studies that critique disinformation and 1 of the 7 on privacy and surveillance.</w:t>
       </w:r>
     </w:p>
     <w:p>
@@ -3805,7 +3797,7 @@
     <w:p>
       <w:pPr/>
       <w:r>
-        <w:t xml:space="preserve">The main trends hold when the coding is repeated with strict dictionaries (Table 5). The rise of AI and of platforms remains significant; the strict AI dictionary, which counts only generative AI, still finds it in 26.8% of the latest studies. Social media stays flat under both dictionaries. The changes by educational level are not robust: the fall of secondary education disappears with the strict dictionary, and under that dictionary no level shows a significant trend.</w:t>
+        <w:t xml:space="preserve">The main trends hold when the coding is repeated with strict dictionaries (Table 5). The rise of AI and of platforms remains significant; the strict AI dictionary, which counts only generative AI, still finds it in 26.8% of the latest studies. Social media stays flat under both dictionaries. The changes by educational level are not robust: the fall of secondary education disappears with the strict dictionary, and under that dictionary no level shows a significant trend. The full-text check adds a different caveat. The AI dictionary was the most accurate of all, so the rise of AI as a code is not an artefact of the terms chosen; but only 5 of the 11 sampled studies coded for AI made CDL a central concern.</w:t>
       </w:r>
     </w:p>
     <w:p>
@@ -5590,7 +5582,7 @@
     <w:p>
       <w:pPr/>
       <w:r>
-        <w:t xml:space="preserve">Studies that describe an intervention or a designed teaching sequence are a minority: 26 of the 135, and 8 of them also mention quantitative measures. Outcome evaluation, quantitative measurement and causal inference should not be confused. Qualitative studies of an intervention can document learning, changes in practice or agency, and a quantitative measure does not by itself show that a practice caused a change. The coding used here shows which studies describe an intervention and which mention quantitative measures, but not which evaluate outcomes, a question that needs the full texts. Quantitative work is concentrated in higher education (18 of the 31 quantitative studies), and much of the recent effort goes into building instruments rather than evaluating teaching. Examples are the Comprehensive Digital Literacy Scale (AlGhannama et al., 2025), the Critical 3wAI Literacy Scale (Bozkurt et al., 2026) and a survey of adolescents' critical race digital literacy skills (McGee et al., 2026). In early childhood and primary education, three studies describe an intervention.</w:t>
+        <w:t xml:space="preserve">Studies that describe an intervention or a designed teaching sequence are a minority: 26 of the 135, and 8 of them also mention quantitative measures. Outcome evaluation, quantitative measurement and causal inference should not be confused. Qualitative studies of an intervention can document learning, changes in practice or agency, and a quantitative measure does not by itself show that a practice caused a change. The dictionaries show which studies describe an intervention and which mention quantitative measures, but not which evaluate outcomes; the full-text sample, reported below, answers that question for 25 studies. Quantitative work is concentrated in higher education (18 of the 31 quantitative studies), and much of the recent effort goes into building instruments rather than evaluating teaching. Examples are the Comprehensive Digital Literacy Scale (AlGhannama et al., 2025), the Critical 3wAI Literacy Scale (Bozkurt et al., 2026) and a survey of adolescents' critical race digital literacy skills (McGee et al., 2026). In early childhood and primary education, three studies describe an intervention.</w:t>
       </w:r>
     </w:p>
     <w:p>
@@ -6421,6 +6413,2546 @@
     </w:p>
     <w:p>
       <w:pPr>
+        <w:pStyle w:val="Heading3"/>
+      </w:pPr>
+      <w:r>
+        <w:t xml:space="preserve">Validation on full texts</w:t>
+      </w:r>
+    </w:p>
+    <w:p>
+      <w:pPr/>
+      <w:r>
+        <w:t xml:space="preserve">Of the 38 studies read in full, 25 (65.8%, 95% CI 50–79%) met the eligibility criteria. All 13 exclusions had the same reason: CDL was not a central focus. In some, CDL appeared only in a closing recommendation, as in a survey of students' views on regulating ChatGPT (López-Fernández et al., 2026). In others, "critical" meant judging the credibility of sources (Ketzer-Nöltge &amp; Markovic, 2022; Lalira &amp; Warouw, 2026) or holding ethical beliefs about AI (Bozkurt et al., 2026). Fifteen decisions were borderline. Excluding all of them would leave 19 eligible studies (50%); including all of them would give 34 (89%).</w:t>
+      </w:r>
+    </w:p>
+    <w:p>
+      <w:pPr/>
+      <w:r>
+        <w:t xml:space="preserve">Eligibility depended on how a study had entered the review. It was confirmed for 20 of the 25 sampled studies on which both screening passes had agreed, but for only 3 of the 10 admitted under the second branch of the adjudication rule, a title referring to a digital technology and two of the three indicators. It was also lower among studies coded for AI (5 of 11) and in the latest period (16 of 26, against 7 of 10 in 2020–2023 and both studies from 2016–2019). The numbers are small, but they point the same way: much of the recent growth of the corpus, and of its work on AI, consists of studies that mention CDL without making it their concern.</w:t>
+      </w:r>
+    </w:p>
+    <w:p>
+      <w:pPr/>
+      <w:r>
+        <w:t xml:space="preserve">Table 8 compares the dictionary codes with the full-text codes of the 25 eligible studies. The AI dictionary matched the full texts exactly (5 of 5, κ = 1.00), and the codes for secondary education, social media and race, gender and decolonial perspectives came close (κ = .80 to .88). The other dictionaries erred in one of two directions. Some assigned codes that the full text did not support: four of the five studies coded for early childhood and primary education were set at another level, and three of the four coded as conceptual were not conceptual studies. Others missed most of what the full texts contained. They found 1 of the 6 studies that critique disinformation, 1 of the 7 on privacy and surveillance, 1 of the 5 in which learners produce digital content, 2 of the 6 that adopt Freirean critical pedagogy and 5 of the 10 that describe an intervention.</w:t>
+      </w:r>
+    </w:p>
+    <w:p>
+      <w:pPr/>
+      <w:r>
+        <w:rPr>
+          <w:b/>
+        </w:rPr>
+        <w:t xml:space="preserve">Table 8.</w:t>
+      </w:r>
+      <w:r>
+        <w:t xml:space="preserve"> Dictionary codes compared with full-text codes in the eligible studies of the validation sample (n = 25)</w:t>
+      </w:r>
+    </w:p>
+    <w:tbl>
+      <w:tblPr>
+        <w:tblStyle w:val="TableGrid"/>
+        <w:tblW w:w="0" w:type="auto"/>
+        <w:tblLayout w:type="fixed"/>
+        <w:tblLook w:val="04A0" w:firstRow="1" w:lastRow="0" w:firstColumn="0" w:lastColumn="0" w:noHBand="0" w:noVBand="1"/>
+      </w:tblPr>
+      <w:tblGrid>
+        <w:gridCol w:w="2906"/>
+        <w:gridCol w:w="1146"/>
+        <w:gridCol w:w="1305"/>
+        <w:gridCol w:w="720"/>
+        <w:gridCol w:w="1225"/>
+        <w:gridCol w:w="1337"/>
+        <w:gridCol w:w="720"/>
+      </w:tblGrid>
+      <w:tr>
+        <w:trPr>
+          <w:tblHeader/>
+        </w:trPr>
+        <w:tc>
+          <w:tcPr>
+            <w:tcW w:w="2906" w:type="dxa"/>
+            <w:shd w:val="clear" w:color="auto" w:fill="F2F2F2"/>
+          </w:tcPr>
+          <w:p>
+            <w:pPr>
+              <w:spacing w:line="240" w:lineRule="auto" w:after="40"/>
+            </w:pPr>
+            <w:r>
+              <w:t xml:space="preserve">Category</w:t>
+            </w:r>
+          </w:p>
+        </w:tc>
+        <w:tc>
+          <w:tcPr>
+            <w:tcW w:w="1146" w:type="dxa"/>
+            <w:shd w:val="clear" w:color="auto" w:fill="F2F2F2"/>
+          </w:tcPr>
+          <w:p>
+            <w:pPr>
+              <w:spacing w:line="240" w:lineRule="auto" w:after="40"/>
+            </w:pPr>
+            <w:r>
+              <w:t xml:space="preserve">Full text</w:t>
+            </w:r>
+          </w:p>
+        </w:tc>
+        <w:tc>
+          <w:tcPr>
+            <w:tcW w:w="1305" w:type="dxa"/>
+            <w:shd w:val="clear" w:color="auto" w:fill="F2F2F2"/>
+          </w:tcPr>
+          <w:p>
+            <w:pPr>
+              <w:spacing w:line="240" w:lineRule="auto" w:after="40"/>
+            </w:pPr>
+            <w:r>
+              <w:t xml:space="preserve">Dictionary</w:t>
+            </w:r>
+          </w:p>
+        </w:tc>
+        <w:tc>
+          <w:tcPr>
+            <w:tcW w:w="720" w:type="dxa"/>
+            <w:shd w:val="clear" w:color="auto" w:fill="F2F2F2"/>
+          </w:tcPr>
+          <w:p>
+            <w:pPr>
+              <w:spacing w:line="240" w:lineRule="auto" w:after="40"/>
+            </w:pPr>
+            <w:r>
+              <w:t xml:space="preserve">Both</w:t>
+            </w:r>
+          </w:p>
+        </w:tc>
+        <w:tc>
+          <w:tcPr>
+            <w:tcW w:w="1225" w:type="dxa"/>
+            <w:shd w:val="clear" w:color="auto" w:fill="F2F2F2"/>
+          </w:tcPr>
+          <w:p>
+            <w:pPr>
+              <w:spacing w:line="240" w:lineRule="auto" w:after="40"/>
+            </w:pPr>
+            <w:r>
+              <w:t xml:space="preserve">Precision</w:t>
+            </w:r>
+          </w:p>
+        </w:tc>
+        <w:tc>
+          <w:tcPr>
+            <w:tcW w:w="1337" w:type="dxa"/>
+            <w:shd w:val="clear" w:color="auto" w:fill="F2F2F2"/>
+          </w:tcPr>
+          <w:p>
+            <w:pPr>
+              <w:spacing w:line="240" w:lineRule="auto" w:after="40"/>
+            </w:pPr>
+            <w:r>
+              <w:t xml:space="preserve">Sensitivity</w:t>
+            </w:r>
+          </w:p>
+        </w:tc>
+        <w:tc>
+          <w:tcPr>
+            <w:tcW w:w="720" w:type="dxa"/>
+            <w:shd w:val="clear" w:color="auto" w:fill="F2F2F2"/>
+          </w:tcPr>
+          <w:p>
+            <w:pPr>
+              <w:spacing w:line="240" w:lineRule="auto" w:after="40"/>
+            </w:pPr>
+            <w:r>
+              <w:t xml:space="preserve">κ</w:t>
+            </w:r>
+          </w:p>
+        </w:tc>
+      </w:tr>
+      <w:tr>
+        <w:tc>
+          <w:tcPr>
+            <w:tcW w:w="2906" w:type="dxa"/>
+          </w:tcPr>
+          <w:p>
+            <w:pPr>
+              <w:spacing w:line="240" w:lineRule="auto" w:after="40"/>
+            </w:pPr>
+            <w:r>
+              <w:rPr>
+                <w:b/>
+              </w:rPr>
+              <w:t xml:space="preserve">Educational level</w:t>
+            </w:r>
+          </w:p>
+        </w:tc>
+        <w:tc>
+          <w:tcPr>
+            <w:tcW w:w="1146" w:type="dxa"/>
+          </w:tcPr>
+          <w:p>
+            <w:pPr>
+              <w:spacing w:line="240" w:lineRule="auto" w:after="40"/>
+            </w:pPr>
+          </w:p>
+        </w:tc>
+        <w:tc>
+          <w:tcPr>
+            <w:tcW w:w="1305" w:type="dxa"/>
+          </w:tcPr>
+          <w:p>
+            <w:pPr>
+              <w:spacing w:line="240" w:lineRule="auto" w:after="40"/>
+            </w:pPr>
+          </w:p>
+        </w:tc>
+        <w:tc>
+          <w:tcPr>
+            <w:tcW w:w="720" w:type="dxa"/>
+          </w:tcPr>
+          <w:p>
+            <w:pPr>
+              <w:spacing w:line="240" w:lineRule="auto" w:after="40"/>
+            </w:pPr>
+          </w:p>
+        </w:tc>
+        <w:tc>
+          <w:tcPr>
+            <w:tcW w:w="1225" w:type="dxa"/>
+          </w:tcPr>
+          <w:p>
+            <w:pPr>
+              <w:spacing w:line="240" w:lineRule="auto" w:after="40"/>
+            </w:pPr>
+          </w:p>
+        </w:tc>
+        <w:tc>
+          <w:tcPr>
+            <w:tcW w:w="1337" w:type="dxa"/>
+          </w:tcPr>
+          <w:p>
+            <w:pPr>
+              <w:spacing w:line="240" w:lineRule="auto" w:after="40"/>
+            </w:pPr>
+          </w:p>
+        </w:tc>
+        <w:tc>
+          <w:tcPr>
+            <w:tcW w:w="720" w:type="dxa"/>
+          </w:tcPr>
+          <w:p>
+            <w:pPr>
+              <w:spacing w:line="240" w:lineRule="auto" w:after="40"/>
+            </w:pPr>
+          </w:p>
+        </w:tc>
+      </w:tr>
+      <w:tr>
+        <w:tc>
+          <w:tcPr>
+            <w:tcW w:w="2906" w:type="dxa"/>
+          </w:tcPr>
+          <w:p>
+            <w:pPr>
+              <w:spacing w:line="240" w:lineRule="auto" w:after="40"/>
+            </w:pPr>
+            <w:r>
+              <w:t xml:space="preserve">Early childhood and primary</w:t>
+            </w:r>
+          </w:p>
+        </w:tc>
+        <w:tc>
+          <w:tcPr>
+            <w:tcW w:w="1146" w:type="dxa"/>
+          </w:tcPr>
+          <w:p>
+            <w:pPr>
+              <w:spacing w:line="240" w:lineRule="auto" w:after="40"/>
+            </w:pPr>
+            <w:r>
+              <w:t xml:space="preserve">1</w:t>
+            </w:r>
+          </w:p>
+        </w:tc>
+        <w:tc>
+          <w:tcPr>
+            <w:tcW w:w="1305" w:type="dxa"/>
+          </w:tcPr>
+          <w:p>
+            <w:pPr>
+              <w:spacing w:line="240" w:lineRule="auto" w:after="40"/>
+            </w:pPr>
+            <w:r>
+              <w:t xml:space="preserve">5</w:t>
+            </w:r>
+          </w:p>
+        </w:tc>
+        <w:tc>
+          <w:tcPr>
+            <w:tcW w:w="720" w:type="dxa"/>
+          </w:tcPr>
+          <w:p>
+            <w:pPr>
+              <w:spacing w:line="240" w:lineRule="auto" w:after="40"/>
+            </w:pPr>
+            <w:r>
+              <w:t xml:space="preserve">1</w:t>
+            </w:r>
+          </w:p>
+        </w:tc>
+        <w:tc>
+          <w:tcPr>
+            <w:tcW w:w="1225" w:type="dxa"/>
+          </w:tcPr>
+          <w:p>
+            <w:pPr>
+              <w:spacing w:line="240" w:lineRule="auto" w:after="40"/>
+            </w:pPr>
+            <w:r>
+              <w:t xml:space="preserve">.20</w:t>
+            </w:r>
+          </w:p>
+        </w:tc>
+        <w:tc>
+          <w:tcPr>
+            <w:tcW w:w="1337" w:type="dxa"/>
+          </w:tcPr>
+          <w:p>
+            <w:pPr>
+              <w:spacing w:line="240" w:lineRule="auto" w:after="40"/>
+            </w:pPr>
+            <w:r>
+              <w:t xml:space="preserve">1.00</w:t>
+            </w:r>
+          </w:p>
+        </w:tc>
+        <w:tc>
+          <w:tcPr>
+            <w:tcW w:w="720" w:type="dxa"/>
+          </w:tcPr>
+          <w:p>
+            <w:pPr>
+              <w:spacing w:line="240" w:lineRule="auto" w:after="40"/>
+            </w:pPr>
+            <w:r>
+              <w:t xml:space="preserve">.29</w:t>
+            </w:r>
+          </w:p>
+        </w:tc>
+      </w:tr>
+      <w:tr>
+        <w:tc>
+          <w:tcPr>
+            <w:tcW w:w="2906" w:type="dxa"/>
+          </w:tcPr>
+          <w:p>
+            <w:pPr>
+              <w:spacing w:line="240" w:lineRule="auto" w:after="40"/>
+            </w:pPr>
+            <w:r>
+              <w:t xml:space="preserve">Secondary</w:t>
+            </w:r>
+          </w:p>
+        </w:tc>
+        <w:tc>
+          <w:tcPr>
+            <w:tcW w:w="1146" w:type="dxa"/>
+          </w:tcPr>
+          <w:p>
+            <w:pPr>
+              <w:spacing w:line="240" w:lineRule="auto" w:after="40"/>
+            </w:pPr>
+            <w:r>
+              <w:t xml:space="preserve">5</w:t>
+            </w:r>
+          </w:p>
+        </w:tc>
+        <w:tc>
+          <w:tcPr>
+            <w:tcW w:w="1305" w:type="dxa"/>
+          </w:tcPr>
+          <w:p>
+            <w:pPr>
+              <w:spacing w:line="240" w:lineRule="auto" w:after="40"/>
+            </w:pPr>
+            <w:r>
+              <w:t xml:space="preserve">6</w:t>
+            </w:r>
+          </w:p>
+        </w:tc>
+        <w:tc>
+          <w:tcPr>
+            <w:tcW w:w="720" w:type="dxa"/>
+          </w:tcPr>
+          <w:p>
+            <w:pPr>
+              <w:spacing w:line="240" w:lineRule="auto" w:after="40"/>
+            </w:pPr>
+            <w:r>
+              <w:t xml:space="preserve">5</w:t>
+            </w:r>
+          </w:p>
+        </w:tc>
+        <w:tc>
+          <w:tcPr>
+            <w:tcW w:w="1225" w:type="dxa"/>
+          </w:tcPr>
+          <w:p>
+            <w:pPr>
+              <w:spacing w:line="240" w:lineRule="auto" w:after="40"/>
+            </w:pPr>
+            <w:r>
+              <w:t xml:space="preserve">.83</w:t>
+            </w:r>
+          </w:p>
+        </w:tc>
+        <w:tc>
+          <w:tcPr>
+            <w:tcW w:w="1337" w:type="dxa"/>
+          </w:tcPr>
+          <w:p>
+            <w:pPr>
+              <w:spacing w:line="240" w:lineRule="auto" w:after="40"/>
+            </w:pPr>
+            <w:r>
+              <w:t xml:space="preserve">1.00</w:t>
+            </w:r>
+          </w:p>
+        </w:tc>
+        <w:tc>
+          <w:tcPr>
+            <w:tcW w:w="720" w:type="dxa"/>
+          </w:tcPr>
+          <w:p>
+            <w:pPr>
+              <w:spacing w:line="240" w:lineRule="auto" w:after="40"/>
+            </w:pPr>
+            <w:r>
+              <w:t xml:space="preserve">.88</w:t>
+            </w:r>
+          </w:p>
+        </w:tc>
+      </w:tr>
+      <w:tr>
+        <w:tc>
+          <w:tcPr>
+            <w:tcW w:w="2906" w:type="dxa"/>
+          </w:tcPr>
+          <w:p>
+            <w:pPr>
+              <w:spacing w:line="240" w:lineRule="auto" w:after="40"/>
+            </w:pPr>
+            <w:r>
+              <w:t xml:space="preserve">Higher education</w:t>
+            </w:r>
+          </w:p>
+        </w:tc>
+        <w:tc>
+          <w:tcPr>
+            <w:tcW w:w="1146" w:type="dxa"/>
+          </w:tcPr>
+          <w:p>
+            <w:pPr>
+              <w:spacing w:line="240" w:lineRule="auto" w:after="40"/>
+            </w:pPr>
+            <w:r>
+              <w:t xml:space="preserve">5</w:t>
+            </w:r>
+          </w:p>
+        </w:tc>
+        <w:tc>
+          <w:tcPr>
+            <w:tcW w:w="1305" w:type="dxa"/>
+          </w:tcPr>
+          <w:p>
+            <w:pPr>
+              <w:spacing w:line="240" w:lineRule="auto" w:after="40"/>
+            </w:pPr>
+            <w:r>
+              <w:t xml:space="preserve">8</w:t>
+            </w:r>
+          </w:p>
+        </w:tc>
+        <w:tc>
+          <w:tcPr>
+            <w:tcW w:w="720" w:type="dxa"/>
+          </w:tcPr>
+          <w:p>
+            <w:pPr>
+              <w:spacing w:line="240" w:lineRule="auto" w:after="40"/>
+            </w:pPr>
+            <w:r>
+              <w:t xml:space="preserve">5</w:t>
+            </w:r>
+          </w:p>
+        </w:tc>
+        <w:tc>
+          <w:tcPr>
+            <w:tcW w:w="1225" w:type="dxa"/>
+          </w:tcPr>
+          <w:p>
+            <w:pPr>
+              <w:spacing w:line="240" w:lineRule="auto" w:after="40"/>
+            </w:pPr>
+            <w:r>
+              <w:t xml:space="preserve">.63</w:t>
+            </w:r>
+          </w:p>
+        </w:tc>
+        <w:tc>
+          <w:tcPr>
+            <w:tcW w:w="1337" w:type="dxa"/>
+          </w:tcPr>
+          <w:p>
+            <w:pPr>
+              <w:spacing w:line="240" w:lineRule="auto" w:after="40"/>
+            </w:pPr>
+            <w:r>
+              <w:t xml:space="preserve">1.00</w:t>
+            </w:r>
+          </w:p>
+        </w:tc>
+        <w:tc>
+          <w:tcPr>
+            <w:tcW w:w="720" w:type="dxa"/>
+          </w:tcPr>
+          <w:p>
+            <w:pPr>
+              <w:spacing w:line="240" w:lineRule="auto" w:after="40"/>
+            </w:pPr>
+            <w:r>
+              <w:t xml:space="preserve">.69</w:t>
+            </w:r>
+          </w:p>
+        </w:tc>
+      </w:tr>
+      <w:tr>
+        <w:tc>
+          <w:tcPr>
+            <w:tcW w:w="2906" w:type="dxa"/>
+          </w:tcPr>
+          <w:p>
+            <w:pPr>
+              <w:spacing w:line="240" w:lineRule="auto" w:after="40"/>
+            </w:pPr>
+            <w:r>
+              <w:t xml:space="preserve">Teacher education</w:t>
+            </w:r>
+          </w:p>
+        </w:tc>
+        <w:tc>
+          <w:tcPr>
+            <w:tcW w:w="1146" w:type="dxa"/>
+          </w:tcPr>
+          <w:p>
+            <w:pPr>
+              <w:spacing w:line="240" w:lineRule="auto" w:after="40"/>
+            </w:pPr>
+            <w:r>
+              <w:t xml:space="preserve">10</w:t>
+            </w:r>
+          </w:p>
+        </w:tc>
+        <w:tc>
+          <w:tcPr>
+            <w:tcW w:w="1305" w:type="dxa"/>
+          </w:tcPr>
+          <w:p>
+            <w:pPr>
+              <w:spacing w:line="240" w:lineRule="auto" w:after="40"/>
+            </w:pPr>
+            <w:r>
+              <w:t xml:space="preserve">10</w:t>
+            </w:r>
+          </w:p>
+        </w:tc>
+        <w:tc>
+          <w:tcPr>
+            <w:tcW w:w="720" w:type="dxa"/>
+          </w:tcPr>
+          <w:p>
+            <w:pPr>
+              <w:spacing w:line="240" w:lineRule="auto" w:after="40"/>
+            </w:pPr>
+            <w:r>
+              <w:t xml:space="preserve">8</w:t>
+            </w:r>
+          </w:p>
+        </w:tc>
+        <w:tc>
+          <w:tcPr>
+            <w:tcW w:w="1225" w:type="dxa"/>
+          </w:tcPr>
+          <w:p>
+            <w:pPr>
+              <w:spacing w:line="240" w:lineRule="auto" w:after="40"/>
+            </w:pPr>
+            <w:r>
+              <w:t xml:space="preserve">.80</w:t>
+            </w:r>
+          </w:p>
+        </w:tc>
+        <w:tc>
+          <w:tcPr>
+            <w:tcW w:w="1337" w:type="dxa"/>
+          </w:tcPr>
+          <w:p>
+            <w:pPr>
+              <w:spacing w:line="240" w:lineRule="auto" w:after="40"/>
+            </w:pPr>
+            <w:r>
+              <w:t xml:space="preserve">.80</w:t>
+            </w:r>
+          </w:p>
+        </w:tc>
+        <w:tc>
+          <w:tcPr>
+            <w:tcW w:w="720" w:type="dxa"/>
+          </w:tcPr>
+          <w:p>
+            <w:pPr>
+              <w:spacing w:line="240" w:lineRule="auto" w:after="40"/>
+            </w:pPr>
+            <w:r>
+              <w:t xml:space="preserve">.67</w:t>
+            </w:r>
+          </w:p>
+        </w:tc>
+      </w:tr>
+      <w:tr>
+        <w:tc>
+          <w:tcPr>
+            <w:tcW w:w="2906" w:type="dxa"/>
+          </w:tcPr>
+          <w:p>
+            <w:pPr>
+              <w:spacing w:line="240" w:lineRule="auto" w:after="40"/>
+            </w:pPr>
+            <w:r>
+              <w:rPr>
+                <w:b/>
+              </w:rPr>
+              <w:t xml:space="preserve">Design</w:t>
+            </w:r>
+          </w:p>
+        </w:tc>
+        <w:tc>
+          <w:tcPr>
+            <w:tcW w:w="1146" w:type="dxa"/>
+          </w:tcPr>
+          <w:p>
+            <w:pPr>
+              <w:spacing w:line="240" w:lineRule="auto" w:after="40"/>
+            </w:pPr>
+          </w:p>
+        </w:tc>
+        <w:tc>
+          <w:tcPr>
+            <w:tcW w:w="1305" w:type="dxa"/>
+          </w:tcPr>
+          <w:p>
+            <w:pPr>
+              <w:spacing w:line="240" w:lineRule="auto" w:after="40"/>
+            </w:pPr>
+          </w:p>
+        </w:tc>
+        <w:tc>
+          <w:tcPr>
+            <w:tcW w:w="720" w:type="dxa"/>
+          </w:tcPr>
+          <w:p>
+            <w:pPr>
+              <w:spacing w:line="240" w:lineRule="auto" w:after="40"/>
+            </w:pPr>
+          </w:p>
+        </w:tc>
+        <w:tc>
+          <w:tcPr>
+            <w:tcW w:w="1225" w:type="dxa"/>
+          </w:tcPr>
+          <w:p>
+            <w:pPr>
+              <w:spacing w:line="240" w:lineRule="auto" w:after="40"/>
+            </w:pPr>
+          </w:p>
+        </w:tc>
+        <w:tc>
+          <w:tcPr>
+            <w:tcW w:w="1337" w:type="dxa"/>
+          </w:tcPr>
+          <w:p>
+            <w:pPr>
+              <w:spacing w:line="240" w:lineRule="auto" w:after="40"/>
+            </w:pPr>
+          </w:p>
+        </w:tc>
+        <w:tc>
+          <w:tcPr>
+            <w:tcW w:w="720" w:type="dxa"/>
+          </w:tcPr>
+          <w:p>
+            <w:pPr>
+              <w:spacing w:line="240" w:lineRule="auto" w:after="40"/>
+            </w:pPr>
+          </w:p>
+        </w:tc>
+      </w:tr>
+      <w:tr>
+        <w:tc>
+          <w:tcPr>
+            <w:tcW w:w="2906" w:type="dxa"/>
+          </w:tcPr>
+          <w:p>
+            <w:pPr>
+              <w:spacing w:line="240" w:lineRule="auto" w:after="40"/>
+            </w:pPr>
+            <w:r>
+              <w:t xml:space="preserve">Literature review</w:t>
+            </w:r>
+          </w:p>
+        </w:tc>
+        <w:tc>
+          <w:tcPr>
+            <w:tcW w:w="1146" w:type="dxa"/>
+          </w:tcPr>
+          <w:p>
+            <w:pPr>
+              <w:spacing w:line="240" w:lineRule="auto" w:after="40"/>
+            </w:pPr>
+            <w:r>
+              <w:t xml:space="preserve">2</w:t>
+            </w:r>
+          </w:p>
+        </w:tc>
+        <w:tc>
+          <w:tcPr>
+            <w:tcW w:w="1305" w:type="dxa"/>
+          </w:tcPr>
+          <w:p>
+            <w:pPr>
+              <w:spacing w:line="240" w:lineRule="auto" w:after="40"/>
+            </w:pPr>
+            <w:r>
+              <w:t xml:space="preserve">3</w:t>
+            </w:r>
+          </w:p>
+        </w:tc>
+        <w:tc>
+          <w:tcPr>
+            <w:tcW w:w="720" w:type="dxa"/>
+          </w:tcPr>
+          <w:p>
+            <w:pPr>
+              <w:spacing w:line="240" w:lineRule="auto" w:after="40"/>
+            </w:pPr>
+            <w:r>
+              <w:t xml:space="preserve">1</w:t>
+            </w:r>
+          </w:p>
+        </w:tc>
+        <w:tc>
+          <w:tcPr>
+            <w:tcW w:w="1225" w:type="dxa"/>
+          </w:tcPr>
+          <w:p>
+            <w:pPr>
+              <w:spacing w:line="240" w:lineRule="auto" w:after="40"/>
+            </w:pPr>
+            <w:r>
+              <w:t xml:space="preserve">.33</w:t>
+            </w:r>
+          </w:p>
+        </w:tc>
+        <w:tc>
+          <w:tcPr>
+            <w:tcW w:w="1337" w:type="dxa"/>
+          </w:tcPr>
+          <w:p>
+            <w:pPr>
+              <w:spacing w:line="240" w:lineRule="auto" w:after="40"/>
+            </w:pPr>
+            <w:r>
+              <w:t xml:space="preserve">.50</w:t>
+            </w:r>
+          </w:p>
+        </w:tc>
+        <w:tc>
+          <w:tcPr>
+            <w:tcW w:w="720" w:type="dxa"/>
+          </w:tcPr>
+          <w:p>
+            <w:pPr>
+              <w:spacing w:line="240" w:lineRule="auto" w:after="40"/>
+            </w:pPr>
+            <w:r>
+              <w:t xml:space="preserve">.34</w:t>
+            </w:r>
+          </w:p>
+        </w:tc>
+      </w:tr>
+      <w:tr>
+        <w:tc>
+          <w:tcPr>
+            <w:tcW w:w="2906" w:type="dxa"/>
+          </w:tcPr>
+          <w:p>
+            <w:pPr>
+              <w:spacing w:line="240" w:lineRule="auto" w:after="40"/>
+            </w:pPr>
+            <w:r>
+              <w:t xml:space="preserve">Conceptual or theoretical</w:t>
+            </w:r>
+          </w:p>
+        </w:tc>
+        <w:tc>
+          <w:tcPr>
+            <w:tcW w:w="1146" w:type="dxa"/>
+          </w:tcPr>
+          <w:p>
+            <w:pPr>
+              <w:spacing w:line="240" w:lineRule="auto" w:after="40"/>
+            </w:pPr>
+            <w:r>
+              <w:t xml:space="preserve">2</w:t>
+            </w:r>
+          </w:p>
+        </w:tc>
+        <w:tc>
+          <w:tcPr>
+            <w:tcW w:w="1305" w:type="dxa"/>
+          </w:tcPr>
+          <w:p>
+            <w:pPr>
+              <w:spacing w:line="240" w:lineRule="auto" w:after="40"/>
+            </w:pPr>
+            <w:r>
+              <w:t xml:space="preserve">4</w:t>
+            </w:r>
+          </w:p>
+        </w:tc>
+        <w:tc>
+          <w:tcPr>
+            <w:tcW w:w="720" w:type="dxa"/>
+          </w:tcPr>
+          <w:p>
+            <w:pPr>
+              <w:spacing w:line="240" w:lineRule="auto" w:after="40"/>
+            </w:pPr>
+            <w:r>
+              <w:t xml:space="preserve">1</w:t>
+            </w:r>
+          </w:p>
+        </w:tc>
+        <w:tc>
+          <w:tcPr>
+            <w:tcW w:w="1225" w:type="dxa"/>
+          </w:tcPr>
+          <w:p>
+            <w:pPr>
+              <w:spacing w:line="240" w:lineRule="auto" w:after="40"/>
+            </w:pPr>
+            <w:r>
+              <w:t xml:space="preserve">.25</w:t>
+            </w:r>
+          </w:p>
+        </w:tc>
+        <w:tc>
+          <w:tcPr>
+            <w:tcW w:w="1337" w:type="dxa"/>
+          </w:tcPr>
+          <w:p>
+            <w:pPr>
+              <w:spacing w:line="240" w:lineRule="auto" w:after="40"/>
+            </w:pPr>
+            <w:r>
+              <w:t xml:space="preserve">.50</w:t>
+            </w:r>
+          </w:p>
+        </w:tc>
+        <w:tc>
+          <w:tcPr>
+            <w:tcW w:w="720" w:type="dxa"/>
+          </w:tcPr>
+          <w:p>
+            <w:pPr>
+              <w:spacing w:line="240" w:lineRule="auto" w:after="40"/>
+            </w:pPr>
+            <w:r>
+              <w:t xml:space="preserve">.25</w:t>
+            </w:r>
+          </w:p>
+        </w:tc>
+      </w:tr>
+      <w:tr>
+        <w:tc>
+          <w:tcPr>
+            <w:tcW w:w="2906" w:type="dxa"/>
+          </w:tcPr>
+          <w:p>
+            <w:pPr>
+              <w:spacing w:line="240" w:lineRule="auto" w:after="40"/>
+            </w:pPr>
+            <w:r>
+              <w:t xml:space="preserve">Qualitative</w:t>
+            </w:r>
+          </w:p>
+        </w:tc>
+        <w:tc>
+          <w:tcPr>
+            <w:tcW w:w="1146" w:type="dxa"/>
+          </w:tcPr>
+          <w:p>
+            <w:pPr>
+              <w:spacing w:line="240" w:lineRule="auto" w:after="40"/>
+            </w:pPr>
+            <w:r>
+              <w:t xml:space="preserve">17</w:t>
+            </w:r>
+          </w:p>
+        </w:tc>
+        <w:tc>
+          <w:tcPr>
+            <w:tcW w:w="1305" w:type="dxa"/>
+          </w:tcPr>
+          <w:p>
+            <w:pPr>
+              <w:spacing w:line="240" w:lineRule="auto" w:after="40"/>
+            </w:pPr>
+            <w:r>
+              <w:t xml:space="preserve">14</w:t>
+            </w:r>
+          </w:p>
+        </w:tc>
+        <w:tc>
+          <w:tcPr>
+            <w:tcW w:w="720" w:type="dxa"/>
+          </w:tcPr>
+          <w:p>
+            <w:pPr>
+              <w:spacing w:line="240" w:lineRule="auto" w:after="40"/>
+            </w:pPr>
+            <w:r>
+              <w:t xml:space="preserve">13</w:t>
+            </w:r>
+          </w:p>
+        </w:tc>
+        <w:tc>
+          <w:tcPr>
+            <w:tcW w:w="1225" w:type="dxa"/>
+          </w:tcPr>
+          <w:p>
+            <w:pPr>
+              <w:spacing w:line="240" w:lineRule="auto" w:after="40"/>
+            </w:pPr>
+            <w:r>
+              <w:t xml:space="preserve">.93</w:t>
+            </w:r>
+          </w:p>
+        </w:tc>
+        <w:tc>
+          <w:tcPr>
+            <w:tcW w:w="1337" w:type="dxa"/>
+          </w:tcPr>
+          <w:p>
+            <w:pPr>
+              <w:spacing w:line="240" w:lineRule="auto" w:after="40"/>
+            </w:pPr>
+            <w:r>
+              <w:t xml:space="preserve">.76</w:t>
+            </w:r>
+          </w:p>
+        </w:tc>
+        <w:tc>
+          <w:tcPr>
+            <w:tcW w:w="720" w:type="dxa"/>
+          </w:tcPr>
+          <w:p>
+            <w:pPr>
+              <w:spacing w:line="240" w:lineRule="auto" w:after="40"/>
+            </w:pPr>
+            <w:r>
+              <w:t xml:space="preserve">.58</w:t>
+            </w:r>
+          </w:p>
+        </w:tc>
+      </w:tr>
+      <w:tr>
+        <w:tc>
+          <w:tcPr>
+            <w:tcW w:w="2906" w:type="dxa"/>
+          </w:tcPr>
+          <w:p>
+            <w:pPr>
+              <w:spacing w:line="240" w:lineRule="auto" w:after="40"/>
+            </w:pPr>
+            <w:r>
+              <w:t xml:space="preserve">Quantitative</w:t>
+            </w:r>
+          </w:p>
+        </w:tc>
+        <w:tc>
+          <w:tcPr>
+            <w:tcW w:w="1146" w:type="dxa"/>
+          </w:tcPr>
+          <w:p>
+            <w:pPr>
+              <w:spacing w:line="240" w:lineRule="auto" w:after="40"/>
+            </w:pPr>
+            <w:r>
+              <w:t xml:space="preserve">7</w:t>
+            </w:r>
+          </w:p>
+        </w:tc>
+        <w:tc>
+          <w:tcPr>
+            <w:tcW w:w="1305" w:type="dxa"/>
+          </w:tcPr>
+          <w:p>
+            <w:pPr>
+              <w:spacing w:line="240" w:lineRule="auto" w:after="40"/>
+            </w:pPr>
+            <w:r>
+              <w:t xml:space="preserve">6</w:t>
+            </w:r>
+          </w:p>
+        </w:tc>
+        <w:tc>
+          <w:tcPr>
+            <w:tcW w:w="720" w:type="dxa"/>
+          </w:tcPr>
+          <w:p>
+            <w:pPr>
+              <w:spacing w:line="240" w:lineRule="auto" w:after="40"/>
+            </w:pPr>
+            <w:r>
+              <w:t xml:space="preserve">4</w:t>
+            </w:r>
+          </w:p>
+        </w:tc>
+        <w:tc>
+          <w:tcPr>
+            <w:tcW w:w="1225" w:type="dxa"/>
+          </w:tcPr>
+          <w:p>
+            <w:pPr>
+              <w:spacing w:line="240" w:lineRule="auto" w:after="40"/>
+            </w:pPr>
+            <w:r>
+              <w:t xml:space="preserve">.67</w:t>
+            </w:r>
+          </w:p>
+        </w:tc>
+        <w:tc>
+          <w:tcPr>
+            <w:tcW w:w="1337" w:type="dxa"/>
+          </w:tcPr>
+          <w:p>
+            <w:pPr>
+              <w:spacing w:line="240" w:lineRule="auto" w:after="40"/>
+            </w:pPr>
+            <w:r>
+              <w:t xml:space="preserve">.57</w:t>
+            </w:r>
+          </w:p>
+        </w:tc>
+        <w:tc>
+          <w:tcPr>
+            <w:tcW w:w="720" w:type="dxa"/>
+          </w:tcPr>
+          <w:p>
+            <w:pPr>
+              <w:spacing w:line="240" w:lineRule="auto" w:after="40"/>
+            </w:pPr>
+            <w:r>
+              <w:t xml:space="preserve">.48</w:t>
+            </w:r>
+          </w:p>
+        </w:tc>
+      </w:tr>
+      <w:tr>
+        <w:tc>
+          <w:tcPr>
+            <w:tcW w:w="2906" w:type="dxa"/>
+          </w:tcPr>
+          <w:p>
+            <w:pPr>
+              <w:spacing w:line="240" w:lineRule="auto" w:after="40"/>
+            </w:pPr>
+            <w:r>
+              <w:t xml:space="preserve">Intervention or designed teaching</w:t>
+            </w:r>
+          </w:p>
+        </w:tc>
+        <w:tc>
+          <w:tcPr>
+            <w:tcW w:w="1146" w:type="dxa"/>
+          </w:tcPr>
+          <w:p>
+            <w:pPr>
+              <w:spacing w:line="240" w:lineRule="auto" w:after="40"/>
+            </w:pPr>
+            <w:r>
+              <w:t xml:space="preserve">10</w:t>
+            </w:r>
+          </w:p>
+        </w:tc>
+        <w:tc>
+          <w:tcPr>
+            <w:tcW w:w="1305" w:type="dxa"/>
+          </w:tcPr>
+          <w:p>
+            <w:pPr>
+              <w:spacing w:line="240" w:lineRule="auto" w:after="40"/>
+            </w:pPr>
+            <w:r>
+              <w:t xml:space="preserve">7</w:t>
+            </w:r>
+          </w:p>
+        </w:tc>
+        <w:tc>
+          <w:tcPr>
+            <w:tcW w:w="720" w:type="dxa"/>
+          </w:tcPr>
+          <w:p>
+            <w:pPr>
+              <w:spacing w:line="240" w:lineRule="auto" w:after="40"/>
+            </w:pPr>
+            <w:r>
+              <w:t xml:space="preserve">5</w:t>
+            </w:r>
+          </w:p>
+        </w:tc>
+        <w:tc>
+          <w:tcPr>
+            <w:tcW w:w="1225" w:type="dxa"/>
+          </w:tcPr>
+          <w:p>
+            <w:pPr>
+              <w:spacing w:line="240" w:lineRule="auto" w:after="40"/>
+            </w:pPr>
+            <w:r>
+              <w:t xml:space="preserve">.71</w:t>
+            </w:r>
+          </w:p>
+        </w:tc>
+        <w:tc>
+          <w:tcPr>
+            <w:tcW w:w="1337" w:type="dxa"/>
+          </w:tcPr>
+          <w:p>
+            <w:pPr>
+              <w:spacing w:line="240" w:lineRule="auto" w:after="40"/>
+            </w:pPr>
+            <w:r>
+              <w:t xml:space="preserve">.50</w:t>
+            </w:r>
+          </w:p>
+        </w:tc>
+        <w:tc>
+          <w:tcPr>
+            <w:tcW w:w="720" w:type="dxa"/>
+          </w:tcPr>
+          <w:p>
+            <w:pPr>
+              <w:spacing w:line="240" w:lineRule="auto" w:after="40"/>
+            </w:pPr>
+            <w:r>
+              <w:t xml:space="preserve">.39</w:t>
+            </w:r>
+          </w:p>
+        </w:tc>
+      </w:tr>
+      <w:tr>
+        <w:tc>
+          <w:tcPr>
+            <w:tcW w:w="2906" w:type="dxa"/>
+          </w:tcPr>
+          <w:p>
+            <w:pPr>
+              <w:spacing w:line="240" w:lineRule="auto" w:after="40"/>
+            </w:pPr>
+            <w:r>
+              <w:rPr>
+                <w:b/>
+              </w:rPr>
+              <w:t xml:space="preserve">Theoretical tradition</w:t>
+            </w:r>
+          </w:p>
+        </w:tc>
+        <w:tc>
+          <w:tcPr>
+            <w:tcW w:w="1146" w:type="dxa"/>
+          </w:tcPr>
+          <w:p>
+            <w:pPr>
+              <w:spacing w:line="240" w:lineRule="auto" w:after="40"/>
+            </w:pPr>
+          </w:p>
+        </w:tc>
+        <w:tc>
+          <w:tcPr>
+            <w:tcW w:w="1305" w:type="dxa"/>
+          </w:tcPr>
+          <w:p>
+            <w:pPr>
+              <w:spacing w:line="240" w:lineRule="auto" w:after="40"/>
+            </w:pPr>
+          </w:p>
+        </w:tc>
+        <w:tc>
+          <w:tcPr>
+            <w:tcW w:w="720" w:type="dxa"/>
+          </w:tcPr>
+          <w:p>
+            <w:pPr>
+              <w:spacing w:line="240" w:lineRule="auto" w:after="40"/>
+            </w:pPr>
+          </w:p>
+        </w:tc>
+        <w:tc>
+          <w:tcPr>
+            <w:tcW w:w="1225" w:type="dxa"/>
+          </w:tcPr>
+          <w:p>
+            <w:pPr>
+              <w:spacing w:line="240" w:lineRule="auto" w:after="40"/>
+            </w:pPr>
+          </w:p>
+        </w:tc>
+        <w:tc>
+          <w:tcPr>
+            <w:tcW w:w="1337" w:type="dxa"/>
+          </w:tcPr>
+          <w:p>
+            <w:pPr>
+              <w:spacing w:line="240" w:lineRule="auto" w:after="40"/>
+            </w:pPr>
+          </w:p>
+        </w:tc>
+        <w:tc>
+          <w:tcPr>
+            <w:tcW w:w="720" w:type="dxa"/>
+          </w:tcPr>
+          <w:p>
+            <w:pPr>
+              <w:spacing w:line="240" w:lineRule="auto" w:after="40"/>
+            </w:pPr>
+          </w:p>
+        </w:tc>
+      </w:tr>
+      <w:tr>
+        <w:tc>
+          <w:tcPr>
+            <w:tcW w:w="2906" w:type="dxa"/>
+          </w:tcPr>
+          <w:p>
+            <w:pPr>
+              <w:spacing w:line="240" w:lineRule="auto" w:after="40"/>
+            </w:pPr>
+            <w:r>
+              <w:t xml:space="preserve">Critical pedagogy (Freirean)</w:t>
+            </w:r>
+          </w:p>
+        </w:tc>
+        <w:tc>
+          <w:tcPr>
+            <w:tcW w:w="1146" w:type="dxa"/>
+          </w:tcPr>
+          <w:p>
+            <w:pPr>
+              <w:spacing w:line="240" w:lineRule="auto" w:after="40"/>
+            </w:pPr>
+            <w:r>
+              <w:t xml:space="preserve">6</w:t>
+            </w:r>
+          </w:p>
+        </w:tc>
+        <w:tc>
+          <w:tcPr>
+            <w:tcW w:w="1305" w:type="dxa"/>
+          </w:tcPr>
+          <w:p>
+            <w:pPr>
+              <w:spacing w:line="240" w:lineRule="auto" w:after="40"/>
+            </w:pPr>
+            <w:r>
+              <w:t xml:space="preserve">4</w:t>
+            </w:r>
+          </w:p>
+        </w:tc>
+        <w:tc>
+          <w:tcPr>
+            <w:tcW w:w="720" w:type="dxa"/>
+          </w:tcPr>
+          <w:p>
+            <w:pPr>
+              <w:spacing w:line="240" w:lineRule="auto" w:after="40"/>
+            </w:pPr>
+            <w:r>
+              <w:t xml:space="preserve">2</w:t>
+            </w:r>
+          </w:p>
+        </w:tc>
+        <w:tc>
+          <w:tcPr>
+            <w:tcW w:w="1225" w:type="dxa"/>
+          </w:tcPr>
+          <w:p>
+            <w:pPr>
+              <w:spacing w:line="240" w:lineRule="auto" w:after="40"/>
+            </w:pPr>
+            <w:r>
+              <w:t xml:space="preserve">.50</w:t>
+            </w:r>
+          </w:p>
+        </w:tc>
+        <w:tc>
+          <w:tcPr>
+            <w:tcW w:w="1337" w:type="dxa"/>
+          </w:tcPr>
+          <w:p>
+            <w:pPr>
+              <w:spacing w:line="240" w:lineRule="auto" w:after="40"/>
+            </w:pPr>
+            <w:r>
+              <w:t xml:space="preserve">.33</w:t>
+            </w:r>
+          </w:p>
+        </w:tc>
+        <w:tc>
+          <w:tcPr>
+            <w:tcW w:w="720" w:type="dxa"/>
+          </w:tcPr>
+          <w:p>
+            <w:pPr>
+              <w:spacing w:line="240" w:lineRule="auto" w:after="40"/>
+            </w:pPr>
+            <w:r>
+              <w:t xml:space="preserve">.26</w:t>
+            </w:r>
+          </w:p>
+        </w:tc>
+      </w:tr>
+      <w:tr>
+        <w:tc>
+          <w:tcPr>
+            <w:tcW w:w="2906" w:type="dxa"/>
+          </w:tcPr>
+          <w:p>
+            <w:pPr>
+              <w:spacing w:line="240" w:lineRule="auto" w:after="40"/>
+            </w:pPr>
+            <w:r>
+              <w:t xml:space="preserve">Multiliteracies and New Literacy Studies</w:t>
+            </w:r>
+          </w:p>
+        </w:tc>
+        <w:tc>
+          <w:tcPr>
+            <w:tcW w:w="1146" w:type="dxa"/>
+          </w:tcPr>
+          <w:p>
+            <w:pPr>
+              <w:spacing w:line="240" w:lineRule="auto" w:after="40"/>
+            </w:pPr>
+            <w:r>
+              <w:t xml:space="preserve">3</w:t>
+            </w:r>
+          </w:p>
+        </w:tc>
+        <w:tc>
+          <w:tcPr>
+            <w:tcW w:w="1305" w:type="dxa"/>
+          </w:tcPr>
+          <w:p>
+            <w:pPr>
+              <w:spacing w:line="240" w:lineRule="auto" w:after="40"/>
+            </w:pPr>
+            <w:r>
+              <w:t xml:space="preserve">3</w:t>
+            </w:r>
+          </w:p>
+        </w:tc>
+        <w:tc>
+          <w:tcPr>
+            <w:tcW w:w="720" w:type="dxa"/>
+          </w:tcPr>
+          <w:p>
+            <w:pPr>
+              <w:spacing w:line="240" w:lineRule="auto" w:after="40"/>
+            </w:pPr>
+            <w:r>
+              <w:t xml:space="preserve">2</w:t>
+            </w:r>
+          </w:p>
+        </w:tc>
+        <w:tc>
+          <w:tcPr>
+            <w:tcW w:w="1225" w:type="dxa"/>
+          </w:tcPr>
+          <w:p>
+            <w:pPr>
+              <w:spacing w:line="240" w:lineRule="auto" w:after="40"/>
+            </w:pPr>
+            <w:r>
+              <w:t xml:space="preserve">.67</w:t>
+            </w:r>
+          </w:p>
+        </w:tc>
+        <w:tc>
+          <w:tcPr>
+            <w:tcW w:w="1337" w:type="dxa"/>
+          </w:tcPr>
+          <w:p>
+            <w:pPr>
+              <w:spacing w:line="240" w:lineRule="auto" w:after="40"/>
+            </w:pPr>
+            <w:r>
+              <w:t xml:space="preserve">.67</w:t>
+            </w:r>
+          </w:p>
+        </w:tc>
+        <w:tc>
+          <w:tcPr>
+            <w:tcW w:w="720" w:type="dxa"/>
+          </w:tcPr>
+          <w:p>
+            <w:pPr>
+              <w:spacing w:line="240" w:lineRule="auto" w:after="40"/>
+            </w:pPr>
+            <w:r>
+              <w:t xml:space="preserve">.62</w:t>
+            </w:r>
+          </w:p>
+        </w:tc>
+      </w:tr>
+      <w:tr>
+        <w:tc>
+          <w:tcPr>
+            <w:tcW w:w="2906" w:type="dxa"/>
+          </w:tcPr>
+          <w:p>
+            <w:pPr>
+              <w:spacing w:line="240" w:lineRule="auto" w:after="40"/>
+            </w:pPr>
+            <w:r>
+              <w:t xml:space="preserve">Media literacy and educommunication</w:t>
+            </w:r>
+          </w:p>
+        </w:tc>
+        <w:tc>
+          <w:tcPr>
+            <w:tcW w:w="1146" w:type="dxa"/>
+          </w:tcPr>
+          <w:p>
+            <w:pPr>
+              <w:spacing w:line="240" w:lineRule="auto" w:after="40"/>
+            </w:pPr>
+            <w:r>
+              <w:t xml:space="preserve">2</w:t>
+            </w:r>
+          </w:p>
+        </w:tc>
+        <w:tc>
+          <w:tcPr>
+            <w:tcW w:w="1305" w:type="dxa"/>
+          </w:tcPr>
+          <w:p>
+            <w:pPr>
+              <w:spacing w:line="240" w:lineRule="auto" w:after="40"/>
+            </w:pPr>
+            <w:r>
+              <w:t xml:space="preserve">2</w:t>
+            </w:r>
+          </w:p>
+        </w:tc>
+        <w:tc>
+          <w:tcPr>
+            <w:tcW w:w="720" w:type="dxa"/>
+          </w:tcPr>
+          <w:p>
+            <w:pPr>
+              <w:spacing w:line="240" w:lineRule="auto" w:after="40"/>
+            </w:pPr>
+            <w:r>
+              <w:t xml:space="preserve">1</w:t>
+            </w:r>
+          </w:p>
+        </w:tc>
+        <w:tc>
+          <w:tcPr>
+            <w:tcW w:w="1225" w:type="dxa"/>
+          </w:tcPr>
+          <w:p>
+            <w:pPr>
+              <w:spacing w:line="240" w:lineRule="auto" w:after="40"/>
+            </w:pPr>
+            <w:r>
+              <w:t xml:space="preserve">.50</w:t>
+            </w:r>
+          </w:p>
+        </w:tc>
+        <w:tc>
+          <w:tcPr>
+            <w:tcW w:w="1337" w:type="dxa"/>
+          </w:tcPr>
+          <w:p>
+            <w:pPr>
+              <w:spacing w:line="240" w:lineRule="auto" w:after="40"/>
+            </w:pPr>
+            <w:r>
+              <w:t xml:space="preserve">.50</w:t>
+            </w:r>
+          </w:p>
+        </w:tc>
+        <w:tc>
+          <w:tcPr>
+            <w:tcW w:w="720" w:type="dxa"/>
+          </w:tcPr>
+          <w:p>
+            <w:pPr>
+              <w:spacing w:line="240" w:lineRule="auto" w:after="40"/>
+            </w:pPr>
+            <w:r>
+              <w:t xml:space="preserve">.46</w:t>
+            </w:r>
+          </w:p>
+        </w:tc>
+      </w:tr>
+      <w:tr>
+        <w:tc>
+          <w:tcPr>
+            <w:tcW w:w="2906" w:type="dxa"/>
+          </w:tcPr>
+          <w:p>
+            <w:pPr>
+              <w:spacing w:line="240" w:lineRule="auto" w:after="40"/>
+            </w:pPr>
+            <w:r>
+              <w:t xml:space="preserve">Digital citizenship</w:t>
+            </w:r>
+          </w:p>
+        </w:tc>
+        <w:tc>
+          <w:tcPr>
+            <w:tcW w:w="1146" w:type="dxa"/>
+          </w:tcPr>
+          <w:p>
+            <w:pPr>
+              <w:spacing w:line="240" w:lineRule="auto" w:after="40"/>
+            </w:pPr>
+            <w:r>
+              <w:t xml:space="preserve">3</w:t>
+            </w:r>
+          </w:p>
+        </w:tc>
+        <w:tc>
+          <w:tcPr>
+            <w:tcW w:w="1305" w:type="dxa"/>
+          </w:tcPr>
+          <w:p>
+            <w:pPr>
+              <w:spacing w:line="240" w:lineRule="auto" w:after="40"/>
+            </w:pPr>
+            <w:r>
+              <w:t xml:space="preserve">2</w:t>
+            </w:r>
+          </w:p>
+        </w:tc>
+        <w:tc>
+          <w:tcPr>
+            <w:tcW w:w="720" w:type="dxa"/>
+          </w:tcPr>
+          <w:p>
+            <w:pPr>
+              <w:spacing w:line="240" w:lineRule="auto" w:after="40"/>
+            </w:pPr>
+            <w:r>
+              <w:t xml:space="preserve">2</w:t>
+            </w:r>
+          </w:p>
+        </w:tc>
+        <w:tc>
+          <w:tcPr>
+            <w:tcW w:w="1225" w:type="dxa"/>
+          </w:tcPr>
+          <w:p>
+            <w:pPr>
+              <w:spacing w:line="240" w:lineRule="auto" w:after="40"/>
+            </w:pPr>
+            <w:r>
+              <w:t xml:space="preserve">1.00</w:t>
+            </w:r>
+          </w:p>
+        </w:tc>
+        <w:tc>
+          <w:tcPr>
+            <w:tcW w:w="1337" w:type="dxa"/>
+          </w:tcPr>
+          <w:p>
+            <w:pPr>
+              <w:spacing w:line="240" w:lineRule="auto" w:after="40"/>
+            </w:pPr>
+            <w:r>
+              <w:t xml:space="preserve">.67</w:t>
+            </w:r>
+          </w:p>
+        </w:tc>
+        <w:tc>
+          <w:tcPr>
+            <w:tcW w:w="720" w:type="dxa"/>
+          </w:tcPr>
+          <w:p>
+            <w:pPr>
+              <w:spacing w:line="240" w:lineRule="auto" w:after="40"/>
+            </w:pPr>
+            <w:r>
+              <w:t xml:space="preserve">.78</w:t>
+            </w:r>
+          </w:p>
+        </w:tc>
+      </w:tr>
+      <w:tr>
+        <w:tc>
+          <w:tcPr>
+            <w:tcW w:w="2906" w:type="dxa"/>
+          </w:tcPr>
+          <w:p>
+            <w:pPr>
+              <w:spacing w:line="240" w:lineRule="auto" w:after="40"/>
+            </w:pPr>
+            <w:r>
+              <w:t xml:space="preserve">Race, gender and decolonial perspectives</w:t>
+            </w:r>
+          </w:p>
+        </w:tc>
+        <w:tc>
+          <w:tcPr>
+            <w:tcW w:w="1146" w:type="dxa"/>
+          </w:tcPr>
+          <w:p>
+            <w:pPr>
+              <w:spacing w:line="240" w:lineRule="auto" w:after="40"/>
+            </w:pPr>
+            <w:r>
+              <w:t xml:space="preserve">4</w:t>
+            </w:r>
+          </w:p>
+        </w:tc>
+        <w:tc>
+          <w:tcPr>
+            <w:tcW w:w="1305" w:type="dxa"/>
+          </w:tcPr>
+          <w:p>
+            <w:pPr>
+              <w:spacing w:line="240" w:lineRule="auto" w:after="40"/>
+            </w:pPr>
+            <w:r>
+              <w:t xml:space="preserve">3</w:t>
+            </w:r>
+          </w:p>
+        </w:tc>
+        <w:tc>
+          <w:tcPr>
+            <w:tcW w:w="720" w:type="dxa"/>
+          </w:tcPr>
+          <w:p>
+            <w:pPr>
+              <w:spacing w:line="240" w:lineRule="auto" w:after="40"/>
+            </w:pPr>
+            <w:r>
+              <w:t xml:space="preserve">3</w:t>
+            </w:r>
+          </w:p>
+        </w:tc>
+        <w:tc>
+          <w:tcPr>
+            <w:tcW w:w="1225" w:type="dxa"/>
+          </w:tcPr>
+          <w:p>
+            <w:pPr>
+              <w:spacing w:line="240" w:lineRule="auto" w:after="40"/>
+            </w:pPr>
+            <w:r>
+              <w:t xml:space="preserve">1.00</w:t>
+            </w:r>
+          </w:p>
+        </w:tc>
+        <w:tc>
+          <w:tcPr>
+            <w:tcW w:w="1337" w:type="dxa"/>
+          </w:tcPr>
+          <w:p>
+            <w:pPr>
+              <w:spacing w:line="240" w:lineRule="auto" w:after="40"/>
+            </w:pPr>
+            <w:r>
+              <w:t xml:space="preserve">.75</w:t>
+            </w:r>
+          </w:p>
+        </w:tc>
+        <w:tc>
+          <w:tcPr>
+            <w:tcW w:w="720" w:type="dxa"/>
+          </w:tcPr>
+          <w:p>
+            <w:pPr>
+              <w:spacing w:line="240" w:lineRule="auto" w:after="40"/>
+            </w:pPr>
+            <w:r>
+              <w:t xml:space="preserve">.83</w:t>
+            </w:r>
+          </w:p>
+        </w:tc>
+      </w:tr>
+      <w:tr>
+        <w:tc>
+          <w:tcPr>
+            <w:tcW w:w="2906" w:type="dxa"/>
+          </w:tcPr>
+          <w:p>
+            <w:pPr>
+              <w:spacing w:line="240" w:lineRule="auto" w:after="40"/>
+            </w:pPr>
+            <w:r>
+              <w:rPr>
+                <w:b/>
+              </w:rPr>
+              <w:t xml:space="preserve">Object of critique, context or practice</w:t>
+            </w:r>
+          </w:p>
+        </w:tc>
+        <w:tc>
+          <w:tcPr>
+            <w:tcW w:w="1146" w:type="dxa"/>
+          </w:tcPr>
+          <w:p>
+            <w:pPr>
+              <w:spacing w:line="240" w:lineRule="auto" w:after="40"/>
+            </w:pPr>
+          </w:p>
+        </w:tc>
+        <w:tc>
+          <w:tcPr>
+            <w:tcW w:w="1305" w:type="dxa"/>
+          </w:tcPr>
+          <w:p>
+            <w:pPr>
+              <w:spacing w:line="240" w:lineRule="auto" w:after="40"/>
+            </w:pPr>
+          </w:p>
+        </w:tc>
+        <w:tc>
+          <w:tcPr>
+            <w:tcW w:w="720" w:type="dxa"/>
+          </w:tcPr>
+          <w:p>
+            <w:pPr>
+              <w:spacing w:line="240" w:lineRule="auto" w:after="40"/>
+            </w:pPr>
+          </w:p>
+        </w:tc>
+        <w:tc>
+          <w:tcPr>
+            <w:tcW w:w="1225" w:type="dxa"/>
+          </w:tcPr>
+          <w:p>
+            <w:pPr>
+              <w:spacing w:line="240" w:lineRule="auto" w:after="40"/>
+            </w:pPr>
+          </w:p>
+        </w:tc>
+        <w:tc>
+          <w:tcPr>
+            <w:tcW w:w="1337" w:type="dxa"/>
+          </w:tcPr>
+          <w:p>
+            <w:pPr>
+              <w:spacing w:line="240" w:lineRule="auto" w:after="40"/>
+            </w:pPr>
+          </w:p>
+        </w:tc>
+        <w:tc>
+          <w:tcPr>
+            <w:tcW w:w="720" w:type="dxa"/>
+          </w:tcPr>
+          <w:p>
+            <w:pPr>
+              <w:spacing w:line="240" w:lineRule="auto" w:after="40"/>
+            </w:pPr>
+          </w:p>
+        </w:tc>
+      </w:tr>
+      <w:tr>
+        <w:tc>
+          <w:tcPr>
+            <w:tcW w:w="2906" w:type="dxa"/>
+          </w:tcPr>
+          <w:p>
+            <w:pPr>
+              <w:spacing w:line="240" w:lineRule="auto" w:after="40"/>
+            </w:pPr>
+            <w:r>
+              <w:t xml:space="preserve">Artificial intelligence</w:t>
+            </w:r>
+          </w:p>
+        </w:tc>
+        <w:tc>
+          <w:tcPr>
+            <w:tcW w:w="1146" w:type="dxa"/>
+          </w:tcPr>
+          <w:p>
+            <w:pPr>
+              <w:spacing w:line="240" w:lineRule="auto" w:after="40"/>
+            </w:pPr>
+            <w:r>
+              <w:t xml:space="preserve">5</w:t>
+            </w:r>
+          </w:p>
+        </w:tc>
+        <w:tc>
+          <w:tcPr>
+            <w:tcW w:w="1305" w:type="dxa"/>
+          </w:tcPr>
+          <w:p>
+            <w:pPr>
+              <w:spacing w:line="240" w:lineRule="auto" w:after="40"/>
+            </w:pPr>
+            <w:r>
+              <w:t xml:space="preserve">5</w:t>
+            </w:r>
+          </w:p>
+        </w:tc>
+        <w:tc>
+          <w:tcPr>
+            <w:tcW w:w="720" w:type="dxa"/>
+          </w:tcPr>
+          <w:p>
+            <w:pPr>
+              <w:spacing w:line="240" w:lineRule="auto" w:after="40"/>
+            </w:pPr>
+            <w:r>
+              <w:t xml:space="preserve">5</w:t>
+            </w:r>
+          </w:p>
+        </w:tc>
+        <w:tc>
+          <w:tcPr>
+            <w:tcW w:w="1225" w:type="dxa"/>
+          </w:tcPr>
+          <w:p>
+            <w:pPr>
+              <w:spacing w:line="240" w:lineRule="auto" w:after="40"/>
+            </w:pPr>
+            <w:r>
+              <w:t xml:space="preserve">1.00</w:t>
+            </w:r>
+          </w:p>
+        </w:tc>
+        <w:tc>
+          <w:tcPr>
+            <w:tcW w:w="1337" w:type="dxa"/>
+          </w:tcPr>
+          <w:p>
+            <w:pPr>
+              <w:spacing w:line="240" w:lineRule="auto" w:after="40"/>
+            </w:pPr>
+            <w:r>
+              <w:t xml:space="preserve">1.00</w:t>
+            </w:r>
+          </w:p>
+        </w:tc>
+        <w:tc>
+          <w:tcPr>
+            <w:tcW w:w="720" w:type="dxa"/>
+          </w:tcPr>
+          <w:p>
+            <w:pPr>
+              <w:spacing w:line="240" w:lineRule="auto" w:after="40"/>
+            </w:pPr>
+            <w:r>
+              <w:t xml:space="preserve">1.00</w:t>
+            </w:r>
+          </w:p>
+        </w:tc>
+      </w:tr>
+      <w:tr>
+        <w:tc>
+          <w:tcPr>
+            <w:tcW w:w="2906" w:type="dxa"/>
+          </w:tcPr>
+          <w:p>
+            <w:pPr>
+              <w:spacing w:line="240" w:lineRule="auto" w:after="40"/>
+            </w:pPr>
+            <w:r>
+              <w:t xml:space="preserve">Disinformation and post-truth</w:t>
+            </w:r>
+          </w:p>
+        </w:tc>
+        <w:tc>
+          <w:tcPr>
+            <w:tcW w:w="1146" w:type="dxa"/>
+          </w:tcPr>
+          <w:p>
+            <w:pPr>
+              <w:spacing w:line="240" w:lineRule="auto" w:after="40"/>
+            </w:pPr>
+            <w:r>
+              <w:t xml:space="preserve">6</w:t>
+            </w:r>
+          </w:p>
+        </w:tc>
+        <w:tc>
+          <w:tcPr>
+            <w:tcW w:w="1305" w:type="dxa"/>
+          </w:tcPr>
+          <w:p>
+            <w:pPr>
+              <w:spacing w:line="240" w:lineRule="auto" w:after="40"/>
+            </w:pPr>
+            <w:r>
+              <w:t xml:space="preserve">1</w:t>
+            </w:r>
+          </w:p>
+        </w:tc>
+        <w:tc>
+          <w:tcPr>
+            <w:tcW w:w="720" w:type="dxa"/>
+          </w:tcPr>
+          <w:p>
+            <w:pPr>
+              <w:spacing w:line="240" w:lineRule="auto" w:after="40"/>
+            </w:pPr>
+            <w:r>
+              <w:t xml:space="preserve">1</w:t>
+            </w:r>
+          </w:p>
+        </w:tc>
+        <w:tc>
+          <w:tcPr>
+            <w:tcW w:w="1225" w:type="dxa"/>
+          </w:tcPr>
+          <w:p>
+            <w:pPr>
+              <w:spacing w:line="240" w:lineRule="auto" w:after="40"/>
+            </w:pPr>
+            <w:r>
+              <w:t xml:space="preserve">1.00</w:t>
+            </w:r>
+          </w:p>
+        </w:tc>
+        <w:tc>
+          <w:tcPr>
+            <w:tcW w:w="1337" w:type="dxa"/>
+          </w:tcPr>
+          <w:p>
+            <w:pPr>
+              <w:spacing w:line="240" w:lineRule="auto" w:after="40"/>
+            </w:pPr>
+            <w:r>
+              <w:t xml:space="preserve">.17</w:t>
+            </w:r>
+          </w:p>
+        </w:tc>
+        <w:tc>
+          <w:tcPr>
+            <w:tcW w:w="720" w:type="dxa"/>
+          </w:tcPr>
+          <w:p>
+            <w:pPr>
+              <w:spacing w:line="240" w:lineRule="auto" w:after="40"/>
+            </w:pPr>
+            <w:r>
+              <w:t xml:space="preserve">.23</w:t>
+            </w:r>
+          </w:p>
+        </w:tc>
+      </w:tr>
+      <w:tr>
+        <w:tc>
+          <w:tcPr>
+            <w:tcW w:w="2906" w:type="dxa"/>
+          </w:tcPr>
+          <w:p>
+            <w:pPr>
+              <w:spacing w:line="240" w:lineRule="auto" w:after="40"/>
+            </w:pPr>
+            <w:r>
+              <w:t xml:space="preserve">Social media</w:t>
+            </w:r>
+          </w:p>
+        </w:tc>
+        <w:tc>
+          <w:tcPr>
+            <w:tcW w:w="1146" w:type="dxa"/>
+          </w:tcPr>
+          <w:p>
+            <w:pPr>
+              <w:spacing w:line="240" w:lineRule="auto" w:after="40"/>
+            </w:pPr>
+            <w:r>
+              <w:t xml:space="preserve">7</w:t>
+            </w:r>
+          </w:p>
+        </w:tc>
+        <w:tc>
+          <w:tcPr>
+            <w:tcW w:w="1305" w:type="dxa"/>
+          </w:tcPr>
+          <w:p>
+            <w:pPr>
+              <w:spacing w:line="240" w:lineRule="auto" w:after="40"/>
+            </w:pPr>
+            <w:r>
+              <w:t xml:space="preserve">7</w:t>
+            </w:r>
+          </w:p>
+        </w:tc>
+        <w:tc>
+          <w:tcPr>
+            <w:tcW w:w="720" w:type="dxa"/>
+          </w:tcPr>
+          <w:p>
+            <w:pPr>
+              <w:spacing w:line="240" w:lineRule="auto" w:after="40"/>
+            </w:pPr>
+            <w:r>
+              <w:t xml:space="preserve">6</w:t>
+            </w:r>
+          </w:p>
+        </w:tc>
+        <w:tc>
+          <w:tcPr>
+            <w:tcW w:w="1225" w:type="dxa"/>
+          </w:tcPr>
+          <w:p>
+            <w:pPr>
+              <w:spacing w:line="240" w:lineRule="auto" w:after="40"/>
+            </w:pPr>
+            <w:r>
+              <w:t xml:space="preserve">.86</w:t>
+            </w:r>
+          </w:p>
+        </w:tc>
+        <w:tc>
+          <w:tcPr>
+            <w:tcW w:w="1337" w:type="dxa"/>
+          </w:tcPr>
+          <w:p>
+            <w:pPr>
+              <w:spacing w:line="240" w:lineRule="auto" w:after="40"/>
+            </w:pPr>
+            <w:r>
+              <w:t xml:space="preserve">.86</w:t>
+            </w:r>
+          </w:p>
+        </w:tc>
+        <w:tc>
+          <w:tcPr>
+            <w:tcW w:w="720" w:type="dxa"/>
+          </w:tcPr>
+          <w:p>
+            <w:pPr>
+              <w:spacing w:line="240" w:lineRule="auto" w:after="40"/>
+            </w:pPr>
+            <w:r>
+              <w:t xml:space="preserve">.80</w:t>
+            </w:r>
+          </w:p>
+        </w:tc>
+      </w:tr>
+      <w:tr>
+        <w:tc>
+          <w:tcPr>
+            <w:tcW w:w="2906" w:type="dxa"/>
+          </w:tcPr>
+          <w:p>
+            <w:pPr>
+              <w:spacing w:line="240" w:lineRule="auto" w:after="40"/>
+            </w:pPr>
+            <w:r>
+              <w:t xml:space="preserve">Algorithms, data and platforms</w:t>
+            </w:r>
+          </w:p>
+        </w:tc>
+        <w:tc>
+          <w:tcPr>
+            <w:tcW w:w="1146" w:type="dxa"/>
+          </w:tcPr>
+          <w:p>
+            <w:pPr>
+              <w:spacing w:line="240" w:lineRule="auto" w:after="40"/>
+            </w:pPr>
+            <w:r>
+              <w:t xml:space="preserve">11</w:t>
+            </w:r>
+          </w:p>
+        </w:tc>
+        <w:tc>
+          <w:tcPr>
+            <w:tcW w:w="1305" w:type="dxa"/>
+          </w:tcPr>
+          <w:p>
+            <w:pPr>
+              <w:spacing w:line="240" w:lineRule="auto" w:after="40"/>
+            </w:pPr>
+            <w:r>
+              <w:t xml:space="preserve">9</w:t>
+            </w:r>
+          </w:p>
+        </w:tc>
+        <w:tc>
+          <w:tcPr>
+            <w:tcW w:w="720" w:type="dxa"/>
+          </w:tcPr>
+          <w:p>
+            <w:pPr>
+              <w:spacing w:line="240" w:lineRule="auto" w:after="40"/>
+            </w:pPr>
+            <w:r>
+              <w:t xml:space="preserve">6</w:t>
+            </w:r>
+          </w:p>
+        </w:tc>
+        <w:tc>
+          <w:tcPr>
+            <w:tcW w:w="1225" w:type="dxa"/>
+          </w:tcPr>
+          <w:p>
+            <w:pPr>
+              <w:spacing w:line="240" w:lineRule="auto" w:after="40"/>
+            </w:pPr>
+            <w:r>
+              <w:t xml:space="preserve">.67</w:t>
+            </w:r>
+          </w:p>
+        </w:tc>
+        <w:tc>
+          <w:tcPr>
+            <w:tcW w:w="1337" w:type="dxa"/>
+          </w:tcPr>
+          <w:p>
+            <w:pPr>
+              <w:spacing w:line="240" w:lineRule="auto" w:after="40"/>
+            </w:pPr>
+            <w:r>
+              <w:t xml:space="preserve">.55</w:t>
+            </w:r>
+          </w:p>
+        </w:tc>
+        <w:tc>
+          <w:tcPr>
+            <w:tcW w:w="720" w:type="dxa"/>
+          </w:tcPr>
+          <w:p>
+            <w:pPr>
+              <w:spacing w:line="240" w:lineRule="auto" w:after="40"/>
+            </w:pPr>
+            <w:r>
+              <w:t xml:space="preserve">.34</w:t>
+            </w:r>
+          </w:p>
+        </w:tc>
+      </w:tr>
+      <w:tr>
+        <w:tc>
+          <w:tcPr>
+            <w:tcW w:w="2906" w:type="dxa"/>
+          </w:tcPr>
+          <w:p>
+            <w:pPr>
+              <w:spacing w:line="240" w:lineRule="auto" w:after="40"/>
+            </w:pPr>
+            <w:r>
+              <w:t xml:space="preserve">Privacy and surveillance</w:t>
+            </w:r>
+          </w:p>
+        </w:tc>
+        <w:tc>
+          <w:tcPr>
+            <w:tcW w:w="1146" w:type="dxa"/>
+          </w:tcPr>
+          <w:p>
+            <w:pPr>
+              <w:spacing w:line="240" w:lineRule="auto" w:after="40"/>
+            </w:pPr>
+            <w:r>
+              <w:t xml:space="preserve">7</w:t>
+            </w:r>
+          </w:p>
+        </w:tc>
+        <w:tc>
+          <w:tcPr>
+            <w:tcW w:w="1305" w:type="dxa"/>
+          </w:tcPr>
+          <w:p>
+            <w:pPr>
+              <w:spacing w:line="240" w:lineRule="auto" w:after="40"/>
+            </w:pPr>
+            <w:r>
+              <w:t xml:space="preserve">1</w:t>
+            </w:r>
+          </w:p>
+        </w:tc>
+        <w:tc>
+          <w:tcPr>
+            <w:tcW w:w="720" w:type="dxa"/>
+          </w:tcPr>
+          <w:p>
+            <w:pPr>
+              <w:spacing w:line="240" w:lineRule="auto" w:after="40"/>
+            </w:pPr>
+            <w:r>
+              <w:t xml:space="preserve">1</w:t>
+            </w:r>
+          </w:p>
+        </w:tc>
+        <w:tc>
+          <w:tcPr>
+            <w:tcW w:w="1225" w:type="dxa"/>
+          </w:tcPr>
+          <w:p>
+            <w:pPr>
+              <w:spacing w:line="240" w:lineRule="auto" w:after="40"/>
+            </w:pPr>
+            <w:r>
+              <w:t xml:space="preserve">1.00</w:t>
+            </w:r>
+          </w:p>
+        </w:tc>
+        <w:tc>
+          <w:tcPr>
+            <w:tcW w:w="1337" w:type="dxa"/>
+          </w:tcPr>
+          <w:p>
+            <w:pPr>
+              <w:spacing w:line="240" w:lineRule="auto" w:after="40"/>
+            </w:pPr>
+            <w:r>
+              <w:t xml:space="preserve">.14</w:t>
+            </w:r>
+          </w:p>
+        </w:tc>
+        <w:tc>
+          <w:tcPr>
+            <w:tcW w:w="720" w:type="dxa"/>
+          </w:tcPr>
+          <w:p>
+            <w:pPr>
+              <w:spacing w:line="240" w:lineRule="auto" w:after="40"/>
+            </w:pPr>
+            <w:r>
+              <w:t xml:space="preserve">.19</w:t>
+            </w:r>
+          </w:p>
+        </w:tc>
+      </w:tr>
+      <w:tr>
+        <w:tc>
+          <w:tcPr>
+            <w:tcW w:w="2906" w:type="dxa"/>
+          </w:tcPr>
+          <w:p>
+            <w:pPr>
+              <w:spacing w:line="240" w:lineRule="auto" w:after="40"/>
+            </w:pPr>
+            <w:r>
+              <w:t xml:space="preserve">Hate speech and radicalisation</w:t>
+            </w:r>
+          </w:p>
+        </w:tc>
+        <w:tc>
+          <w:tcPr>
+            <w:tcW w:w="1146" w:type="dxa"/>
+          </w:tcPr>
+          <w:p>
+            <w:pPr>
+              <w:spacing w:line="240" w:lineRule="auto" w:after="40"/>
+            </w:pPr>
+            <w:r>
+              <w:t xml:space="preserve">1</w:t>
+            </w:r>
+          </w:p>
+        </w:tc>
+        <w:tc>
+          <w:tcPr>
+            <w:tcW w:w="1305" w:type="dxa"/>
+          </w:tcPr>
+          <w:p>
+            <w:pPr>
+              <w:spacing w:line="240" w:lineRule="auto" w:after="40"/>
+            </w:pPr>
+            <w:r>
+              <w:t xml:space="preserve">0</w:t>
+            </w:r>
+          </w:p>
+        </w:tc>
+        <w:tc>
+          <w:tcPr>
+            <w:tcW w:w="720" w:type="dxa"/>
+          </w:tcPr>
+          <w:p>
+            <w:pPr>
+              <w:spacing w:line="240" w:lineRule="auto" w:after="40"/>
+            </w:pPr>
+            <w:r>
+              <w:t xml:space="preserve">0</w:t>
+            </w:r>
+          </w:p>
+        </w:tc>
+        <w:tc>
+          <w:tcPr>
+            <w:tcW w:w="1225" w:type="dxa"/>
+          </w:tcPr>
+          <w:p>
+            <w:pPr>
+              <w:spacing w:line="240" w:lineRule="auto" w:after="40"/>
+            </w:pPr>
+            <w:r>
+              <w:t xml:space="preserve">—</w:t>
+            </w:r>
+          </w:p>
+        </w:tc>
+        <w:tc>
+          <w:tcPr>
+            <w:tcW w:w="1337" w:type="dxa"/>
+          </w:tcPr>
+          <w:p>
+            <w:pPr>
+              <w:spacing w:line="240" w:lineRule="auto" w:after="40"/>
+            </w:pPr>
+            <w:r>
+              <w:t xml:space="preserve">.00</w:t>
+            </w:r>
+          </w:p>
+        </w:tc>
+        <w:tc>
+          <w:tcPr>
+            <w:tcW w:w="720" w:type="dxa"/>
+          </w:tcPr>
+          <w:p>
+            <w:pPr>
+              <w:spacing w:line="240" w:lineRule="auto" w:after="40"/>
+            </w:pPr>
+            <w:r>
+              <w:t xml:space="preserve">.00</w:t>
+            </w:r>
+          </w:p>
+        </w:tc>
+      </w:tr>
+      <w:tr>
+        <w:tc>
+          <w:tcPr>
+            <w:tcW w:w="2906" w:type="dxa"/>
+          </w:tcPr>
+          <w:p>
+            <w:pPr>
+              <w:spacing w:line="240" w:lineRule="auto" w:after="40"/>
+            </w:pPr>
+            <w:r>
+              <w:t xml:space="preserve">Second or foreign language education</w:t>
+            </w:r>
+          </w:p>
+        </w:tc>
+        <w:tc>
+          <w:tcPr>
+            <w:tcW w:w="1146" w:type="dxa"/>
+          </w:tcPr>
+          <w:p>
+            <w:pPr>
+              <w:spacing w:line="240" w:lineRule="auto" w:after="40"/>
+            </w:pPr>
+            <w:r>
+              <w:t xml:space="preserve">6</w:t>
+            </w:r>
+          </w:p>
+        </w:tc>
+        <w:tc>
+          <w:tcPr>
+            <w:tcW w:w="1305" w:type="dxa"/>
+          </w:tcPr>
+          <w:p>
+            <w:pPr>
+              <w:spacing w:line="240" w:lineRule="auto" w:after="40"/>
+            </w:pPr>
+            <w:r>
+              <w:t xml:space="preserve">3</w:t>
+            </w:r>
+          </w:p>
+        </w:tc>
+        <w:tc>
+          <w:tcPr>
+            <w:tcW w:w="720" w:type="dxa"/>
+          </w:tcPr>
+          <w:p>
+            <w:pPr>
+              <w:spacing w:line="240" w:lineRule="auto" w:after="40"/>
+            </w:pPr>
+            <w:r>
+              <w:t xml:space="preserve">3</w:t>
+            </w:r>
+          </w:p>
+        </w:tc>
+        <w:tc>
+          <w:tcPr>
+            <w:tcW w:w="1225" w:type="dxa"/>
+          </w:tcPr>
+          <w:p>
+            <w:pPr>
+              <w:spacing w:line="240" w:lineRule="auto" w:after="40"/>
+            </w:pPr>
+            <w:r>
+              <w:t xml:space="preserve">1.00</w:t>
+            </w:r>
+          </w:p>
+        </w:tc>
+        <w:tc>
+          <w:tcPr>
+            <w:tcW w:w="1337" w:type="dxa"/>
+          </w:tcPr>
+          <w:p>
+            <w:pPr>
+              <w:spacing w:line="240" w:lineRule="auto" w:after="40"/>
+            </w:pPr>
+            <w:r>
+              <w:t xml:space="preserve">.50</w:t>
+            </w:r>
+          </w:p>
+        </w:tc>
+        <w:tc>
+          <w:tcPr>
+            <w:tcW w:w="720" w:type="dxa"/>
+          </w:tcPr>
+          <w:p>
+            <w:pPr>
+              <w:spacing w:line="240" w:lineRule="auto" w:after="40"/>
+            </w:pPr>
+            <w:r>
+              <w:t xml:space="preserve">.60</w:t>
+            </w:r>
+          </w:p>
+        </w:tc>
+      </w:tr>
+      <w:tr>
+        <w:tc>
+          <w:tcPr>
+            <w:tcW w:w="2906" w:type="dxa"/>
+          </w:tcPr>
+          <w:p>
+            <w:pPr>
+              <w:spacing w:line="240" w:lineRule="auto" w:after="40"/>
+            </w:pPr>
+            <w:r>
+              <w:t xml:space="preserve">Student media production</w:t>
+            </w:r>
+          </w:p>
+        </w:tc>
+        <w:tc>
+          <w:tcPr>
+            <w:tcW w:w="1146" w:type="dxa"/>
+          </w:tcPr>
+          <w:p>
+            <w:pPr>
+              <w:spacing w:line="240" w:lineRule="auto" w:after="40"/>
+            </w:pPr>
+            <w:r>
+              <w:t xml:space="preserve">5</w:t>
+            </w:r>
+          </w:p>
+        </w:tc>
+        <w:tc>
+          <w:tcPr>
+            <w:tcW w:w="1305" w:type="dxa"/>
+          </w:tcPr>
+          <w:p>
+            <w:pPr>
+              <w:spacing w:line="240" w:lineRule="auto" w:after="40"/>
+            </w:pPr>
+            <w:r>
+              <w:t xml:space="preserve">1</w:t>
+            </w:r>
+          </w:p>
+        </w:tc>
+        <w:tc>
+          <w:tcPr>
+            <w:tcW w:w="720" w:type="dxa"/>
+          </w:tcPr>
+          <w:p>
+            <w:pPr>
+              <w:spacing w:line="240" w:lineRule="auto" w:after="40"/>
+            </w:pPr>
+            <w:r>
+              <w:t xml:space="preserve">1</w:t>
+            </w:r>
+          </w:p>
+        </w:tc>
+        <w:tc>
+          <w:tcPr>
+            <w:tcW w:w="1225" w:type="dxa"/>
+          </w:tcPr>
+          <w:p>
+            <w:pPr>
+              <w:spacing w:line="240" w:lineRule="auto" w:after="40"/>
+            </w:pPr>
+            <w:r>
+              <w:t xml:space="preserve">1.00</w:t>
+            </w:r>
+          </w:p>
+        </w:tc>
+        <w:tc>
+          <w:tcPr>
+            <w:tcW w:w="1337" w:type="dxa"/>
+          </w:tcPr>
+          <w:p>
+            <w:pPr>
+              <w:spacing w:line="240" w:lineRule="auto" w:after="40"/>
+            </w:pPr>
+            <w:r>
+              <w:t xml:space="preserve">.20</w:t>
+            </w:r>
+          </w:p>
+        </w:tc>
+        <w:tc>
+          <w:tcPr>
+            <w:tcW w:w="720" w:type="dxa"/>
+          </w:tcPr>
+          <w:p>
+            <w:pPr>
+              <w:spacing w:line="240" w:lineRule="auto" w:after="40"/>
+            </w:pPr>
+            <w:r>
+              <w:t xml:space="preserve">.29</w:t>
+            </w:r>
+          </w:p>
+        </w:tc>
+      </w:tr>
+    </w:tbl>
+    <w:p>
+      <w:pPr/>
+      <w:r>
+        <w:rPr>
+          <w:i/>
+        </w:rPr>
+        <w:t xml:space="preserve">Note.</w:t>
+      </w:r>
+      <w:r>
+        <w:t xml:space="preserve"> Full text: studies coded in the full-text reading. Dictionary: studies coded by the dictionaries from titles, abstracts and keywords. Both: studies coded by both. Precision = both ÷ dictionary; sensitivity = both ÷ full text; κ: Cohen's kappa. Precision is undefined when a dictionary assigned no code. The full-text codes were assigned by a single coder, a large language model applying the codebook (Supplementary files S4 and S5).</w:t>
+      </w:r>
+    </w:p>
+    <w:p>
+      <w:pPr/>
+      <w:r>
+        <w:t xml:space="preserve">Outcome evaluation was rare. Of the 25 eligible studies, 16 did not examine what participants learned, 5 offered qualitative evidence of learning or change after an intervention, 4 reported quantitative measures before and after without a comparison group, and none used a comparative design. Interventions were more frequent than the dictionaries suggest (10 of the 25), and all but one of them reported some evaluation.</w:t>
+      </w:r>
+    </w:p>
+    <w:p>
+      <w:pPr/>
+      <w:r>
+        <w:t xml:space="preserve">The three dimensions of the working definition were unevenly present. Of the 25 eligible studies, 18 addressed the textual dimension, 14 the infrastructural and 9 the transformative; 9 addressed the textual dimension alone, and 4 all three. The infrastructural dimension was more frequent in the latest period, in 10 of the 16 studies from 2024–2026 against 3 of the 7 from 2020–2023. In five of the nine studies with a transformative dimension, action was proposed or anticipated rather than documented. Four showed participants acting to change a practice or a technology, for example by reporting analyses of open data to public authorities (Atenas et al., 2023) or by redesigning lessons to resist the bias of AI recommendations (Zagami, 2026).</w:t>
+      </w:r>
+    </w:p>
+    <w:p>
+      <w:pPr>
         <w:pStyle w:val="Heading2"/>
       </w:pPr>
       <w:r>
@@ -6430,7 +8962,7 @@
     <w:p>
       <w:pPr/>
       <w:r>
-        <w:t xml:space="preserve">Research on CDL in formal education has grown by about a fifth each year and now produces more studies in a year than it did in its first four years together. The review points to three imbalances in that growth. The field follows each new technology closely, it is concentrated at the top of the education system, and it describes far more than it evaluates. A fourth finding concerns the review itself: in this field, titles are a poor guide to content.</w:t>
+        <w:t xml:space="preserve">Research on CDL in formal education has grown by about a fifth each year and now produces more studies in a year than it did in its first four years together. The review points to three imbalances in that growth. The field follows each new technology closely, it is concentrated at the top of the education system, and it describes far more than it evaluates. A fourth finding concerns the review itself: in this field, titles and abstracts are a poor guide to content, and a third of the studies read in full did not make CDL their concern.</w:t>
       </w:r>
     </w:p>
     <w:p>
@@ -6444,13 +8976,13 @@
     <w:p>
       <w:pPr/>
       <w:r>
-        <w:t xml:space="preserve">The widening of attention from social media to platforms and then to generative AI shows a field able to respond quickly. Attention to social media did not fall, so the pattern is one of accumulation rather than replacement. Within three years of the release of ChatGPT, AI had become the most frequent object of critique in the corpus. That speed has a cost. Each new technology tends to bring its own literacy, and the corpus already contains data literacy, algorithmic literacy, prompt literacy and critical AI literacy alongside CDL. If every technology gets its own framework, the field will struggle to accumulate knowledge, and teachers will face a new vocabulary every few years.</w:t>
-      </w:r>
-    </w:p>
-    <w:p>
-      <w:pPr/>
-      <w:r>
-        <w:t xml:space="preserve">The working definition used here suggests a way through. Its infrastructural dimension, which asks who owns a technology, what data it collects and whose interests it serves, does not depend on any particular device. It applies to a social network, a learning platform or a language model alike. That is the point Pangrazio (2016) and Pötzsch (2019) made before generative AI existed, and it fits the broader analyses of platformisation and datafication in education (van Dijck et al., 2018; Williamson, 2017). The co-occurrence results point in the same direction. Platforms and AI are most often studied through digital citizenship and through race, gender and decolonial perspectives, which are concerned with governance and justice rather than with reading individual texts. Social media, the older object, is still read mostly through media literacy and multiliteracies. The field seems to be moving from the critique of representation towards the critique of infrastructure, and that move is what can give it continuity.</w:t>
+        <w:t xml:space="preserve">The widening of attention from social media to platforms and then to generative AI shows a field able to respond quickly. Attention to social media did not fall, so the pattern is one of accumulation rather than replacement. Within three years of the release of ChatGPT, AI had become the most frequent object of critique in the corpus. Part of that response is nominal. Fewer than half of the sampled studies coded for AI made CDL a central concern; the others invoked it in a closing recommendation or reduced it to ethical attitudes or to checking sources. That speed has a cost. Each new technology tends to bring its own literacy, and the corpus already contains data literacy, algorithmic literacy, prompt literacy and critical AI literacy alongside CDL. If every technology gets its own framework, the field will struggle to accumulate knowledge, and teachers will face a new vocabulary every few years.</w:t>
+      </w:r>
+    </w:p>
+    <w:p>
+      <w:pPr/>
+      <w:r>
+        <w:t xml:space="preserve">The working definition used here suggests a way through. Its infrastructural dimension, which asks who owns a technology, what data it collects and whose interests it serves, does not depend on any particular device. It applies to a social network, a learning platform or a language model alike. That is the point Pangrazio (2016) and Pötzsch (2019) made before generative AI existed, and it fits the broader analyses of platformisation and datafication in education (van Dijck et al., 2018; Williamson, 2017). The co-occurrence results point in the same direction. Platforms and AI are most often studied through digital citizenship and through race, gender and decolonial perspectives, which are concerned with governance and justice rather than with reading individual texts. Social media, the older object, is still read mostly through media literacy and multiliteracies. The full texts lend this some direct support, though the numbers are small: the infrastructural dimension appeared in 10 of the 16 eligible studies from 2024–2026 and in 3 of the 7 from 2020–2023. The field seems to be moving from the critique of representation towards the critique of infrastructure, and that move is what can give it continuity.</w:t>
       </w:r>
     </w:p>
     <w:p>
@@ -6478,7 +9010,13 @@
     <w:p>
       <w:pPr/>
       <w:r>
-        <w:t xml:space="preserve">Qualitative and conceptual designs are the most frequent codes, and the share of studies that describe an intervention has not grown. Evidence of what learners gain can come from qualitative as well as quantitative designs, but few studies of either kind appear to set out to evaluate outcomes. The new instruments for CDL and critical AI literacy (AlGhannama et al., 2025; Bozkurt et al., 2026) could support comparative designs, but they also bring a risk the field should name. A literacy whose aim is to question how systems sort and score people can be reduced, in turn, to a score. Evaluation designs that combine measures with analyses of what learners produce and say would be more consistent with what CDL sets out to do.</w:t>
+        <w:t xml:space="preserve">Qualitative and conceptual designs are the most frequent codes, and the share of studies that describe an intervention has not grown. The full texts confirm the gap. Of the 25 eligible studies read, 16 did not examine what participants learned and none compared participants with a group that did not take part; the interventions that were evaluated relied on qualitative evidence or on measures taken before and after. Evidence of what learners gain can come from qualitative as well as quantitative designs, and the field has some of the first kind. What it lacks are designs that allow a change to be attributed to a practice.</w:t>
+      </w:r>
+    </w:p>
+    <w:p>
+      <w:pPr/>
+      <w:r>
+        <w:t xml:space="preserve">The transformative dimension, the one that asks learners to act, is also the least developed: it appeared in 9 of the 25 studies and was documented as practice in only 4. The new instruments for CDL and critical AI literacy (AlGhannama et al., 2025; Bozkurt et al., 2026) could support comparative designs, but they bring a risk the field should name. A literacy whose aim is to question how systems sort and score people can be reduced, in turn, to a score, and the one scale read in full here measured ethical beliefs about AI rather than any critique of power (Bozkurt et al., 2026). Evaluation designs that combine measures with analyses of what learners produce and say would be more consistent with what CDL sets out to do.</w:t>
       </w:r>
     </w:p>
     <w:p>
@@ -6520,7 +9058,13 @@
     <w:p>
       <w:pPr/>
       <w:r>
-        <w:t xml:space="preserve">The two screening passes agreed only moderately. Neither pass alone reproduced the final selection. Compared with it, the title pass would have missed 28 of the 135 included studies (20.7%) and kept 22 that were finally excluded; the abstract-and-keyword pass would have missed 22 and kept 22. Because the final selection was built from both passes, these figures show how far each pass departs from it, not independent error rates. Some studies name CDL only in their abstract or keywords, and some titles that sound critical describe something else. The second reviewer, reading the abstracts, confirmed every decision that the rule had taken on the disputed records. Reviews of CDL, and probably of other critical literacies, should not rely on titles alone. Field-level searches inside abstracts offer a reproducible second pass, but reproducibility is not validity: they locate candidate studies and do not replace reading them.</w:t>
+        <w:t xml:space="preserve">The two screening passes agreed only moderately. Neither pass alone reproduced the final selection. Compared with it, the title pass would have missed 28 of the 135 included studies (20.7%) and kept 22 that were finally excluded; the abstract-and-keyword pass would have missed 22 and kept 22. Because the final selection was built from both passes, these figures show how far each pass departs from it, not independent error rates. Some studies name CDL only in their abstract or keywords, and some titles that sound critical describe something else.</w:t>
+      </w:r>
+    </w:p>
+    <w:p>
+      <w:pPr/>
+      <w:r>
+        <w:t xml:space="preserve">The full texts give a firmer measure, and it is less reassuring than the check on abstracts. The second reviewer, reading abstracts, had confirmed every decision that the rule took on disputed records. Yet only 3 of the 10 sampled studies admitted on two indicators made CDL a central concern, against 20 of the 25 on which both passes had agreed. An abstract can combine the right terms and still describe a study of something else, such as the adoption or regulation of AI or the evaluation of sources. Reviews of CDL, and probably of other critical literacies, should not rely on titles and abstracts. Field-level searches inside abstracts offer a reproducible way to locate candidate studies, but reproducibility is not validity, and only full texts settle what a study is about.</w:t>
       </w:r>
     </w:p>
     <w:p>
@@ -6534,7 +9078,7 @@
     <w:p>
       <w:pPr/>
       <w:r>
-        <w:t xml:space="preserve">The review has five main limitations.</w:t>
+        <w:t xml:space="preserve">The review has six main limitations.</w:t>
       </w:r>
     </w:p>
     <w:p>
@@ -6552,7 +9096,7 @@
         <w:t xml:space="preserve">Full texts read only for a sample.</w:t>
       </w:r>
       <w:r>
-        <w:t xml:space="preserve"> The Scopus access available did not return the text of abstracts, so both screening passes and the charting rest on titles and on term searches in abstracts and keywords. A second reviewer read the abstracts of 169 records, and full texts were read for a random sample of 40 studies. For the other 95 studies, codes show that a term appears, not how a study treats it, and the synthesis describes what studies set out to do rather than what they found. Because the sample was drawn from open-access studies only, it over-represents open-access journals, which in this corpus publish 16 of the 19 Spanish-language studies and most of the recent ones; its estimates of dictionary accuracy may not transfer exactly to subscription journals.</w:t>
+        <w:t xml:space="preserve"> The Scopus access available did not return the text of abstracts, so both screening passes and the charting rest on titles and on term searches in abstracts and keywords. A second reviewer read the abstracts of 169 records, and full texts were read for 38 open-access studies. They show that the corpus is broader than the definition: 25 of the 38 made CDL a central concern (95% CI 50–79%), so the 135 studies are best read as research indexed under CDL, of which perhaps two thirds is CDL research in the sense used here. For the 97 studies not read, codes show that a term appears, not how a study treats it, and the synthesis describes what studies set out to do rather than what they found. Because the sample was drawn from open-access studies only, and two of its four studies from 2016–2019 could not be retrieved, its estimates may not transfer exactly to subscription journals or to the earliest years.</w:t>
       </w:r>
     </w:p>
     <w:p>
@@ -6588,7 +9132,7 @@
         <w:t xml:space="preserve">Term-based coding.</w:t>
       </w:r>
       <w:r>
-        <w:t xml:space="preserve"> Codes depend on the dictionaries, and reproducible coding is not the same as valid coding: the dictionaries locate vocabulary, and the categories they assign were not checked against the full texts. The strict dictionaries show that the main trends do not depend on the broader terms, but codes for level and design are less reliable, and 30 studies received no level code, 34 no design code and 54 no tradition code.</w:t>
+        <w:t xml:space="preserve"> Codes depend on the dictionaries, and reproducible coding is not the same as valid coding. The full-text check shows that the dictionaries for AI, secondary education and social media are reliable, but that those for disinformation, privacy, student production, Freirean pedagogy and interventions miss most cases, and that the code for early childhood and primary education is inflated (Table 8). Trends in these categories are trends in vocabulary. The strict dictionaries show that the main trends do not depend on the broader terms; even so, 30 studies received no level code, 34 no design code and 54 no tradition code.</w:t>
       </w:r>
     </w:p>
     <w:p>
@@ -6603,10 +9147,10 @@
         <w:rPr>
           <w:b/>
         </w:rPr>
-        <w:t xml:space="preserve">Coverage.</w:t>
-      </w:r>
-      <w:r>
-        <w:t xml:space="preserve"> Only Scopus was searched, and only English and Spanish were included. Web of Science, ERIC, SciELO and Redalyc, and research in Portuguese, would broaden the picture, especially for Latin America.</w:t>
+        <w:t xml:space="preserve">Full-text coding by a single automated coder.</w:t>
+      </w:r>
+      <w:r>
+        <w:t xml:space="preserve"> The full texts were coded by a large language model applying the codebook, with no second coder, so the reliability of these codes is unknown. Each code is backed by a quotation and page (Supplementary file S5) and can be audited, but none was checked by a second person. Fifteen eligibility decisions were borderline: under the most restrictive and the most inclusive reading of those cases, between 19 and 34 of the 38 studies would be eligible.</w:t>
       </w:r>
     </w:p>
     <w:p>
@@ -6621,6 +9165,24 @@
         <w:rPr>
           <w:b/>
         </w:rPr>
+        <w:t xml:space="preserve">Coverage.</w:t>
+      </w:r>
+      <w:r>
+        <w:t xml:space="preserve"> Only Scopus was searched, and only English and Spanish were included. Web of Science, ERIC, SciELO and Redalyc, and research in Portuguese, would broaden the picture, especially for Latin America.</w:t>
+      </w:r>
+    </w:p>
+    <w:p>
+      <w:pPr>
+        <w:pStyle w:val="ListParagraph"/>
+        <w:numPr>
+          <w:ilvl w:val="0"/>
+          <w:numId w:val="3"/>
+        </w:numPr>
+      </w:pPr>
+      <w:r>
+        <w:rPr>
+          <w:b/>
+        </w:rPr>
         <w:t xml:space="preserve">Time.</w:t>
       </w:r>
       <w:r>
@@ -6638,7 +9200,7 @@
     <w:p>
       <w:pPr/>
       <w:r>
-        <w:t xml:space="preserve">Between 2016 and 2026, research on critical digital literacy in formal education moved from a small niche, with two studies in 2016, to a fast-growing field, with 52 studies in 2026 alone. It has widened its attention from social media to platforms, data and artificial intelligence without leaving social media behind, and the vocabulary of media literacy that marked its early years now appears alongside that of critical pedagogy and of race, gender and decolonial perspectives. Research written in Spanish, almost absent before 2020, now makes up a fifth of the newest studies.</w:t>
+        <w:t xml:space="preserve">Between 2016 and 2026, research on critical digital literacy in formal education moved from a small niche, with two studies in 2016, to a fast-growing field, with 52 studies in 2026 alone, although a third of the studies read in full used the term without making CDL their concern. It has widened its attention from social media to platforms, data and artificial intelligence without leaving social media behind, and the vocabulary of media literacy that marked its early years now appears alongside that of critical pedagogy and of race, gender and decolonial perspectives. Research written in Spanish, almost absent before 2020, now makes up a fifth of the newest studies.</w:t>
       </w:r>
     </w:p>
     <w:p>
@@ -6664,7 +9226,7 @@
     <w:p>
       <w:pPr/>
       <w:r>
-        <w:t xml:space="preserve">The search string, the 469 records, the decisions of both screening passes, the adjudication, the coding of the 135 included studies and the code that produces them are archived as an open data set (Author, 2026) at [repository link removed for anonymous review]. Supplementary file S1 lists the included studies with their codes, and supplementary file S2 gives the decisions of both screening passes for all 469 records.</w:t>
+        <w:t xml:space="preserve">The search string, the 469 records, the decisions of both screening passes, the adjudication, the coding of the 135 included studies, the full-text validation and the code that produces them are archived as an open data set (Author, 2026) at [repository link removed for anonymous review]. Supplementary file S1 lists the included studies with their codes; supplementary file S2 gives the decisions of both screening passes for all 469 records; supplementary file S4 gives the codebook for the full-text validation; and supplementary file S5 gives the full-text codes with their supporting quotations.</w:t>
       </w:r>
     </w:p>
     <w:p>
@@ -6692,7 +9254,7 @@
     <w:p>
       <w:pPr/>
       <w:r>
-        <w:t xml:space="preserve">A large language model (Claude, Anthropic) was used for study design (drafting the search string and the screening and coding procedures), data collection (running the Scopus queries through the Scopus APIs), literature review (proposing the title-screening decisions of pass 1 and drafting the dictionaries for pass 2 and for coding), data analysis (writing the Python code for screening, coding and the statistical tests), figure creation (drawing Figures 1–5 and building the tables) and writing assistance (drafting and revising the manuscript). It was also used to check the references against Crossref, OpenAlex and ORCID records. A second, human reviewer read the abstracts of 169 records to verify the screening (see Method). The author checked the decisions, the analyses, the references and the text, and takes full responsibility for the content.</w:t>
+        <w:t xml:space="preserve">A large language model (Claude, Anthropic) was used for study design (drafting the search string and the screening and coding procedures), data collection (running the Scopus queries through the Scopus APIs and retrieving the open-access full texts of the validation sample), literature review (proposing the title-screening decisions of pass 1, drafting the dictionaries for pass 2 and for coding, and coding the full texts of the validation sample with the codebook, recording a supporting quotation and page for each code), data analysis (writing the Python code for screening, coding and the statistical tests), figure creation (drawing Figures 1–5 and building the tables) and writing assistance (drafting and revising the manuscript). It was also used to check the references against Crossref, OpenAlex and ORCID records. A second, human reviewer read the abstracts of 169 records to verify the screening (see Method). No second person coded the full texts. The author checked the decisions, the analyses, the references and the text, and takes full responsibility for the content.</w:t>
       </w:r>
     </w:p>
     <w:p>
@@ -6772,7 +9334,7 @@
         <w:t xml:space="preserve">18</w:t>
       </w:r>
       <w:r>
-        <w:t xml:space="preserve">(2), ep651. https://doi.org/10.30935/cedtech/18477</w:t>
+        <w:t xml:space="preserve">(2), Article ep651. https://doi.org/10.30935/cedtech/18477</w:t>
       </w:r>
     </w:p>
     <w:p>
@@ -6898,7 +9460,7 @@
         <w:t xml:space="preserve">15</w:t>
       </w:r>
       <w:r>
-        <w:t xml:space="preserve">(1), ep397. https://doi.org/10.30935/cedtech/12599</w:t>
+        <w:t xml:space="preserve">(1), Article ep397. https://doi.org/10.30935/cedtech/12599</w:t>
       </w:r>
     </w:p>
     <w:p>
@@ -6922,7 +9484,7 @@
         <w:t xml:space="preserve">9</w:t>
       </w:r>
       <w:r>
-        <w:t xml:space="preserve">(8), 134. https://doi.org/10.3390/SOCSCI9080134</w:t>
+        <w:t xml:space="preserve">(8), Article 134. https://doi.org/10.3390/SOCSCI9080134</w:t>
       </w:r>
     </w:p>
     <w:p>
@@ -6994,7 +9556,7 @@
         <w:t xml:space="preserve">67</w:t>
       </w:r>
       <w:r>
-        <w:t xml:space="preserve">, 101186. https://doi.org/10.1016/j.jslw.2025.101186</w:t>
+        <w:t xml:space="preserve">, Article 101186. https://doi.org/10.1016/j.jslw.2025.101186</w:t>
       </w:r>
     </w:p>
     <w:p>
@@ -7114,7 +9676,7 @@
         <w:t xml:space="preserve">25</w:t>
       </w:r>
       <w:r>
-        <w:t xml:space="preserve">(1), e32220. https://doi.org/10.15381/lengsoc.v25i1.32220</w:t>
+        <w:t xml:space="preserve">(1), Article e32220. https://doi.org/10.15381/lengsoc.v25i1.32220</w:t>
       </w:r>
     </w:p>
     <w:p>
@@ -7153,7 +9715,7 @@
         <w:t xml:space="preserve">135</w:t>
       </w:r>
       <w:r>
-        <w:t xml:space="preserve">, 103871. https://doi.org/10.1016/j.system.2025.103871</w:t>
+        <w:t xml:space="preserve">, Article 103871. https://doi.org/10.1016/j.system.2025.103871</w:t>
       </w:r>
     </w:p>
     <w:p>
@@ -7321,7 +9883,7 @@
         <w:t xml:space="preserve">135</w:t>
       </w:r>
       <w:r>
-        <w:t xml:space="preserve">, 103867. https://doi.org/10.1016/j.system.2025.103867</w:t>
+        <w:t xml:space="preserve">, Article 103867. https://doi.org/10.1016/j.system.2025.103867</w:t>
       </w:r>
     </w:p>
     <w:p>
@@ -7345,7 +9907,7 @@
         <w:t xml:space="preserve">11</w:t>
       </w:r>
       <w:r>
-        <w:t xml:space="preserve">(3), e3425. https://doi.org/10.1002/rev3.3425</w:t>
+        <w:t xml:space="preserve">(3), Article e3425. https://doi.org/10.1002/rev3.3425</w:t>
       </w:r>
     </w:p>
     <w:p>
@@ -7384,7 +9946,7 @@
         <w:t xml:space="preserve">28</w:t>
       </w:r>
       <w:r>
-        <w:t xml:space="preserve">(1), 194. https://doi.org/10.1007/s10791-025-09720-0</w:t>
+        <w:t xml:space="preserve">(1), Article 194. https://doi.org/10.1007/s10791-025-09720-0</w:t>
       </w:r>
     </w:p>
     <w:p>
@@ -7480,7 +10042,7 @@
         <w:t xml:space="preserve">137</w:t>
       </w:r>
       <w:r>
-        <w:t xml:space="preserve">, 103930. https://doi.org/10.1016/j.system.2025.103930</w:t>
+        <w:t xml:space="preserve">, Article 103930. https://doi.org/10.1016/j.system.2025.103930</w:t>
       </w:r>
     </w:p>
     <w:p>
@@ -7510,6 +10072,30 @@
     <w:p>
       <w:pPr/>
       <w:r>
+        <w:t xml:space="preserve">Lalira, J. E., &amp; Warouw, M. P. (2026). Critical digital literacy enacted by Indonesian first-year undergraduates: A corpus-assisted study. </w:t>
+      </w:r>
+      <w:r>
+        <w:rPr>
+          <w:i/>
+        </w:rPr>
+        <w:t xml:space="preserve">Reading &amp; Writing</w:t>
+      </w:r>
+      <w:r>
+        <w:t xml:space="preserve">, </w:t>
+      </w:r>
+      <w:r>
+        <w:rPr>
+          <w:i/>
+        </w:rPr>
+        <w:t xml:space="preserve">17</w:t>
+      </w:r>
+      <w:r>
+        <w:t xml:space="preserve">(1), Article a700. https://doi.org/10.4102/rw.v17i1.700</w:t>
+      </w:r>
+    </w:p>
+    <w:p>
+      <w:pPr/>
+      <w:r>
         <w:t xml:space="preserve">Lewis, C., Crampton, A., &amp; Scharber, C. (2021). The sociocultural role of imagination in critical digital literacy. </w:t>
       </w:r>
       <w:r>
@@ -7552,7 +10138,7 @@
         <w:t xml:space="preserve">16</w:t>
       </w:r>
       <w:r>
-        <w:t xml:space="preserve">(6), 2253. https://doi.org/10.3390/su16062253</w:t>
+        <w:t xml:space="preserve">(6), Article 2253. https://doi.org/10.3390/su16062253</w:t>
       </w:r>
     </w:p>
     <w:p>
@@ -7582,6 +10168,21 @@
     <w:p>
       <w:pPr/>
       <w:r>
+        <w:t xml:space="preserve">López-Fernández, R., George-Reyes, C. E., Sorhegui-Ortega, R. A., &amp; Sandoval-Benítez, L. F. (2026). Inteligencia artificial en la universidad: Análisis de género de las perspectivas éticas y regulatorias en cinco escenarios internacionales [Artificial intelligence in higher education: A gender analysis of ethical and regulatory perspectives across five international scenarios]. </w:t>
+      </w:r>
+      <w:r>
+        <w:rPr>
+          <w:i/>
+        </w:rPr>
+        <w:t xml:space="preserve">Edutec</w:t>
+      </w:r>
+      <w:r>
+        <w:t xml:space="preserve">, (96), Article 1. https://doi.org/10.21556/edutec.2026.96.4421</w:t>
+      </w:r>
+    </w:p>
+    <w:p>
+      <w:pPr/>
+      <w:r>
         <w:t xml:space="preserve">Luke, A. (2012). Critical literacy: Foundational notes. </w:t>
       </w:r>
       <w:r>
@@ -7624,7 +10225,7 @@
         <w:t xml:space="preserve">10</w:t>
       </w:r>
       <w:r>
-        <w:t xml:space="preserve">(1), 44. https://doi.org/10.1186/s40862-025-00350-z</w:t>
+        <w:t xml:space="preserve">(1), Article 44. https://doi.org/10.1186/s40862-025-00350-z</w:t>
       </w:r>
     </w:p>
     <w:p>
@@ -7759,7 +10360,7 @@
         <w:t xml:space="preserve">133</w:t>
       </w:r>
       <w:r>
-        <w:t xml:space="preserve">, 103779. https://doi.org/10.1016/j.system.2025.103779</w:t>
+        <w:t xml:space="preserve">, Article 103779. https://doi.org/10.1016/j.system.2025.103779</w:t>
       </w:r>
     </w:p>
     <w:p>
@@ -7846,7 +10447,7 @@
         <w:t xml:space="preserve">372</w:t>
       </w:r>
       <w:r>
-        <w:t xml:space="preserve">, n71. https://doi.org/10.1136/bmj.n71</w:t>
+        <w:t xml:space="preserve">, Article n71. https://doi.org/10.1136/bmj.n71</w:t>
       </w:r>
     </w:p>
     <w:p>
@@ -7963,7 +10564,7 @@
         <w:t xml:space="preserve">11</w:t>
       </w:r>
       <w:r>
-        <w:t xml:space="preserve">, 1716735. https://doi.org/10.3389/feduc.2026.1716735</w:t>
+        <w:t xml:space="preserve">, Article 1716735. https://doi.org/10.3389/feduc.2026.1716735</w:t>
       </w:r>
     </w:p>
     <w:p>
@@ -8161,7 +10762,7 @@
         <w:t xml:space="preserve">62</w:t>
       </w:r>
       <w:r>
-        <w:t xml:space="preserve">, 100776. https://doi.org/10.1016/j.linged.2019.100776</w:t>
+        <w:t xml:space="preserve">, Article 100776. https://doi.org/10.1016/j.linged.2019.100776</w:t>
       </w:r>
     </w:p>
     <w:p>
@@ -8272,7 +10873,7 @@
         <w:t xml:space="preserve">73</w:t>
       </w:r>
       <w:r>
-        <w:t xml:space="preserve">, 102871. https://doi.org/10.1016/j.compcom.2024.102871</w:t>
+        <w:t xml:space="preserve">, Article 102871. https://doi.org/10.1016/j.compcom.2024.102871</w:t>
       </w:r>
     </w:p>
     <w:p>
@@ -8335,7 +10936,7 @@
         <w:t xml:space="preserve">81</w:t>
       </w:r>
       <w:r>
-        <w:t xml:space="preserve">, 101676. https://doi.org/10.1016/j.jeap.2026.101676</w:t>
+        <w:t xml:space="preserve">, Article 101676. https://doi.org/10.1016/j.jeap.2026.101676</w:t>
       </w:r>
     </w:p>
     <w:p>
@@ -8383,7 +10984,7 @@
         <w:t xml:space="preserve">136</w:t>
       </w:r>
       <w:r>
-        <w:t xml:space="preserve">, 103896. https://doi.org/10.1016/j.system.2025.103896</w:t>
+        <w:t xml:space="preserve">, Article 103896. https://doi.org/10.1016/j.system.2025.103896</w:t>
       </w:r>
     </w:p>
     <w:p>
@@ -8422,7 +11023,7 @@
         <w:t xml:space="preserve">17</w:t>
       </w:r>
       <w:r>
-        <w:t xml:space="preserve">(1), 12. https://doi.org/10.3390/info17010012</w:t>
+        <w:t xml:space="preserve">(1), Article 12. https://doi.org/10.3390/info17010012</w:t>
       </w:r>
     </w:p>
     <w:p>

--- a/revision-adc/manuscrito-review-of-education.docx
+++ b/revision-adc/manuscrito-review-of-education.docx
@@ -1309,7 +1309,7 @@
     <w:p>
       <w:pPr/>
       <w:r>
-        <w:t xml:space="preserve">The narrative synthesis describes what the studies set out to do: their aims, settings and pedagogical approaches. It does not report their findings, because full texts were not appraised. As is usual in scoping reviews, the methodological quality of the studies was not assessed (Tricco et al., 2018).</w:t>
+        <w:t xml:space="preserve">The narrative synthesis describes what the studies set out to do: their aims, settings and pedagogical approaches. It does not report their findings, because most full texts were not read. As is usual in scoping reviews, the methodological quality of the studies was not assessed (Tricco et al., 2018).</w:t>
       </w:r>
     </w:p>
     <w:p>
@@ -1621,7 +1621,7 @@
     <w:p>
       <w:pPr/>
       <w:r>
-        <w:t xml:space="preserve">Table 3 shows how the corpus is distributed by educational level and design. Higher education is the most studied level (40.7%), followed by teacher education (28.9%) and secondary education (21.5%). Early childhood and primary education account for only 10 studies (7.4%), and their share did not grow. If anything, the code overstates them: four of the five sampled studies coded for this level were set at another. The apparent fall of secondary education, from 44.4% to 17.1%, should be read with caution: it rests on broad terms such as </w:t>
+        <w:t xml:space="preserve">Table 3 shows how the corpus is distributed by educational level and design. Higher education is the most studied level (40.7%), followed by teacher education (28.9%) and secondary education (21.5%). Early childhood and primary education account for only 10 studies (7.4%), and their share did not grow. If anything, the code overstates them: four of the five sampled studies coded for this level were set at another level. The apparent fall of secondary education, from 44.4% to 17.1%, should be read with caution: it rests on broad terms such as </w:t>
       </w:r>
       <w:r>
         <w:rPr>
@@ -2976,7 +2976,7 @@
         <w:t xml:space="preserve">Journal of Adolescent &amp; Adult Literacy</w:t>
       </w:r>
       <w:r>
-        <w:t xml:space="preserve">, a journal written largely for literacy teachers (Harrison, 2018; McArthur, 2019; Saunders et al., 2017). Both traditions fell to under a fifth of the studies in later periods, and both declines are significant. The full-text check supports this caution. In the sample, the dictionaries found 2 of the 6 studies that adopt Freirean critical pedagogy as their framework, and they agreed only in part with the full texts on media literacy and multiliteracies (κ = .46 and .62).</w:t>
+        <w:t xml:space="preserve">, a journal written largely for literacy teachers (Harrison, 2018; McArthur, 2019; Saunders et al., 2017). Both traditions fell to under a fifth of the studies in later periods, and both declines are significant. The full-text check supports reading these codes as vocabulary. In the sample, the dictionaries found 2 of the 6 studies that adopt Freirean critical pedagogy as their framework, and they agreed only in part with the full texts on media literacy and multiliteracies (κ = .46 and .62).</w:t>
       </w:r>
     </w:p>
     <w:p>
@@ -3615,7 +3615,7 @@
     <w:p>
       <w:pPr/>
       <w:r>
-        <w:t xml:space="preserve">Two traditions gained ground without reaching significance. Freirean critical pedagogy rose from one study to 14.6% of the last period. It appears in proposals for a pedagogy of the "digitally oppressed" (Farag et al., 2022), in calls for an emancipatory critical digital pedagogy in universities (Gutiérrez-Ujaque, 2024) and in work on critical digital teaching competence for future primary teachers (Castañeda &amp; Villar-Onrubia, 2023). Race, gender and decolonial perspectives appear across the whole period and cluster in recent work on AI. Examples include the critical race algorithmic literacies that Black students used to resist AI-mediated racism at school (Tanksley, 2024), a survey of U.S. adolescents' critical race digital literacy skills (McGee et al., 2026), language decolonisation among Arab bilingual learners writing with AI (Alhabbash et al., 2026) and the gendered self-surveillance of adolescents on platforms (Regueira et al., 2026).</w:t>
+        <w:t xml:space="preserve">Two traditions gained ground without reaching significance. Freirean critical pedagogy rose from one study to 14.6% of the last period. It appears in proposals for a pedagogy of the "digitally oppressed" (Farag et al., 2022), in calls for an emancipatory critical digital pedagogy in universities (Gutiérrez-Ujaque, 2024) and in a translation workshop on a cyberbullying campaign (Damaskinidis et al., 2026). Race, gender and decolonial perspectives appear across the whole period and cluster in recent work on AI. Examples include the critical race algorithmic literacies that Black students used to resist AI-mediated racism at school (Tanksley, 2024), a survey of U.S. adolescents' critical race digital literacy skills (McGee et al., 2026), language decolonisation among Arab bilingual learners writing with AI (Alhabbash et al., 2026) and the gendered self-surveillance of adolescents on platforms (Regueira et al., 2026).</w:t>
       </w:r>
     </w:p>
     <w:p>
@@ -5450,7 +5450,7 @@
               <w:spacing w:line="240" w:lineRule="auto" w:after="40"/>
             </w:pPr>
             <w:r>
-              <w:t xml:space="preserve">Video production in elementary teacher education (Watt, 2019); digital storytelling on District Six (Noble &amp; Gachago, 2022); bilingual Vine making (de los Ríos, 2018); a poster campaign on cyberbullying (Damaskinidis et al., 2026)</w:t>
+              <w:t xml:space="preserve">Video production in elementary teacher education (Watt, 2019); digital storytelling on District Six (Noble &amp; Gachago, 2022); bilingual Vine making (de los Ríos, 2018); translating a poster campaign on cyberbullying (Damaskinidis et al., 2026)</w:t>
             </w:r>
           </w:p>
         </w:tc>
@@ -5532,7 +5532,7 @@
               <w:spacing w:line="240" w:lineRule="auto" w:after="40"/>
             </w:pPr>
             <w:r>
-              <w:t xml:space="preserve">Co-design around an indie video game (Jiménez Torras et al., 2026); conspiracy theories in English classes (Gerlach et al., 2025); reflection notebooks on misinformation (Spracklin &amp; Espina, 2025); service learning with preschool teachers (Lo et al., 2024)</w:t>
+              <w:t xml:space="preserve">Co-designing a module with indie video games (Jiménez Torras et al., 2026); conspiracy theories in English classes (Gerlach et al., 2025); reflection notebooks on misinformation (Spracklin &amp; Espina, 2025); rating classroom tools for privacy with future primary teachers (Castañeda &amp; Villar-Onrubia, 2023)</w:t>
             </w:r>
           </w:p>
         </w:tc>
@@ -5588,7 +5588,7 @@
     <w:p>
       <w:pPr/>
       <w:r>
-        <w:t xml:space="preserve">Teachers are the focus of 39 studies (28.9%), many of them in initial teacher education. Some ask how teachers understand CDL and how it shows in their practice (Gouseti et al., 2024) or measure the skills and attitudes of future teachers (Castellví et al., 2020; Santisteban et al., 2020). Others study how teacher educators build CDL into their own work, through inquiry groups (Lohnes Watulak, 2016), scalar analyses of teacher education programmes (Stewart et al., 2021) or collaborative autoethnography (Kim et al., 2026). Since 2025 a new strand asks what generative AI means for teacher preparation, from novice teachers planning lessons with ChatGPT (Javahery et al., 2025) to bias in AI-supported differentiation (Zagami, 2026). Several studies question how CDL fits within the use-centred digital competence frameworks that organise teacher education (Castañeda &amp; Villar-Onrubia, 2023; Salazar-Jiménez et al., 2026), and some propose frameworks of their own, for instance for second-language teacher education in the Global South (Mahapatra &amp; Koltovskaia, 2025).</w:t>
+        <w:t xml:space="preserve">Teachers are the focus of 39 studies (28.9%), many of them in initial teacher education. Some ask how teachers understand CDL and how it shows in their practice (Gouseti et al., 2024) or measure the skills and attitudes of future teachers (Castellví et al., 2020; Santisteban et al., 2020). Others study how teacher educators build CDL into their own work, through inquiry groups (Lohnes Watulak, 2016), scalar analyses of teacher education programmes (Stewart et al., 2021) or collaborative autoethnography (Kim et al., 2026). Since 2025 a new strand asks what generative AI means for teacher preparation, from novice teachers planning lessons with ChatGPT (Javahery et al., 2025) to bias in AI-supported differentiation (Zagami, 2026). Several studies question how CDL fits within the use-centred digital competence frameworks that organise teacher education (Castañeda &amp; Villar-Onrubia, 2023) or examine the tensions of teaching digital citizenship in initial teacher education (Salazar-Jiménez et al., 2026), and some propose frameworks of their own, for instance for second-language teacher education in the Global South (Mahapatra &amp; Koltovskaia, 2025).</w:t>
       </w:r>
     </w:p>
     <w:p>
@@ -8976,7 +8976,7 @@
     <w:p>
       <w:pPr/>
       <w:r>
-        <w:t xml:space="preserve">The widening of attention from social media to platforms and then to generative AI shows a field able to respond quickly. Attention to social media did not fall, so the pattern is one of accumulation rather than replacement. Within three years of the release of ChatGPT, AI had become the most frequent object of critique in the corpus. Part of that response is nominal. Fewer than half of the sampled studies coded for AI made CDL a central concern; the others invoked it in a closing recommendation or reduced it to ethical attitudes or to checking sources. That speed has a cost. Each new technology tends to bring its own literacy, and the corpus already contains data literacy, algorithmic literacy, prompt literacy and critical AI literacy alongside CDL. If every technology gets its own framework, the field will struggle to accumulate knowledge, and teachers will face a new vocabulary every few years.</w:t>
+        <w:t xml:space="preserve">The widening of attention from social media to platforms and then to generative AI shows a field able to respond quickly. Attention to social media did not fall, so the pattern is one of accumulation rather than replacement. Within three years of the release of ChatGPT, AI had become the most frequent object of critique in the corpus. That speed has a cost. Each new technology tends to bring its own literacy, and the corpus already contains data literacy, algorithmic literacy, prompt literacy and critical AI literacy alongside CDL. If every technology gets its own framework, the field will struggle to accumulate knowledge, and teachers will face a new vocabulary every few years. Part of the response is also nominal: fewer than half of the sampled studies coded for AI made CDL a central concern, and the others invoked it in a closing recommendation or reduced it to ethical attitudes or to checking sources.</w:t>
       </w:r>
     </w:p>
     <w:p>
@@ -9016,7 +9016,13 @@
     <w:p>
       <w:pPr/>
       <w:r>
-        <w:t xml:space="preserve">The transformative dimension, the one that asks learners to act, is also the least developed: it appeared in 9 of the 25 studies and was documented as practice in only 4. The new instruments for CDL and critical AI literacy (AlGhannama et al., 2025; Bozkurt et al., 2026) could support comparative designs, but they bring a risk the field should name. A literacy whose aim is to question how systems sort and score people can be reduced, in turn, to a score, and the one scale read in full here measured ethical beliefs about AI rather than any critique of power (Bozkurt et al., 2026). Evaluation designs that combine measures with analyses of what learners produce and say would be more consistent with what CDL sets out to do.</w:t>
+        <w:t xml:space="preserve">The new instruments for CDL and critical AI literacy (AlGhannama et al., 2025; Bozkurt et al., 2026) could support comparative designs, but they bring a risk the field should name. A literacy whose aim is to question how systems sort and score people can be reduced, in turn, to a score, and the one scale read in full here measured ethical beliefs about AI rather than any critique of power (Bozkurt et al., 2026). Evaluation designs that combine measures with analyses of what learners produce and say would be more consistent with what CDL sets out to do.</w:t>
+      </w:r>
+    </w:p>
+    <w:p>
+      <w:pPr/>
+      <w:r>
+        <w:t xml:space="preserve">The transformative dimension, the one that asks learners to act, is the least developed of the three: it appeared in 9 of the 25 eligible studies and was documented as practice in only 4. Evaluating CDL will also mean finding out whether learners can do what that dimension asks.</w:t>
       </w:r>
     </w:p>
     <w:p>
@@ -9226,7 +9232,7 @@
     <w:p>
       <w:pPr/>
       <w:r>
-        <w:t xml:space="preserve">The search string, the 469 records, the decisions of both screening passes, the adjudication, the coding of the 135 included studies, the full-text validation and the code that produces them are archived as an open data set (Author, 2026) at [repository link removed for anonymous review]. Supplementary file S1 lists the included studies with their codes; supplementary file S2 gives the decisions of both screening passes for all 469 records; supplementary file S4 gives the codebook for the full-text validation; and supplementary file S5 gives the full-text codes with their supporting quotations.</w:t>
+        <w:t xml:space="preserve">The search string, the 469 records, the decisions of both screening passes, the adjudication, the coding of the 135 included studies, the full-text validation and the code that produces them are archived as an open data set (Author, 2026) at [repository link removed for anonymous review]. Supplementary file S1 lists the included studies with their codes; supplementary file S2 gives the decisions of both screening passes for all 469 records; supplementary file S3 gives the PRISMA-ScR checklist; supplementary file S4 gives the codebook for the full-text validation; and supplementary file S5 gives the full-text codes with their supporting quotations.</w:t>
       </w:r>
     </w:p>
     <w:p>
@@ -10115,30 +10121,6 @@
       </w:r>
       <w:r>
         <w:t xml:space="preserve">(2), 154–172. https://doi.org/10.1080/1554480X.2021.1914056</w:t>
-      </w:r>
-    </w:p>
-    <w:p>
-      <w:pPr/>
-      <w:r>
-        <w:t xml:space="preserve">Lo, H.-C., Wang, T.-H., &amp; Chen, R.-S. (2024). Enhancing critical digital literacy of preservice preschool teachers through service learning: The moderator of online social capital. </w:t>
-      </w:r>
-      <w:r>
-        <w:rPr>
-          <w:i/>
-        </w:rPr>
-        <w:t xml:space="preserve">Sustainability</w:t>
-      </w:r>
-      <w:r>
-        <w:t xml:space="preserve">, </w:t>
-      </w:r>
-      <w:r>
-        <w:rPr>
-          <w:i/>
-        </w:rPr>
-        <w:t xml:space="preserve">16</w:t>
-      </w:r>
-      <w:r>
-        <w:t xml:space="preserve">(6), Article 2253. https://doi.org/10.3390/su16062253</w:t>
       </w:r>
     </w:p>
     <w:p>

--- a/revision-adc/manuscrito-review-of-education.docx
+++ b/revision-adc/manuscrito-review-of-education.docx
@@ -8953,6 +8953,32 @@
     </w:p>
     <w:p>
       <w:pPr>
+        <w:pStyle w:val="Heading3"/>
+      </w:pPr>
+      <w:r>
+        <w:t xml:space="preserve">The three dimensions in the studies read in full</w:t>
+      </w:r>
+    </w:p>
+    <w:p>
+      <w:pPr/>
+      <w:r>
+        <w:t xml:space="preserve">The full texts also show what the three dimensions of the working definition look like in practice. The textual dimension, present in 18 of the 25 eligible studies, usually meant asking learners whose interests a text serves and how it positions its readers. Upper secondary students in Spain interpreted two tweets that spread false or biased claims about gender violence and about the LGBTIQ+ community, and only 11% and 5% of their written responses identified the ideology and the intent behind them (Castellví Mata et al., 2021). Teachers of English as a foreign language in Austria and Italy evaluated materials that teach students to detect the presuppositions through which political tweets and advertisements slip in contestable claims (Brocca et al., 2026), and a teaching sequence for Greek upper secondary students used text-analysis software to study persuasion in political speeches (Alexandropoulos, 2023). With generative AI, the text under analysis became the output of a model. In a case study of a pre-service teacher of English in Indonesia, the tool supported the development of ideas but reproduced Eurocentric norms of academic writing (Hendriwanto &amp; De Costa, 2026). In Australia, AI-supported lesson planning led most pre-service teachers to sort learners into fixed tiers of ability, until reflection and dialogue helped them question it (Zagami, 2026).</w:t>
+      </w:r>
+    </w:p>
+    <w:p>
+      <w:pPr/>
+      <w:r>
+        <w:t xml:space="preserve">The infrastructural dimension, present in 14 studies, took three forms. In some studies it was a yardstick for institutions. An analysis of the Spanish lower secondary curriculum found that it promotes the critical reading of digital texts and ethical production, but places responsibility on the individual user without questioning the political economy of platforms, technological monopolies or the labour and environmental costs of supply chains (Samaniego &amp; Digón-Regueiro, 2026). An analysis of the websites of 84 Spanish universities found that they largely ignored the handling of data and awareness of control, privacy and access (Esteve-Mon et al., 2026), and teachers in four European countries rarely mentioned data literacy when they described their practice (Gouseti et al., 2024). In other studies the dimension was a question about learners' awareness. Pupils aged 10 to 12 in Catalonia noticed targeted advertising, data collection and the restrictions of school platforms, often without the concepts to interpret them (Moreno-González et al., 2026), and university students in Iran learning English on Instagram recognised that commercial interests and algorithmic selection decide what content becomes visible, without this always changing how they used it (Javahery et al., 2026). In a third group it was the content of teaching: future primary teachers rated classroom tools for privacy and data ownership (Castañeda &amp; Villar-Onrubia, 2023), and academics in Latin America worked with open data while discussing data justice and the opacity of AI systems (Atenas et al., 2023).</w:t>
+      </w:r>
+    </w:p>
+    <w:p>
+      <w:pPr/>
+      <w:r>
+        <w:t xml:space="preserve">The transformative dimension, present in 9 studies, was documented as practice in only 4. Pre-service elementary teachers in Canada produced videos for audiences beyond the classroom, meant to inform and to inspire change (Watt, 2019); academics on data literacy courses reported their analyses of open data to public authorities (Atenas et al., 2023); Arab bilingual university students moved from personal agency to collective advocacy for changes in how AI handles linguistic diversity (Alhabbash et al., 2026); and the pre-service teachers in Zagami's (2026) study redesigned their lessons to resist the bias of the recommendations. In the other five studies, action was a proposal or a category of analysis that the data barely filled. The curriculum analysis included critical intervention in infrastructures among its categories but found an individualist approach instead (Samaniego &amp; Digón-Regueiro, 2026), and the portfolios of university students in a Spanish mentoring programme contained 4 proposals for action among 263 coded references (Cajavilca et al., 2025). Theoretical and qualitative studies called for learners to replace, repair or resist technologies (Pötzsch, 2019), to build forms of participation free of platform control (Regueira et al., 2026) or to take part in choosing the school's digital tools (Moreno-González et al., 2026).</w:t>
+      </w:r>
+    </w:p>
+    <w:p>
+      <w:pPr>
         <w:pStyle w:val="Heading2"/>
       </w:pPr>
       <w:r>
@@ -9037,6 +9063,60 @@
       <w:pPr/>
       <w:r>
         <w:t xml:space="preserve">Authors based in the United States or Spain appear in 44% of the studies, while authors based in Latin America and Africa appear in 7 and 2 studies respectively. Part of the imbalance comes from the database. Scopus, like Web of Science, under-represents the social sciences and journals published in languages other than English (Mongeon &amp; Paul-Hus, 2016). The recent growth of research in Spanish is real, but it is concentrated in three journals and mostly in Spain. Latin America has a long tradition of educommunication and popular education that speaks directly to CDL, and it is very likely under-represented here. A review that added SciELO and Redalyc would probably change the geographical picture more than any other single step.</w:t>
+      </w:r>
+    </w:p>
+    <w:p>
+      <w:pPr>
+        <w:pStyle w:val="Heading3"/>
+      </w:pPr>
+      <w:r>
+        <w:t xml:space="preserve">Relation to earlier reviews</w:t>
+      </w:r>
+    </w:p>
+    <w:p>
+      <w:pPr/>
+      <w:r>
+        <w:t xml:space="preserve">The findings agree with the earlier, partial reviews on two points and add a third. Ilomäki et al. (2023), reviewing research and policy on critical digital literacies at school level, found that e-safety was the most frequent dimension and that the research emphasised the negative side of digital life. The definition used here excludes work in which "critical" means only staying safe or checking a source, and the full texts show how much of the field sits close to that line: nine of the 13 exclusions concerned the credibility of sources, general critical thinking or attitudes towards AI. Villar-Onrubia et al. (2022) found critical digital literacy mostly missing from 24 teacher competence frameworks, and Creely et al. (2026) described a gap between curricular aspirations and classroom practice in Australian upper primary schools. The full texts point to the same gap elsewhere. The Spanish lower secondary curriculum names critical reading but not the political economy of platforms (Samaniego &amp; Digón-Regueiro, 2026), and the teachers interviewed by Gouseti et al. (2024) described CDL mostly in terms of safety and source evaluation. Gutiérrez-Ujaque (2024) found in higher education a literature that advocates transformative change; the full texts suggest that such advocacy is more common than documented action.</w:t>
+      </w:r>
+    </w:p>
+    <w:p>
+      <w:pPr/>
+      <w:r>
+        <w:t xml:space="preserve">What the present review adds is scale and a check on its own instruments. Covering all levels of formal education and two languages shows where the field is concentrated, in universities and teacher education, and where it is thin, in primary schools. Reading a sample of full texts shows that a map drawn from titles and abstracts overstates both the size of the field and, for some objects such as AI, its critical content.</w:t>
+      </w:r>
+    </w:p>
+    <w:p>
+      <w:pPr>
+        <w:pStyle w:val="Heading3"/>
+      </w:pPr>
+      <w:r>
+        <w:t xml:space="preserve">Implications for practice</w:t>
+      </w:r>
+    </w:p>
+    <w:p>
+      <w:pPr/>
+      <w:r>
+        <w:t xml:space="preserve">For teacher educators, the corpus offers practices that can be adapted rather than invented. The five kinds described in Table 6 cover analysis, production, exchange, designed sequences and civic action, and several have already been tried with pre-service teachers, from video production (Watt, 2019) to virtual exchange (Bilki et al., 2023; Hauck, 2019). The full texts suggest three adjustments. The first is to give the infrastructural dimension a place of its own. Rating the tools that a school already uses for what they do with pupils' data (Castañeda &amp; Villar-Onrubia, 2023), or reading a curriculum for what it leaves out (Samaniego &amp; Digón-Regueiro, 2026), turns abstract questions of ownership and data into tasks that future teachers can take into their own classrooms. The second is to plan for action and not only for reflection. In the studies read, learners analysed and reflected far more often than they acted; tasks that end in a public product, a report to an authority or a change in one's own teaching (Atenas et al., 2023; Watt, 2019; Zagami, 2026) are the exceptions that show it can be done. The third is to treat generative AI both as a text to be read and as an infrastructure to be questioned. The same tool that helps a student draft an essay reproduces particular norms of writing and is shaped by platform designs and training data that the student does not see (Darvin, 2025; Hendriwanto &amp; De Costa, 2026).</w:t>
+      </w:r>
+    </w:p>
+    <w:p>
+      <w:pPr/>
+      <w:r>
+        <w:t xml:space="preserve">For schools, the main implication concerns the youngest pupils. Children use platforms at school long before most of the critical work reviewed here reaches them, and the few studies of primary education suggest that they notice how platforms watch and steer them before they have words for it (Moreno-González et al., 2026).</w:t>
+      </w:r>
+    </w:p>
+    <w:p>
+      <w:pPr>
+        <w:pStyle w:val="Heading3"/>
+      </w:pPr>
+      <w:r>
+        <w:t xml:space="preserve">Implications for research</w:t>
+      </w:r>
+    </w:p>
+    <w:p>
+      <w:pPr/>
+      <w:r>
+        <w:t xml:space="preserve">Four priorities follow. First, the field needs evaluations that can attribute change to a practice. None of the 25 eligible studies read in full compared learners who took part in a practice with learners who did not, and the four quantitative evaluations measured the same group before and after. Classroom quasi-experiments combined with analyses of what learners write, make and do would answer a question that the field keeps raising and rarely tests. Second, instruments need to measure critique and not only attitudes. The one scale read in full here measured ethical beliefs about AI (Bozkurt et al., 2026), and the CDL items of a survey of future preschool teachers asked whether respondents can identify bias in news (Lo et al., 2024). Tasks that ask learners to analyse an actual feed, platform or model output, as several qualitative studies do, would come closer to the construct. Third, the two largest gaps are primary education and the transformative dimension, and studies that address both, with children acting on the platforms of their own schools, would fill a space that the corpus leaves almost empty. Fourth, reviews of critical literacies should screen on full texts and report how many of their included studies meet their own definition, since in this field titles and abstracts overstate both the number of studies and their critical content.</w:t>
       </w:r>
     </w:p>
     <w:p>
@@ -9298,6 +9378,21 @@
     <w:p>
       <w:pPr/>
       <w:r>
+        <w:t xml:space="preserve">Alexandropoulos, G. (2023). Teaching the political speech at secondary level schools. Towards critical and digital literacy. </w:t>
+      </w:r>
+      <w:r>
+        <w:rPr>
+          <w:i/>
+        </w:rPr>
+        <w:t xml:space="preserve">Centre for Applied Linguistics Research Journal</w:t>
+      </w:r>
+      <w:r>
+        <w:t xml:space="preserve">, (14). https://doi.org/10.60149/STSL9113</w:t>
+      </w:r>
+    </w:p>
+    <w:p>
+      <w:pPr/>
+      <w:r>
         <w:t xml:space="preserve">AlGhannama, B., Alsaber, A., Alkandari, A., &amp; Anbar, A. (2025). Psychometric evaluation of the Comprehensive Digital Literacy Scale (CDLS): A measurement of critical digital literacy and basic operational digital skills. </w:t>
       </w:r>
       <w:r>
@@ -9448,6 +9543,45 @@
     <w:p>
       <w:pPr/>
       <w:r>
+        <w:t xml:space="preserve">Brocca, N., Masia, V., &amp; Garassino, D. (2026). Empowering critical digital literacy in EFL: Teachers’ evaluation of didactic materials involving the recognition of presupposed information. </w:t>
+      </w:r>
+      <w:r>
+        <w:rPr>
+          <w:i/>
+        </w:rPr>
+        <w:t xml:space="preserve">Language Teaching Research</w:t>
+      </w:r>
+      <w:r>
+        <w:t xml:space="preserve">, </w:t>
+      </w:r>
+      <w:r>
+        <w:rPr>
+          <w:i/>
+        </w:rPr>
+        <w:t xml:space="preserve">30</w:t>
+      </w:r>
+      <w:r>
+        <w:t xml:space="preserve">(7), 3835–3859. https://doi.org/10.1177/13621688241235019</w:t>
+      </w:r>
+    </w:p>
+    <w:p>
+      <w:pPr/>
+      <w:r>
+        <w:t xml:space="preserve">Cajavilca, K., Cerrillo, R., &amp; Perez-Hernandez, E. (2025). La alfabetización digital crítica como motor de la personalización del aprendizaje: Un análisis de los porfolios de estudiantes universitarios [Critical digital literacy as a driver of personalized learning: An analysis of university students' portfolios]. </w:t>
+      </w:r>
+      <w:r>
+        <w:rPr>
+          <w:i/>
+        </w:rPr>
+        <w:t xml:space="preserve">Edutec</w:t>
+      </w:r>
+      <w:r>
+        <w:t xml:space="preserve">, (93), 123–144. https://doi.org/10.21556/edutec.2025.93.4049</w:t>
+      </w:r>
+    </w:p>
+    <w:p>
+      <w:pPr/>
+      <w:r>
         <w:t xml:space="preserve">Castañeda, L., &amp; Villar-Onrubia, D. (2023). Beyond functionality: Building critical digital teaching competence among future primary education teachers. </w:t>
       </w:r>
       <w:r>
@@ -9496,6 +9630,30 @@
     <w:p>
       <w:pPr/>
       <w:r>
+        <w:t xml:space="preserve">Castellví Mata, J., Tosar Bacarizo, B., &amp; Santisteban Fernández, A. (2021). Young people confronting the challenge of reading and interpreting a digital world. </w:t>
+      </w:r>
+      <w:r>
+        <w:rPr>
+          <w:i/>
+        </w:rPr>
+        <w:t xml:space="preserve">Bellaterra Journal of Teaching &amp; Learning Language &amp; Literature</w:t>
+      </w:r>
+      <w:r>
+        <w:t xml:space="preserve">, </w:t>
+      </w:r>
+      <w:r>
+        <w:rPr>
+          <w:i/>
+        </w:rPr>
+        <w:t xml:space="preserve">14</w:t>
+      </w:r>
+      <w:r>
+        <w:t xml:space="preserve">(2), Article e905. https://doi.org/10.5565/REV/JTL3.905</w:t>
+      </w:r>
+    </w:p>
+    <w:p>
+      <w:pPr/>
+      <w:r>
         <w:t xml:space="preserve">Creely, E., Parr, G., Richardson, H., Carabott, K., McLeod, A., &amp; Scull, J. (2026). Critical literacies in upper primary in Australia (2014–2024): A thematic literature review. </w:t>
       </w:r>
       <w:r>
@@ -9640,6 +9798,30 @@
     <w:p>
       <w:pPr/>
       <w:r>
+        <w:t xml:space="preserve">Esteve-Mon, F. M., Marín Juarros, V. I., Tur Ferrer, G., Orellana Hernández, M. L., Villagrá Sobrino, S., &amp; Aguilar Camaño, D. (2026). Competencia digital crítica, educación abierta y agencia para el aprendizaje: Análisis web del contexto universitario español [Critical digital competence, open education and agency for learning: A web analysis of the Spanish university context]. </w:t>
+      </w:r>
+      <w:r>
+        <w:rPr>
+          <w:i/>
+        </w:rPr>
+        <w:t xml:space="preserve">Aula Abierta</w:t>
+      </w:r>
+      <w:r>
+        <w:t xml:space="preserve">, </w:t>
+      </w:r>
+      <w:r>
+        <w:rPr>
+          <w:i/>
+        </w:rPr>
+        <w:t xml:space="preserve">55</w:t>
+      </w:r>
+      <w:r>
+        <w:t xml:space="preserve">(2), 187–198. https://doi.org/10.17811/rifie.22346</w:t>
+      </w:r>
+    </w:p>
+    <w:p>
+      <w:pPr/>
+      <w:r>
         <w:t xml:space="preserve">Farag, A., Greeley, L., &amp; Swindell, A. (2022). Freire 2.0: Pedagogy of the digitally oppressed. </w:t>
       </w:r>
       <w:r>
@@ -9847,6 +10029,30 @@
     <w:p>
       <w:pPr/>
       <w:r>
+        <w:t xml:space="preserve">Hendriwanto, &amp; De Costa, P. I. (2026). Decolonizing academic writing in the age of AI: A photovoice study through a critical digital literacy lens. </w:t>
+      </w:r>
+      <w:r>
+        <w:rPr>
+          <w:i/>
+        </w:rPr>
+        <w:t xml:space="preserve">LLT Journal: A Journal on Language and Language Teaching</w:t>
+      </w:r>
+      <w:r>
+        <w:t xml:space="preserve">, </w:t>
+      </w:r>
+      <w:r>
+        <w:rPr>
+          <w:i/>
+        </w:rPr>
+        <w:t xml:space="preserve">29</w:t>
+      </w:r>
+      <w:r>
+        <w:t xml:space="preserve">(1), 51–73. https://doi.org/10.24071/llt.v29i1.619</w:t>
+      </w:r>
+    </w:p>
+    <w:p>
+      <w:pPr/>
+      <w:r>
         <w:t xml:space="preserve">Herrera Urízar, G. (2026). Critical digital literacy to confront (neo)fascism among young people in the platform era: A narrative review. </w:t>
       </w:r>
       <w:r>
@@ -9958,6 +10164,30 @@
     <w:p>
       <w:pPr/>
       <w:r>
+        <w:t xml:space="preserve">Javahery, P., Alpat, M. F., &amp; Kamali, J. (2026). #LearnEnglish: Social media, language learning, and the need for critical digital literacy. </w:t>
+      </w:r>
+      <w:r>
+        <w:rPr>
+          <w:i/>
+        </w:rPr>
+        <w:t xml:space="preserve">Journal of Applied Learning and Teaching</w:t>
+      </w:r>
+      <w:r>
+        <w:t xml:space="preserve">, </w:t>
+      </w:r>
+      <w:r>
+        <w:rPr>
+          <w:i/>
+        </w:rPr>
+        <w:t xml:space="preserve">9</w:t>
+      </w:r>
+      <w:r>
+        <w:t xml:space="preserve">(1), 68–87. https://doi.org/10.37074/jalt.2026.9.1.10</w:t>
+      </w:r>
+    </w:p>
+    <w:p>
+      <w:pPr/>
+      <w:r>
         <w:t xml:space="preserve">Jiménez Torras, D., Noguera Pigem, E., &amp; Lara Blanco, S. (2026). Critical digital literacy for Catalan high school students: Co-design of an educational module around an indie video game. </w:t>
       </w:r>
       <w:r>
@@ -10126,6 +10356,30 @@
     <w:p>
       <w:pPr/>
       <w:r>
+        <w:t xml:space="preserve">Lo, H.-C., Wang, T.-H., &amp; Chen, R.-S. (2024). Enhancing critical digital literacy of preservice preschool teachers through service learning: The moderator of online social capital. </w:t>
+      </w:r>
+      <w:r>
+        <w:rPr>
+          <w:i/>
+        </w:rPr>
+        <w:t xml:space="preserve">Sustainability</w:t>
+      </w:r>
+      <w:r>
+        <w:t xml:space="preserve">, </w:t>
+      </w:r>
+      <w:r>
+        <w:rPr>
+          <w:i/>
+        </w:rPr>
+        <w:t xml:space="preserve">16</w:t>
+      </w:r>
+      <w:r>
+        <w:t xml:space="preserve">(6), Article 2253. https://doi.org/10.3390/su16062253</w:t>
+      </w:r>
+    </w:p>
+    <w:p>
+      <w:pPr/>
+      <w:r>
         <w:t xml:space="preserve">Lohnes Watulak, S. (2016). Reflection in action: Using inquiry groups to explore critical digital literacy with pre-service teachers. </w:t>
       </w:r>
       <w:r>
@@ -10571,6 +10825,21 @@
       </w:r>
       <w:r>
         <w:t xml:space="preserve">(6), 313–321.</w:t>
+      </w:r>
+    </w:p>
+    <w:p>
+      <w:pPr/>
+      <w:r>
+        <w:t xml:space="preserve">Samaniego, J. M., &amp; Digón-Regueiro, P. (2026). Alfabetización digital crítica en el currículo de Educación Secundaria Obligatoria [Critical digital literacy in the curriculum of compulsory secondary education]. </w:t>
+      </w:r>
+      <w:r>
+        <w:rPr>
+          <w:i/>
+        </w:rPr>
+        <w:t xml:space="preserve">Digital Education Review</w:t>
+      </w:r>
+      <w:r>
+        <w:t xml:space="preserve">, (49), 278–292. https://doi.org/10.1344/der.2026.49.278-292</w:t>
       </w:r>
     </w:p>
     <w:p>
